--- a/documents/working/business-stationery-20261027/GEM_Purchase_Order_Template_working.docx
+++ b/documents/working/business-stationery-20261027/GEM_Purchase_Order_Template_working.docx
@@ -4,9 +4,9 @@
   <w:body>
     <w:p>
       <w:pPr>
+        <w:keepNext/>
+        <w:spacing w:before="0" w:after="35" w:line="250" w:lineRule="auto"/>
         <w:jc w:val="left"/>
-        <w:spacing w:before="0" w:after="35" w:line="250" w:lineRule="auto"/>
-        <w:keepNext/>
       </w:pPr>
       <w:r>
         <w:rPr>
@@ -23,9 +23,10 @@
     </w:p>
     <w:p>
       <w:pPr>
+        <w:pStyle w:val="Title"/>
+        <w:keepNext/>
+        <w:spacing w:before="0" w:after="0" w:line="250" w:lineRule="auto"/>
         <w:jc w:val="left"/>
-        <w:spacing w:before="0" w:after="0" w:line="250" w:lineRule="auto"/>
-        <w:keepNext/>
       </w:pPr>
       <w:r>
         <w:rPr>
@@ -40,27 +41,27 @@
     </w:p>
     <w:p>
       <w:pPr>
+        <w:keepNext/>
         <w:bidi w:val="1"/>
-        <w:jc w:val="right"/>
         <w:spacing w:before="0" w:after="75" w:line="250" w:lineRule="auto"/>
-        <w:keepNext/>
+        <w:jc w:val="left"/>
       </w:pPr>
       <w:r>
         <w:rPr>
           <w:rFonts w:ascii="Noto Sans Arabic" w:hAnsi="Noto Sans Arabic" w:eastAsia="Noto Sans Arabic" w:cs="Noto Sans Arabic"/>
-          <w:rtl w:val="1"/>
           <w:color w:val="12171D"/>
           <w:sz w:val="34"/>
           <w:szCs w:val="34"/>
-          <w:lang w:val="ar-SA" w:eastAsia="ar-SA"/>
+          <w:rtl w:val="1"/>
+          <w:lang w:val="ar-SA" w:bidi="ar-SA"/>
         </w:rPr>
         <w:t xml:space="preserve">أمر شراء</w:t>
       </w:r>
     </w:p>
     <w:p>
       <w:pPr>
+        <w:spacing w:before="0" w:after="100" w:line="250" w:lineRule="auto"/>
         <w:jc w:val="left"/>
-        <w:spacing w:before="0" w:after="100" w:line="250" w:lineRule="auto"/>
       </w:pPr>
       <w:r>
         <w:rPr>
@@ -76,83 +77,6 @@
     <w:tbl>
       <w:tblPr>
         <w:tblW w:w="10000" w:type="dxa"/>
-        <w:tblLayout w:type="fixed"/>
-        <w:tblBorders>
-          <w:top w:val="nil"/>
-          <w:left w:val="nil"/>
-          <w:bottom w:val="nil"/>
-          <w:right w:val="nil"/>
-          <w:insideH w:val="nil"/>
-          <w:insideV w:val="nil"/>
-        </w:tblBorders>
-        <w:tblCellMar>
-          <w:top w:w="75" w:type="dxa"/>
-          <w:left w:w="85" w:type="dxa"/>
-          <w:bottom w:w="75" w:type="dxa"/>
-          <w:right w:w="85" w:type="dxa"/>
-        </w:tblCellMar>
-        <w:tblLook w:firstRow="1" w:lastRow="0" w:firstColumn="0" w:lastColumn="0" w:noHBand="0" w:noVBand="1"/>
-      </w:tblPr>
-      <w:tblGrid>
-        <w:gridCol w:w="10000"/>
-      </w:tblGrid>
-      <w:tr>
-        <w:trPr>
-          <w:cantSplit/>
-        </w:trPr>
-        <w:tc>
-          <w:tcPr>
-            <w:tcW w:w="10000" w:type="dxa"/>
-            <w:shd w:val="clear" w:color="auto" w:fill="BCACA7"/>
-            <w:vAlign w:val="center"/>
-          </w:tcPr>
-          <w:p>
-            <w:pPr>
-              <w:jc w:val="left"/>
-              <w:spacing w:before="0" w:after="4" w:line="250" w:lineRule="auto"/>
-              <w:keepNext/>
-            </w:pPr>
-            <w:r>
-              <w:rPr>
-                <w:rFonts w:ascii="Jost" w:hAnsi="Jost" w:eastAsia="Jost" w:cs="Jost"/>
-                <w:b/>
-                <w:bCs/>
-                <w:color w:val="12171D"/>
-                <w:sz w:val="17"/>
-                <w:szCs w:val="17"/>
-                <w:lang w:val="en-GB"/>
-              </w:rPr>
-              <w:t xml:space="preserve">ORDER DETAILS</w:t>
-            </w:r>
-          </w:p>
-          <w:p>
-            <w:pPr>
-              <w:bidi w:val="1"/>
-              <w:jc w:val="right"/>
-              <w:spacing w:before="0" w:after="0" w:line="250" w:lineRule="auto"/>
-              <w:keepNext/>
-            </w:pPr>
-            <w:r>
-              <w:rPr>
-                <w:rFonts w:ascii="Noto Sans Arabic" w:hAnsi="Noto Sans Arabic" w:eastAsia="Noto Sans Arabic" w:cs="Noto Sans Arabic"/>
-                <w:b/>
-                <w:bCs/>
-                <w:rtl w:val="1"/>
-                <w:color w:val="12171D"/>
-                <w:sz w:val="16"/>
-                <w:szCs w:val="16"/>
-                <w:lang w:val="ar-SA" w:eastAsia="ar-SA"/>
-              </w:rPr>
-              <w:t xml:space="preserve">بيانات الطلب</w:t>
-            </w:r>
-          </w:p>
-        </w:tc>
-      </w:tr>
-    </w:tbl>
-    <w:tbl>
-      <w:tblPr>
-        <w:tblW w:w="10000" w:type="dxa"/>
-        <w:tblLayout w:type="fixed"/>
         <w:tblBorders>
           <w:top w:val="single" w:sz="4" w:color="BCACA7"/>
           <w:left w:val="single" w:sz="4" w:color="BCACA7"/>
@@ -161,6 +85,7 @@
           <w:insideH w:val="single" w:sz="4" w:color="BCACA7"/>
           <w:insideV w:val="single" w:sz="4" w:color="BCACA7"/>
         </w:tblBorders>
+        <w:tblLayout w:type="fixed"/>
         <w:tblCellMar>
           <w:top w:w="75" w:type="dxa"/>
           <w:left w:w="85" w:type="dxa"/>
@@ -181,151 +106,58 @@
         </w:trPr>
         <w:tc>
           <w:tcPr>
-            <w:tcW w:w="1650" w:type="dxa"/>
-            <w:shd w:val="clear" w:color="auto" w:fill="F4F1F0"/>
-            <w:tcBorders>
-              <w:bottom w:val="single" w:sz="4" w:space="0" w:color="BCACA7"/>
-            </w:tcBorders>
-            <w:vAlign w:val="center"/>
-          </w:tcPr>
-          <w:p>
-            <w:pPr>
-              <w:jc w:val="left"/>
-              <w:spacing w:before="0" w:after="12" w:line="250" w:lineRule="auto"/>
-            </w:pPr>
-            <w:r>
-              <w:rPr>
-                <w:rFonts w:ascii="Inter" w:hAnsi="Inter" w:eastAsia="Inter" w:cs="Inter"/>
-                <w:b/>
-                <w:bCs/>
-                <w:color w:val="12171D"/>
-                <w:sz w:val="15"/>
-                <w:szCs w:val="15"/>
-                <w:lang w:val="en-GB"/>
-              </w:rPr>
-              <w:t xml:space="preserve">PURCHASE ORDER NUMBER</w:t>
-            </w:r>
-          </w:p>
-          <w:p>
-            <w:pPr>
+            <w:tcW w:w="5000" w:type="dxa"/>
+            <w:gridSpan w:val="2"/>
+            <w:shd w:val="clear" w:color="auto" w:fill="BCACA7"/>
+            <w:vAlign w:val="center"/>
+          </w:tcPr>
+          <w:p>
+            <w:pPr>
+              <w:pStyle w:val="Heading1"/>
+              <w:keepNext/>
+              <w:spacing w:before="0" w:after="0" w:line="250" w:lineRule="auto"/>
+              <w:jc w:val="left"/>
+            </w:pPr>
+            <w:r>
+              <w:rPr>
+                <w:rFonts w:ascii="Jost" w:hAnsi="Jost" w:eastAsia="Jost" w:cs="Jost"/>
+                <w:b/>
+                <w:bCs/>
+                <w:color w:val="12171D"/>
+                <w:sz w:val="17"/>
+                <w:szCs w:val="17"/>
+                <w:lang w:val="en-GB"/>
+              </w:rPr>
+              <w:t xml:space="preserve">ORDER DETAILS</w:t>
+            </w:r>
+          </w:p>
+        </w:tc>
+        <w:tc>
+          <w:tcPr>
+            <w:tcW w:w="5000" w:type="dxa"/>
+            <w:gridSpan w:val="2"/>
+            <w:shd w:val="clear" w:color="auto" w:fill="BCACA7"/>
+            <w:vAlign w:val="center"/>
+          </w:tcPr>
+          <w:p>
+            <w:pPr>
+              <w:keepNext/>
               <w:bidi w:val="1"/>
-              <w:jc w:val="right"/>
-              <w:spacing w:before="0" w:after="0" w:line="250" w:lineRule="auto"/>
+              <w:spacing w:before="0" w:after="0" w:line="250" w:lineRule="auto"/>
+              <w:jc w:val="left"/>
             </w:pPr>
             <w:r>
               <w:rPr>
                 <w:rFonts w:ascii="Noto Sans Arabic" w:hAnsi="Noto Sans Arabic" w:eastAsia="Noto Sans Arabic" w:cs="Noto Sans Arabic"/>
                 <w:b/>
                 <w:bCs/>
-                <w:rtl w:val="1"/>
                 <w:color w:val="12171D"/>
                 <w:sz w:val="16"/>
                 <w:szCs w:val="16"/>
-                <w:lang w:val="ar-SA" w:eastAsia="ar-SA"/>
-              </w:rPr>
-              <w:t xml:space="preserve">رقم أمر الشراء</w:t>
-            </w:r>
-          </w:p>
-        </w:tc>
-        <w:tc>
-          <w:tcPr>
-            <w:tcW w:w="3350" w:type="dxa"/>
-            <w:tcBorders>
-              <w:bottom w:val="single" w:sz="4" w:space="0" w:color="BCACA7"/>
-            </w:tcBorders>
-            <w:vAlign w:val="center"/>
-          </w:tcPr>
-          <w:p>
-            <w:pPr>
-              <w:jc w:val="left"/>
-              <w:spacing w:before="0" w:after="0" w:line="250" w:lineRule="auto"/>
-            </w:pPr>
-            <w:r>
-              <w:rPr>
-                <w:rFonts w:ascii="Inter" w:hAnsi="Inter" w:eastAsia="Inter" w:cs="Inter"/>
-                <w:i/>
-                <w:iCs/>
-                <w:color w:val="12171D"/>
-                <w:sz w:val="18"/>
-                <w:szCs w:val="18"/>
-                <w:lang w:val="en-GB"/>
-              </w:rPr>
-              <w:t xml:space="preserve">[Purchase Order Number]</w:t>
-            </w:r>
-          </w:p>
-        </w:tc>
-        <w:tc>
-          <w:tcPr>
-            <w:tcW w:w="1650" w:type="dxa"/>
-            <w:shd w:val="clear" w:color="auto" w:fill="F4F1F0"/>
-            <w:tcBorders>
-              <w:bottom w:val="single" w:sz="4" w:space="0" w:color="BCACA7"/>
-            </w:tcBorders>
-            <w:vAlign w:val="center"/>
-          </w:tcPr>
-          <w:p>
-            <w:pPr>
-              <w:jc w:val="left"/>
-              <w:spacing w:before="0" w:after="12" w:line="250" w:lineRule="auto"/>
-            </w:pPr>
-            <w:r>
-              <w:rPr>
-                <w:rFonts w:ascii="Inter" w:hAnsi="Inter" w:eastAsia="Inter" w:cs="Inter"/>
-                <w:b/>
-                <w:bCs/>
-                <w:color w:val="12171D"/>
-                <w:sz w:val="15"/>
-                <w:szCs w:val="15"/>
-                <w:lang w:val="en-GB"/>
-              </w:rPr>
-              <w:t xml:space="preserve">ORDER DATE</w:t>
-            </w:r>
-          </w:p>
-          <w:p>
-            <w:pPr>
-              <w:bidi w:val="1"/>
-              <w:jc w:val="right"/>
-              <w:spacing w:before="0" w:after="0" w:line="250" w:lineRule="auto"/>
-            </w:pPr>
-            <w:r>
-              <w:rPr>
-                <w:rFonts w:ascii="Noto Sans Arabic" w:hAnsi="Noto Sans Arabic" w:eastAsia="Noto Sans Arabic" w:cs="Noto Sans Arabic"/>
-                <w:b/>
-                <w:bCs/>
                 <w:rtl w:val="1"/>
-                <w:color w:val="12171D"/>
-                <w:sz w:val="16"/>
-                <w:szCs w:val="16"/>
-                <w:lang w:val="ar-SA" w:eastAsia="ar-SA"/>
-              </w:rPr>
-              <w:t xml:space="preserve">تاريخ الطلب</w:t>
-            </w:r>
-          </w:p>
-        </w:tc>
-        <w:tc>
-          <w:tcPr>
-            <w:tcW w:w="3350" w:type="dxa"/>
-            <w:tcBorders>
-              <w:bottom w:val="single" w:sz="4" w:space="0" w:color="BCACA7"/>
-            </w:tcBorders>
-            <w:vAlign w:val="center"/>
-          </w:tcPr>
-          <w:p>
-            <w:pPr>
-              <w:jc w:val="left"/>
-              <w:spacing w:before="0" w:after="0" w:line="250" w:lineRule="auto"/>
-            </w:pPr>
-            <w:r>
-              <w:rPr>
-                <w:rFonts w:ascii="Inter" w:hAnsi="Inter" w:eastAsia="Inter" w:cs="Inter"/>
-                <w:i/>
-                <w:iCs/>
-                <w:color w:val="12171D"/>
-                <w:sz w:val="18"/>
-                <w:szCs w:val="18"/>
-                <w:lang w:val="en-GB"/>
-              </w:rPr>
-              <w:t xml:space="preserve">[Order Date]</w:t>
+                <w:lang w:val="ar-SA" w:bidi="ar-SA"/>
+              </w:rPr>
+              <w:t xml:space="preserve">بيانات الطلب</w:t>
             </w:r>
           </w:p>
         </w:tc>
@@ -337,16 +169,17 @@
         <w:tc>
           <w:tcPr>
             <w:tcW w:w="1650" w:type="dxa"/>
+            <w:tcBorders>
+              <w:bottom w:val="single" w:sz="4" w:space="0" w:color="BCACA7"/>
+            </w:tcBorders>
             <w:shd w:val="clear" w:color="auto" w:fill="F4F1F0"/>
-            <w:tcBorders>
-              <w:bottom w:val="single" w:sz="4" w:space="0" w:color="BCACA7"/>
-            </w:tcBorders>
-            <w:vAlign w:val="center"/>
-          </w:tcPr>
-          <w:p>
-            <w:pPr>
-              <w:jc w:val="left"/>
+            <w:vAlign w:val="center"/>
+          </w:tcPr>
+          <w:p>
+            <w:pPr>
+              <w:keepNext/>
               <w:spacing w:before="0" w:after="12" w:line="250" w:lineRule="auto"/>
+              <w:jc w:val="left"/>
             </w:pPr>
             <w:r>
               <w:rPr>
@@ -358,27 +191,26 @@
                 <w:szCs w:val="15"/>
                 <w:lang w:val="en-GB"/>
               </w:rPr>
-              <w:t xml:space="preserve">REQUESTER</w:t>
-            </w:r>
-          </w:p>
-          <w:p>
-            <w:pPr>
+              <w:t xml:space="preserve">PURCHASE ORDER NUMBER</w:t>
+            </w:r>
+          </w:p>
+          <w:p>
+            <w:pPr>
+              <w:keepNext/>
               <w:bidi w:val="1"/>
-              <w:jc w:val="right"/>
-              <w:spacing w:before="0" w:after="0" w:line="250" w:lineRule="auto"/>
+              <w:spacing w:before="0" w:after="0" w:line="250" w:lineRule="auto"/>
+              <w:jc w:val="left"/>
             </w:pPr>
             <w:r>
               <w:rPr>
                 <w:rFonts w:ascii="Noto Sans Arabic" w:hAnsi="Noto Sans Arabic" w:eastAsia="Noto Sans Arabic" w:cs="Noto Sans Arabic"/>
-                <w:b/>
-                <w:bCs/>
-                <w:rtl w:val="1"/>
                 <w:color w:val="12171D"/>
                 <w:sz w:val="16"/>
                 <w:szCs w:val="16"/>
-                <w:lang w:val="ar-SA" w:eastAsia="ar-SA"/>
-              </w:rPr>
-              <w:t xml:space="preserve">مقدم الطلب</w:t>
+                <w:rtl w:val="1"/>
+                <w:lang w:val="ar-SA" w:bidi="ar-SA"/>
+              </w:rPr>
+              <w:t xml:space="preserve">رقم أمر الشراء</w:t>
             </w:r>
           </w:p>
         </w:tc>
@@ -392,8 +224,9 @@
           </w:tcPr>
           <w:p>
             <w:pPr>
-              <w:jc w:val="left"/>
-              <w:spacing w:before="0" w:after="0" w:line="250" w:lineRule="auto"/>
+              <w:keepNext/>
+              <w:spacing w:before="0" w:after="0" w:line="250" w:lineRule="auto"/>
+              <w:jc w:val="left"/>
             </w:pPr>
             <w:r>
               <w:rPr>
@@ -405,23 +238,24 @@
                 <w:szCs w:val="18"/>
                 <w:lang w:val="en-GB"/>
               </w:rPr>
-              <w:t xml:space="preserve">[Requester Name / Role]</w:t>
+              <w:t xml:space="preserve">[Purchase Order Number]</w:t>
             </w:r>
           </w:p>
         </w:tc>
         <w:tc>
           <w:tcPr>
             <w:tcW w:w="1650" w:type="dxa"/>
+            <w:tcBorders>
+              <w:bottom w:val="single" w:sz="4" w:space="0" w:color="BCACA7"/>
+            </w:tcBorders>
             <w:shd w:val="clear" w:color="auto" w:fill="F4F1F0"/>
-            <w:tcBorders>
-              <w:bottom w:val="single" w:sz="4" w:space="0" w:color="BCACA7"/>
-            </w:tcBorders>
-            <w:vAlign w:val="center"/>
-          </w:tcPr>
-          <w:p>
-            <w:pPr>
-              <w:jc w:val="left"/>
+            <w:vAlign w:val="center"/>
+          </w:tcPr>
+          <w:p>
+            <w:pPr>
+              <w:keepNext/>
               <w:spacing w:before="0" w:after="12" w:line="250" w:lineRule="auto"/>
+              <w:jc w:val="left"/>
             </w:pPr>
             <w:r>
               <w:rPr>
@@ -433,27 +267,26 @@
                 <w:szCs w:val="15"/>
                 <w:lang w:val="en-GB"/>
               </w:rPr>
-              <w:t xml:space="preserve">REQUESTER EMAIL</w:t>
-            </w:r>
-          </w:p>
-          <w:p>
-            <w:pPr>
+              <w:t xml:space="preserve">ORDER DATE</w:t>
+            </w:r>
+          </w:p>
+          <w:p>
+            <w:pPr>
+              <w:keepNext/>
               <w:bidi w:val="1"/>
-              <w:jc w:val="right"/>
-              <w:spacing w:before="0" w:after="0" w:line="250" w:lineRule="auto"/>
+              <w:spacing w:before="0" w:after="0" w:line="250" w:lineRule="auto"/>
+              <w:jc w:val="left"/>
             </w:pPr>
             <w:r>
               <w:rPr>
                 <w:rFonts w:ascii="Noto Sans Arabic" w:hAnsi="Noto Sans Arabic" w:eastAsia="Noto Sans Arabic" w:cs="Noto Sans Arabic"/>
-                <w:b/>
-                <w:bCs/>
-                <w:rtl w:val="1"/>
                 <w:color w:val="12171D"/>
                 <w:sz w:val="16"/>
                 <w:szCs w:val="16"/>
-                <w:lang w:val="ar-SA" w:eastAsia="ar-SA"/>
-              </w:rPr>
-              <w:t xml:space="preserve">بريد مقدم الطلب</w:t>
+                <w:rtl w:val="1"/>
+                <w:lang w:val="ar-SA" w:bidi="ar-SA"/>
+              </w:rPr>
+              <w:t xml:space="preserve">تاريخ الطلب</w:t>
             </w:r>
           </w:p>
         </w:tc>
@@ -467,8 +300,9 @@
           </w:tcPr>
           <w:p>
             <w:pPr>
-              <w:jc w:val="left"/>
-              <w:spacing w:before="0" w:after="0" w:line="250" w:lineRule="auto"/>
+              <w:keepNext/>
+              <w:spacing w:before="0" w:after="0" w:line="250" w:lineRule="auto"/>
+              <w:jc w:val="left"/>
             </w:pPr>
             <w:r>
               <w:rPr>
@@ -480,7 +314,7 @@
                 <w:szCs w:val="18"/>
                 <w:lang w:val="en-GB"/>
               </w:rPr>
-              <w:t xml:space="preserve">[Requester Email]</w:t>
+              <w:t xml:space="preserve">[Order Date]</w:t>
             </w:r>
           </w:p>
         </w:tc>
@@ -492,16 +326,17 @@
         <w:tc>
           <w:tcPr>
             <w:tcW w:w="1650" w:type="dxa"/>
+            <w:tcBorders>
+              <w:bottom w:val="single" w:sz="4" w:space="0" w:color="BCACA7"/>
+            </w:tcBorders>
             <w:shd w:val="clear" w:color="auto" w:fill="F4F1F0"/>
-            <w:tcBorders>
-              <w:bottom w:val="single" w:sz="4" w:space="0" w:color="BCACA7"/>
-            </w:tcBorders>
-            <w:vAlign w:val="center"/>
-          </w:tcPr>
-          <w:p>
-            <w:pPr>
-              <w:jc w:val="left"/>
+            <w:vAlign w:val="center"/>
+          </w:tcPr>
+          <w:p>
+            <w:pPr>
+              <w:keepNext/>
               <w:spacing w:before="0" w:after="12" w:line="250" w:lineRule="auto"/>
+              <w:jc w:val="left"/>
             </w:pPr>
             <w:r>
               <w:rPr>
@@ -513,27 +348,26 @@
                 <w:szCs w:val="15"/>
                 <w:lang w:val="en-GB"/>
               </w:rPr>
-              <w:t xml:space="preserve">RELATED QUOTATION</w:t>
-            </w:r>
-          </w:p>
-          <w:p>
-            <w:pPr>
+              <w:t xml:space="preserve">REQUESTER</w:t>
+            </w:r>
+          </w:p>
+          <w:p>
+            <w:pPr>
+              <w:keepNext/>
               <w:bidi w:val="1"/>
-              <w:jc w:val="right"/>
-              <w:spacing w:before="0" w:after="0" w:line="250" w:lineRule="auto"/>
+              <w:spacing w:before="0" w:after="0" w:line="250" w:lineRule="auto"/>
+              <w:jc w:val="left"/>
             </w:pPr>
             <w:r>
               <w:rPr>
                 <w:rFonts w:ascii="Noto Sans Arabic" w:hAnsi="Noto Sans Arabic" w:eastAsia="Noto Sans Arabic" w:cs="Noto Sans Arabic"/>
-                <w:b/>
-                <w:bCs/>
-                <w:rtl w:val="1"/>
                 <w:color w:val="12171D"/>
                 <w:sz w:val="16"/>
                 <w:szCs w:val="16"/>
-                <w:lang w:val="ar-SA" w:eastAsia="ar-SA"/>
-              </w:rPr>
-              <w:t xml:space="preserve">عرض السعر المرتبط</w:t>
+                <w:rtl w:val="1"/>
+                <w:lang w:val="ar-SA" w:bidi="ar-SA"/>
+              </w:rPr>
+              <w:t xml:space="preserve">مقدم الطلب</w:t>
             </w:r>
           </w:p>
         </w:tc>
@@ -547,8 +381,9 @@
           </w:tcPr>
           <w:p>
             <w:pPr>
-              <w:jc w:val="left"/>
-              <w:spacing w:before="0" w:after="0" w:line="250" w:lineRule="auto"/>
+              <w:keepNext/>
+              <w:spacing w:before="0" w:after="0" w:line="250" w:lineRule="auto"/>
+              <w:jc w:val="left"/>
             </w:pPr>
             <w:r>
               <w:rPr>
@@ -560,23 +395,24 @@
                 <w:szCs w:val="18"/>
                 <w:lang w:val="en-GB"/>
               </w:rPr>
-              <w:t xml:space="preserve">[Quotation Reference]</w:t>
+              <w:t xml:space="preserve">[Requester Name / Role]</w:t>
             </w:r>
           </w:p>
         </w:tc>
         <w:tc>
           <w:tcPr>
             <w:tcW w:w="1650" w:type="dxa"/>
+            <w:tcBorders>
+              <w:bottom w:val="single" w:sz="4" w:space="0" w:color="BCACA7"/>
+            </w:tcBorders>
             <w:shd w:val="clear" w:color="auto" w:fill="F4F1F0"/>
-            <w:tcBorders>
-              <w:bottom w:val="single" w:sz="4" w:space="0" w:color="BCACA7"/>
-            </w:tcBorders>
-            <w:vAlign w:val="center"/>
-          </w:tcPr>
-          <w:p>
-            <w:pPr>
-              <w:jc w:val="left"/>
+            <w:vAlign w:val="center"/>
+          </w:tcPr>
+          <w:p>
+            <w:pPr>
+              <w:keepNext/>
               <w:spacing w:before="0" w:after="12" w:line="250" w:lineRule="auto"/>
+              <w:jc w:val="left"/>
             </w:pPr>
             <w:r>
               <w:rPr>
@@ -588,27 +424,26 @@
                 <w:szCs w:val="15"/>
                 <w:lang w:val="en-GB"/>
               </w:rPr>
-              <w:t xml:space="preserve">CURRENCY</w:t>
-            </w:r>
-          </w:p>
-          <w:p>
-            <w:pPr>
+              <w:t xml:space="preserve">REQUESTER EMAIL</w:t>
+            </w:r>
+          </w:p>
+          <w:p>
+            <w:pPr>
+              <w:keepNext/>
               <w:bidi w:val="1"/>
-              <w:jc w:val="right"/>
-              <w:spacing w:before="0" w:after="0" w:line="250" w:lineRule="auto"/>
+              <w:spacing w:before="0" w:after="0" w:line="250" w:lineRule="auto"/>
+              <w:jc w:val="left"/>
             </w:pPr>
             <w:r>
               <w:rPr>
                 <w:rFonts w:ascii="Noto Sans Arabic" w:hAnsi="Noto Sans Arabic" w:eastAsia="Noto Sans Arabic" w:cs="Noto Sans Arabic"/>
-                <w:b/>
-                <w:bCs/>
-                <w:rtl w:val="1"/>
                 <w:color w:val="12171D"/>
                 <w:sz w:val="16"/>
                 <w:szCs w:val="16"/>
-                <w:lang w:val="ar-SA" w:eastAsia="ar-SA"/>
-              </w:rPr>
-              <w:t xml:space="preserve">العملة</w:t>
+                <w:rtl w:val="1"/>
+                <w:lang w:val="ar-SA" w:bidi="ar-SA"/>
+              </w:rPr>
+              <w:t xml:space="preserve">بريد مقدم الطلب</w:t>
             </w:r>
           </w:p>
         </w:tc>
@@ -622,8 +457,9 @@
           </w:tcPr>
           <w:p>
             <w:pPr>
-              <w:jc w:val="left"/>
-              <w:spacing w:before="0" w:after="0" w:line="250" w:lineRule="auto"/>
+              <w:keepNext/>
+              <w:spacing w:before="0" w:after="0" w:line="250" w:lineRule="auto"/>
+              <w:jc w:val="left"/>
             </w:pPr>
             <w:r>
               <w:rPr>
@@ -635,92 +471,175 @@
                 <w:szCs w:val="18"/>
                 <w:lang w:val="en-GB"/>
               </w:rPr>
-              <w:t xml:space="preserve">[Currency Code]</w:t>
+              <w:t xml:space="preserve">[Requester Email]</w:t>
             </w:r>
           </w:p>
         </w:tc>
       </w:tr>
-    </w:tbl>
-    <w:tbl>
-      <w:tblPr>
-        <w:tblW w:w="10000" w:type="dxa"/>
-        <w:tblLayout w:type="fixed"/>
-        <w:tblBorders>
-          <w:top w:val="nil"/>
-          <w:left w:val="nil"/>
-          <w:bottom w:val="nil"/>
-          <w:right w:val="nil"/>
-          <w:insideH w:val="nil"/>
-          <w:insideV w:val="nil"/>
-        </w:tblBorders>
-        <w:tblCellMar>
-          <w:top w:w="75" w:type="dxa"/>
-          <w:left w:w="85" w:type="dxa"/>
-          <w:bottom w:w="75" w:type="dxa"/>
-          <w:right w:w="85" w:type="dxa"/>
-        </w:tblCellMar>
-        <w:tblLook w:firstRow="1" w:lastRow="0" w:firstColumn="0" w:lastColumn="0" w:noHBand="0" w:noVBand="1"/>
-      </w:tblPr>
-      <w:tblGrid>
-        <w:gridCol w:w="10000"/>
-      </w:tblGrid>
       <w:tr>
         <w:trPr>
           <w:cantSplit/>
         </w:trPr>
         <w:tc>
           <w:tcPr>
-            <w:tcW w:w="10000" w:type="dxa"/>
-            <w:shd w:val="clear" w:color="auto" w:fill="BCACA7"/>
-            <w:vAlign w:val="center"/>
-          </w:tcPr>
-          <w:p>
-            <w:pPr>
-              <w:jc w:val="left"/>
-              <w:spacing w:before="0" w:after="4" w:line="250" w:lineRule="auto"/>
-              <w:keepNext/>
-            </w:pPr>
-            <w:r>
-              <w:rPr>
-                <w:rFonts w:ascii="Jost" w:hAnsi="Jost" w:eastAsia="Jost" w:cs="Jost"/>
-                <w:b/>
-                <w:bCs/>
-                <w:color w:val="12171D"/>
-                <w:sz w:val="17"/>
-                <w:szCs w:val="17"/>
-                <w:lang w:val="en-GB"/>
-              </w:rPr>
-              <w:t xml:space="preserve">SUPPLIER DETAILS</w:t>
+            <w:tcW w:w="1650" w:type="dxa"/>
+            <w:tcBorders>
+              <w:bottom w:val="single" w:sz="4" w:space="0" w:color="BCACA7"/>
+            </w:tcBorders>
+            <w:shd w:val="clear" w:color="auto" w:fill="F4F1F0"/>
+            <w:vAlign w:val="center"/>
+          </w:tcPr>
+          <w:p>
+            <w:pPr>
+              <w:spacing w:before="0" w:after="12" w:line="250" w:lineRule="auto"/>
+              <w:jc w:val="left"/>
+            </w:pPr>
+            <w:r>
+              <w:rPr>
+                <w:rFonts w:ascii="Inter" w:hAnsi="Inter" w:eastAsia="Inter" w:cs="Inter"/>
+                <w:b/>
+                <w:bCs/>
+                <w:color w:val="12171D"/>
+                <w:sz w:val="15"/>
+                <w:szCs w:val="15"/>
+                <w:lang w:val="en-GB"/>
+              </w:rPr>
+              <w:t xml:space="preserve">RELATED QUOTATION</w:t>
             </w:r>
           </w:p>
           <w:p>
             <w:pPr>
               <w:bidi w:val="1"/>
-              <w:jc w:val="right"/>
-              <w:spacing w:before="0" w:after="0" w:line="250" w:lineRule="auto"/>
-              <w:keepNext/>
+              <w:spacing w:before="0" w:after="0" w:line="250" w:lineRule="auto"/>
+              <w:jc w:val="left"/>
             </w:pPr>
             <w:r>
               <w:rPr>
                 <w:rFonts w:ascii="Noto Sans Arabic" w:hAnsi="Noto Sans Arabic" w:eastAsia="Noto Sans Arabic" w:cs="Noto Sans Arabic"/>
-                <w:b/>
-                <w:bCs/>
-                <w:rtl w:val="1"/>
                 <w:color w:val="12171D"/>
                 <w:sz w:val="16"/>
                 <w:szCs w:val="16"/>
-                <w:lang w:val="ar-SA" w:eastAsia="ar-SA"/>
-              </w:rPr>
-              <w:t xml:space="preserve">بيانات المورد</w:t>
+                <w:rtl w:val="1"/>
+                <w:lang w:val="ar-SA" w:bidi="ar-SA"/>
+              </w:rPr>
+              <w:t xml:space="preserve">عرض السعر المرتبط</w:t>
+            </w:r>
+          </w:p>
+        </w:tc>
+        <w:tc>
+          <w:tcPr>
+            <w:tcW w:w="3350" w:type="dxa"/>
+            <w:tcBorders>
+              <w:bottom w:val="single" w:sz="4" w:space="0" w:color="BCACA7"/>
+            </w:tcBorders>
+            <w:vAlign w:val="center"/>
+          </w:tcPr>
+          <w:p>
+            <w:pPr>
+              <w:spacing w:before="0" w:after="0" w:line="250" w:lineRule="auto"/>
+              <w:jc w:val="left"/>
+            </w:pPr>
+            <w:r>
+              <w:rPr>
+                <w:rFonts w:ascii="Inter" w:hAnsi="Inter" w:eastAsia="Inter" w:cs="Inter"/>
+                <w:i/>
+                <w:iCs/>
+                <w:color w:val="12171D"/>
+                <w:sz w:val="18"/>
+                <w:szCs w:val="18"/>
+                <w:lang w:val="en-GB"/>
+              </w:rPr>
+              <w:t xml:space="preserve">[Quotation Reference]</w:t>
+            </w:r>
+          </w:p>
+        </w:tc>
+        <w:tc>
+          <w:tcPr>
+            <w:tcW w:w="1650" w:type="dxa"/>
+            <w:tcBorders>
+              <w:bottom w:val="single" w:sz="4" w:space="0" w:color="BCACA7"/>
+            </w:tcBorders>
+            <w:shd w:val="clear" w:color="auto" w:fill="F4F1F0"/>
+            <w:vAlign w:val="center"/>
+          </w:tcPr>
+          <w:p>
+            <w:pPr>
+              <w:spacing w:before="0" w:after="12" w:line="250" w:lineRule="auto"/>
+              <w:jc w:val="left"/>
+            </w:pPr>
+            <w:r>
+              <w:rPr>
+                <w:rFonts w:ascii="Inter" w:hAnsi="Inter" w:eastAsia="Inter" w:cs="Inter"/>
+                <w:b/>
+                <w:bCs/>
+                <w:color w:val="12171D"/>
+                <w:sz w:val="15"/>
+                <w:szCs w:val="15"/>
+                <w:lang w:val="en-GB"/>
+              </w:rPr>
+              <w:t xml:space="preserve">CURRENCY</w:t>
+            </w:r>
+          </w:p>
+          <w:p>
+            <w:pPr>
+              <w:bidi w:val="1"/>
+              <w:spacing w:before="0" w:after="0" w:line="250" w:lineRule="auto"/>
+              <w:jc w:val="left"/>
+            </w:pPr>
+            <w:r>
+              <w:rPr>
+                <w:rFonts w:ascii="Noto Sans Arabic" w:hAnsi="Noto Sans Arabic" w:eastAsia="Noto Sans Arabic" w:cs="Noto Sans Arabic"/>
+                <w:color w:val="12171D"/>
+                <w:sz w:val="16"/>
+                <w:szCs w:val="16"/>
+                <w:rtl w:val="1"/>
+                <w:lang w:val="ar-SA" w:bidi="ar-SA"/>
+              </w:rPr>
+              <w:t xml:space="preserve">العملة</w:t>
+            </w:r>
+          </w:p>
+        </w:tc>
+        <w:tc>
+          <w:tcPr>
+            <w:tcW w:w="3350" w:type="dxa"/>
+            <w:tcBorders>
+              <w:bottom w:val="single" w:sz="4" w:space="0" w:color="BCACA7"/>
+            </w:tcBorders>
+            <w:vAlign w:val="center"/>
+          </w:tcPr>
+          <w:p>
+            <w:pPr>
+              <w:spacing w:before="0" w:after="0" w:line="250" w:lineRule="auto"/>
+              <w:jc w:val="left"/>
+            </w:pPr>
+            <w:r>
+              <w:rPr>
+                <w:rFonts w:ascii="Inter" w:hAnsi="Inter" w:eastAsia="Inter" w:cs="Inter"/>
+                <w:i/>
+                <w:iCs/>
+                <w:color w:val="12171D"/>
+                <w:sz w:val="18"/>
+                <w:szCs w:val="18"/>
+                <w:lang w:val="en-GB"/>
+              </w:rPr>
+              <w:t xml:space="preserve">[Currency Code]</w:t>
             </w:r>
           </w:p>
         </w:tc>
       </w:tr>
     </w:tbl>
+    <w:p>
+      <w:pPr>
+        <w:spacing w:before="0" w:after="0" w:line="20" w:lineRule="exact"/>
+        <w:rPr>
+          <w:sz w:val="2"/>
+          <w:szCs w:val="2"/>
+        </w:rPr>
+      </w:pPr>
+    </w:p>
     <w:tbl>
       <w:tblPr>
         <w:tblW w:w="10000" w:type="dxa"/>
-        <w:tblLayout w:type="fixed"/>
         <w:tblBorders>
           <w:top w:val="single" w:sz="4" w:color="BCACA7"/>
           <w:left w:val="single" w:sz="4" w:color="BCACA7"/>
@@ -729,6 +648,7 @@
           <w:insideH w:val="single" w:sz="4" w:color="BCACA7"/>
           <w:insideV w:val="single" w:sz="4" w:color="BCACA7"/>
         </w:tblBorders>
+        <w:tblLayout w:type="fixed"/>
         <w:tblCellMar>
           <w:top w:w="75" w:type="dxa"/>
           <w:left w:w="85" w:type="dxa"/>
@@ -749,151 +669,58 @@
         </w:trPr>
         <w:tc>
           <w:tcPr>
-            <w:tcW w:w="1650" w:type="dxa"/>
-            <w:shd w:val="clear" w:color="auto" w:fill="F4F1F0"/>
-            <w:tcBorders>
-              <w:bottom w:val="single" w:sz="4" w:space="0" w:color="BCACA7"/>
-            </w:tcBorders>
-            <w:vAlign w:val="center"/>
-          </w:tcPr>
-          <w:p>
-            <w:pPr>
-              <w:jc w:val="left"/>
-              <w:spacing w:before="0" w:after="12" w:line="250" w:lineRule="auto"/>
-            </w:pPr>
-            <w:r>
-              <w:rPr>
-                <w:rFonts w:ascii="Inter" w:hAnsi="Inter" w:eastAsia="Inter" w:cs="Inter"/>
-                <w:b/>
-                <w:bCs/>
-                <w:color w:val="12171D"/>
-                <w:sz w:val="15"/>
-                <w:szCs w:val="15"/>
-                <w:lang w:val="en-GB"/>
-              </w:rPr>
-              <w:t xml:space="preserve">SUPPLIER NAME</w:t>
-            </w:r>
-          </w:p>
-          <w:p>
-            <w:pPr>
+            <w:tcW w:w="5000" w:type="dxa"/>
+            <w:gridSpan w:val="2"/>
+            <w:shd w:val="clear" w:color="auto" w:fill="BCACA7"/>
+            <w:vAlign w:val="center"/>
+          </w:tcPr>
+          <w:p>
+            <w:pPr>
+              <w:pStyle w:val="Heading1"/>
+              <w:keepNext/>
+              <w:spacing w:before="0" w:after="0" w:line="250" w:lineRule="auto"/>
+              <w:jc w:val="left"/>
+            </w:pPr>
+            <w:r>
+              <w:rPr>
+                <w:rFonts w:ascii="Jost" w:hAnsi="Jost" w:eastAsia="Jost" w:cs="Jost"/>
+                <w:b/>
+                <w:bCs/>
+                <w:color w:val="12171D"/>
+                <w:sz w:val="17"/>
+                <w:szCs w:val="17"/>
+                <w:lang w:val="en-GB"/>
+              </w:rPr>
+              <w:t xml:space="preserve">BUYER DETAILS</w:t>
+            </w:r>
+          </w:p>
+        </w:tc>
+        <w:tc>
+          <w:tcPr>
+            <w:tcW w:w="5000" w:type="dxa"/>
+            <w:gridSpan w:val="2"/>
+            <w:shd w:val="clear" w:color="auto" w:fill="BCACA7"/>
+            <w:vAlign w:val="center"/>
+          </w:tcPr>
+          <w:p>
+            <w:pPr>
+              <w:keepNext/>
               <w:bidi w:val="1"/>
-              <w:jc w:val="right"/>
-              <w:spacing w:before="0" w:after="0" w:line="250" w:lineRule="auto"/>
+              <w:spacing w:before="0" w:after="0" w:line="250" w:lineRule="auto"/>
+              <w:jc w:val="left"/>
             </w:pPr>
             <w:r>
               <w:rPr>
                 <w:rFonts w:ascii="Noto Sans Arabic" w:hAnsi="Noto Sans Arabic" w:eastAsia="Noto Sans Arabic" w:cs="Noto Sans Arabic"/>
                 <w:b/>
                 <w:bCs/>
-                <w:rtl w:val="1"/>
                 <w:color w:val="12171D"/>
                 <w:sz w:val="16"/>
                 <w:szCs w:val="16"/>
-                <w:lang w:val="ar-SA" w:eastAsia="ar-SA"/>
-              </w:rPr>
-              <w:t xml:space="preserve">اسم المورد</w:t>
-            </w:r>
-          </w:p>
-        </w:tc>
-        <w:tc>
-          <w:tcPr>
-            <w:tcW w:w="3350" w:type="dxa"/>
-            <w:tcBorders>
-              <w:bottom w:val="single" w:sz="4" w:space="0" w:color="BCACA7"/>
-            </w:tcBorders>
-            <w:vAlign w:val="center"/>
-          </w:tcPr>
-          <w:p>
-            <w:pPr>
-              <w:jc w:val="left"/>
-              <w:spacing w:before="0" w:after="0" w:line="250" w:lineRule="auto"/>
-            </w:pPr>
-            <w:r>
-              <w:rPr>
-                <w:rFonts w:ascii="Inter" w:hAnsi="Inter" w:eastAsia="Inter" w:cs="Inter"/>
-                <w:i/>
-                <w:iCs/>
-                <w:color w:val="12171D"/>
-                <w:sz w:val="18"/>
-                <w:szCs w:val="18"/>
-                <w:lang w:val="en-GB"/>
-              </w:rPr>
-              <w:t xml:space="preserve">[Supplier Registered Name]</w:t>
-            </w:r>
-          </w:p>
-        </w:tc>
-        <w:tc>
-          <w:tcPr>
-            <w:tcW w:w="1650" w:type="dxa"/>
-            <w:shd w:val="clear" w:color="auto" w:fill="F4F1F0"/>
-            <w:tcBorders>
-              <w:bottom w:val="single" w:sz="4" w:space="0" w:color="BCACA7"/>
-            </w:tcBorders>
-            <w:vAlign w:val="center"/>
-          </w:tcPr>
-          <w:p>
-            <w:pPr>
-              <w:jc w:val="left"/>
-              <w:spacing w:before="0" w:after="12" w:line="250" w:lineRule="auto"/>
-            </w:pPr>
-            <w:r>
-              <w:rPr>
-                <w:rFonts w:ascii="Inter" w:hAnsi="Inter" w:eastAsia="Inter" w:cs="Inter"/>
-                <w:b/>
-                <w:bCs/>
-                <w:color w:val="12171D"/>
-                <w:sz w:val="15"/>
-                <w:szCs w:val="15"/>
-                <w:lang w:val="en-GB"/>
-              </w:rPr>
-              <w:t xml:space="preserve">SUPPLIER CONTACT</w:t>
-            </w:r>
-          </w:p>
-          <w:p>
-            <w:pPr>
-              <w:bidi w:val="1"/>
-              <w:jc w:val="right"/>
-              <w:spacing w:before="0" w:after="0" w:line="250" w:lineRule="auto"/>
-            </w:pPr>
-            <w:r>
-              <w:rPr>
-                <w:rFonts w:ascii="Noto Sans Arabic" w:hAnsi="Noto Sans Arabic" w:eastAsia="Noto Sans Arabic" w:cs="Noto Sans Arabic"/>
-                <w:b/>
-                <w:bCs/>
                 <w:rtl w:val="1"/>
-                <w:color w:val="12171D"/>
-                <w:sz w:val="16"/>
-                <w:szCs w:val="16"/>
-                <w:lang w:val="ar-SA" w:eastAsia="ar-SA"/>
-              </w:rPr>
-              <w:t xml:space="preserve">جهة التواصل لدى المورد</w:t>
-            </w:r>
-          </w:p>
-        </w:tc>
-        <w:tc>
-          <w:tcPr>
-            <w:tcW w:w="3350" w:type="dxa"/>
-            <w:tcBorders>
-              <w:bottom w:val="single" w:sz="4" w:space="0" w:color="BCACA7"/>
-            </w:tcBorders>
-            <w:vAlign w:val="center"/>
-          </w:tcPr>
-          <w:p>
-            <w:pPr>
-              <w:jc w:val="left"/>
-              <w:spacing w:before="0" w:after="0" w:line="250" w:lineRule="auto"/>
-            </w:pPr>
-            <w:r>
-              <w:rPr>
-                <w:rFonts w:ascii="Inter" w:hAnsi="Inter" w:eastAsia="Inter" w:cs="Inter"/>
-                <w:i/>
-                <w:iCs/>
-                <w:color w:val="12171D"/>
-                <w:sz w:val="18"/>
-                <w:szCs w:val="18"/>
-                <w:lang w:val="en-GB"/>
-              </w:rPr>
-              <w:t xml:space="preserve">[Supplier Contact]</w:t>
+                <w:lang w:val="ar-SA" w:bidi="ar-SA"/>
+              </w:rPr>
+              <w:t xml:space="preserve">بيانات المشتري</w:t>
             </w:r>
           </w:p>
         </w:tc>
@@ -905,16 +732,16 @@
         <w:tc>
           <w:tcPr>
             <w:tcW w:w="1650" w:type="dxa"/>
+            <w:tcBorders>
+              <w:bottom w:val="single" w:sz="4" w:space="0" w:color="BCACA7"/>
+            </w:tcBorders>
             <w:shd w:val="clear" w:color="auto" w:fill="F4F1F0"/>
-            <w:tcBorders>
-              <w:bottom w:val="single" w:sz="4" w:space="0" w:color="BCACA7"/>
-            </w:tcBorders>
-            <w:vAlign w:val="center"/>
-          </w:tcPr>
-          <w:p>
-            <w:pPr>
-              <w:jc w:val="left"/>
+            <w:vAlign w:val="center"/>
+          </w:tcPr>
+          <w:p>
+            <w:pPr>
               <w:spacing w:before="0" w:after="12" w:line="250" w:lineRule="auto"/>
+              <w:jc w:val="left"/>
             </w:pPr>
             <w:r>
               <w:rPr>
@@ -926,27 +753,25 @@
                 <w:szCs w:val="15"/>
                 <w:lang w:val="en-GB"/>
               </w:rPr>
-              <w:t xml:space="preserve">SUPPLIER EMAIL</w:t>
+              <w:t xml:space="preserve">BUYER LEGAL ENTITY</w:t>
             </w:r>
           </w:p>
           <w:p>
             <w:pPr>
               <w:bidi w:val="1"/>
-              <w:jc w:val="right"/>
-              <w:spacing w:before="0" w:after="0" w:line="250" w:lineRule="auto"/>
+              <w:spacing w:before="0" w:after="0" w:line="250" w:lineRule="auto"/>
+              <w:jc w:val="left"/>
             </w:pPr>
             <w:r>
               <w:rPr>
                 <w:rFonts w:ascii="Noto Sans Arabic" w:hAnsi="Noto Sans Arabic" w:eastAsia="Noto Sans Arabic" w:cs="Noto Sans Arabic"/>
-                <w:b/>
-                <w:bCs/>
-                <w:rtl w:val="1"/>
                 <w:color w:val="12171D"/>
                 <w:sz w:val="16"/>
                 <w:szCs w:val="16"/>
-                <w:lang w:val="ar-SA" w:eastAsia="ar-SA"/>
-              </w:rPr>
-              <w:t xml:space="preserve">بريد المورد</w:t>
+                <w:rtl w:val="1"/>
+                <w:lang w:val="ar-SA" w:bidi="ar-SA"/>
+              </w:rPr>
+              <w:t xml:space="preserve">اسم المشتري المسجل</w:t>
             </w:r>
           </w:p>
         </w:tc>
@@ -960,8 +785,8 @@
           </w:tcPr>
           <w:p>
             <w:pPr>
-              <w:jc w:val="left"/>
-              <w:spacing w:before="0" w:after="0" w:line="250" w:lineRule="auto"/>
+              <w:spacing w:before="0" w:after="0" w:line="250" w:lineRule="auto"/>
+              <w:jc w:val="left"/>
             </w:pPr>
             <w:r>
               <w:rPr>
@@ -973,23 +798,23 @@
                 <w:szCs w:val="18"/>
                 <w:lang w:val="en-GB"/>
               </w:rPr>
-              <w:t xml:space="preserve">[Supplier Email]</w:t>
+              <w:t xml:space="preserve">[Registered Entity Name]</w:t>
             </w:r>
           </w:p>
         </w:tc>
         <w:tc>
           <w:tcPr>
             <w:tcW w:w="1650" w:type="dxa"/>
+            <w:tcBorders>
+              <w:bottom w:val="single" w:sz="4" w:space="0" w:color="BCACA7"/>
+            </w:tcBorders>
             <w:shd w:val="clear" w:color="auto" w:fill="F4F1F0"/>
-            <w:tcBorders>
-              <w:bottom w:val="single" w:sz="4" w:space="0" w:color="BCACA7"/>
-            </w:tcBorders>
-            <w:vAlign w:val="center"/>
-          </w:tcPr>
-          <w:p>
-            <w:pPr>
-              <w:jc w:val="left"/>
+            <w:vAlign w:val="center"/>
+          </w:tcPr>
+          <w:p>
+            <w:pPr>
               <w:spacing w:before="0" w:after="12" w:line="250" w:lineRule="auto"/>
+              <w:jc w:val="left"/>
             </w:pPr>
             <w:r>
               <w:rPr>
@@ -1001,27 +826,25 @@
                 <w:szCs w:val="15"/>
                 <w:lang w:val="en-GB"/>
               </w:rPr>
-              <w:t xml:space="preserve">SUPPLIER ADDRESS</w:t>
+              <w:t xml:space="preserve">BUYER TAX IDENTIFIER</w:t>
             </w:r>
           </w:p>
           <w:p>
             <w:pPr>
               <w:bidi w:val="1"/>
-              <w:jc w:val="right"/>
-              <w:spacing w:before="0" w:after="0" w:line="250" w:lineRule="auto"/>
+              <w:spacing w:before="0" w:after="0" w:line="250" w:lineRule="auto"/>
+              <w:jc w:val="left"/>
             </w:pPr>
             <w:r>
               <w:rPr>
                 <w:rFonts w:ascii="Noto Sans Arabic" w:hAnsi="Noto Sans Arabic" w:eastAsia="Noto Sans Arabic" w:cs="Noto Sans Arabic"/>
-                <w:b/>
-                <w:bCs/>
-                <w:rtl w:val="1"/>
                 <w:color w:val="12171D"/>
                 <w:sz w:val="16"/>
                 <w:szCs w:val="16"/>
-                <w:lang w:val="ar-SA" w:eastAsia="ar-SA"/>
-              </w:rPr>
-              <w:t xml:space="preserve">عنوان المورد</w:t>
+                <w:rtl w:val="1"/>
+                <w:lang w:val="ar-SA" w:bidi="ar-SA"/>
+              </w:rPr>
+              <w:t xml:space="preserve">الرقم الضريبي للمشتري</w:t>
             </w:r>
           </w:p>
         </w:tc>
@@ -1035,8 +858,8 @@
           </w:tcPr>
           <w:p>
             <w:pPr>
-              <w:jc w:val="left"/>
-              <w:spacing w:before="0" w:after="0" w:line="250" w:lineRule="auto"/>
+              <w:spacing w:before="0" w:after="0" w:line="250" w:lineRule="auto"/>
+              <w:jc w:val="left"/>
             </w:pPr>
             <w:r>
               <w:rPr>
@@ -1048,92 +871,24 @@
                 <w:szCs w:val="18"/>
                 <w:lang w:val="en-GB"/>
               </w:rPr>
-              <w:t xml:space="preserve">[Supplier Address]</w:t>
+              <w:t xml:space="preserve">[Buyer Tax Identifier, if applicable]</w:t>
             </w:r>
           </w:p>
         </w:tc>
       </w:tr>
     </w:tbl>
+    <w:p>
+      <w:pPr>
+        <w:spacing w:before="0" w:after="0" w:line="20" w:lineRule="exact"/>
+        <w:rPr>
+          <w:sz w:val="2"/>
+          <w:szCs w:val="2"/>
+        </w:rPr>
+      </w:pPr>
+    </w:p>
     <w:tbl>
       <w:tblPr>
         <w:tblW w:w="10000" w:type="dxa"/>
-        <w:tblLayout w:type="fixed"/>
-        <w:tblBorders>
-          <w:top w:val="nil"/>
-          <w:left w:val="nil"/>
-          <w:bottom w:val="nil"/>
-          <w:right w:val="nil"/>
-          <w:insideH w:val="nil"/>
-          <w:insideV w:val="nil"/>
-        </w:tblBorders>
-        <w:tblCellMar>
-          <w:top w:w="75" w:type="dxa"/>
-          <w:left w:w="85" w:type="dxa"/>
-          <w:bottom w:w="75" w:type="dxa"/>
-          <w:right w:w="85" w:type="dxa"/>
-        </w:tblCellMar>
-        <w:tblLook w:firstRow="1" w:lastRow="0" w:firstColumn="0" w:lastColumn="0" w:noHBand="0" w:noVBand="1"/>
-      </w:tblPr>
-      <w:tblGrid>
-        <w:gridCol w:w="10000"/>
-      </w:tblGrid>
-      <w:tr>
-        <w:trPr>
-          <w:cantSplit/>
-        </w:trPr>
-        <w:tc>
-          <w:tcPr>
-            <w:tcW w:w="10000" w:type="dxa"/>
-            <w:shd w:val="clear" w:color="auto" w:fill="BCACA7"/>
-            <w:vAlign w:val="center"/>
-          </w:tcPr>
-          <w:p>
-            <w:pPr>
-              <w:jc w:val="left"/>
-              <w:spacing w:before="0" w:after="4" w:line="250" w:lineRule="auto"/>
-              <w:keepNext/>
-            </w:pPr>
-            <w:r>
-              <w:rPr>
-                <w:rFonts w:ascii="Jost" w:hAnsi="Jost" w:eastAsia="Jost" w:cs="Jost"/>
-                <w:b/>
-                <w:bCs/>
-                <w:color w:val="12171D"/>
-                <w:sz w:val="17"/>
-                <w:szCs w:val="17"/>
-                <w:lang w:val="en-GB"/>
-              </w:rPr>
-              <w:t xml:space="preserve">DELIVERY AND BILLING</w:t>
-            </w:r>
-          </w:p>
-          <w:p>
-            <w:pPr>
-              <w:bidi w:val="1"/>
-              <w:jc w:val="right"/>
-              <w:spacing w:before="0" w:after="0" w:line="250" w:lineRule="auto"/>
-              <w:keepNext/>
-            </w:pPr>
-            <w:r>
-              <w:rPr>
-                <w:rFonts w:ascii="Noto Sans Arabic" w:hAnsi="Noto Sans Arabic" w:eastAsia="Noto Sans Arabic" w:cs="Noto Sans Arabic"/>
-                <w:b/>
-                <w:bCs/>
-                <w:rtl w:val="1"/>
-                <w:color w:val="12171D"/>
-                <w:sz w:val="16"/>
-                <w:szCs w:val="16"/>
-                <w:lang w:val="ar-SA" w:eastAsia="ar-SA"/>
-              </w:rPr>
-              <w:t xml:space="preserve">التسليم والفوترة</w:t>
-            </w:r>
-          </w:p>
-        </w:tc>
-      </w:tr>
-    </w:tbl>
-    <w:tbl>
-      <w:tblPr>
-        <w:tblW w:w="10000" w:type="dxa"/>
-        <w:tblLayout w:type="fixed"/>
         <w:tblBorders>
           <w:top w:val="single" w:sz="4" w:color="BCACA7"/>
           <w:left w:val="single" w:sz="4" w:color="BCACA7"/>
@@ -1142,6 +897,7 @@
           <w:insideH w:val="single" w:sz="4" w:color="BCACA7"/>
           <w:insideV w:val="single" w:sz="4" w:color="BCACA7"/>
         </w:tblBorders>
+        <w:tblLayout w:type="fixed"/>
         <w:tblCellMar>
           <w:top w:w="75" w:type="dxa"/>
           <w:left w:w="85" w:type="dxa"/>
@@ -1162,151 +918,58 @@
         </w:trPr>
         <w:tc>
           <w:tcPr>
-            <w:tcW w:w="1650" w:type="dxa"/>
-            <w:shd w:val="clear" w:color="auto" w:fill="F4F1F0"/>
-            <w:tcBorders>
-              <w:bottom w:val="single" w:sz="4" w:space="0" w:color="BCACA7"/>
-            </w:tcBorders>
-            <w:vAlign w:val="center"/>
-          </w:tcPr>
-          <w:p>
-            <w:pPr>
-              <w:jc w:val="left"/>
-              <w:spacing w:before="0" w:after="12" w:line="250" w:lineRule="auto"/>
-            </w:pPr>
-            <w:r>
-              <w:rPr>
-                <w:rFonts w:ascii="Inter" w:hAnsi="Inter" w:eastAsia="Inter" w:cs="Inter"/>
-                <w:b/>
-                <w:bCs/>
-                <w:color w:val="12171D"/>
-                <w:sz w:val="15"/>
-                <w:szCs w:val="15"/>
-                <w:lang w:val="en-GB"/>
-              </w:rPr>
-              <w:t xml:space="preserve">DELIVER TO</w:t>
-            </w:r>
-          </w:p>
-          <w:p>
-            <w:pPr>
+            <w:tcW w:w="5000" w:type="dxa"/>
+            <w:gridSpan w:val="2"/>
+            <w:shd w:val="clear" w:color="auto" w:fill="BCACA7"/>
+            <w:vAlign w:val="center"/>
+          </w:tcPr>
+          <w:p>
+            <w:pPr>
+              <w:pStyle w:val="Heading1"/>
+              <w:keepNext/>
+              <w:spacing w:before="0" w:after="0" w:line="250" w:lineRule="auto"/>
+              <w:jc w:val="left"/>
+            </w:pPr>
+            <w:r>
+              <w:rPr>
+                <w:rFonts w:ascii="Jost" w:hAnsi="Jost" w:eastAsia="Jost" w:cs="Jost"/>
+                <w:b/>
+                <w:bCs/>
+                <w:color w:val="12171D"/>
+                <w:sz w:val="17"/>
+                <w:szCs w:val="17"/>
+                <w:lang w:val="en-GB"/>
+              </w:rPr>
+              <w:t xml:space="preserve">SUPPLIER DETAILS</w:t>
+            </w:r>
+          </w:p>
+        </w:tc>
+        <w:tc>
+          <w:tcPr>
+            <w:tcW w:w="5000" w:type="dxa"/>
+            <w:gridSpan w:val="2"/>
+            <w:shd w:val="clear" w:color="auto" w:fill="BCACA7"/>
+            <w:vAlign w:val="center"/>
+          </w:tcPr>
+          <w:p>
+            <w:pPr>
+              <w:keepNext/>
               <w:bidi w:val="1"/>
-              <w:jc w:val="right"/>
-              <w:spacing w:before="0" w:after="0" w:line="250" w:lineRule="auto"/>
+              <w:spacing w:before="0" w:after="0" w:line="250" w:lineRule="auto"/>
+              <w:jc w:val="left"/>
             </w:pPr>
             <w:r>
               <w:rPr>
                 <w:rFonts w:ascii="Noto Sans Arabic" w:hAnsi="Noto Sans Arabic" w:eastAsia="Noto Sans Arabic" w:cs="Noto Sans Arabic"/>
                 <w:b/>
                 <w:bCs/>
-                <w:rtl w:val="1"/>
                 <w:color w:val="12171D"/>
                 <w:sz w:val="16"/>
                 <w:szCs w:val="16"/>
-                <w:lang w:val="ar-SA" w:eastAsia="ar-SA"/>
-              </w:rPr>
-              <w:t xml:space="preserve">جهة التسليم</w:t>
-            </w:r>
-          </w:p>
-        </w:tc>
-        <w:tc>
-          <w:tcPr>
-            <w:tcW w:w="3350" w:type="dxa"/>
-            <w:tcBorders>
-              <w:bottom w:val="single" w:sz="4" w:space="0" w:color="BCACA7"/>
-            </w:tcBorders>
-            <w:vAlign w:val="center"/>
-          </w:tcPr>
-          <w:p>
-            <w:pPr>
-              <w:jc w:val="left"/>
-              <w:spacing w:before="0" w:after="0" w:line="250" w:lineRule="auto"/>
-            </w:pPr>
-            <w:r>
-              <w:rPr>
-                <w:rFonts w:ascii="Inter" w:hAnsi="Inter" w:eastAsia="Inter" w:cs="Inter"/>
-                <w:i/>
-                <w:iCs/>
-                <w:color w:val="12171D"/>
-                <w:sz w:val="18"/>
-                <w:szCs w:val="18"/>
-                <w:lang w:val="en-GB"/>
-              </w:rPr>
-              <w:t xml:space="preserve">[Recipient / Department]</w:t>
-            </w:r>
-          </w:p>
-        </w:tc>
-        <w:tc>
-          <w:tcPr>
-            <w:tcW w:w="1650" w:type="dxa"/>
-            <w:shd w:val="clear" w:color="auto" w:fill="F4F1F0"/>
-            <w:tcBorders>
-              <w:bottom w:val="single" w:sz="4" w:space="0" w:color="BCACA7"/>
-            </w:tcBorders>
-            <w:vAlign w:val="center"/>
-          </w:tcPr>
-          <w:p>
-            <w:pPr>
-              <w:jc w:val="left"/>
-              <w:spacing w:before="0" w:after="12" w:line="250" w:lineRule="auto"/>
-            </w:pPr>
-            <w:r>
-              <w:rPr>
-                <w:rFonts w:ascii="Inter" w:hAnsi="Inter" w:eastAsia="Inter" w:cs="Inter"/>
-                <w:b/>
-                <w:bCs/>
-                <w:color w:val="12171D"/>
-                <w:sz w:val="15"/>
-                <w:szCs w:val="15"/>
-                <w:lang w:val="en-GB"/>
-              </w:rPr>
-              <w:t xml:space="preserve">DELIVERY ADDRESS</w:t>
-            </w:r>
-          </w:p>
-          <w:p>
-            <w:pPr>
-              <w:bidi w:val="1"/>
-              <w:jc w:val="right"/>
-              <w:spacing w:before="0" w:after="0" w:line="250" w:lineRule="auto"/>
-            </w:pPr>
-            <w:r>
-              <w:rPr>
-                <w:rFonts w:ascii="Noto Sans Arabic" w:hAnsi="Noto Sans Arabic" w:eastAsia="Noto Sans Arabic" w:cs="Noto Sans Arabic"/>
-                <w:b/>
-                <w:bCs/>
                 <w:rtl w:val="1"/>
-                <w:color w:val="12171D"/>
-                <w:sz w:val="16"/>
-                <w:szCs w:val="16"/>
-                <w:lang w:val="ar-SA" w:eastAsia="ar-SA"/>
-              </w:rPr>
-              <w:t xml:space="preserve">عنوان التسليم</w:t>
-            </w:r>
-          </w:p>
-        </w:tc>
-        <w:tc>
-          <w:tcPr>
-            <w:tcW w:w="3350" w:type="dxa"/>
-            <w:tcBorders>
-              <w:bottom w:val="single" w:sz="4" w:space="0" w:color="BCACA7"/>
-            </w:tcBorders>
-            <w:vAlign w:val="center"/>
-          </w:tcPr>
-          <w:p>
-            <w:pPr>
-              <w:jc w:val="left"/>
-              <w:spacing w:before="0" w:after="0" w:line="250" w:lineRule="auto"/>
-            </w:pPr>
-            <w:r>
-              <w:rPr>
-                <w:rFonts w:ascii="Inter" w:hAnsi="Inter" w:eastAsia="Inter" w:cs="Inter"/>
-                <w:i/>
-                <w:iCs/>
-                <w:color w:val="12171D"/>
-                <w:sz w:val="18"/>
-                <w:szCs w:val="18"/>
-                <w:lang w:val="en-GB"/>
-              </w:rPr>
-              <w:t xml:space="preserve">[Delivery Address]</w:t>
+                <w:lang w:val="ar-SA" w:bidi="ar-SA"/>
+              </w:rPr>
+              <w:t xml:space="preserve">بيانات المورد</w:t>
             </w:r>
           </w:p>
         </w:tc>
@@ -1318,16 +981,17 @@
         <w:tc>
           <w:tcPr>
             <w:tcW w:w="1650" w:type="dxa"/>
+            <w:tcBorders>
+              <w:bottom w:val="single" w:sz="4" w:space="0" w:color="BCACA7"/>
+            </w:tcBorders>
             <w:shd w:val="clear" w:color="auto" w:fill="F4F1F0"/>
-            <w:tcBorders>
-              <w:bottom w:val="single" w:sz="4" w:space="0" w:color="BCACA7"/>
-            </w:tcBorders>
-            <w:vAlign w:val="center"/>
-          </w:tcPr>
-          <w:p>
-            <w:pPr>
-              <w:jc w:val="left"/>
+            <w:vAlign w:val="center"/>
+          </w:tcPr>
+          <w:p>
+            <w:pPr>
+              <w:keepNext/>
               <w:spacing w:before="0" w:after="12" w:line="250" w:lineRule="auto"/>
+              <w:jc w:val="left"/>
             </w:pPr>
             <w:r>
               <w:rPr>
@@ -1339,27 +1003,26 @@
                 <w:szCs w:val="15"/>
                 <w:lang w:val="en-GB"/>
               </w:rPr>
-              <w:t xml:space="preserve">REQUESTED DELIVERY DATE</w:t>
-            </w:r>
-          </w:p>
-          <w:p>
-            <w:pPr>
+              <w:t xml:space="preserve">SUPPLIER NAME</w:t>
+            </w:r>
+          </w:p>
+          <w:p>
+            <w:pPr>
+              <w:keepNext/>
               <w:bidi w:val="1"/>
-              <w:jc w:val="right"/>
-              <w:spacing w:before="0" w:after="0" w:line="250" w:lineRule="auto"/>
+              <w:spacing w:before="0" w:after="0" w:line="250" w:lineRule="auto"/>
+              <w:jc w:val="left"/>
             </w:pPr>
             <w:r>
               <w:rPr>
                 <w:rFonts w:ascii="Noto Sans Arabic" w:hAnsi="Noto Sans Arabic" w:eastAsia="Noto Sans Arabic" w:cs="Noto Sans Arabic"/>
-                <w:b/>
-                <w:bCs/>
-                <w:rtl w:val="1"/>
                 <w:color w:val="12171D"/>
                 <w:sz w:val="16"/>
                 <w:szCs w:val="16"/>
-                <w:lang w:val="ar-SA" w:eastAsia="ar-SA"/>
-              </w:rPr>
-              <w:t xml:space="preserve">تاريخ التسليم المطلوب</w:t>
+                <w:rtl w:val="1"/>
+                <w:lang w:val="ar-SA" w:bidi="ar-SA"/>
+              </w:rPr>
+              <w:t xml:space="preserve">اسم المورد</w:t>
             </w:r>
           </w:p>
         </w:tc>
@@ -1373,8 +1036,9 @@
           </w:tcPr>
           <w:p>
             <w:pPr>
-              <w:jc w:val="left"/>
-              <w:spacing w:before="0" w:after="0" w:line="250" w:lineRule="auto"/>
+              <w:keepNext/>
+              <w:spacing w:before="0" w:after="0" w:line="250" w:lineRule="auto"/>
+              <w:jc w:val="left"/>
             </w:pPr>
             <w:r>
               <w:rPr>
@@ -1386,23 +1050,24 @@
                 <w:szCs w:val="18"/>
                 <w:lang w:val="en-GB"/>
               </w:rPr>
-              <w:t xml:space="preserve">[Requested Delivery Date]</w:t>
+              <w:t xml:space="preserve">[Supplier Registered Name]</w:t>
             </w:r>
           </w:p>
         </w:tc>
         <w:tc>
           <w:tcPr>
             <w:tcW w:w="1650" w:type="dxa"/>
+            <w:tcBorders>
+              <w:bottom w:val="single" w:sz="4" w:space="0" w:color="BCACA7"/>
+            </w:tcBorders>
             <w:shd w:val="clear" w:color="auto" w:fill="F4F1F0"/>
-            <w:tcBorders>
-              <w:bottom w:val="single" w:sz="4" w:space="0" w:color="BCACA7"/>
-            </w:tcBorders>
-            <w:vAlign w:val="center"/>
-          </w:tcPr>
-          <w:p>
-            <w:pPr>
-              <w:jc w:val="left"/>
+            <w:vAlign w:val="center"/>
+          </w:tcPr>
+          <w:p>
+            <w:pPr>
+              <w:keepNext/>
               <w:spacing w:before="0" w:after="12" w:line="250" w:lineRule="auto"/>
+              <w:jc w:val="left"/>
             </w:pPr>
             <w:r>
               <w:rPr>
@@ -1414,27 +1079,26 @@
                 <w:szCs w:val="15"/>
                 <w:lang w:val="en-GB"/>
               </w:rPr>
-              <w:t xml:space="preserve">BILLING ADDRESS</w:t>
-            </w:r>
-          </w:p>
-          <w:p>
-            <w:pPr>
+              <w:t xml:space="preserve">SUPPLIER CONTACT</w:t>
+            </w:r>
+          </w:p>
+          <w:p>
+            <w:pPr>
+              <w:keepNext/>
               <w:bidi w:val="1"/>
-              <w:jc w:val="right"/>
-              <w:spacing w:before="0" w:after="0" w:line="250" w:lineRule="auto"/>
+              <w:spacing w:before="0" w:after="0" w:line="250" w:lineRule="auto"/>
+              <w:jc w:val="left"/>
             </w:pPr>
             <w:r>
               <w:rPr>
                 <w:rFonts w:ascii="Noto Sans Arabic" w:hAnsi="Noto Sans Arabic" w:eastAsia="Noto Sans Arabic" w:cs="Noto Sans Arabic"/>
-                <w:b/>
-                <w:bCs/>
-                <w:rtl w:val="1"/>
                 <w:color w:val="12171D"/>
                 <w:sz w:val="16"/>
                 <w:szCs w:val="16"/>
-                <w:lang w:val="ar-SA" w:eastAsia="ar-SA"/>
-              </w:rPr>
-              <w:t xml:space="preserve">عنوان الفوترة</w:t>
+                <w:rtl w:val="1"/>
+                <w:lang w:val="ar-SA" w:bidi="ar-SA"/>
+              </w:rPr>
+              <w:t xml:space="preserve">جهة التواصل لدى المورد</w:t>
             </w:r>
           </w:p>
         </w:tc>
@@ -1448,8 +1112,9 @@
           </w:tcPr>
           <w:p>
             <w:pPr>
-              <w:jc w:val="left"/>
-              <w:spacing w:before="0" w:after="0" w:line="250" w:lineRule="auto"/>
+              <w:keepNext/>
+              <w:spacing w:before="0" w:after="0" w:line="250" w:lineRule="auto"/>
+              <w:jc w:val="left"/>
             </w:pPr>
             <w:r>
               <w:rPr>
@@ -1461,7 +1126,7 @@
                 <w:szCs w:val="18"/>
                 <w:lang w:val="en-GB"/>
               </w:rPr>
-              <w:t xml:space="preserve">[Billing Address]</w:t>
+              <w:t xml:space="preserve">[Supplier Contact]</w:t>
             </w:r>
           </w:p>
         </w:tc>
@@ -1473,16 +1138,17 @@
         <w:tc>
           <w:tcPr>
             <w:tcW w:w="1650" w:type="dxa"/>
+            <w:tcBorders>
+              <w:bottom w:val="single" w:sz="4" w:space="0" w:color="BCACA7"/>
+            </w:tcBorders>
             <w:shd w:val="clear" w:color="auto" w:fill="F4F1F0"/>
-            <w:tcBorders>
-              <w:bottom w:val="single" w:sz="4" w:space="0" w:color="BCACA7"/>
-            </w:tcBorders>
-            <w:vAlign w:val="center"/>
-          </w:tcPr>
-          <w:p>
-            <w:pPr>
-              <w:jc w:val="left"/>
+            <w:vAlign w:val="center"/>
+          </w:tcPr>
+          <w:p>
+            <w:pPr>
+              <w:keepNext/>
               <w:spacing w:before="0" w:after="12" w:line="250" w:lineRule="auto"/>
+              <w:jc w:val="left"/>
             </w:pPr>
             <w:r>
               <w:rPr>
@@ -1494,27 +1160,26 @@
                 <w:szCs w:val="15"/>
                 <w:lang w:val="en-GB"/>
               </w:rPr>
-              <w:t xml:space="preserve">PAYMENT TERMS</w:t>
-            </w:r>
-          </w:p>
-          <w:p>
-            <w:pPr>
+              <w:t xml:space="preserve">SUPPLIER EMAIL</w:t>
+            </w:r>
+          </w:p>
+          <w:p>
+            <w:pPr>
+              <w:keepNext/>
               <w:bidi w:val="1"/>
-              <w:jc w:val="right"/>
-              <w:spacing w:before="0" w:after="0" w:line="250" w:lineRule="auto"/>
+              <w:spacing w:before="0" w:after="0" w:line="250" w:lineRule="auto"/>
+              <w:jc w:val="left"/>
             </w:pPr>
             <w:r>
               <w:rPr>
                 <w:rFonts w:ascii="Noto Sans Arabic" w:hAnsi="Noto Sans Arabic" w:eastAsia="Noto Sans Arabic" w:cs="Noto Sans Arabic"/>
-                <w:b/>
-                <w:bCs/>
-                <w:rtl w:val="1"/>
                 <w:color w:val="12171D"/>
                 <w:sz w:val="16"/>
                 <w:szCs w:val="16"/>
-                <w:lang w:val="ar-SA" w:eastAsia="ar-SA"/>
-              </w:rPr>
-              <w:t xml:space="preserve">شروط الدفع</w:t>
+                <w:rtl w:val="1"/>
+                <w:lang w:val="ar-SA" w:bidi="ar-SA"/>
+              </w:rPr>
+              <w:t xml:space="preserve">بريد المورد</w:t>
             </w:r>
           </w:p>
         </w:tc>
@@ -1528,8 +1193,9 @@
           </w:tcPr>
           <w:p>
             <w:pPr>
-              <w:jc w:val="left"/>
-              <w:spacing w:before="0" w:after="0" w:line="250" w:lineRule="auto"/>
+              <w:keepNext/>
+              <w:spacing w:before="0" w:after="0" w:line="250" w:lineRule="auto"/>
+              <w:jc w:val="left"/>
             </w:pPr>
             <w:r>
               <w:rPr>
@@ -1541,23 +1207,24 @@
                 <w:szCs w:val="18"/>
                 <w:lang w:val="en-GB"/>
               </w:rPr>
-              <w:t xml:space="preserve">[Agreed Payment Terms]</w:t>
+              <w:t xml:space="preserve">[Supplier Email]</w:t>
             </w:r>
           </w:p>
         </w:tc>
         <w:tc>
           <w:tcPr>
             <w:tcW w:w="1650" w:type="dxa"/>
+            <w:tcBorders>
+              <w:bottom w:val="single" w:sz="4" w:space="0" w:color="BCACA7"/>
+            </w:tcBorders>
             <w:shd w:val="clear" w:color="auto" w:fill="F4F1F0"/>
-            <w:tcBorders>
-              <w:bottom w:val="single" w:sz="4" w:space="0" w:color="BCACA7"/>
-            </w:tcBorders>
-            <w:vAlign w:val="center"/>
-          </w:tcPr>
-          <w:p>
-            <w:pPr>
-              <w:jc w:val="left"/>
+            <w:vAlign w:val="center"/>
+          </w:tcPr>
+          <w:p>
+            <w:pPr>
+              <w:keepNext/>
               <w:spacing w:before="0" w:after="12" w:line="250" w:lineRule="auto"/>
+              <w:jc w:val="left"/>
             </w:pPr>
             <w:r>
               <w:rPr>
@@ -1569,27 +1236,26 @@
                 <w:szCs w:val="15"/>
                 <w:lang w:val="en-GB"/>
               </w:rPr>
-              <w:t xml:space="preserve">BUYER CONTACT</w:t>
-            </w:r>
-          </w:p>
-          <w:p>
-            <w:pPr>
+              <w:t xml:space="preserve">SUPPLIER ADDRESS</w:t>
+            </w:r>
+          </w:p>
+          <w:p>
+            <w:pPr>
+              <w:keepNext/>
               <w:bidi w:val="1"/>
-              <w:jc w:val="right"/>
-              <w:spacing w:before="0" w:after="0" w:line="250" w:lineRule="auto"/>
+              <w:spacing w:before="0" w:after="0" w:line="250" w:lineRule="auto"/>
+              <w:jc w:val="left"/>
             </w:pPr>
             <w:r>
               <w:rPr>
                 <w:rFonts w:ascii="Noto Sans Arabic" w:hAnsi="Noto Sans Arabic" w:eastAsia="Noto Sans Arabic" w:cs="Noto Sans Arabic"/>
-                <w:b/>
-                <w:bCs/>
-                <w:rtl w:val="1"/>
                 <w:color w:val="12171D"/>
                 <w:sz w:val="16"/>
                 <w:szCs w:val="16"/>
-                <w:lang w:val="ar-SA" w:eastAsia="ar-SA"/>
-              </w:rPr>
-              <w:t xml:space="preserve">جهة التواصل لدى المشتري</w:t>
+                <w:rtl w:val="1"/>
+                <w:lang w:val="ar-SA" w:bidi="ar-SA"/>
+              </w:rPr>
+              <w:t xml:space="preserve">عنوان المورد</w:t>
             </w:r>
           </w:p>
         </w:tc>
@@ -1603,8 +1269,9 @@
           </w:tcPr>
           <w:p>
             <w:pPr>
-              <w:jc w:val="left"/>
-              <w:spacing w:before="0" w:after="0" w:line="250" w:lineRule="auto"/>
+              <w:keepNext/>
+              <w:spacing w:before="0" w:after="0" w:line="250" w:lineRule="auto"/>
+              <w:jc w:val="left"/>
             </w:pPr>
             <w:r>
               <w:rPr>
@@ -1616,7 +1283,158 @@
                 <w:szCs w:val="18"/>
                 <w:lang w:val="en-GB"/>
               </w:rPr>
-              <w:t xml:space="preserve">[Buyer Contact]</w:t>
+              <w:t xml:space="preserve">[Supplier Address]</w:t>
+            </w:r>
+          </w:p>
+        </w:tc>
+      </w:tr>
+      <w:tr>
+        <w:trPr>
+          <w:cantSplit/>
+        </w:trPr>
+        <w:tc>
+          <w:tcPr>
+            <w:tcW w:w="1650" w:type="dxa"/>
+            <w:tcBorders>
+              <w:bottom w:val="single" w:sz="4" w:space="0" w:color="BCACA7"/>
+            </w:tcBorders>
+            <w:shd w:val="clear" w:color="auto" w:fill="F4F1F0"/>
+            <w:vAlign w:val="center"/>
+          </w:tcPr>
+          <w:p>
+            <w:pPr>
+              <w:spacing w:before="0" w:after="12" w:line="250" w:lineRule="auto"/>
+              <w:jc w:val="left"/>
+            </w:pPr>
+            <w:r>
+              <w:rPr>
+                <w:rFonts w:ascii="Inter" w:hAnsi="Inter" w:eastAsia="Inter" w:cs="Inter"/>
+                <w:b/>
+                <w:bCs/>
+                <w:color w:val="12171D"/>
+                <w:sz w:val="15"/>
+                <w:szCs w:val="15"/>
+                <w:lang w:val="en-GB"/>
+              </w:rPr>
+              <w:t xml:space="preserve">SUPPLIER PHONE</w:t>
+            </w:r>
+          </w:p>
+          <w:p>
+            <w:pPr>
+              <w:bidi w:val="1"/>
+              <w:spacing w:before="0" w:after="0" w:line="250" w:lineRule="auto"/>
+              <w:jc w:val="left"/>
+            </w:pPr>
+            <w:r>
+              <w:rPr>
+                <w:rFonts w:ascii="Noto Sans Arabic" w:hAnsi="Noto Sans Arabic" w:eastAsia="Noto Sans Arabic" w:cs="Noto Sans Arabic"/>
+                <w:color w:val="12171D"/>
+                <w:sz w:val="16"/>
+                <w:szCs w:val="16"/>
+                <w:rtl w:val="1"/>
+                <w:lang w:val="ar-SA" w:bidi="ar-SA"/>
+              </w:rPr>
+              <w:t xml:space="preserve">هاتف المورد</w:t>
+            </w:r>
+          </w:p>
+        </w:tc>
+        <w:tc>
+          <w:tcPr>
+            <w:tcW w:w="3350" w:type="dxa"/>
+            <w:tcBorders>
+              <w:bottom w:val="single" w:sz="4" w:space="0" w:color="BCACA7"/>
+            </w:tcBorders>
+            <w:vAlign w:val="center"/>
+          </w:tcPr>
+          <w:p>
+            <w:pPr>
+              <w:spacing w:before="0" w:after="0" w:line="250" w:lineRule="auto"/>
+              <w:jc w:val="left"/>
+            </w:pPr>
+            <w:r>
+              <w:rPr>
+                <w:rFonts w:ascii="Inter" w:hAnsi="Inter" w:eastAsia="Inter" w:cs="Inter"/>
+                <w:i/>
+                <w:iCs/>
+                <w:color w:val="12171D"/>
+                <w:sz w:val="18"/>
+                <w:szCs w:val="18"/>
+                <w:lang w:val="en-GB"/>
+              </w:rPr>
+              <w:t xml:space="preserve">[Supplier Phone]</w:t>
+            </w:r>
+          </w:p>
+        </w:tc>
+        <w:tc>
+          <w:tcPr>
+            <w:tcW w:w="1650" w:type="dxa"/>
+            <w:tcBorders>
+              <w:bottom w:val="single" w:sz="4" w:space="0" w:color="BCACA7"/>
+            </w:tcBorders>
+            <w:shd w:val="clear" w:color="auto" w:fill="F4F1F0"/>
+            <w:vAlign w:val="center"/>
+          </w:tcPr>
+          <w:p>
+            <w:pPr>
+              <w:spacing w:before="0" w:after="12" w:line="250" w:lineRule="auto"/>
+              <w:jc w:val="left"/>
+            </w:pPr>
+            <w:r>
+              <w:rPr>
+                <w:rFonts w:ascii="Inter" w:hAnsi="Inter" w:eastAsia="Inter" w:cs="Inter"/>
+                <w:b/>
+                <w:bCs/>
+                <w:color w:val="12171D"/>
+                <w:sz w:val="15"/>
+                <w:szCs w:val="15"/>
+                <w:lang w:val="en-GB"/>
+              </w:rPr>
+              <w:t xml:space="preserve">SUPPLIER TAX IDENTIFIER</w:t>
+            </w:r>
+          </w:p>
+          <w:p>
+            <w:pPr>
+              <w:bidi w:val="1"/>
+              <w:spacing w:before="0" w:after="0" w:line="250" w:lineRule="auto"/>
+              <w:jc w:val="left"/>
+            </w:pPr>
+            <w:r>
+              <w:rPr>
+                <w:rFonts w:ascii="Noto Sans Arabic" w:hAnsi="Noto Sans Arabic" w:eastAsia="Noto Sans Arabic" w:cs="Noto Sans Arabic"/>
+                <w:color w:val="12171D"/>
+                <w:sz w:val="16"/>
+                <w:szCs w:val="16"/>
+                <w:rtl w:val="1"/>
+                <w:lang w:val="ar-SA" w:bidi="ar-SA"/>
+              </w:rPr>
+              <w:t xml:space="preserve">الرقم الضريبي للمورد</w:t>
+            </w:r>
+          </w:p>
+        </w:tc>
+        <w:tc>
+          <w:tcPr>
+            <w:tcW w:w="3350" w:type="dxa"/>
+            <w:tcBorders>
+              <w:bottom w:val="single" w:sz="4" w:space="0" w:color="BCACA7"/>
+            </w:tcBorders>
+            <w:vAlign w:val="center"/>
+          </w:tcPr>
+          <w:p>
+            <w:pPr>
+              <w:spacing w:before="0" w:after="0" w:line="250" w:lineRule="auto"/>
+              <w:jc w:val="left"/>
+            </w:pPr>
+            <w:r>
+              <w:rPr>
+                <w:rFonts w:ascii="Inter" w:hAnsi="Inter" w:eastAsia="Inter" w:cs="Inter"/>
+                <w:i/>
+                <w:iCs/>
+                <w:color w:val="12171D"/>
+                <w:sz w:val="18"/>
+                <w:szCs w:val="18"/>
+                <w:lang w:val="en-GB"/>
+              </w:rPr>
+              <w:t xml:space="preserve">[Supplier Tax Identifier, if applicable]</w:t>
             </w:r>
           </w:p>
         </w:tc>
@@ -1624,24 +1442,25 @@
     </w:tbl>
     <w:p>
       <w:pPr>
-        <w:spacing w:before="0" w:after="0"/>
+        <w:spacing w:before="0" w:after="0" w:line="20" w:lineRule="exact"/>
+        <w:rPr>
+          <w:sz w:val="2"/>
+          <w:szCs w:val="2"/>
+        </w:rPr>
       </w:pPr>
-      <w:r>
-        <w:br w:type="page"/>
-      </w:r>
     </w:p>
     <w:tbl>
       <w:tblPr>
         <w:tblW w:w="10000" w:type="dxa"/>
+        <w:tblBorders>
+          <w:top w:val="single" w:sz="4" w:color="BCACA7"/>
+          <w:left w:val="single" w:sz="4" w:color="BCACA7"/>
+          <w:bottom w:val="single" w:sz="4" w:color="BCACA7"/>
+          <w:right w:val="single" w:sz="4" w:color="BCACA7"/>
+          <w:insideH w:val="single" w:sz="4" w:color="BCACA7"/>
+          <w:insideV w:val="single" w:sz="4" w:color="BCACA7"/>
+        </w:tblBorders>
         <w:tblLayout w:type="fixed"/>
-        <w:tblBorders>
-          <w:top w:val="nil"/>
-          <w:left w:val="nil"/>
-          <w:bottom w:val="nil"/>
-          <w:right w:val="nil"/>
-          <w:insideH w:val="nil"/>
-          <w:insideV w:val="nil"/>
-        </w:tblBorders>
         <w:tblCellMar>
           <w:top w:w="75" w:type="dxa"/>
           <w:left w:w="85" w:type="dxa"/>
@@ -1651,7 +1470,10 @@
         <w:tblLook w:firstRow="1" w:lastRow="0" w:firstColumn="0" w:lastColumn="0" w:noHBand="0" w:noVBand="1"/>
       </w:tblPr>
       <w:tblGrid>
-        <w:gridCol w:w="10000"/>
+        <w:gridCol w:w="1650"/>
+        <w:gridCol w:w="3350"/>
+        <w:gridCol w:w="1650"/>
+        <w:gridCol w:w="3350"/>
       </w:tblGrid>
       <w:tr>
         <w:trPr>
@@ -1659,15 +1481,17 @@
         </w:trPr>
         <w:tc>
           <w:tcPr>
-            <w:tcW w:w="10000" w:type="dxa"/>
+            <w:tcW w:w="5000" w:type="dxa"/>
+            <w:gridSpan w:val="2"/>
             <w:shd w:val="clear" w:color="auto" w:fill="BCACA7"/>
             <w:vAlign w:val="center"/>
           </w:tcPr>
           <w:p>
             <w:pPr>
-              <w:jc w:val="left"/>
-              <w:spacing w:before="0" w:after="4" w:line="250" w:lineRule="auto"/>
-              <w:keepNext/>
+              <w:pStyle w:val="Heading1"/>
+              <w:keepNext/>
+              <w:spacing w:before="0" w:after="0" w:line="250" w:lineRule="auto"/>
+              <w:jc w:val="left"/>
             </w:pPr>
             <w:r>
               <w:rPr>
@@ -1679,37 +1503,675 @@
                 <w:szCs w:val="17"/>
                 <w:lang w:val="en-GB"/>
               </w:rPr>
-              <w:t xml:space="preserve">ITEMS OR SERVICES</w:t>
-            </w:r>
-          </w:p>
-          <w:p>
-            <w:pPr>
+              <w:t xml:space="preserve">DELIVERY AND BILLING</w:t>
+            </w:r>
+          </w:p>
+        </w:tc>
+        <w:tc>
+          <w:tcPr>
+            <w:tcW w:w="5000" w:type="dxa"/>
+            <w:gridSpan w:val="2"/>
+            <w:shd w:val="clear" w:color="auto" w:fill="BCACA7"/>
+            <w:vAlign w:val="center"/>
+          </w:tcPr>
+          <w:p>
+            <w:pPr>
+              <w:keepNext/>
               <w:bidi w:val="1"/>
-              <w:jc w:val="right"/>
-              <w:spacing w:before="0" w:after="0" w:line="250" w:lineRule="auto"/>
-              <w:keepNext/>
+              <w:spacing w:before="0" w:after="0" w:line="250" w:lineRule="auto"/>
+              <w:jc w:val="left"/>
             </w:pPr>
             <w:r>
               <w:rPr>
                 <w:rFonts w:ascii="Noto Sans Arabic" w:hAnsi="Noto Sans Arabic" w:eastAsia="Noto Sans Arabic" w:cs="Noto Sans Arabic"/>
                 <w:b/>
                 <w:bCs/>
-                <w:rtl w:val="1"/>
                 <w:color w:val="12171D"/>
                 <w:sz w:val="16"/>
                 <w:szCs w:val="16"/>
-                <w:lang w:val="ar-SA" w:eastAsia="ar-SA"/>
-              </w:rPr>
-              <w:t xml:space="preserve">البنود أو الخدمات</w:t>
+                <w:rtl w:val="1"/>
+                <w:lang w:val="ar-SA" w:bidi="ar-SA"/>
+              </w:rPr>
+              <w:t xml:space="preserve">التسليم والفوترة</w:t>
+            </w:r>
+          </w:p>
+        </w:tc>
+      </w:tr>
+      <w:tr>
+        <w:trPr>
+          <w:cantSplit/>
+        </w:trPr>
+        <w:tc>
+          <w:tcPr>
+            <w:tcW w:w="1650" w:type="dxa"/>
+            <w:tcBorders>
+              <w:bottom w:val="single" w:sz="4" w:space="0" w:color="BCACA7"/>
+            </w:tcBorders>
+            <w:shd w:val="clear" w:color="auto" w:fill="F4F1F0"/>
+            <w:vAlign w:val="center"/>
+          </w:tcPr>
+          <w:p>
+            <w:pPr>
+              <w:keepNext/>
+              <w:spacing w:before="0" w:after="12" w:line="250" w:lineRule="auto"/>
+              <w:jc w:val="left"/>
+            </w:pPr>
+            <w:r>
+              <w:rPr>
+                <w:rFonts w:ascii="Inter" w:hAnsi="Inter" w:eastAsia="Inter" w:cs="Inter"/>
+                <w:b/>
+                <w:bCs/>
+                <w:color w:val="12171D"/>
+                <w:sz w:val="15"/>
+                <w:szCs w:val="15"/>
+                <w:lang w:val="en-GB"/>
+              </w:rPr>
+              <w:t xml:space="preserve">DELIVER TO</w:t>
+            </w:r>
+          </w:p>
+          <w:p>
+            <w:pPr>
+              <w:keepNext/>
+              <w:bidi w:val="1"/>
+              <w:spacing w:before="0" w:after="0" w:line="250" w:lineRule="auto"/>
+              <w:jc w:val="left"/>
+            </w:pPr>
+            <w:r>
+              <w:rPr>
+                <w:rFonts w:ascii="Noto Sans Arabic" w:hAnsi="Noto Sans Arabic" w:eastAsia="Noto Sans Arabic" w:cs="Noto Sans Arabic"/>
+                <w:color w:val="12171D"/>
+                <w:sz w:val="16"/>
+                <w:szCs w:val="16"/>
+                <w:rtl w:val="1"/>
+                <w:lang w:val="ar-SA" w:bidi="ar-SA"/>
+              </w:rPr>
+              <w:t xml:space="preserve">جهة التسليم</w:t>
+            </w:r>
+          </w:p>
+        </w:tc>
+        <w:tc>
+          <w:tcPr>
+            <w:tcW w:w="3350" w:type="dxa"/>
+            <w:tcBorders>
+              <w:bottom w:val="single" w:sz="4" w:space="0" w:color="BCACA7"/>
+            </w:tcBorders>
+            <w:vAlign w:val="center"/>
+          </w:tcPr>
+          <w:p>
+            <w:pPr>
+              <w:keepNext/>
+              <w:spacing w:before="0" w:after="0" w:line="250" w:lineRule="auto"/>
+              <w:jc w:val="left"/>
+            </w:pPr>
+            <w:r>
+              <w:rPr>
+                <w:rFonts w:ascii="Inter" w:hAnsi="Inter" w:eastAsia="Inter" w:cs="Inter"/>
+                <w:i/>
+                <w:iCs/>
+                <w:color w:val="12171D"/>
+                <w:sz w:val="18"/>
+                <w:szCs w:val="18"/>
+                <w:lang w:val="en-GB"/>
+              </w:rPr>
+              <w:t xml:space="preserve">[Recipient / Department]</w:t>
+            </w:r>
+          </w:p>
+        </w:tc>
+        <w:tc>
+          <w:tcPr>
+            <w:tcW w:w="1650" w:type="dxa"/>
+            <w:tcBorders>
+              <w:bottom w:val="single" w:sz="4" w:space="0" w:color="BCACA7"/>
+            </w:tcBorders>
+            <w:shd w:val="clear" w:color="auto" w:fill="F4F1F0"/>
+            <w:vAlign w:val="center"/>
+          </w:tcPr>
+          <w:p>
+            <w:pPr>
+              <w:keepNext/>
+              <w:spacing w:before="0" w:after="12" w:line="250" w:lineRule="auto"/>
+              <w:jc w:val="left"/>
+            </w:pPr>
+            <w:r>
+              <w:rPr>
+                <w:rFonts w:ascii="Inter" w:hAnsi="Inter" w:eastAsia="Inter" w:cs="Inter"/>
+                <w:b/>
+                <w:bCs/>
+                <w:color w:val="12171D"/>
+                <w:sz w:val="15"/>
+                <w:szCs w:val="15"/>
+                <w:lang w:val="en-GB"/>
+              </w:rPr>
+              <w:t xml:space="preserve">DELIVERY ADDRESS</w:t>
+            </w:r>
+          </w:p>
+          <w:p>
+            <w:pPr>
+              <w:keepNext/>
+              <w:bidi w:val="1"/>
+              <w:spacing w:before="0" w:after="0" w:line="250" w:lineRule="auto"/>
+              <w:jc w:val="left"/>
+            </w:pPr>
+            <w:r>
+              <w:rPr>
+                <w:rFonts w:ascii="Noto Sans Arabic" w:hAnsi="Noto Sans Arabic" w:eastAsia="Noto Sans Arabic" w:cs="Noto Sans Arabic"/>
+                <w:color w:val="12171D"/>
+                <w:sz w:val="16"/>
+                <w:szCs w:val="16"/>
+                <w:rtl w:val="1"/>
+                <w:lang w:val="ar-SA" w:bidi="ar-SA"/>
+              </w:rPr>
+              <w:t xml:space="preserve">عنوان التسليم</w:t>
+            </w:r>
+          </w:p>
+        </w:tc>
+        <w:tc>
+          <w:tcPr>
+            <w:tcW w:w="3350" w:type="dxa"/>
+            <w:tcBorders>
+              <w:bottom w:val="single" w:sz="4" w:space="0" w:color="BCACA7"/>
+            </w:tcBorders>
+            <w:vAlign w:val="center"/>
+          </w:tcPr>
+          <w:p>
+            <w:pPr>
+              <w:keepNext/>
+              <w:spacing w:before="0" w:after="0" w:line="250" w:lineRule="auto"/>
+              <w:jc w:val="left"/>
+            </w:pPr>
+            <w:r>
+              <w:rPr>
+                <w:rFonts w:ascii="Inter" w:hAnsi="Inter" w:eastAsia="Inter" w:cs="Inter"/>
+                <w:i/>
+                <w:iCs/>
+                <w:color w:val="12171D"/>
+                <w:sz w:val="18"/>
+                <w:szCs w:val="18"/>
+                <w:lang w:val="en-GB"/>
+              </w:rPr>
+              <w:t xml:space="preserve">[Delivery Address]</w:t>
+            </w:r>
+          </w:p>
+        </w:tc>
+      </w:tr>
+      <w:tr>
+        <w:trPr>
+          <w:cantSplit/>
+        </w:trPr>
+        <w:tc>
+          <w:tcPr>
+            <w:tcW w:w="1650" w:type="dxa"/>
+            <w:tcBorders>
+              <w:bottom w:val="single" w:sz="4" w:space="0" w:color="BCACA7"/>
+            </w:tcBorders>
+            <w:shd w:val="clear" w:color="auto" w:fill="F4F1F0"/>
+            <w:vAlign w:val="center"/>
+          </w:tcPr>
+          <w:p>
+            <w:pPr>
+              <w:keepNext/>
+              <w:spacing w:before="0" w:after="12" w:line="250" w:lineRule="auto"/>
+              <w:jc w:val="left"/>
+            </w:pPr>
+            <w:r>
+              <w:rPr>
+                <w:rFonts w:ascii="Inter" w:hAnsi="Inter" w:eastAsia="Inter" w:cs="Inter"/>
+                <w:b/>
+                <w:bCs/>
+                <w:color w:val="12171D"/>
+                <w:sz w:val="15"/>
+                <w:szCs w:val="15"/>
+                <w:lang w:val="en-GB"/>
+              </w:rPr>
+              <w:t xml:space="preserve">REQUESTED DELIVERY DATE</w:t>
+            </w:r>
+          </w:p>
+          <w:p>
+            <w:pPr>
+              <w:keepNext/>
+              <w:bidi w:val="1"/>
+              <w:spacing w:before="0" w:after="0" w:line="250" w:lineRule="auto"/>
+              <w:jc w:val="left"/>
+            </w:pPr>
+            <w:r>
+              <w:rPr>
+                <w:rFonts w:ascii="Noto Sans Arabic" w:hAnsi="Noto Sans Arabic" w:eastAsia="Noto Sans Arabic" w:cs="Noto Sans Arabic"/>
+                <w:color w:val="12171D"/>
+                <w:sz w:val="16"/>
+                <w:szCs w:val="16"/>
+                <w:rtl w:val="1"/>
+                <w:lang w:val="ar-SA" w:bidi="ar-SA"/>
+              </w:rPr>
+              <w:t xml:space="preserve">تاريخ التسليم المطلوب</w:t>
+            </w:r>
+          </w:p>
+        </w:tc>
+        <w:tc>
+          <w:tcPr>
+            <w:tcW w:w="3350" w:type="dxa"/>
+            <w:tcBorders>
+              <w:bottom w:val="single" w:sz="4" w:space="0" w:color="BCACA7"/>
+            </w:tcBorders>
+            <w:vAlign w:val="center"/>
+          </w:tcPr>
+          <w:p>
+            <w:pPr>
+              <w:keepNext/>
+              <w:spacing w:before="0" w:after="0" w:line="250" w:lineRule="auto"/>
+              <w:jc w:val="left"/>
+            </w:pPr>
+            <w:r>
+              <w:rPr>
+                <w:rFonts w:ascii="Inter" w:hAnsi="Inter" w:eastAsia="Inter" w:cs="Inter"/>
+                <w:i/>
+                <w:iCs/>
+                <w:color w:val="12171D"/>
+                <w:sz w:val="18"/>
+                <w:szCs w:val="18"/>
+                <w:lang w:val="en-GB"/>
+              </w:rPr>
+              <w:t xml:space="preserve">[Requested Delivery Date]</w:t>
+            </w:r>
+          </w:p>
+        </w:tc>
+        <w:tc>
+          <w:tcPr>
+            <w:tcW w:w="1650" w:type="dxa"/>
+            <w:tcBorders>
+              <w:bottom w:val="single" w:sz="4" w:space="0" w:color="BCACA7"/>
+            </w:tcBorders>
+            <w:shd w:val="clear" w:color="auto" w:fill="F4F1F0"/>
+            <w:vAlign w:val="center"/>
+          </w:tcPr>
+          <w:p>
+            <w:pPr>
+              <w:keepNext/>
+              <w:spacing w:before="0" w:after="12" w:line="250" w:lineRule="auto"/>
+              <w:jc w:val="left"/>
+            </w:pPr>
+            <w:r>
+              <w:rPr>
+                <w:rFonts w:ascii="Inter" w:hAnsi="Inter" w:eastAsia="Inter" w:cs="Inter"/>
+                <w:b/>
+                <w:bCs/>
+                <w:color w:val="12171D"/>
+                <w:sz w:val="15"/>
+                <w:szCs w:val="15"/>
+                <w:lang w:val="en-GB"/>
+              </w:rPr>
+              <w:t xml:space="preserve">BILLING ADDRESS</w:t>
+            </w:r>
+          </w:p>
+          <w:p>
+            <w:pPr>
+              <w:keepNext/>
+              <w:bidi w:val="1"/>
+              <w:spacing w:before="0" w:after="0" w:line="250" w:lineRule="auto"/>
+              <w:jc w:val="left"/>
+            </w:pPr>
+            <w:r>
+              <w:rPr>
+                <w:rFonts w:ascii="Noto Sans Arabic" w:hAnsi="Noto Sans Arabic" w:eastAsia="Noto Sans Arabic" w:cs="Noto Sans Arabic"/>
+                <w:color w:val="12171D"/>
+                <w:sz w:val="16"/>
+                <w:szCs w:val="16"/>
+                <w:rtl w:val="1"/>
+                <w:lang w:val="ar-SA" w:bidi="ar-SA"/>
+              </w:rPr>
+              <w:t xml:space="preserve">عنوان الفوترة</w:t>
+            </w:r>
+          </w:p>
+        </w:tc>
+        <w:tc>
+          <w:tcPr>
+            <w:tcW w:w="3350" w:type="dxa"/>
+            <w:tcBorders>
+              <w:bottom w:val="single" w:sz="4" w:space="0" w:color="BCACA7"/>
+            </w:tcBorders>
+            <w:vAlign w:val="center"/>
+          </w:tcPr>
+          <w:p>
+            <w:pPr>
+              <w:keepNext/>
+              <w:spacing w:before="0" w:after="0" w:line="250" w:lineRule="auto"/>
+              <w:jc w:val="left"/>
+            </w:pPr>
+            <w:r>
+              <w:rPr>
+                <w:rFonts w:ascii="Inter" w:hAnsi="Inter" w:eastAsia="Inter" w:cs="Inter"/>
+                <w:i/>
+                <w:iCs/>
+                <w:color w:val="12171D"/>
+                <w:sz w:val="18"/>
+                <w:szCs w:val="18"/>
+                <w:lang w:val="en-GB"/>
+              </w:rPr>
+              <w:t xml:space="preserve">[Billing Address]</w:t>
+            </w:r>
+          </w:p>
+        </w:tc>
+      </w:tr>
+      <w:tr>
+        <w:trPr>
+          <w:cantSplit/>
+        </w:trPr>
+        <w:tc>
+          <w:tcPr>
+            <w:tcW w:w="1650" w:type="dxa"/>
+            <w:tcBorders>
+              <w:bottom w:val="single" w:sz="4" w:space="0" w:color="BCACA7"/>
+            </w:tcBorders>
+            <w:shd w:val="clear" w:color="auto" w:fill="F4F1F0"/>
+            <w:vAlign w:val="center"/>
+          </w:tcPr>
+          <w:p>
+            <w:pPr>
+              <w:keepNext/>
+              <w:spacing w:before="0" w:after="12" w:line="250" w:lineRule="auto"/>
+              <w:jc w:val="left"/>
+            </w:pPr>
+            <w:r>
+              <w:rPr>
+                <w:rFonts w:ascii="Inter" w:hAnsi="Inter" w:eastAsia="Inter" w:cs="Inter"/>
+                <w:b/>
+                <w:bCs/>
+                <w:color w:val="12171D"/>
+                <w:sz w:val="15"/>
+                <w:szCs w:val="15"/>
+                <w:lang w:val="en-GB"/>
+              </w:rPr>
+              <w:t xml:space="preserve">PAYMENT TERMS</w:t>
+            </w:r>
+          </w:p>
+          <w:p>
+            <w:pPr>
+              <w:keepNext/>
+              <w:bidi w:val="1"/>
+              <w:spacing w:before="0" w:after="0" w:line="250" w:lineRule="auto"/>
+              <w:jc w:val="left"/>
+            </w:pPr>
+            <w:r>
+              <w:rPr>
+                <w:rFonts w:ascii="Noto Sans Arabic" w:hAnsi="Noto Sans Arabic" w:eastAsia="Noto Sans Arabic" w:cs="Noto Sans Arabic"/>
+                <w:color w:val="12171D"/>
+                <w:sz w:val="16"/>
+                <w:szCs w:val="16"/>
+                <w:rtl w:val="1"/>
+                <w:lang w:val="ar-SA" w:bidi="ar-SA"/>
+              </w:rPr>
+              <w:t xml:space="preserve">شروط الدفع</w:t>
+            </w:r>
+          </w:p>
+        </w:tc>
+        <w:tc>
+          <w:tcPr>
+            <w:tcW w:w="3350" w:type="dxa"/>
+            <w:tcBorders>
+              <w:bottom w:val="single" w:sz="4" w:space="0" w:color="BCACA7"/>
+            </w:tcBorders>
+            <w:vAlign w:val="center"/>
+          </w:tcPr>
+          <w:p>
+            <w:pPr>
+              <w:keepNext/>
+              <w:spacing w:before="0" w:after="0" w:line="250" w:lineRule="auto"/>
+              <w:jc w:val="left"/>
+            </w:pPr>
+            <w:r>
+              <w:rPr>
+                <w:rFonts w:ascii="Inter" w:hAnsi="Inter" w:eastAsia="Inter" w:cs="Inter"/>
+                <w:i/>
+                <w:iCs/>
+                <w:color w:val="12171D"/>
+                <w:sz w:val="18"/>
+                <w:szCs w:val="18"/>
+                <w:lang w:val="en-GB"/>
+              </w:rPr>
+              <w:t xml:space="preserve">[Agreed Payment Terms]</w:t>
+            </w:r>
+          </w:p>
+        </w:tc>
+        <w:tc>
+          <w:tcPr>
+            <w:tcW w:w="1650" w:type="dxa"/>
+            <w:tcBorders>
+              <w:bottom w:val="single" w:sz="4" w:space="0" w:color="BCACA7"/>
+            </w:tcBorders>
+            <w:shd w:val="clear" w:color="auto" w:fill="F4F1F0"/>
+            <w:vAlign w:val="center"/>
+          </w:tcPr>
+          <w:p>
+            <w:pPr>
+              <w:keepNext/>
+              <w:spacing w:before="0" w:after="12" w:line="250" w:lineRule="auto"/>
+              <w:jc w:val="left"/>
+            </w:pPr>
+            <w:r>
+              <w:rPr>
+                <w:rFonts w:ascii="Inter" w:hAnsi="Inter" w:eastAsia="Inter" w:cs="Inter"/>
+                <w:b/>
+                <w:bCs/>
+                <w:color w:val="12171D"/>
+                <w:sz w:val="15"/>
+                <w:szCs w:val="15"/>
+                <w:lang w:val="en-GB"/>
+              </w:rPr>
+              <w:t xml:space="preserve">BUYER CONTACT</w:t>
+            </w:r>
+          </w:p>
+          <w:p>
+            <w:pPr>
+              <w:keepNext/>
+              <w:bidi w:val="1"/>
+              <w:spacing w:before="0" w:after="0" w:line="250" w:lineRule="auto"/>
+              <w:jc w:val="left"/>
+            </w:pPr>
+            <w:r>
+              <w:rPr>
+                <w:rFonts w:ascii="Noto Sans Arabic" w:hAnsi="Noto Sans Arabic" w:eastAsia="Noto Sans Arabic" w:cs="Noto Sans Arabic"/>
+                <w:color w:val="12171D"/>
+                <w:sz w:val="16"/>
+                <w:szCs w:val="16"/>
+                <w:rtl w:val="1"/>
+                <w:lang w:val="ar-SA" w:bidi="ar-SA"/>
+              </w:rPr>
+              <w:t xml:space="preserve">جهة التواصل لدى المشتري</w:t>
+            </w:r>
+          </w:p>
+        </w:tc>
+        <w:tc>
+          <w:tcPr>
+            <w:tcW w:w="3350" w:type="dxa"/>
+            <w:tcBorders>
+              <w:bottom w:val="single" w:sz="4" w:space="0" w:color="BCACA7"/>
+            </w:tcBorders>
+            <w:vAlign w:val="center"/>
+          </w:tcPr>
+          <w:p>
+            <w:pPr>
+              <w:keepNext/>
+              <w:spacing w:before="0" w:after="0" w:line="250" w:lineRule="auto"/>
+              <w:jc w:val="left"/>
+            </w:pPr>
+            <w:r>
+              <w:rPr>
+                <w:rFonts w:ascii="Inter" w:hAnsi="Inter" w:eastAsia="Inter" w:cs="Inter"/>
+                <w:i/>
+                <w:iCs/>
+                <w:color w:val="12171D"/>
+                <w:sz w:val="18"/>
+                <w:szCs w:val="18"/>
+                <w:lang w:val="en-GB"/>
+              </w:rPr>
+              <w:t xml:space="preserve">[Buyer Contact]</w:t>
+            </w:r>
+          </w:p>
+        </w:tc>
+      </w:tr>
+      <w:tr>
+        <w:trPr>
+          <w:cantSplit/>
+        </w:trPr>
+        <w:tc>
+          <w:tcPr>
+            <w:tcW w:w="1650" w:type="dxa"/>
+            <w:tcBorders>
+              <w:bottom w:val="single" w:sz="4" w:space="0" w:color="BCACA7"/>
+            </w:tcBorders>
+            <w:shd w:val="clear" w:color="auto" w:fill="F4F1F0"/>
+            <w:vAlign w:val="center"/>
+          </w:tcPr>
+          <w:p>
+            <w:pPr>
+              <w:spacing w:before="0" w:after="12" w:line="250" w:lineRule="auto"/>
+              <w:jc w:val="left"/>
+            </w:pPr>
+            <w:r>
+              <w:rPr>
+                <w:rFonts w:ascii="Inter" w:hAnsi="Inter" w:eastAsia="Inter" w:cs="Inter"/>
+                <w:b/>
+                <w:bCs/>
+                <w:color w:val="12171D"/>
+                <w:sz w:val="15"/>
+                <w:szCs w:val="15"/>
+                <w:lang w:val="en-GB"/>
+              </w:rPr>
+              <w:t xml:space="preserve">SHIPPING / DELIVERY TERMS</w:t>
+            </w:r>
+          </w:p>
+          <w:p>
+            <w:pPr>
+              <w:bidi w:val="1"/>
+              <w:spacing w:before="0" w:after="0" w:line="250" w:lineRule="auto"/>
+              <w:jc w:val="left"/>
+            </w:pPr>
+            <w:r>
+              <w:rPr>
+                <w:rFonts w:ascii="Noto Sans Arabic" w:hAnsi="Noto Sans Arabic" w:eastAsia="Noto Sans Arabic" w:cs="Noto Sans Arabic"/>
+                <w:color w:val="12171D"/>
+                <w:sz w:val="16"/>
+                <w:szCs w:val="16"/>
+                <w:rtl w:val="1"/>
+                <w:lang w:val="ar-SA" w:bidi="ar-SA"/>
+              </w:rPr>
+              <w:t xml:space="preserve">شروط الشحن والتسليم</w:t>
+            </w:r>
+          </w:p>
+        </w:tc>
+        <w:tc>
+          <w:tcPr>
+            <w:tcW w:w="3350" w:type="dxa"/>
+            <w:tcBorders>
+              <w:bottom w:val="single" w:sz="4" w:space="0" w:color="BCACA7"/>
+            </w:tcBorders>
+            <w:vAlign w:val="center"/>
+          </w:tcPr>
+          <w:p>
+            <w:pPr>
+              <w:spacing w:before="0" w:after="0" w:line="250" w:lineRule="auto"/>
+              <w:jc w:val="left"/>
+            </w:pPr>
+            <w:r>
+              <w:rPr>
+                <w:rFonts w:ascii="Inter" w:hAnsi="Inter" w:eastAsia="Inter" w:cs="Inter"/>
+                <w:i/>
+                <w:iCs/>
+                <w:color w:val="12171D"/>
+                <w:sz w:val="18"/>
+                <w:szCs w:val="18"/>
+                <w:lang w:val="en-GB"/>
+              </w:rPr>
+              <w:t xml:space="preserve">[Agreed Shipping / Delivery Terms]</w:t>
+            </w:r>
+          </w:p>
+        </w:tc>
+        <w:tc>
+          <w:tcPr>
+            <w:tcW w:w="1650" w:type="dxa"/>
+            <w:tcBorders>
+              <w:bottom w:val="single" w:sz="4" w:space="0" w:color="BCACA7"/>
+            </w:tcBorders>
+            <w:shd w:val="clear" w:color="auto" w:fill="F4F1F0"/>
+            <w:vAlign w:val="center"/>
+          </w:tcPr>
+          <w:p>
+            <w:pPr>
+              <w:spacing w:before="0" w:after="12" w:line="250" w:lineRule="auto"/>
+              <w:jc w:val="left"/>
+            </w:pPr>
+            <w:r>
+              <w:rPr>
+                <w:rFonts w:ascii="Inter" w:hAnsi="Inter" w:eastAsia="Inter" w:cs="Inter"/>
+                <w:b/>
+                <w:bCs/>
+                <w:color w:val="12171D"/>
+                <w:sz w:val="15"/>
+                <w:szCs w:val="15"/>
+                <w:lang w:val="en-GB"/>
+              </w:rPr>
+              <w:t xml:space="preserve">SPECIAL INSTRUCTIONS</w:t>
+            </w:r>
+          </w:p>
+          <w:p>
+            <w:pPr>
+              <w:bidi w:val="1"/>
+              <w:spacing w:before="0" w:after="0" w:line="250" w:lineRule="auto"/>
+              <w:jc w:val="left"/>
+            </w:pPr>
+            <w:r>
+              <w:rPr>
+                <w:rFonts w:ascii="Noto Sans Arabic" w:hAnsi="Noto Sans Arabic" w:eastAsia="Noto Sans Arabic" w:cs="Noto Sans Arabic"/>
+                <w:color w:val="12171D"/>
+                <w:sz w:val="16"/>
+                <w:szCs w:val="16"/>
+                <w:rtl w:val="1"/>
+                <w:lang w:val="ar-SA" w:bidi="ar-SA"/>
+              </w:rPr>
+              <w:t xml:space="preserve">تعليمات خاصة</w:t>
+            </w:r>
+          </w:p>
+        </w:tc>
+        <w:tc>
+          <w:tcPr>
+            <w:tcW w:w="3350" w:type="dxa"/>
+            <w:tcBorders>
+              <w:bottom w:val="single" w:sz="4" w:space="0" w:color="BCACA7"/>
+            </w:tcBorders>
+            <w:vAlign w:val="center"/>
+          </w:tcPr>
+          <w:p>
+            <w:pPr>
+              <w:spacing w:before="0" w:after="0" w:line="250" w:lineRule="auto"/>
+              <w:jc w:val="left"/>
+            </w:pPr>
+            <w:r>
+              <w:rPr>
+                <w:rFonts w:ascii="Inter" w:hAnsi="Inter" w:eastAsia="Inter" w:cs="Inter"/>
+                <w:i/>
+                <w:iCs/>
+                <w:color w:val="12171D"/>
+                <w:sz w:val="18"/>
+                <w:szCs w:val="18"/>
+                <w:lang w:val="en-GB"/>
+              </w:rPr>
+              <w:t xml:space="preserve">[Special Instructions, if any]</w:t>
             </w:r>
           </w:p>
         </w:tc>
       </w:tr>
     </w:tbl>
+    <w:p>
+      <w:pPr>
+        <w:spacing w:before="0" w:after="0" w:line="20" w:lineRule="exact"/>
+        <w:rPr>
+          <w:sz w:val="2"/>
+          <w:szCs w:val="2"/>
+        </w:rPr>
+      </w:pPr>
+    </w:p>
     <w:tbl>
       <w:tblPr>
         <w:tblW w:w="10000" w:type="dxa"/>
-        <w:tblLayout w:type="fixed"/>
         <w:tblBorders>
           <w:top w:val="single" w:sz="4" w:color="BCACA7"/>
           <w:left w:val="single" w:sz="4" w:color="BCACA7"/>
@@ -1718,6 +2180,7 @@
           <w:insideH w:val="single" w:sz="4" w:color="BCACA7"/>
           <w:insideV w:val="single" w:sz="4" w:color="BCACA7"/>
         </w:tblBorders>
+        <w:tblLayout w:type="fixed"/>
         <w:tblCellMar>
           <w:top w:w="75" w:type="dxa"/>
           <w:left w:w="85" w:type="dxa"/>
@@ -1741,14 +2204,78 @@
         </w:trPr>
         <w:tc>
           <w:tcPr>
+            <w:tcW w:w="4800" w:type="dxa"/>
+            <w:gridSpan w:val="3"/>
+            <w:shd w:val="clear" w:color="auto" w:fill="BCACA7"/>
+            <w:vAlign w:val="center"/>
+          </w:tcPr>
+          <w:p>
+            <w:pPr>
+              <w:pStyle w:val="Heading1"/>
+              <w:keepNext/>
+              <w:spacing w:before="0" w:after="0" w:line="250" w:lineRule="auto"/>
+              <w:jc w:val="left"/>
+            </w:pPr>
+            <w:r>
+              <w:rPr>
+                <w:rFonts w:ascii="Jost" w:hAnsi="Jost" w:eastAsia="Jost" w:cs="Jost"/>
+                <w:b/>
+                <w:bCs/>
+                <w:color w:val="12171D"/>
+                <w:sz w:val="17"/>
+                <w:szCs w:val="17"/>
+                <w:lang w:val="en-GB"/>
+              </w:rPr>
+              <w:t xml:space="preserve">ITEMS OR SERVICES</w:t>
+            </w:r>
+          </w:p>
+        </w:tc>
+        <w:tc>
+          <w:tcPr>
+            <w:tcW w:w="5200" w:type="dxa"/>
+            <w:gridSpan w:val="3"/>
+            <w:shd w:val="clear" w:color="auto" w:fill="BCACA7"/>
+            <w:vAlign w:val="center"/>
+          </w:tcPr>
+          <w:p>
+            <w:pPr>
+              <w:keepNext/>
+              <w:bidi w:val="1"/>
+              <w:spacing w:before="0" w:after="0" w:line="250" w:lineRule="auto"/>
+              <w:jc w:val="left"/>
+            </w:pPr>
+            <w:r>
+              <w:rPr>
+                <w:rFonts w:ascii="Noto Sans Arabic" w:hAnsi="Noto Sans Arabic" w:eastAsia="Noto Sans Arabic" w:cs="Noto Sans Arabic"/>
+                <w:b/>
+                <w:bCs/>
+                <w:color w:val="12171D"/>
+                <w:sz w:val="16"/>
+                <w:szCs w:val="16"/>
+                <w:rtl w:val="1"/>
+                <w:lang w:val="ar-SA" w:bidi="ar-SA"/>
+              </w:rPr>
+              <w:t xml:space="preserve">البنود أو الخدمات</w:t>
+            </w:r>
+          </w:p>
+        </w:tc>
+      </w:tr>
+      <w:tr>
+        <w:trPr>
+          <w:tblHeader w:val="true"/>
+          <w:cantSplit/>
+        </w:trPr>
+        <w:tc>
+          <w:tcPr>
             <w:tcW w:w="500" w:type="dxa"/>
             <w:shd w:val="clear" w:color="auto" w:fill="12171D"/>
             <w:vAlign w:val="center"/>
           </w:tcPr>
           <w:p>
             <w:pPr>
-              <w:jc w:val="left"/>
+              <w:keepNext/>
               <w:spacing w:before="0" w:after="8" w:line="250" w:lineRule="auto"/>
+              <w:jc w:val="left"/>
             </w:pPr>
             <w:r>
               <w:rPr>
@@ -1765,20 +2292,21 @@
           </w:p>
           <w:p>
             <w:pPr>
+              <w:keepNext/>
               <w:bidi w:val="1"/>
-              <w:jc w:val="right"/>
-              <w:spacing w:before="0" w:after="0" w:line="250" w:lineRule="auto"/>
+              <w:spacing w:before="0" w:after="0" w:line="250" w:lineRule="auto"/>
+              <w:jc w:val="left"/>
             </w:pPr>
             <w:r>
               <w:rPr>
                 <w:rFonts w:ascii="Noto Sans Arabic" w:hAnsi="Noto Sans Arabic" w:eastAsia="Noto Sans Arabic" w:cs="Noto Sans Arabic"/>
                 <w:b/>
                 <w:bCs/>
-                <w:rtl w:val="1"/>
                 <w:color w:val="FFFFFF"/>
                 <w:sz w:val="14"/>
                 <w:szCs w:val="14"/>
-                <w:lang w:val="ar-SA" w:eastAsia="ar-SA"/>
+                <w:rtl w:val="1"/>
+                <w:lang w:val="ar-SA" w:bidi="ar-SA"/>
               </w:rPr>
               <w:t xml:space="preserve">م</w:t>
             </w:r>
@@ -1792,8 +2320,9 @@
           </w:tcPr>
           <w:p>
             <w:pPr>
-              <w:jc w:val="left"/>
+              <w:keepNext/>
               <w:spacing w:before="0" w:after="8" w:line="250" w:lineRule="auto"/>
+              <w:jc w:val="left"/>
             </w:pPr>
             <w:r>
               <w:rPr>
@@ -1810,20 +2339,21 @@
           </w:p>
           <w:p>
             <w:pPr>
+              <w:keepNext/>
               <w:bidi w:val="1"/>
-              <w:jc w:val="right"/>
-              <w:spacing w:before="0" w:after="0" w:line="250" w:lineRule="auto"/>
+              <w:spacing w:before="0" w:after="0" w:line="250" w:lineRule="auto"/>
+              <w:jc w:val="left"/>
             </w:pPr>
             <w:r>
               <w:rPr>
                 <w:rFonts w:ascii="Noto Sans Arabic" w:hAnsi="Noto Sans Arabic" w:eastAsia="Noto Sans Arabic" w:cs="Noto Sans Arabic"/>
                 <w:b/>
                 <w:bCs/>
-                <w:rtl w:val="1"/>
                 <w:color w:val="FFFFFF"/>
                 <w:sz w:val="14"/>
                 <w:szCs w:val="14"/>
-                <w:lang w:val="ar-SA" w:eastAsia="ar-SA"/>
+                <w:rtl w:val="1"/>
+                <w:lang w:val="ar-SA" w:bidi="ar-SA"/>
               </w:rPr>
               <w:t xml:space="preserve">البند / الخدمة</w:t>
             </w:r>
@@ -1837,8 +2367,9 @@
           </w:tcPr>
           <w:p>
             <w:pPr>
+              <w:keepNext/>
+              <w:spacing w:before="0" w:after="8" w:line="250" w:lineRule="auto"/>
               <w:jc w:val="center"/>
-              <w:spacing w:before="0" w:after="8" w:line="250" w:lineRule="auto"/>
             </w:pPr>
             <w:r>
               <w:rPr>
@@ -1855,20 +2386,21 @@
           </w:p>
           <w:p>
             <w:pPr>
+              <w:keepNext/>
               <w:bidi w:val="1"/>
-              <w:jc w:val="right"/>
-              <w:spacing w:before="0" w:after="0" w:line="250" w:lineRule="auto"/>
+              <w:spacing w:before="0" w:after="0" w:line="250" w:lineRule="auto"/>
+              <w:jc w:val="center"/>
             </w:pPr>
             <w:r>
               <w:rPr>
                 <w:rFonts w:ascii="Noto Sans Arabic" w:hAnsi="Noto Sans Arabic" w:eastAsia="Noto Sans Arabic" w:cs="Noto Sans Arabic"/>
                 <w:b/>
                 <w:bCs/>
-                <w:rtl w:val="1"/>
                 <w:color w:val="FFFFFF"/>
                 <w:sz w:val="14"/>
                 <w:szCs w:val="14"/>
-                <w:lang w:val="ar-SA" w:eastAsia="ar-SA"/>
+                <w:rtl w:val="1"/>
+                <w:lang w:val="ar-SA" w:bidi="ar-SA"/>
               </w:rPr>
               <w:t xml:space="preserve">الكمية</w:t>
             </w:r>
@@ -1882,8 +2414,9 @@
           </w:tcPr>
           <w:p>
             <w:pPr>
+              <w:keepNext/>
+              <w:spacing w:before="0" w:after="8" w:line="250" w:lineRule="auto"/>
               <w:jc w:val="center"/>
-              <w:spacing w:before="0" w:after="8" w:line="250" w:lineRule="auto"/>
             </w:pPr>
             <w:r>
               <w:rPr>
@@ -1900,20 +2433,21 @@
           </w:p>
           <w:p>
             <w:pPr>
+              <w:keepNext/>
               <w:bidi w:val="1"/>
-              <w:jc w:val="right"/>
-              <w:spacing w:before="0" w:after="0" w:line="250" w:lineRule="auto"/>
+              <w:spacing w:before="0" w:after="0" w:line="250" w:lineRule="auto"/>
+              <w:jc w:val="center"/>
             </w:pPr>
             <w:r>
               <w:rPr>
                 <w:rFonts w:ascii="Noto Sans Arabic" w:hAnsi="Noto Sans Arabic" w:eastAsia="Noto Sans Arabic" w:cs="Noto Sans Arabic"/>
                 <w:b/>
                 <w:bCs/>
-                <w:rtl w:val="1"/>
                 <w:color w:val="FFFFFF"/>
                 <w:sz w:val="14"/>
                 <w:szCs w:val="14"/>
-                <w:lang w:val="ar-SA" w:eastAsia="ar-SA"/>
+                <w:rtl w:val="1"/>
+                <w:lang w:val="ar-SA" w:bidi="ar-SA"/>
               </w:rPr>
               <w:t xml:space="preserve">الوحدة</w:t>
             </w:r>
@@ -1927,8 +2461,9 @@
           </w:tcPr>
           <w:p>
             <w:pPr>
-              <w:jc w:val="center"/>
+              <w:keepNext/>
               <w:spacing w:before="0" w:after="8" w:line="250" w:lineRule="auto"/>
+              <w:jc w:val="right"/>
             </w:pPr>
             <w:r>
               <w:rPr>
@@ -1945,20 +2480,21 @@
           </w:p>
           <w:p>
             <w:pPr>
+              <w:keepNext/>
               <w:bidi w:val="1"/>
-              <w:jc w:val="right"/>
-              <w:spacing w:before="0" w:after="0" w:line="250" w:lineRule="auto"/>
+              <w:spacing w:before="0" w:after="0" w:line="250" w:lineRule="auto"/>
+              <w:jc w:val="left"/>
             </w:pPr>
             <w:r>
               <w:rPr>
                 <w:rFonts w:ascii="Noto Sans Arabic" w:hAnsi="Noto Sans Arabic" w:eastAsia="Noto Sans Arabic" w:cs="Noto Sans Arabic"/>
                 <w:b/>
                 <w:bCs/>
-                <w:rtl w:val="1"/>
                 <w:color w:val="FFFFFF"/>
                 <w:sz w:val="14"/>
                 <w:szCs w:val="14"/>
-                <w:lang w:val="ar-SA" w:eastAsia="ar-SA"/>
+                <w:rtl w:val="1"/>
+                <w:lang w:val="ar-SA" w:bidi="ar-SA"/>
               </w:rPr>
               <w:t xml:space="preserve">سعر الوحدة</w:t>
             </w:r>
@@ -1972,8 +2508,9 @@
           </w:tcPr>
           <w:p>
             <w:pPr>
-              <w:jc w:val="center"/>
+              <w:keepNext/>
               <w:spacing w:before="0" w:after="8" w:line="250" w:lineRule="auto"/>
+              <w:jc w:val="right"/>
             </w:pPr>
             <w:r>
               <w:rPr>
@@ -1990,20 +2527,21 @@
           </w:p>
           <w:p>
             <w:pPr>
+              <w:keepNext/>
               <w:bidi w:val="1"/>
-              <w:jc w:val="right"/>
-              <w:spacing w:before="0" w:after="0" w:line="250" w:lineRule="auto"/>
+              <w:spacing w:before="0" w:after="0" w:line="250" w:lineRule="auto"/>
+              <w:jc w:val="left"/>
             </w:pPr>
             <w:r>
               <w:rPr>
                 <w:rFonts w:ascii="Noto Sans Arabic" w:hAnsi="Noto Sans Arabic" w:eastAsia="Noto Sans Arabic" w:cs="Noto Sans Arabic"/>
                 <w:b/>
                 <w:bCs/>
-                <w:rtl w:val="1"/>
                 <w:color w:val="FFFFFF"/>
                 <w:sz w:val="14"/>
                 <w:szCs w:val="14"/>
-                <w:lang w:val="ar-SA" w:eastAsia="ar-SA"/>
+                <w:rtl w:val="1"/>
+                <w:lang w:val="ar-SA" w:bidi="ar-SA"/>
               </w:rPr>
               <w:t xml:space="preserve">إجمالي البند</w:t>
             </w:r>
@@ -2024,8 +2562,9 @@
           </w:tcPr>
           <w:p>
             <w:pPr>
+              <w:keepNext/>
+              <w:spacing w:before="0" w:after="0" w:line="250" w:lineRule="auto"/>
               <w:jc w:val="center"/>
-              <w:spacing w:before="0" w:after="0" w:line="250" w:lineRule="auto"/>
             </w:pPr>
             <w:r>
               <w:rPr>
@@ -2051,8 +2590,9 @@
           </w:tcPr>
           <w:p>
             <w:pPr>
-              <w:jc w:val="left"/>
-              <w:spacing w:before="0" w:after="0" w:line="250" w:lineRule="auto"/>
+              <w:keepNext/>
+              <w:spacing w:before="0" w:after="0" w:line="250" w:lineRule="auto"/>
+              <w:jc w:val="left"/>
             </w:pPr>
             <w:r>
               <w:rPr>
@@ -2078,8 +2618,9 @@
           </w:tcPr>
           <w:p>
             <w:pPr>
+              <w:keepNext/>
+              <w:spacing w:before="0" w:after="0" w:line="250" w:lineRule="auto"/>
               <w:jc w:val="center"/>
-              <w:spacing w:before="0" w:after="0" w:line="250" w:lineRule="auto"/>
             </w:pPr>
             <w:r>
               <w:rPr>
@@ -2105,8 +2646,9 @@
           </w:tcPr>
           <w:p>
             <w:pPr>
+              <w:keepNext/>
+              <w:spacing w:before="0" w:after="0" w:line="250" w:lineRule="auto"/>
               <w:jc w:val="center"/>
-              <w:spacing w:before="0" w:after="0" w:line="250" w:lineRule="auto"/>
             </w:pPr>
             <w:r>
               <w:rPr>
@@ -2132,8 +2674,9 @@
           </w:tcPr>
           <w:p>
             <w:pPr>
-              <w:jc w:val="left"/>
-              <w:spacing w:before="0" w:after="0" w:line="250" w:lineRule="auto"/>
+              <w:keepNext/>
+              <w:spacing w:before="0" w:after="0" w:line="250" w:lineRule="auto"/>
+              <w:jc w:val="right"/>
             </w:pPr>
             <w:r>
               <w:rPr>
@@ -2159,8 +2702,9 @@
           </w:tcPr>
           <w:p>
             <w:pPr>
-              <w:jc w:val="left"/>
-              <w:spacing w:before="0" w:after="0" w:line="250" w:lineRule="auto"/>
+              <w:keepNext/>
+              <w:spacing w:before="0" w:after="0" w:line="250" w:lineRule="auto"/>
+              <w:jc w:val="right"/>
             </w:pPr>
             <w:r>
               <w:rPr>
@@ -2191,8 +2735,9 @@
           </w:tcPr>
           <w:p>
             <w:pPr>
+              <w:keepNext/>
+              <w:spacing w:before="0" w:after="0" w:line="250" w:lineRule="auto"/>
               <w:jc w:val="center"/>
-              <w:spacing w:before="0" w:after="0" w:line="250" w:lineRule="auto"/>
             </w:pPr>
             <w:r>
               <w:rPr>
@@ -2218,8 +2763,9 @@
           </w:tcPr>
           <w:p>
             <w:pPr>
-              <w:jc w:val="left"/>
-              <w:spacing w:before="0" w:after="0" w:line="250" w:lineRule="auto"/>
+              <w:keepNext/>
+              <w:spacing w:before="0" w:after="0" w:line="250" w:lineRule="auto"/>
+              <w:jc w:val="left"/>
             </w:pPr>
             <w:r>
               <w:rPr>
@@ -2245,8 +2791,9 @@
           </w:tcPr>
           <w:p>
             <w:pPr>
+              <w:keepNext/>
+              <w:spacing w:before="0" w:after="0" w:line="250" w:lineRule="auto"/>
               <w:jc w:val="center"/>
-              <w:spacing w:before="0" w:after="0" w:line="250" w:lineRule="auto"/>
             </w:pPr>
             <w:r>
               <w:rPr>
@@ -2272,8 +2819,9 @@
           </w:tcPr>
           <w:p>
             <w:pPr>
+              <w:keepNext/>
+              <w:spacing w:before="0" w:after="0" w:line="250" w:lineRule="auto"/>
               <w:jc w:val="center"/>
-              <w:spacing w:before="0" w:after="0" w:line="250" w:lineRule="auto"/>
             </w:pPr>
             <w:r>
               <w:rPr>
@@ -2299,8 +2847,9 @@
           </w:tcPr>
           <w:p>
             <w:pPr>
-              <w:jc w:val="left"/>
-              <w:spacing w:before="0" w:after="0" w:line="250" w:lineRule="auto"/>
+              <w:keepNext/>
+              <w:spacing w:before="0" w:after="0" w:line="250" w:lineRule="auto"/>
+              <w:jc w:val="right"/>
             </w:pPr>
             <w:r>
               <w:rPr>
@@ -2326,8 +2875,9 @@
           </w:tcPr>
           <w:p>
             <w:pPr>
-              <w:jc w:val="left"/>
-              <w:spacing w:before="0" w:after="0" w:line="250" w:lineRule="auto"/>
+              <w:keepNext/>
+              <w:spacing w:before="0" w:after="0" w:line="250" w:lineRule="auto"/>
+              <w:jc w:val="right"/>
             </w:pPr>
             <w:r>
               <w:rPr>
@@ -2358,8 +2908,9 @@
           </w:tcPr>
           <w:p>
             <w:pPr>
+              <w:keepNext/>
+              <w:spacing w:before="0" w:after="0" w:line="250" w:lineRule="auto"/>
               <w:jc w:val="center"/>
-              <w:spacing w:before="0" w:after="0" w:line="250" w:lineRule="auto"/>
             </w:pPr>
             <w:r>
               <w:rPr>
@@ -2385,8 +2936,9 @@
           </w:tcPr>
           <w:p>
             <w:pPr>
-              <w:jc w:val="left"/>
-              <w:spacing w:before="0" w:after="0" w:line="250" w:lineRule="auto"/>
+              <w:keepNext/>
+              <w:spacing w:before="0" w:after="0" w:line="250" w:lineRule="auto"/>
+              <w:jc w:val="left"/>
             </w:pPr>
             <w:r>
               <w:rPr>
@@ -2412,8 +2964,9 @@
           </w:tcPr>
           <w:p>
             <w:pPr>
+              <w:keepNext/>
+              <w:spacing w:before="0" w:after="0" w:line="250" w:lineRule="auto"/>
               <w:jc w:val="center"/>
-              <w:spacing w:before="0" w:after="0" w:line="250" w:lineRule="auto"/>
             </w:pPr>
             <w:r>
               <w:rPr>
@@ -2439,8 +2992,9 @@
           </w:tcPr>
           <w:p>
             <w:pPr>
+              <w:keepNext/>
+              <w:spacing w:before="0" w:after="0" w:line="250" w:lineRule="auto"/>
               <w:jc w:val="center"/>
-              <w:spacing w:before="0" w:after="0" w:line="250" w:lineRule="auto"/>
             </w:pPr>
             <w:r>
               <w:rPr>
@@ -2466,8 +3020,9 @@
           </w:tcPr>
           <w:p>
             <w:pPr>
-              <w:jc w:val="left"/>
-              <w:spacing w:before="0" w:after="0" w:line="250" w:lineRule="auto"/>
+              <w:keepNext/>
+              <w:spacing w:before="0" w:after="0" w:line="250" w:lineRule="auto"/>
+              <w:jc w:val="right"/>
             </w:pPr>
             <w:r>
               <w:rPr>
@@ -2493,8 +3048,9 @@
           </w:tcPr>
           <w:p>
             <w:pPr>
-              <w:jc w:val="left"/>
-              <w:spacing w:before="0" w:after="0" w:line="250" w:lineRule="auto"/>
+              <w:keepNext/>
+              <w:spacing w:before="0" w:after="0" w:line="250" w:lineRule="auto"/>
+              <w:jc w:val="right"/>
             </w:pPr>
             <w:r>
               <w:rPr>
@@ -2525,8 +3081,9 @@
           </w:tcPr>
           <w:p>
             <w:pPr>
+              <w:keepNext/>
+              <w:spacing w:before="0" w:after="0" w:line="250" w:lineRule="auto"/>
               <w:jc w:val="center"/>
-              <w:spacing w:before="0" w:after="0" w:line="250" w:lineRule="auto"/>
             </w:pPr>
             <w:r>
               <w:rPr>
@@ -2552,8 +3109,9 @@
           </w:tcPr>
           <w:p>
             <w:pPr>
-              <w:jc w:val="left"/>
-              <w:spacing w:before="0" w:after="0" w:line="250" w:lineRule="auto"/>
+              <w:keepNext/>
+              <w:spacing w:before="0" w:after="0" w:line="250" w:lineRule="auto"/>
+              <w:jc w:val="left"/>
             </w:pPr>
             <w:r>
               <w:rPr>
@@ -2579,8 +3137,9 @@
           </w:tcPr>
           <w:p>
             <w:pPr>
+              <w:keepNext/>
+              <w:spacing w:before="0" w:after="0" w:line="250" w:lineRule="auto"/>
               <w:jc w:val="center"/>
-              <w:spacing w:before="0" w:after="0" w:line="250" w:lineRule="auto"/>
             </w:pPr>
             <w:r>
               <w:rPr>
@@ -2606,8 +3165,9 @@
           </w:tcPr>
           <w:p>
             <w:pPr>
+              <w:keepNext/>
+              <w:spacing w:before="0" w:after="0" w:line="250" w:lineRule="auto"/>
               <w:jc w:val="center"/>
-              <w:spacing w:before="0" w:after="0" w:line="250" w:lineRule="auto"/>
             </w:pPr>
             <w:r>
               <w:rPr>
@@ -2633,8 +3193,9 @@
           </w:tcPr>
           <w:p>
             <w:pPr>
-              <w:jc w:val="left"/>
-              <w:spacing w:before="0" w:after="0" w:line="250" w:lineRule="auto"/>
+              <w:keepNext/>
+              <w:spacing w:before="0" w:after="0" w:line="250" w:lineRule="auto"/>
+              <w:jc w:val="right"/>
             </w:pPr>
             <w:r>
               <w:rPr>
@@ -2660,8 +3221,9 @@
           </w:tcPr>
           <w:p>
             <w:pPr>
-              <w:jc w:val="left"/>
-              <w:spacing w:before="0" w:after="0" w:line="250" w:lineRule="auto"/>
+              <w:keepNext/>
+              <w:spacing w:before="0" w:after="0" w:line="250" w:lineRule="auto"/>
+              <w:jc w:val="right"/>
             </w:pPr>
             <w:r>
               <w:rPr>
@@ -2679,10 +3241,19 @@
         </w:tc>
       </w:tr>
     </w:tbl>
+    <w:p>
+      <w:pPr>
+        <w:keepNext/>
+        <w:spacing w:before="0" w:after="0" w:line="20" w:lineRule="exact"/>
+        <w:rPr>
+          <w:sz w:val="2"/>
+          <w:szCs w:val="2"/>
+        </w:rPr>
+      </w:pPr>
+    </w:p>
     <w:tbl>
       <w:tblPr>
         <w:tblW w:w="10000" w:type="dxa"/>
-        <w:tblLayout w:type="fixed"/>
         <w:tblBorders>
           <w:top w:val="single" w:sz="4" w:color="BCACA7"/>
           <w:left w:val="single" w:sz="4" w:color="BCACA7"/>
@@ -2691,6 +3262,7 @@
           <w:insideH w:val="single" w:sz="4" w:color="BCACA7"/>
           <w:insideV w:val="single" w:sz="4" w:color="BCACA7"/>
         </w:tblBorders>
+        <w:tblLayout w:type="fixed"/>
         <w:tblCellMar>
           <w:top w:w="75" w:type="dxa"/>
           <w:left w:w="85" w:type="dxa"/>
@@ -2717,8 +3289,9 @@
           </w:tcPr>
           <w:p>
             <w:pPr>
-              <w:jc w:val="left"/>
+              <w:keepNext/>
               <w:spacing w:before="0" w:after="6" w:line="250" w:lineRule="auto"/>
+              <w:jc w:val="left"/>
             </w:pPr>
             <w:r>
               <w:rPr>
@@ -2733,18 +3306,19 @@
           </w:p>
           <w:p>
             <w:pPr>
+              <w:keepNext/>
               <w:bidi w:val="1"/>
-              <w:jc w:val="right"/>
-              <w:spacing w:before="0" w:after="0" w:line="250" w:lineRule="auto"/>
+              <w:spacing w:before="0" w:after="0" w:line="250" w:lineRule="auto"/>
+              <w:jc w:val="left"/>
             </w:pPr>
             <w:r>
               <w:rPr>
                 <w:rFonts w:ascii="Noto Sans Arabic" w:hAnsi="Noto Sans Arabic" w:eastAsia="Noto Sans Arabic" w:cs="Noto Sans Arabic"/>
-                <w:rtl w:val="1"/>
                 <w:color w:val="12171D"/>
                 <w:sz w:val="15"/>
                 <w:szCs w:val="15"/>
-                <w:lang w:val="ar-SA" w:eastAsia="ar-SA"/>
+                <w:rtl w:val="1"/>
+                <w:lang w:val="ar-SA" w:bidi="ar-SA"/>
               </w:rPr>
               <w:t xml:space="preserve">المجموع الفرعي</w:t>
             </w:r>
@@ -2760,8 +3334,9 @@
           </w:tcPr>
           <w:p>
             <w:pPr>
+              <w:keepNext/>
+              <w:spacing w:before="0" w:after="0" w:line="250" w:lineRule="auto"/>
               <w:jc w:val="right"/>
-              <w:spacing w:before="0" w:after="0" w:line="250" w:lineRule="auto"/>
             </w:pPr>
             <w:r>
               <w:rPr>
@@ -2792,8 +3367,9 @@
           </w:tcPr>
           <w:p>
             <w:pPr>
-              <w:jc w:val="left"/>
+              <w:keepNext/>
               <w:spacing w:before="0" w:after="6" w:line="250" w:lineRule="auto"/>
+              <w:jc w:val="left"/>
             </w:pPr>
             <w:r>
               <w:rPr>
@@ -2808,18 +3384,19 @@
           </w:p>
           <w:p>
             <w:pPr>
+              <w:keepNext/>
               <w:bidi w:val="1"/>
-              <w:jc w:val="right"/>
-              <w:spacing w:before="0" w:after="0" w:line="250" w:lineRule="auto"/>
+              <w:spacing w:before="0" w:after="0" w:line="250" w:lineRule="auto"/>
+              <w:jc w:val="left"/>
             </w:pPr>
             <w:r>
               <w:rPr>
                 <w:rFonts w:ascii="Noto Sans Arabic" w:hAnsi="Noto Sans Arabic" w:eastAsia="Noto Sans Arabic" w:cs="Noto Sans Arabic"/>
-                <w:rtl w:val="1"/>
                 <w:color w:val="12171D"/>
                 <w:sz w:val="15"/>
                 <w:szCs w:val="15"/>
-                <w:lang w:val="ar-SA" w:eastAsia="ar-SA"/>
+                <w:rtl w:val="1"/>
+                <w:lang w:val="ar-SA" w:bidi="ar-SA"/>
               </w:rPr>
               <w:t xml:space="preserve">الضريبة عند انطباقها</w:t>
             </w:r>
@@ -2835,8 +3412,9 @@
           </w:tcPr>
           <w:p>
             <w:pPr>
+              <w:keepNext/>
+              <w:spacing w:before="0" w:after="0" w:line="250" w:lineRule="auto"/>
               <w:jc w:val="right"/>
-              <w:spacing w:before="0" w:after="0" w:line="250" w:lineRule="auto"/>
             </w:pPr>
             <w:r>
               <w:rPr>
@@ -2860,16 +3438,16 @@
         <w:tc>
           <w:tcPr>
             <w:tcW w:w="6500" w:type="dxa"/>
+            <w:tcBorders>
+              <w:bottom w:val="single" w:sz="4" w:space="0" w:color="BCACA7"/>
+            </w:tcBorders>
             <w:shd w:val="clear" w:color="auto" w:fill="BCACA7"/>
-            <w:tcBorders>
-              <w:bottom w:val="single" w:sz="4" w:space="0" w:color="BCACA7"/>
-            </w:tcBorders>
-            <w:vAlign w:val="center"/>
-          </w:tcPr>
-          <w:p>
-            <w:pPr>
-              <w:jc w:val="left"/>
+            <w:vAlign w:val="center"/>
+          </w:tcPr>
+          <w:p>
+            <w:pPr>
               <w:spacing w:before="0" w:after="6" w:line="250" w:lineRule="auto"/>
+              <w:jc w:val="left"/>
             </w:pPr>
             <w:r>
               <w:rPr>
@@ -2887,19 +3465,19 @@
           <w:p>
             <w:pPr>
               <w:bidi w:val="1"/>
-              <w:jc w:val="right"/>
-              <w:spacing w:before="0" w:after="0" w:line="250" w:lineRule="auto"/>
+              <w:spacing w:before="0" w:after="0" w:line="250" w:lineRule="auto"/>
+              <w:jc w:val="left"/>
             </w:pPr>
             <w:r>
               <w:rPr>
                 <w:rFonts w:ascii="Noto Sans Arabic" w:hAnsi="Noto Sans Arabic" w:eastAsia="Noto Sans Arabic" w:cs="Noto Sans Arabic"/>
                 <w:b/>
                 <w:bCs/>
-                <w:rtl w:val="1"/>
                 <w:color w:val="12171D"/>
                 <w:sz w:val="15"/>
                 <w:szCs w:val="15"/>
-                <w:lang w:val="ar-SA" w:eastAsia="ar-SA"/>
+                <w:rtl w:val="1"/>
+                <w:lang w:val="ar-SA" w:bidi="ar-SA"/>
               </w:rPr>
               <w:t xml:space="preserve">الإجمالي</w:t>
             </w:r>
@@ -2908,16 +3486,16 @@
         <w:tc>
           <w:tcPr>
             <w:tcW w:w="3500" w:type="dxa"/>
+            <w:tcBorders>
+              <w:bottom w:val="single" w:sz="4" w:space="0" w:color="BCACA7"/>
+            </w:tcBorders>
             <w:shd w:val="clear" w:color="auto" w:fill="BCACA7"/>
-            <w:tcBorders>
-              <w:bottom w:val="single" w:sz="4" w:space="0" w:color="BCACA7"/>
-            </w:tcBorders>
-            <w:vAlign w:val="center"/>
-          </w:tcPr>
-          <w:p>
-            <w:pPr>
+            <w:vAlign w:val="center"/>
+          </w:tcPr>
+          <w:p>
+            <w:pPr>
+              <w:spacing w:before="0" w:after="0" w:line="250" w:lineRule="auto"/>
               <w:jc w:val="right"/>
-              <w:spacing w:before="0" w:after="0" w:line="250" w:lineRule="auto"/>
             </w:pPr>
             <w:r>
               <w:rPr>
@@ -2935,86 +3513,18 @@
         </w:tc>
       </w:tr>
     </w:tbl>
+    <w:p>
+      <w:pPr>
+        <w:spacing w:before="0" w:after="0" w:line="20" w:lineRule="exact"/>
+        <w:rPr>
+          <w:sz w:val="2"/>
+          <w:szCs w:val="2"/>
+        </w:rPr>
+      </w:pPr>
+    </w:p>
     <w:tbl>
       <w:tblPr>
         <w:tblW w:w="10000" w:type="dxa"/>
-        <w:tblLayout w:type="fixed"/>
-        <w:tblBorders>
-          <w:top w:val="nil"/>
-          <w:left w:val="nil"/>
-          <w:bottom w:val="nil"/>
-          <w:right w:val="nil"/>
-          <w:insideH w:val="nil"/>
-          <w:insideV w:val="nil"/>
-        </w:tblBorders>
-        <w:tblCellMar>
-          <w:top w:w="75" w:type="dxa"/>
-          <w:left w:w="85" w:type="dxa"/>
-          <w:bottom w:w="75" w:type="dxa"/>
-          <w:right w:w="85" w:type="dxa"/>
-        </w:tblCellMar>
-        <w:tblLook w:firstRow="1" w:lastRow="0" w:firstColumn="0" w:lastColumn="0" w:noHBand="0" w:noVBand="1"/>
-      </w:tblPr>
-      <w:tblGrid>
-        <w:gridCol w:w="10000"/>
-      </w:tblGrid>
-      <w:tr>
-        <w:trPr>
-          <w:cantSplit/>
-        </w:trPr>
-        <w:tc>
-          <w:tcPr>
-            <w:tcW w:w="10000" w:type="dxa"/>
-            <w:shd w:val="clear" w:color="auto" w:fill="BCACA7"/>
-            <w:vAlign w:val="center"/>
-          </w:tcPr>
-          <w:p>
-            <w:pPr>
-              <w:jc w:val="left"/>
-              <w:spacing w:before="0" w:after="4" w:line="250" w:lineRule="auto"/>
-              <w:keepNext/>
-            </w:pPr>
-            <w:r>
-              <w:rPr>
-                <w:rFonts w:ascii="Jost" w:hAnsi="Jost" w:eastAsia="Jost" w:cs="Jost"/>
-                <w:b/>
-                <w:bCs/>
-                <w:color w:val="12171D"/>
-                <w:sz w:val="17"/>
-                <w:szCs w:val="17"/>
-                <w:lang w:val="en-GB"/>
-              </w:rPr>
-              <w:t xml:space="preserve">AUTHORIZATION</w:t>
-            </w:r>
-          </w:p>
-          <w:p>
-            <w:pPr>
-              <w:bidi w:val="1"/>
-              <w:jc w:val="right"/>
-              <w:spacing w:before="0" w:after="0" w:line="250" w:lineRule="auto"/>
-              <w:keepNext/>
-            </w:pPr>
-            <w:r>
-              <w:rPr>
-                <w:rFonts w:ascii="Noto Sans Arabic" w:hAnsi="Noto Sans Arabic" w:eastAsia="Noto Sans Arabic" w:cs="Noto Sans Arabic"/>
-                <w:b/>
-                <w:bCs/>
-                <w:rtl w:val="1"/>
-                <w:color w:val="12171D"/>
-                <w:sz w:val="16"/>
-                <w:szCs w:val="16"/>
-                <w:lang w:val="ar-SA" w:eastAsia="ar-SA"/>
-              </w:rPr>
-              <w:t xml:space="preserve">الاعتماد</w:t>
-            </w:r>
-          </w:p>
-        </w:tc>
-      </w:tr>
-    </w:tbl>
-    <w:tbl>
-      <w:tblPr>
-        <w:tblW w:w="10000" w:type="dxa"/>
-        <w:tblLayout w:type="fixed"/>
         <w:tblBorders>
           <w:top w:val="single" w:sz="4" w:color="BCACA7"/>
           <w:left w:val="single" w:sz="4" w:color="BCACA7"/>
@@ -3023,6 +3533,7 @@
           <w:insideH w:val="single" w:sz="4" w:color="BCACA7"/>
           <w:insideV w:val="single" w:sz="4" w:color="BCACA7"/>
         </w:tblBorders>
+        <w:tblLayout w:type="fixed"/>
         <w:tblCellMar>
           <w:top w:w="75" w:type="dxa"/>
           <w:left w:w="85" w:type="dxa"/>
@@ -3043,17 +3554,79 @@
         </w:trPr>
         <w:tc>
           <w:tcPr>
+            <w:tcW w:w="5000" w:type="dxa"/>
+            <w:gridSpan w:val="2"/>
+            <w:shd w:val="clear" w:color="auto" w:fill="BCACA7"/>
+            <w:vAlign w:val="center"/>
+          </w:tcPr>
+          <w:p>
+            <w:pPr>
+              <w:pStyle w:val="Heading1"/>
+              <w:keepNext/>
+              <w:spacing w:before="0" w:after="0" w:line="250" w:lineRule="auto"/>
+              <w:jc w:val="left"/>
+            </w:pPr>
+            <w:r>
+              <w:rPr>
+                <w:rFonts w:ascii="Jost" w:hAnsi="Jost" w:eastAsia="Jost" w:cs="Jost"/>
+                <w:b/>
+                <w:bCs/>
+                <w:color w:val="12171D"/>
+                <w:sz w:val="17"/>
+                <w:szCs w:val="17"/>
+                <w:lang w:val="en-GB"/>
+              </w:rPr>
+              <w:t xml:space="preserve">AUTHORIZATION</w:t>
+            </w:r>
+          </w:p>
+        </w:tc>
+        <w:tc>
+          <w:tcPr>
+            <w:tcW w:w="5000" w:type="dxa"/>
+            <w:gridSpan w:val="2"/>
+            <w:shd w:val="clear" w:color="auto" w:fill="BCACA7"/>
+            <w:vAlign w:val="center"/>
+          </w:tcPr>
+          <w:p>
+            <w:pPr>
+              <w:keepNext/>
+              <w:bidi w:val="1"/>
+              <w:spacing w:before="0" w:after="0" w:line="250" w:lineRule="auto"/>
+              <w:jc w:val="left"/>
+            </w:pPr>
+            <w:r>
+              <w:rPr>
+                <w:rFonts w:ascii="Noto Sans Arabic" w:hAnsi="Noto Sans Arabic" w:eastAsia="Noto Sans Arabic" w:cs="Noto Sans Arabic"/>
+                <w:b/>
+                <w:bCs/>
+                <w:color w:val="12171D"/>
+                <w:sz w:val="16"/>
+                <w:szCs w:val="16"/>
+                <w:rtl w:val="1"/>
+                <w:lang w:val="ar-SA" w:bidi="ar-SA"/>
+              </w:rPr>
+              <w:t xml:space="preserve">الاعتماد</w:t>
+            </w:r>
+          </w:p>
+        </w:tc>
+      </w:tr>
+      <w:tr>
+        <w:trPr>
+          <w:cantSplit/>
+        </w:trPr>
+        <w:tc>
+          <w:tcPr>
             <w:tcW w:w="1650" w:type="dxa"/>
+            <w:tcBorders>
+              <w:bottom w:val="single" w:sz="4" w:space="0" w:color="BCACA7"/>
+            </w:tcBorders>
             <w:shd w:val="clear" w:color="auto" w:fill="F4F1F0"/>
-            <w:tcBorders>
-              <w:bottom w:val="single" w:sz="4" w:space="0" w:color="BCACA7"/>
-            </w:tcBorders>
-            <w:vAlign w:val="center"/>
-          </w:tcPr>
-          <w:p>
-            <w:pPr>
-              <w:jc w:val="left"/>
+            <w:vAlign w:val="center"/>
+          </w:tcPr>
+          <w:p>
+            <w:pPr>
               <w:spacing w:before="0" w:after="12" w:line="250" w:lineRule="auto"/>
+              <w:jc w:val="left"/>
             </w:pPr>
             <w:r>
               <w:rPr>
@@ -3071,19 +3644,17 @@
           <w:p>
             <w:pPr>
               <w:bidi w:val="1"/>
-              <w:jc w:val="right"/>
-              <w:spacing w:before="0" w:after="0" w:line="250" w:lineRule="auto"/>
+              <w:spacing w:before="0" w:after="0" w:line="250" w:lineRule="auto"/>
+              <w:jc w:val="left"/>
             </w:pPr>
             <w:r>
               <w:rPr>
                 <w:rFonts w:ascii="Noto Sans Arabic" w:hAnsi="Noto Sans Arabic" w:eastAsia="Noto Sans Arabic" w:cs="Noto Sans Arabic"/>
-                <w:b/>
-                <w:bCs/>
-                <w:rtl w:val="1"/>
                 <w:color w:val="12171D"/>
                 <w:sz w:val="16"/>
                 <w:szCs w:val="16"/>
-                <w:lang w:val="ar-SA" w:eastAsia="ar-SA"/>
+                <w:rtl w:val="1"/>
+                <w:lang w:val="ar-SA" w:bidi="ar-SA"/>
               </w:rPr>
               <w:t xml:space="preserve">مقدم الطلب</w:t>
             </w:r>
@@ -3099,8 +3670,8 @@
           </w:tcPr>
           <w:p>
             <w:pPr>
-              <w:jc w:val="left"/>
-              <w:spacing w:before="0" w:after="0" w:line="250" w:lineRule="auto"/>
+              <w:spacing w:before="0" w:after="0" w:line="250" w:lineRule="auto"/>
+              <w:jc w:val="left"/>
             </w:pPr>
             <w:r>
               <w:rPr>
@@ -3119,16 +3690,16 @@
         <w:tc>
           <w:tcPr>
             <w:tcW w:w="1650" w:type="dxa"/>
+            <w:tcBorders>
+              <w:bottom w:val="single" w:sz="4" w:space="0" w:color="BCACA7"/>
+            </w:tcBorders>
             <w:shd w:val="clear" w:color="auto" w:fill="F4F1F0"/>
-            <w:tcBorders>
-              <w:bottom w:val="single" w:sz="4" w:space="0" w:color="BCACA7"/>
-            </w:tcBorders>
-            <w:vAlign w:val="center"/>
-          </w:tcPr>
-          <w:p>
-            <w:pPr>
-              <w:jc w:val="left"/>
+            <w:vAlign w:val="center"/>
+          </w:tcPr>
+          <w:p>
+            <w:pPr>
               <w:spacing w:before="0" w:after="12" w:line="250" w:lineRule="auto"/>
+              <w:jc w:val="left"/>
             </w:pPr>
             <w:r>
               <w:rPr>
@@ -3146,19 +3717,17 @@
           <w:p>
             <w:pPr>
               <w:bidi w:val="1"/>
-              <w:jc w:val="right"/>
-              <w:spacing w:before="0" w:after="0" w:line="250" w:lineRule="auto"/>
+              <w:spacing w:before="0" w:after="0" w:line="250" w:lineRule="auto"/>
+              <w:jc w:val="left"/>
             </w:pPr>
             <w:r>
               <w:rPr>
                 <w:rFonts w:ascii="Noto Sans Arabic" w:hAnsi="Noto Sans Arabic" w:eastAsia="Noto Sans Arabic" w:cs="Noto Sans Arabic"/>
-                <w:b/>
-                <w:bCs/>
-                <w:rtl w:val="1"/>
                 <w:color w:val="12171D"/>
                 <w:sz w:val="16"/>
                 <w:szCs w:val="16"/>
-                <w:lang w:val="ar-SA" w:eastAsia="ar-SA"/>
+                <w:rtl w:val="1"/>
+                <w:lang w:val="ar-SA" w:bidi="ar-SA"/>
               </w:rPr>
               <w:t xml:space="preserve">المعتمد</w:t>
             </w:r>
@@ -3174,8 +3743,8 @@
           </w:tcPr>
           <w:p>
             <w:pPr>
-              <w:jc w:val="left"/>
-              <w:spacing w:before="0" w:after="0" w:line="250" w:lineRule="auto"/>
+              <w:spacing w:before="0" w:after="0" w:line="250" w:lineRule="auto"/>
+              <w:jc w:val="left"/>
             </w:pPr>
             <w:r>
               <w:rPr>
@@ -3193,6 +3762,15 @@
         </w:tc>
       </w:tr>
     </w:tbl>
+    <w:p>
+      <w:pPr>
+        <w:spacing w:before="0" w:after="0" w:line="20" w:lineRule="exact"/>
+        <w:rPr>
+          <w:sz w:val="2"/>
+          <w:szCs w:val="2"/>
+        </w:rPr>
+      </w:pPr>
+    </w:p>
     <w:sectPr>
       <w:headerReference w:type="default" r:id="rIdHeader"/>
       <w:footerReference w:type="default" r:id="rIdFooter"/>
@@ -3216,29 +3794,242 @@
     </w:pPr>
     <w:r>
       <w:rPr>
-        <w:rFonts w:ascii="Inter" w:hAnsi="Inter"/>
+        <w:rFonts w:ascii="Inter" w:hAnsi="Inter" w:cs="Inter"/>
         <w:color w:val="12171D"/>
-        <w:sz w:val="13"/>
+        <w:sz w:val="15"/>
+        <w:szCs w:val="15"/>
+        <w:lang w:val="en-GB"/>
       </w:rPr>
-      <w:t>[Registered Entity Name] | [Company Address] | contact@mish3l.com | [Business Phone]</w:t>
+      <w:t xml:space="preserve">[Registered Entity Name] | [Company Address] | contact@mish3l.com | [Business Phone]</w:t>
     </w:r>
   </w:p>
+  <w:tbl>
+    <w:tblPr>
+      <w:tblW w:w="10000" w:type="dxa"/>
+      <w:tblInd w:w="-85" w:type="dxa"/>
+      <w:tblBorders>
+        <w:top w:val="nil"/>
+        <w:left w:val="nil"/>
+        <w:bottom w:val="nil"/>
+        <w:right w:val="nil"/>
+        <w:insideH w:val="nil"/>
+        <w:insideV w:val="nil"/>
+      </w:tblBorders>
+      <w:tblLayout w:type="fixed"/>
+      <w:tblCellMar>
+        <w:top w:w="75" w:type="dxa"/>
+        <w:left w:w="85" w:type="dxa"/>
+        <w:bottom w:w="75" w:type="dxa"/>
+        <w:right w:w="85" w:type="dxa"/>
+      </w:tblCellMar>
+      <w:tblLook w:firstRow="1" w:lastRow="0" w:firstColumn="0" w:lastColumn="0" w:noHBand="0" w:noVBand="1"/>
+    </w:tblPr>
+    <w:tblGrid>
+      <w:gridCol w:w="3000"/>
+      <w:gridCol w:w="7000"/>
+    </w:tblGrid>
+    <w:tr>
+      <w:trPr>
+        <w:cantSplit/>
+      </w:trPr>
+      <w:tc>
+        <w:tcPr>
+          <w:tcW w:w="3000" w:type="dxa"/>
+          <w:vAlign w:val="top"/>
+        </w:tcPr>
+        <w:p>
+          <w:pPr>
+            <w:spacing w:before="0" w:after="0"/>
+          </w:pPr>
+          <w:r>
+            <w:rPr>
+              <w:rFonts w:ascii="Inter" w:hAnsi="Inter" w:cs="Inter"/>
+              <w:color w:val="12171D"/>
+              <w:sz w:val="15"/>
+              <w:szCs w:val="15"/>
+              <w:lang w:val="en-GB"/>
+            </w:rPr>
+            <w:t xml:space="preserve">Page </w:t>
+          </w:r>
+          <w:r>
+            <w:rPr>
+              <w:rFonts w:ascii="Inter" w:hAnsi="Inter" w:cs="Inter"/>
+              <w:color w:val="12171D"/>
+              <w:sz w:val="15"/>
+              <w:szCs w:val="15"/>
+            </w:rPr>
+            <w:fldChar w:fldCharType="begin"/>
+          </w:r>
+          <w:r>
+            <w:rPr>
+              <w:rFonts w:ascii="Inter" w:hAnsi="Inter" w:cs="Inter"/>
+              <w:color w:val="12171D"/>
+              <w:sz w:val="15"/>
+              <w:szCs w:val="15"/>
+            </w:rPr>
+            <w:instrText xml:space="preserve"> PAGE </w:instrText>
+          </w:r>
+          <w:r>
+            <w:rPr>
+              <w:rFonts w:ascii="Inter" w:hAnsi="Inter" w:cs="Inter"/>
+              <w:color w:val="12171D"/>
+              <w:sz w:val="15"/>
+              <w:szCs w:val="15"/>
+            </w:rPr>
+            <w:fldChar w:fldCharType="separate"/>
+          </w:r>
+          <w:r>
+            <w:rPr>
+              <w:rFonts w:ascii="Inter" w:hAnsi="Inter" w:cs="Inter"/>
+              <w:color w:val="12171D"/>
+              <w:sz w:val="15"/>
+              <w:szCs w:val="15"/>
+              <w:lang w:val="en-GB"/>
+            </w:rPr>
+            <w:t xml:space="preserve">1</w:t>
+          </w:r>
+          <w:r>
+            <w:rPr>
+              <w:rFonts w:ascii="Inter" w:hAnsi="Inter" w:cs="Inter"/>
+              <w:color w:val="12171D"/>
+              <w:sz w:val="15"/>
+              <w:szCs w:val="15"/>
+            </w:rPr>
+            <w:fldChar w:fldCharType="end"/>
+          </w:r>
+          <w:r>
+            <w:rPr>
+              <w:rFonts w:ascii="Inter" w:hAnsi="Inter" w:cs="Inter"/>
+              <w:color w:val="12171D"/>
+              <w:sz w:val="15"/>
+              <w:szCs w:val="15"/>
+              <w:lang w:val="en-GB"/>
+            </w:rPr>
+            <w:t xml:space="preserve"> of </w:t>
+          </w:r>
+          <w:r>
+            <w:rPr>
+              <w:rFonts w:ascii="Inter" w:hAnsi="Inter" w:cs="Inter"/>
+              <w:color w:val="12171D"/>
+              <w:sz w:val="15"/>
+              <w:szCs w:val="15"/>
+            </w:rPr>
+            <w:fldChar w:fldCharType="begin"/>
+          </w:r>
+          <w:r>
+            <w:rPr>
+              <w:rFonts w:ascii="Inter" w:hAnsi="Inter" w:cs="Inter"/>
+              <w:color w:val="12171D"/>
+              <w:sz w:val="15"/>
+              <w:szCs w:val="15"/>
+            </w:rPr>
+            <w:instrText xml:space="preserve"> NUMPAGES </w:instrText>
+          </w:r>
+          <w:r>
+            <w:rPr>
+              <w:rFonts w:ascii="Inter" w:hAnsi="Inter" w:cs="Inter"/>
+              <w:color w:val="12171D"/>
+              <w:sz w:val="15"/>
+              <w:szCs w:val="15"/>
+            </w:rPr>
+            <w:fldChar w:fldCharType="separate"/>
+          </w:r>
+          <w:r>
+            <w:rPr>
+              <w:rFonts w:ascii="Inter" w:hAnsi="Inter" w:cs="Inter"/>
+              <w:color w:val="12171D"/>
+              <w:sz w:val="15"/>
+              <w:szCs w:val="15"/>
+              <w:lang w:val="en-GB"/>
+            </w:rPr>
+            <w:t xml:space="preserve">1</w:t>
+          </w:r>
+          <w:r>
+            <w:rPr>
+              <w:rFonts w:ascii="Inter" w:hAnsi="Inter" w:cs="Inter"/>
+              <w:color w:val="12171D"/>
+              <w:sz w:val="15"/>
+              <w:szCs w:val="15"/>
+            </w:rPr>
+            <w:fldChar w:fldCharType="end"/>
+          </w:r>
+        </w:p>
+      </w:tc>
+      <w:tc>
+        <w:tcPr>
+          <w:tcW w:w="7000" w:type="dxa"/>
+          <w:vAlign w:val="top"/>
+        </w:tcPr>
+        <w:p>
+          <w:pPr>
+            <w:bidi w:val="1"/>
+            <w:spacing w:before="0" w:after="0"/>
+            <w:jc w:val="left"/>
+          </w:pPr>
+          <w:r>
+            <w:rPr>
+              <w:rFonts w:ascii="Noto Sans Arabic" w:hAnsi="Noto Sans Arabic" w:cs="Noto Sans Arabic"/>
+              <w:color w:val="12171D"/>
+              <w:sz w:val="15"/>
+              <w:szCs w:val="15"/>
+              <w:rtl/>
+              <w:lang w:val="ar-SA" w:bidi="ar-SA"/>
+            </w:rPr>
+            <w:t xml:space="preserve">الاسم المسجل: </w:t>
+          </w:r>
+          <w:r>
+            <w:rPr>
+              <w:rFonts w:ascii="Inter" w:hAnsi="Inter" w:cs="Inter"/>
+              <w:color w:val="12171D"/>
+              <w:sz w:val="15"/>
+              <w:szCs w:val="15"/>
+              <w:lang w:val="en-GB"/>
+            </w:rPr>
+            <w:t xml:space="preserve">‎[Registered Entity Name]‎</w:t>
+          </w:r>
+          <w:r>
+            <w:rPr>
+              <w:rFonts w:ascii="Inter" w:hAnsi="Inter" w:cs="Inter"/>
+              <w:color w:val="12171D"/>
+              <w:sz w:val="15"/>
+              <w:szCs w:val="15"/>
+              <w:lang w:val="en-GB"/>
+            </w:rPr>
+            <w:t xml:space="preserve"> | </w:t>
+          </w:r>
+          <w:r>
+            <w:rPr>
+              <w:rFonts w:ascii="Noto Sans Arabic" w:hAnsi="Noto Sans Arabic" w:cs="Noto Sans Arabic"/>
+              <w:color w:val="12171D"/>
+              <w:sz w:val="15"/>
+              <w:szCs w:val="15"/>
+              <w:rtl/>
+              <w:lang w:val="ar-SA" w:bidi="ar-SA"/>
+            </w:rPr>
+            <w:t xml:space="preserve">العنوان: </w:t>
+          </w:r>
+          <w:r>
+            <w:rPr>
+              <w:rFonts w:ascii="Inter" w:hAnsi="Inter" w:cs="Inter"/>
+              <w:color w:val="12171D"/>
+              <w:sz w:val="15"/>
+              <w:szCs w:val="15"/>
+              <w:lang w:val="en-GB"/>
+            </w:rPr>
+            <w:t xml:space="preserve">‎[Company Address]‎</w:t>
+          </w:r>
+        </w:p>
+      </w:tc>
+    </w:tr>
+  </w:tbl>
   <w:p>
     <w:pPr>
-      <w:bidi w:val="1"/>
-      <w:jc w:val="right"/>
-      <w:spacing w:after="0"/>
+      <w:spacing w:before="0" w:after="0" w:line="20" w:lineRule="exact"/>
+      <w:rPr>
+        <w:sz w:val="2"/>
+        <w:szCs w:val="2"/>
+      </w:rPr>
     </w:pPr>
-    <w:r>
-      <w:rPr>
-        <w:rFonts w:ascii="Noto Sans Arabic" w:hAnsi="Noto Sans Arabic" w:cs="Noto Sans Arabic"/>
-        <w:rtl/>
-        <w:color w:val="12171D"/>
-        <w:sz w:val="13"/>
-        <w:lang w:val="ar-SA"/>
-      </w:rPr>
-      <w:t>الاسم المسجل: [Registered Entity Name] | العنوان: [Company Address]</w:t>
-    </w:r>
   </w:p>
 </w:ftr>
 </file>
@@ -3248,7 +4039,6 @@
   <w:tbl>
     <w:tblPr>
       <w:tblW w:w="10000" w:type="dxa"/>
-      <w:tblLayout w:type="fixed"/>
       <w:tblBorders>
         <w:top w:val="nil"/>
         <w:left w:val="nil"/>
@@ -3257,6 +4047,7 @@
         <w:insideH w:val="nil"/>
         <w:insideV w:val="nil"/>
       </w:tblBorders>
+      <w:tblLayout w:type="fixed"/>
       <w:tblCellMar>
         <w:top w:w="75" w:type="dxa"/>
         <w:left w:w="85" w:type="dxa"/>
@@ -3287,7 +4078,7 @@
             <w:drawing>
               <wp:inline distT="0" distB="0" distL="0" distR="0">
                 <wp:extent cx="1664208" cy="540380"/>
-                <wp:docPr id="1" name="GEM horizontal ink logo"/>
+                <wp:docPr id="1" name="GEM horizontal ink logo" descr="GEM logo"/>
                 <wp:cNvGraphicFramePr>
                   <a:graphicFrameLocks noChangeAspect="1"/>
                 </wp:cNvGraphicFramePr>
@@ -3330,8 +4121,8 @@
         </w:tcPr>
         <w:p>
           <w:pPr>
+            <w:spacing w:before="0" w:after="10" w:line="250" w:lineRule="auto"/>
             <w:jc w:val="right"/>
-            <w:spacing w:before="0" w:after="10" w:line="250" w:lineRule="auto"/>
           </w:pPr>
           <w:r>
             <w:rPr>
@@ -3348,8 +4139,8 @@
         </w:p>
         <w:p>
           <w:pPr>
+            <w:spacing w:before="0" w:after="8" w:line="250" w:lineRule="auto"/>
             <w:jc w:val="right"/>
-            <w:spacing w:before="0" w:after="8" w:line="250" w:lineRule="auto"/>
           </w:pPr>
           <w:r>
             <w:rPr>
@@ -3367,19 +4158,19 @@
         <w:p>
           <w:pPr>
             <w:bidi w:val="1"/>
-            <w:jc w:val="right"/>
             <w:spacing w:before="0" w:after="0" w:line="250" w:lineRule="auto"/>
+            <w:jc w:val="left"/>
           </w:pPr>
           <w:r>
             <w:rPr>
               <w:rFonts w:ascii="Noto Sans Arabic" w:hAnsi="Noto Sans Arabic" w:eastAsia="Noto Sans Arabic" w:cs="Noto Sans Arabic"/>
               <w:b/>
               <w:bCs/>
-              <w:rtl w:val="1"/>
               <w:color w:val="12171D"/>
               <w:sz w:val="14"/>
               <w:szCs w:val="14"/>
-              <w:lang w:val="ar-SA" w:eastAsia="ar-SA"/>
+              <w:rtl w:val="1"/>
+              <w:lang w:val="ar-SA" w:bidi="ar-SA"/>
             </w:rPr>
             <w:t xml:space="preserve">مسودة للمراجعة الداخلية</w:t>
           </w:r>
@@ -3389,10 +4180,19 @@
   </w:tbl>
   <w:p>
     <w:pPr>
-      <w:spacing w:before="55" w:after="0"/>
+      <w:spacing w:before="0" w:after="0" w:line="20" w:lineRule="exact"/>
+      <w:rPr>
+        <w:sz w:val="2"/>
+        <w:szCs w:val="2"/>
+      </w:rPr>
+    </w:pPr>
+  </w:p>
+  <w:p>
+    <w:pPr>
       <w:pBdr>
         <w:bottom w:val="single" w:sz="8" w:space="1" w:color="BCACA7"/>
       </w:pBdr>
+      <w:spacing w:before="90" w:after="0"/>
     </w:pPr>
   </w:p>
 </w:hdr>
@@ -3406,7 +4206,7 @@
         <w:rFonts w:ascii="Inter" w:hAnsi="Inter" w:eastAsia="Inter" w:cs="Noto Sans Arabic"/>
         <w:sz w:val="19"/>
         <w:szCs w:val="19"/>
-        <w:lang w:val="en-GB" w:eastAsia="ar-SA"/>
+        <w:lang w:val="en-GB" w:bidi="ar-SA"/>
       </w:rPr>
     </w:rPrDefault>
     <w:pPrDefault>
@@ -3438,8 +4238,8 @@
     <w:qFormat/>
     <w:rPr>
       <w:rFonts w:ascii="Jost" w:hAnsi="Jost"/>
+      <w:b/>
       <w:color w:val="12171D"/>
-      <w:b/>
       <w:sz w:val="22"/>
     </w:rPr>
   </w:style>

--- a/documents/working/business-stationery-20261027/GEM_Purchase_Order_Template_working.docx
+++ b/documents/working/business-stationery-20261027/GEM_Purchase_Order_Template_working.docx
@@ -11,64 +11,115 @@
       <w:r>
         <w:rPr>
           <w:rFonts w:ascii="Inter" w:hAnsi="Inter" w:eastAsia="Inter" w:cs="Inter"/>
-          <w:b/>
-          <w:bCs/>
           <w:color w:val="12171D"/>
-          <w:sz w:val="14"/>
-          <w:szCs w:val="14"/>
+          <w:sz w:val="18"/>
+          <w:szCs w:val="18"/>
           <w:lang w:val="en-GB"/>
         </w:rPr>
-        <w:t xml:space="preserve">TEMPLATE 05 | PROCUREMENT</w:t>
+        <w:t xml:space="preserve">TEMPLATE 04 | PROCUREMENT</w:t>
       </w:r>
+    </w:p>
+    <w:tbl>
+      <w:tblPr>
+        <w:tblW w:w="9242" w:type="dxa"/>
+        <w:tblInd w:w="-85" w:type="dxa"/>
+        <w:tblBorders>
+          <w:top w:val="nil"/>
+          <w:left w:val="nil"/>
+          <w:bottom w:val="nil"/>
+          <w:right w:val="nil"/>
+          <w:insideH w:val="nil"/>
+          <w:insideV w:val="nil"/>
+        </w:tblBorders>
+        <w:tblLayout w:type="fixed"/>
+        <w:tblCellMar>
+          <w:top w:w="40" w:type="dxa"/>
+          <w:left w:w="85" w:type="dxa"/>
+          <w:bottom w:w="40" w:type="dxa"/>
+          <w:right w:w="85" w:type="dxa"/>
+        </w:tblCellMar>
+        <w:tblLook w:firstRow="1" w:lastRow="0" w:firstColumn="0" w:lastColumn="0" w:noHBand="0" w:noVBand="1"/>
+      </w:tblPr>
+      <w:tblGrid>
+        <w:gridCol w:w="4536"/>
+        <w:gridCol w:w="4706"/>
+      </w:tblGrid>
+      <w:tr>
+        <w:trPr>
+          <w:cantSplit/>
+        </w:trPr>
+        <w:tc>
+          <w:tcPr>
+            <w:tcW w:w="4536" w:type="dxa"/>
+            <w:vAlign w:val="bottom"/>
+          </w:tcPr>
+          <w:p>
+            <w:pPr>
+              <w:pStyle w:val="Title"/>
+              <w:keepNext/>
+              <w:spacing w:before="0" w:after="0" w:line="250" w:lineRule="auto"/>
+              <w:jc w:val="left"/>
+            </w:pPr>
+            <w:r>
+              <w:rPr>
+                <w:rFonts w:ascii="Jost" w:hAnsi="Jost" w:eastAsia="Jost" w:cs="Jost"/>
+                <w:color w:val="12171D"/>
+                <w:sz w:val="42"/>
+                <w:szCs w:val="42"/>
+                <w:lang w:val="en-GB"/>
+              </w:rPr>
+              <w:t xml:space="preserve">Purchase Order</w:t>
+            </w:r>
+          </w:p>
+        </w:tc>
+        <w:tc>
+          <w:tcPr>
+            <w:tcW w:w="4706" w:type="dxa"/>
+            <w:vAlign w:val="bottom"/>
+          </w:tcPr>
+          <w:p>
+            <w:pPr>
+              <w:keepNext/>
+              <w:bidi w:val="1"/>
+              <w:spacing w:before="0" w:after="0" w:line="250" w:lineRule="auto"/>
+              <w:jc w:val="start"/>
+            </w:pPr>
+            <w:r>
+              <w:rPr>
+                <w:rFonts w:ascii="Noto Sans Arabic" w:hAnsi="Noto Sans Arabic" w:eastAsia="Noto Sans Arabic" w:cs="Noto Sans Arabic"/>
+                <w:color w:val="12171D"/>
+                <w:sz w:val="34"/>
+                <w:szCs w:val="34"/>
+                <w:rtl w:val="1"/>
+                <w:lang w:val="ar-SA" w:bidi="ar-SA"/>
+              </w:rPr>
+              <w:t xml:space="preserve">أمر شراء</w:t>
+            </w:r>
+          </w:p>
+        </w:tc>
+      </w:tr>
+    </w:tbl>
+    <w:p>
+      <w:pPr>
+        <w:keepNext/>
+        <w:spacing w:before="0" w:after="0" w:line="20" w:lineRule="exact"/>
+        <w:rPr>
+          <w:sz w:val="2"/>
+          <w:szCs w:val="2"/>
+        </w:rPr>
+      </w:pPr>
     </w:p>
     <w:p>
       <w:pPr>
-        <w:pStyle w:val="Title"/>
-        <w:keepNext/>
-        <w:spacing w:before="0" w:after="0" w:line="250" w:lineRule="auto"/>
-        <w:jc w:val="left"/>
-      </w:pPr>
-      <w:r>
-        <w:rPr>
-          <w:rFonts w:ascii="Jost" w:hAnsi="Jost" w:eastAsia="Jost" w:cs="Jost"/>
-          <w:color w:val="12171D"/>
-          <w:sz w:val="42"/>
-          <w:szCs w:val="42"/>
-          <w:lang w:val="en-GB"/>
-        </w:rPr>
-        <w:t xml:space="preserve">Purchase Order</w:t>
-      </w:r>
-    </w:p>
-    <w:p>
-      <w:pPr>
-        <w:keepNext/>
-        <w:bidi w:val="1"/>
-        <w:spacing w:before="0" w:after="75" w:line="250" w:lineRule="auto"/>
-        <w:jc w:val="left"/>
-      </w:pPr>
-      <w:r>
-        <w:rPr>
-          <w:rFonts w:ascii="Noto Sans Arabic" w:hAnsi="Noto Sans Arabic" w:eastAsia="Noto Sans Arabic" w:cs="Noto Sans Arabic"/>
-          <w:color w:val="12171D"/>
-          <w:sz w:val="34"/>
-          <w:szCs w:val="34"/>
-          <w:rtl w:val="1"/>
-          <w:lang w:val="ar-SA" w:bidi="ar-SA"/>
-        </w:rPr>
-        <w:t xml:space="preserve">أمر شراء</w:t>
-      </w:r>
-    </w:p>
-    <w:p>
-      <w:pPr>
-        <w:spacing w:before="0" w:after="100" w:line="250" w:lineRule="auto"/>
+        <w:spacing w:before="60" w:after="60" w:line="336" w:lineRule="exact"/>
         <w:jc w:val="left"/>
       </w:pPr>
       <w:r>
         <w:rPr>
           <w:rFonts w:ascii="Inter" w:hAnsi="Inter" w:eastAsia="Inter" w:cs="Inter"/>
           <w:color w:val="12171D"/>
-          <w:sz w:val="16"/>
-          <w:szCs w:val="16"/>
+          <w:sz w:val="21"/>
+          <w:szCs w:val="21"/>
           <w:lang w:val="en-GB"/>
         </w:rPr>
         <w:t xml:space="preserve">Complete all buyer, supplier, delivery, pricing, and authorization fields using approved commercial details.</w:t>
@@ -76,29 +127,29 @@
     </w:p>
     <w:tbl>
       <w:tblPr>
-        <w:tblW w:w="10000" w:type="dxa"/>
+        <w:tblW w:w="9072" w:type="dxa"/>
         <w:tblBorders>
-          <w:top w:val="single" w:sz="4" w:color="BCACA7"/>
-          <w:left w:val="single" w:sz="4" w:color="BCACA7"/>
-          <w:bottom w:val="single" w:sz="4" w:color="BCACA7"/>
-          <w:right w:val="single" w:sz="4" w:color="BCACA7"/>
-          <w:insideH w:val="single" w:sz="4" w:color="BCACA7"/>
-          <w:insideV w:val="single" w:sz="4" w:color="BCACA7"/>
+          <w:top w:val="single" w:sz="4" w:space="0" w:color="BCACA7"/>
+          <w:left w:val="single" w:sz="4" w:space="0" w:color="BCACA7"/>
+          <w:bottom w:val="single" w:sz="4" w:space="0" w:color="BCACA7"/>
+          <w:right w:val="single" w:sz="4" w:space="0" w:color="BCACA7"/>
+          <w:insideH w:val="single" w:sz="4" w:space="0" w:color="BCACA7"/>
+          <w:insideV w:val="single" w:sz="4" w:space="0" w:color="BCACA7"/>
         </w:tblBorders>
         <w:tblLayout w:type="fixed"/>
         <w:tblCellMar>
-          <w:top w:w="75" w:type="dxa"/>
+          <w:top w:w="40" w:type="dxa"/>
           <w:left w:w="85" w:type="dxa"/>
-          <w:bottom w:w="75" w:type="dxa"/>
+          <w:bottom w:w="40" w:type="dxa"/>
           <w:right w:w="85" w:type="dxa"/>
         </w:tblCellMar>
         <w:tblLook w:firstRow="1" w:lastRow="0" w:firstColumn="0" w:lastColumn="0" w:noHBand="0" w:noVBand="1"/>
       </w:tblPr>
       <w:tblGrid>
-        <w:gridCol w:w="1650"/>
-        <w:gridCol w:w="3350"/>
-        <w:gridCol w:w="1650"/>
-        <w:gridCol w:w="3350"/>
+        <w:gridCol w:w="2250"/>
+        <w:gridCol w:w="2286"/>
+        <w:gridCol w:w="2250"/>
+        <w:gridCol w:w="2286"/>
       </w:tblGrid>
       <w:tr>
         <w:trPr>
@@ -106,26 +157,30 @@
         </w:trPr>
         <w:tc>
           <w:tcPr>
-            <w:tcW w:w="5000" w:type="dxa"/>
+            <w:tcW w:w="4536" w:type="dxa"/>
             <w:gridSpan w:val="2"/>
-            <w:shd w:val="clear" w:color="auto" w:fill="BCACA7"/>
-            <w:vAlign w:val="center"/>
+            <w:tcBorders>
+              <w:top w:val="nil"/>
+              <w:left w:val="nil"/>
+              <w:bottom w:val="single" w:sz="8" w:space="0" w:color="BCACA7"/>
+              <w:right w:val="nil"/>
+            </w:tcBorders>
+            <w:vAlign w:val="bottom"/>
           </w:tcPr>
           <w:p>
             <w:pPr>
               <w:pStyle w:val="Heading1"/>
               <w:keepNext/>
-              <w:spacing w:before="0" w:after="0" w:line="250" w:lineRule="auto"/>
+              <w:spacing w:before="160" w:after="40" w:line="250" w:lineRule="auto"/>
+              <w:ind w:start="-85"/>
               <w:jc w:val="left"/>
             </w:pPr>
             <w:r>
               <w:rPr>
                 <w:rFonts w:ascii="Jost" w:hAnsi="Jost" w:eastAsia="Jost" w:cs="Jost"/>
-                <w:b/>
-                <w:bCs/>
-                <w:color w:val="12171D"/>
-                <w:sz w:val="17"/>
-                <w:szCs w:val="17"/>
+                <w:color w:val="12171D"/>
+                <w:sz w:val="21"/>
+                <w:szCs w:val="21"/>
                 <w:lang w:val="en-GB"/>
               </w:rPr>
               <w:t xml:space="preserve">ORDER DETAILS</w:t>
@@ -134,26 +189,30 @@
         </w:tc>
         <w:tc>
           <w:tcPr>
-            <w:tcW w:w="5000" w:type="dxa"/>
+            <w:tcW w:w="4536" w:type="dxa"/>
             <w:gridSpan w:val="2"/>
-            <w:shd w:val="clear" w:color="auto" w:fill="BCACA7"/>
-            <w:vAlign w:val="center"/>
+            <w:tcBorders>
+              <w:top w:val="nil"/>
+              <w:left w:val="nil"/>
+              <w:bottom w:val="single" w:sz="8" w:space="0" w:color="BCACA7"/>
+              <w:right w:val="nil"/>
+            </w:tcBorders>
+            <w:vAlign w:val="bottom"/>
           </w:tcPr>
           <w:p>
             <w:pPr>
               <w:keepNext/>
               <w:bidi w:val="1"/>
-              <w:spacing w:before="0" w:after="0" w:line="250" w:lineRule="auto"/>
-              <w:jc w:val="left"/>
+              <w:spacing w:before="160" w:after="40" w:line="250" w:lineRule="auto"/>
+              <w:ind w:start="-85"/>
+              <w:jc w:val="start"/>
             </w:pPr>
             <w:r>
               <w:rPr>
                 <w:rFonts w:ascii="Noto Sans Arabic" w:hAnsi="Noto Sans Arabic" w:eastAsia="Noto Sans Arabic" w:cs="Noto Sans Arabic"/>
-                <w:b/>
-                <w:bCs/>
-                <w:color w:val="12171D"/>
-                <w:sz w:val="16"/>
-                <w:szCs w:val="16"/>
+                <w:color w:val="12171D"/>
+                <w:sz w:val="22"/>
+                <w:szCs w:val="22"/>
                 <w:rtl w:val="1"/>
                 <w:lang w:val="ar-SA" w:bidi="ar-SA"/>
               </w:rPr>
@@ -168,27 +227,24 @@
         </w:trPr>
         <w:tc>
           <w:tcPr>
-            <w:tcW w:w="1650" w:type="dxa"/>
-            <w:tcBorders>
-              <w:bottom w:val="single" w:sz="4" w:space="0" w:color="BCACA7"/>
-            </w:tcBorders>
-            <w:shd w:val="clear" w:color="auto" w:fill="F4F1F0"/>
-            <w:vAlign w:val="center"/>
-          </w:tcPr>
-          <w:p>
-            <w:pPr>
-              <w:keepNext/>
-              <w:spacing w:before="0" w:after="12" w:line="250" w:lineRule="auto"/>
-              <w:jc w:val="left"/>
-            </w:pPr>
-            <w:r>
-              <w:rPr>
-                <w:rFonts w:ascii="Inter" w:hAnsi="Inter" w:eastAsia="Inter" w:cs="Inter"/>
-                <w:b/>
-                <w:bCs/>
-                <w:color w:val="12171D"/>
-                <w:sz w:val="15"/>
-                <w:szCs w:val="15"/>
+            <w:tcW w:w="2250" w:type="dxa"/>
+            <w:tcBorders>
+              <w:bottom w:val="single" w:sz="4" w:space="0" w:color="BCACA7"/>
+            </w:tcBorders>
+            <w:vAlign w:val="center"/>
+          </w:tcPr>
+          <w:p>
+            <w:pPr>
+              <w:keepNext/>
+              <w:spacing w:before="0" w:after="10" w:line="250" w:lineRule="auto"/>
+              <w:jc w:val="left"/>
+            </w:pPr>
+            <w:r>
+              <w:rPr>
+                <w:rFonts w:ascii="Inter" w:hAnsi="Inter" w:eastAsia="Inter" w:cs="Inter"/>
+                <w:color w:val="12171D"/>
+                <w:sz w:val="18"/>
+                <w:szCs w:val="18"/>
                 <w:lang w:val="en-GB"/>
               </w:rPr>
               <w:t xml:space="preserve">PURCHASE ORDER NUMBER</w:t>
@@ -199,14 +255,14 @@
               <w:keepNext/>
               <w:bidi w:val="1"/>
               <w:spacing w:before="0" w:after="0" w:line="250" w:lineRule="auto"/>
-              <w:jc w:val="left"/>
+              <w:jc w:val="start"/>
             </w:pPr>
             <w:r>
               <w:rPr>
                 <w:rFonts w:ascii="Noto Sans Arabic" w:hAnsi="Noto Sans Arabic" w:eastAsia="Noto Sans Arabic" w:cs="Noto Sans Arabic"/>
                 <w:color w:val="12171D"/>
-                <w:sz w:val="16"/>
-                <w:szCs w:val="16"/>
+                <w:sz w:val="20"/>
+                <w:szCs w:val="20"/>
                 <w:rtl w:val="1"/>
                 <w:lang w:val="ar-SA" w:bidi="ar-SA"/>
               </w:rPr>
@@ -216,7 +272,7 @@
         </w:tc>
         <w:tc>
           <w:tcPr>
-            <w:tcW w:w="3350" w:type="dxa"/>
+            <w:tcW w:w="2286" w:type="dxa"/>
             <w:tcBorders>
               <w:bottom w:val="single" w:sz="4" w:space="0" w:color="BCACA7"/>
             </w:tcBorders>
@@ -244,27 +300,24 @@
         </w:tc>
         <w:tc>
           <w:tcPr>
-            <w:tcW w:w="1650" w:type="dxa"/>
-            <w:tcBorders>
-              <w:bottom w:val="single" w:sz="4" w:space="0" w:color="BCACA7"/>
-            </w:tcBorders>
-            <w:shd w:val="clear" w:color="auto" w:fill="F4F1F0"/>
-            <w:vAlign w:val="center"/>
-          </w:tcPr>
-          <w:p>
-            <w:pPr>
-              <w:keepNext/>
-              <w:spacing w:before="0" w:after="12" w:line="250" w:lineRule="auto"/>
-              <w:jc w:val="left"/>
-            </w:pPr>
-            <w:r>
-              <w:rPr>
-                <w:rFonts w:ascii="Inter" w:hAnsi="Inter" w:eastAsia="Inter" w:cs="Inter"/>
-                <w:b/>
-                <w:bCs/>
-                <w:color w:val="12171D"/>
-                <w:sz w:val="15"/>
-                <w:szCs w:val="15"/>
+            <w:tcW w:w="2250" w:type="dxa"/>
+            <w:tcBorders>
+              <w:bottom w:val="single" w:sz="4" w:space="0" w:color="BCACA7"/>
+            </w:tcBorders>
+            <w:vAlign w:val="center"/>
+          </w:tcPr>
+          <w:p>
+            <w:pPr>
+              <w:keepNext/>
+              <w:spacing w:before="0" w:after="10" w:line="250" w:lineRule="auto"/>
+              <w:jc w:val="left"/>
+            </w:pPr>
+            <w:r>
+              <w:rPr>
+                <w:rFonts w:ascii="Inter" w:hAnsi="Inter" w:eastAsia="Inter" w:cs="Inter"/>
+                <w:color w:val="12171D"/>
+                <w:sz w:val="18"/>
+                <w:szCs w:val="18"/>
                 <w:lang w:val="en-GB"/>
               </w:rPr>
               <w:t xml:space="preserve">ORDER DATE</w:t>
@@ -275,14 +328,14 @@
               <w:keepNext/>
               <w:bidi w:val="1"/>
               <w:spacing w:before="0" w:after="0" w:line="250" w:lineRule="auto"/>
-              <w:jc w:val="left"/>
+              <w:jc w:val="start"/>
             </w:pPr>
             <w:r>
               <w:rPr>
                 <w:rFonts w:ascii="Noto Sans Arabic" w:hAnsi="Noto Sans Arabic" w:eastAsia="Noto Sans Arabic" w:cs="Noto Sans Arabic"/>
                 <w:color w:val="12171D"/>
-                <w:sz w:val="16"/>
-                <w:szCs w:val="16"/>
+                <w:sz w:val="20"/>
+                <w:szCs w:val="20"/>
                 <w:rtl w:val="1"/>
                 <w:lang w:val="ar-SA" w:bidi="ar-SA"/>
               </w:rPr>
@@ -292,7 +345,7 @@
         </w:tc>
         <w:tc>
           <w:tcPr>
-            <w:tcW w:w="3350" w:type="dxa"/>
+            <w:tcW w:w="2286" w:type="dxa"/>
             <w:tcBorders>
               <w:bottom w:val="single" w:sz="4" w:space="0" w:color="BCACA7"/>
             </w:tcBorders>
@@ -325,27 +378,24 @@
         </w:trPr>
         <w:tc>
           <w:tcPr>
-            <w:tcW w:w="1650" w:type="dxa"/>
-            <w:tcBorders>
-              <w:bottom w:val="single" w:sz="4" w:space="0" w:color="BCACA7"/>
-            </w:tcBorders>
-            <w:shd w:val="clear" w:color="auto" w:fill="F4F1F0"/>
-            <w:vAlign w:val="center"/>
-          </w:tcPr>
-          <w:p>
-            <w:pPr>
-              <w:keepNext/>
-              <w:spacing w:before="0" w:after="12" w:line="250" w:lineRule="auto"/>
-              <w:jc w:val="left"/>
-            </w:pPr>
-            <w:r>
-              <w:rPr>
-                <w:rFonts w:ascii="Inter" w:hAnsi="Inter" w:eastAsia="Inter" w:cs="Inter"/>
-                <w:b/>
-                <w:bCs/>
-                <w:color w:val="12171D"/>
-                <w:sz w:val="15"/>
-                <w:szCs w:val="15"/>
+            <w:tcW w:w="2250" w:type="dxa"/>
+            <w:tcBorders>
+              <w:bottom w:val="single" w:sz="4" w:space="0" w:color="BCACA7"/>
+            </w:tcBorders>
+            <w:vAlign w:val="center"/>
+          </w:tcPr>
+          <w:p>
+            <w:pPr>
+              <w:keepNext/>
+              <w:spacing w:before="0" w:after="10" w:line="250" w:lineRule="auto"/>
+              <w:jc w:val="left"/>
+            </w:pPr>
+            <w:r>
+              <w:rPr>
+                <w:rFonts w:ascii="Inter" w:hAnsi="Inter" w:eastAsia="Inter" w:cs="Inter"/>
+                <w:color w:val="12171D"/>
+                <w:sz w:val="18"/>
+                <w:szCs w:val="18"/>
                 <w:lang w:val="en-GB"/>
               </w:rPr>
               <w:t xml:space="preserve">REQUESTER</w:t>
@@ -356,14 +406,14 @@
               <w:keepNext/>
               <w:bidi w:val="1"/>
               <w:spacing w:before="0" w:after="0" w:line="250" w:lineRule="auto"/>
-              <w:jc w:val="left"/>
+              <w:jc w:val="start"/>
             </w:pPr>
             <w:r>
               <w:rPr>
                 <w:rFonts w:ascii="Noto Sans Arabic" w:hAnsi="Noto Sans Arabic" w:eastAsia="Noto Sans Arabic" w:cs="Noto Sans Arabic"/>
                 <w:color w:val="12171D"/>
-                <w:sz w:val="16"/>
-                <w:szCs w:val="16"/>
+                <w:sz w:val="20"/>
+                <w:szCs w:val="20"/>
                 <w:rtl w:val="1"/>
                 <w:lang w:val="ar-SA" w:bidi="ar-SA"/>
               </w:rPr>
@@ -373,7 +423,7 @@
         </w:tc>
         <w:tc>
           <w:tcPr>
-            <w:tcW w:w="3350" w:type="dxa"/>
+            <w:tcW w:w="2286" w:type="dxa"/>
             <w:tcBorders>
               <w:bottom w:val="single" w:sz="4" w:space="0" w:color="BCACA7"/>
             </w:tcBorders>
@@ -401,27 +451,24 @@
         </w:tc>
         <w:tc>
           <w:tcPr>
-            <w:tcW w:w="1650" w:type="dxa"/>
-            <w:tcBorders>
-              <w:bottom w:val="single" w:sz="4" w:space="0" w:color="BCACA7"/>
-            </w:tcBorders>
-            <w:shd w:val="clear" w:color="auto" w:fill="F4F1F0"/>
-            <w:vAlign w:val="center"/>
-          </w:tcPr>
-          <w:p>
-            <w:pPr>
-              <w:keepNext/>
-              <w:spacing w:before="0" w:after="12" w:line="250" w:lineRule="auto"/>
-              <w:jc w:val="left"/>
-            </w:pPr>
-            <w:r>
-              <w:rPr>
-                <w:rFonts w:ascii="Inter" w:hAnsi="Inter" w:eastAsia="Inter" w:cs="Inter"/>
-                <w:b/>
-                <w:bCs/>
-                <w:color w:val="12171D"/>
-                <w:sz w:val="15"/>
-                <w:szCs w:val="15"/>
+            <w:tcW w:w="2250" w:type="dxa"/>
+            <w:tcBorders>
+              <w:bottom w:val="single" w:sz="4" w:space="0" w:color="BCACA7"/>
+            </w:tcBorders>
+            <w:vAlign w:val="center"/>
+          </w:tcPr>
+          <w:p>
+            <w:pPr>
+              <w:keepNext/>
+              <w:spacing w:before="0" w:after="10" w:line="250" w:lineRule="auto"/>
+              <w:jc w:val="left"/>
+            </w:pPr>
+            <w:r>
+              <w:rPr>
+                <w:rFonts w:ascii="Inter" w:hAnsi="Inter" w:eastAsia="Inter" w:cs="Inter"/>
+                <w:color w:val="12171D"/>
+                <w:sz w:val="18"/>
+                <w:szCs w:val="18"/>
                 <w:lang w:val="en-GB"/>
               </w:rPr>
               <w:t xml:space="preserve">REQUESTER EMAIL</w:t>
@@ -432,14 +479,14 @@
               <w:keepNext/>
               <w:bidi w:val="1"/>
               <w:spacing w:before="0" w:after="0" w:line="250" w:lineRule="auto"/>
-              <w:jc w:val="left"/>
+              <w:jc w:val="start"/>
             </w:pPr>
             <w:r>
               <w:rPr>
                 <w:rFonts w:ascii="Noto Sans Arabic" w:hAnsi="Noto Sans Arabic" w:eastAsia="Noto Sans Arabic" w:cs="Noto Sans Arabic"/>
                 <w:color w:val="12171D"/>
-                <w:sz w:val="16"/>
-                <w:szCs w:val="16"/>
+                <w:sz w:val="20"/>
+                <w:szCs w:val="20"/>
                 <w:rtl w:val="1"/>
                 <w:lang w:val="ar-SA" w:bidi="ar-SA"/>
               </w:rPr>
@@ -449,7 +496,7 @@
         </w:tc>
         <w:tc>
           <w:tcPr>
-            <w:tcW w:w="3350" w:type="dxa"/>
+            <w:tcW w:w="2286" w:type="dxa"/>
             <w:tcBorders>
               <w:bottom w:val="single" w:sz="4" w:space="0" w:color="BCACA7"/>
             </w:tcBorders>
@@ -482,26 +529,23 @@
         </w:trPr>
         <w:tc>
           <w:tcPr>
-            <w:tcW w:w="1650" w:type="dxa"/>
-            <w:tcBorders>
-              <w:bottom w:val="single" w:sz="4" w:space="0" w:color="BCACA7"/>
-            </w:tcBorders>
-            <w:shd w:val="clear" w:color="auto" w:fill="F4F1F0"/>
-            <w:vAlign w:val="center"/>
-          </w:tcPr>
-          <w:p>
-            <w:pPr>
-              <w:spacing w:before="0" w:after="12" w:line="250" w:lineRule="auto"/>
-              <w:jc w:val="left"/>
-            </w:pPr>
-            <w:r>
-              <w:rPr>
-                <w:rFonts w:ascii="Inter" w:hAnsi="Inter" w:eastAsia="Inter" w:cs="Inter"/>
-                <w:b/>
-                <w:bCs/>
-                <w:color w:val="12171D"/>
-                <w:sz w:val="15"/>
-                <w:szCs w:val="15"/>
+            <w:tcW w:w="2250" w:type="dxa"/>
+            <w:tcBorders>
+              <w:bottom w:val="single" w:sz="4" w:space="0" w:color="BCACA7"/>
+            </w:tcBorders>
+            <w:vAlign w:val="center"/>
+          </w:tcPr>
+          <w:p>
+            <w:pPr>
+              <w:spacing w:before="0" w:after="10" w:line="250" w:lineRule="auto"/>
+              <w:jc w:val="left"/>
+            </w:pPr>
+            <w:r>
+              <w:rPr>
+                <w:rFonts w:ascii="Inter" w:hAnsi="Inter" w:eastAsia="Inter" w:cs="Inter"/>
+                <w:color w:val="12171D"/>
+                <w:sz w:val="18"/>
+                <w:szCs w:val="18"/>
                 <w:lang w:val="en-GB"/>
               </w:rPr>
               <w:t xml:space="preserve">RELATED QUOTATION</w:t>
@@ -511,14 +555,14 @@
             <w:pPr>
               <w:bidi w:val="1"/>
               <w:spacing w:before="0" w:after="0" w:line="250" w:lineRule="auto"/>
-              <w:jc w:val="left"/>
+              <w:jc w:val="start"/>
             </w:pPr>
             <w:r>
               <w:rPr>
                 <w:rFonts w:ascii="Noto Sans Arabic" w:hAnsi="Noto Sans Arabic" w:eastAsia="Noto Sans Arabic" w:cs="Noto Sans Arabic"/>
                 <w:color w:val="12171D"/>
-                <w:sz w:val="16"/>
-                <w:szCs w:val="16"/>
+                <w:sz w:val="20"/>
+                <w:szCs w:val="20"/>
                 <w:rtl w:val="1"/>
                 <w:lang w:val="ar-SA" w:bidi="ar-SA"/>
               </w:rPr>
@@ -528,7 +572,7 @@
         </w:tc>
         <w:tc>
           <w:tcPr>
-            <w:tcW w:w="3350" w:type="dxa"/>
+            <w:tcW w:w="2286" w:type="dxa"/>
             <w:tcBorders>
               <w:bottom w:val="single" w:sz="4" w:space="0" w:color="BCACA7"/>
             </w:tcBorders>
@@ -555,26 +599,23 @@
         </w:tc>
         <w:tc>
           <w:tcPr>
-            <w:tcW w:w="1650" w:type="dxa"/>
-            <w:tcBorders>
-              <w:bottom w:val="single" w:sz="4" w:space="0" w:color="BCACA7"/>
-            </w:tcBorders>
-            <w:shd w:val="clear" w:color="auto" w:fill="F4F1F0"/>
-            <w:vAlign w:val="center"/>
-          </w:tcPr>
-          <w:p>
-            <w:pPr>
-              <w:spacing w:before="0" w:after="12" w:line="250" w:lineRule="auto"/>
-              <w:jc w:val="left"/>
-            </w:pPr>
-            <w:r>
-              <w:rPr>
-                <w:rFonts w:ascii="Inter" w:hAnsi="Inter" w:eastAsia="Inter" w:cs="Inter"/>
-                <w:b/>
-                <w:bCs/>
-                <w:color w:val="12171D"/>
-                <w:sz w:val="15"/>
-                <w:szCs w:val="15"/>
+            <w:tcW w:w="2250" w:type="dxa"/>
+            <w:tcBorders>
+              <w:bottom w:val="single" w:sz="4" w:space="0" w:color="BCACA7"/>
+            </w:tcBorders>
+            <w:vAlign w:val="center"/>
+          </w:tcPr>
+          <w:p>
+            <w:pPr>
+              <w:spacing w:before="0" w:after="10" w:line="250" w:lineRule="auto"/>
+              <w:jc w:val="left"/>
+            </w:pPr>
+            <w:r>
+              <w:rPr>
+                <w:rFonts w:ascii="Inter" w:hAnsi="Inter" w:eastAsia="Inter" w:cs="Inter"/>
+                <w:color w:val="12171D"/>
+                <w:sz w:val="18"/>
+                <w:szCs w:val="18"/>
                 <w:lang w:val="en-GB"/>
               </w:rPr>
               <w:t xml:space="preserve">CURRENCY</w:t>
@@ -584,14 +625,14 @@
             <w:pPr>
               <w:bidi w:val="1"/>
               <w:spacing w:before="0" w:after="0" w:line="250" w:lineRule="auto"/>
-              <w:jc w:val="left"/>
+              <w:jc w:val="start"/>
             </w:pPr>
             <w:r>
               <w:rPr>
                 <w:rFonts w:ascii="Noto Sans Arabic" w:hAnsi="Noto Sans Arabic" w:eastAsia="Noto Sans Arabic" w:cs="Noto Sans Arabic"/>
                 <w:color w:val="12171D"/>
-                <w:sz w:val="16"/>
-                <w:szCs w:val="16"/>
+                <w:sz w:val="20"/>
+                <w:szCs w:val="20"/>
                 <w:rtl w:val="1"/>
                 <w:lang w:val="ar-SA" w:bidi="ar-SA"/>
               </w:rPr>
@@ -601,7 +642,7 @@
         </w:tc>
         <w:tc>
           <w:tcPr>
-            <w:tcW w:w="3350" w:type="dxa"/>
+            <w:tcW w:w="2286" w:type="dxa"/>
             <w:tcBorders>
               <w:bottom w:val="single" w:sz="4" w:space="0" w:color="BCACA7"/>
             </w:tcBorders>
@@ -639,29 +680,29 @@
     </w:p>
     <w:tbl>
       <w:tblPr>
-        <w:tblW w:w="10000" w:type="dxa"/>
+        <w:tblW w:w="9072" w:type="dxa"/>
         <w:tblBorders>
-          <w:top w:val="single" w:sz="4" w:color="BCACA7"/>
-          <w:left w:val="single" w:sz="4" w:color="BCACA7"/>
-          <w:bottom w:val="single" w:sz="4" w:color="BCACA7"/>
-          <w:right w:val="single" w:sz="4" w:color="BCACA7"/>
-          <w:insideH w:val="single" w:sz="4" w:color="BCACA7"/>
-          <w:insideV w:val="single" w:sz="4" w:color="BCACA7"/>
+          <w:top w:val="single" w:sz="4" w:space="0" w:color="BCACA7"/>
+          <w:left w:val="single" w:sz="4" w:space="0" w:color="BCACA7"/>
+          <w:bottom w:val="single" w:sz="4" w:space="0" w:color="BCACA7"/>
+          <w:right w:val="single" w:sz="4" w:space="0" w:color="BCACA7"/>
+          <w:insideH w:val="single" w:sz="4" w:space="0" w:color="BCACA7"/>
+          <w:insideV w:val="single" w:sz="4" w:space="0" w:color="BCACA7"/>
         </w:tblBorders>
         <w:tblLayout w:type="fixed"/>
         <w:tblCellMar>
-          <w:top w:w="75" w:type="dxa"/>
+          <w:top w:w="40" w:type="dxa"/>
           <w:left w:w="85" w:type="dxa"/>
-          <w:bottom w:w="75" w:type="dxa"/>
+          <w:bottom w:w="40" w:type="dxa"/>
           <w:right w:w="85" w:type="dxa"/>
         </w:tblCellMar>
         <w:tblLook w:firstRow="1" w:lastRow="0" w:firstColumn="0" w:lastColumn="0" w:noHBand="0" w:noVBand="1"/>
       </w:tblPr>
       <w:tblGrid>
-        <w:gridCol w:w="1650"/>
-        <w:gridCol w:w="3350"/>
-        <w:gridCol w:w="1650"/>
-        <w:gridCol w:w="3350"/>
+        <w:gridCol w:w="2250"/>
+        <w:gridCol w:w="2286"/>
+        <w:gridCol w:w="2250"/>
+        <w:gridCol w:w="2286"/>
       </w:tblGrid>
       <w:tr>
         <w:trPr>
@@ -669,26 +710,30 @@
         </w:trPr>
         <w:tc>
           <w:tcPr>
-            <w:tcW w:w="5000" w:type="dxa"/>
+            <w:tcW w:w="4536" w:type="dxa"/>
             <w:gridSpan w:val="2"/>
-            <w:shd w:val="clear" w:color="auto" w:fill="BCACA7"/>
-            <w:vAlign w:val="center"/>
+            <w:tcBorders>
+              <w:top w:val="nil"/>
+              <w:left w:val="nil"/>
+              <w:bottom w:val="single" w:sz="8" w:space="0" w:color="BCACA7"/>
+              <w:right w:val="nil"/>
+            </w:tcBorders>
+            <w:vAlign w:val="bottom"/>
           </w:tcPr>
           <w:p>
             <w:pPr>
               <w:pStyle w:val="Heading1"/>
               <w:keepNext/>
-              <w:spacing w:before="0" w:after="0" w:line="250" w:lineRule="auto"/>
+              <w:spacing w:before="160" w:after="40" w:line="250" w:lineRule="auto"/>
+              <w:ind w:start="-85"/>
               <w:jc w:val="left"/>
             </w:pPr>
             <w:r>
               <w:rPr>
                 <w:rFonts w:ascii="Jost" w:hAnsi="Jost" w:eastAsia="Jost" w:cs="Jost"/>
-                <w:b/>
-                <w:bCs/>
-                <w:color w:val="12171D"/>
-                <w:sz w:val="17"/>
-                <w:szCs w:val="17"/>
+                <w:color w:val="12171D"/>
+                <w:sz w:val="21"/>
+                <w:szCs w:val="21"/>
                 <w:lang w:val="en-GB"/>
               </w:rPr>
               <w:t xml:space="preserve">BUYER DETAILS</w:t>
@@ -697,26 +742,30 @@
         </w:tc>
         <w:tc>
           <w:tcPr>
-            <w:tcW w:w="5000" w:type="dxa"/>
+            <w:tcW w:w="4536" w:type="dxa"/>
             <w:gridSpan w:val="2"/>
-            <w:shd w:val="clear" w:color="auto" w:fill="BCACA7"/>
-            <w:vAlign w:val="center"/>
+            <w:tcBorders>
+              <w:top w:val="nil"/>
+              <w:left w:val="nil"/>
+              <w:bottom w:val="single" w:sz="8" w:space="0" w:color="BCACA7"/>
+              <w:right w:val="nil"/>
+            </w:tcBorders>
+            <w:vAlign w:val="bottom"/>
           </w:tcPr>
           <w:p>
             <w:pPr>
               <w:keepNext/>
               <w:bidi w:val="1"/>
-              <w:spacing w:before="0" w:after="0" w:line="250" w:lineRule="auto"/>
-              <w:jc w:val="left"/>
+              <w:spacing w:before="160" w:after="40" w:line="250" w:lineRule="auto"/>
+              <w:ind w:start="-85"/>
+              <w:jc w:val="start"/>
             </w:pPr>
             <w:r>
               <w:rPr>
                 <w:rFonts w:ascii="Noto Sans Arabic" w:hAnsi="Noto Sans Arabic" w:eastAsia="Noto Sans Arabic" w:cs="Noto Sans Arabic"/>
-                <w:b/>
-                <w:bCs/>
-                <w:color w:val="12171D"/>
-                <w:sz w:val="16"/>
-                <w:szCs w:val="16"/>
+                <w:color w:val="12171D"/>
+                <w:sz w:val="22"/>
+                <w:szCs w:val="22"/>
                 <w:rtl w:val="1"/>
                 <w:lang w:val="ar-SA" w:bidi="ar-SA"/>
               </w:rPr>
@@ -731,26 +780,23 @@
         </w:trPr>
         <w:tc>
           <w:tcPr>
-            <w:tcW w:w="1650" w:type="dxa"/>
-            <w:tcBorders>
-              <w:bottom w:val="single" w:sz="4" w:space="0" w:color="BCACA7"/>
-            </w:tcBorders>
-            <w:shd w:val="clear" w:color="auto" w:fill="F4F1F0"/>
-            <w:vAlign w:val="center"/>
-          </w:tcPr>
-          <w:p>
-            <w:pPr>
-              <w:spacing w:before="0" w:after="12" w:line="250" w:lineRule="auto"/>
-              <w:jc w:val="left"/>
-            </w:pPr>
-            <w:r>
-              <w:rPr>
-                <w:rFonts w:ascii="Inter" w:hAnsi="Inter" w:eastAsia="Inter" w:cs="Inter"/>
-                <w:b/>
-                <w:bCs/>
-                <w:color w:val="12171D"/>
-                <w:sz w:val="15"/>
-                <w:szCs w:val="15"/>
+            <w:tcW w:w="2250" w:type="dxa"/>
+            <w:tcBorders>
+              <w:bottom w:val="single" w:sz="4" w:space="0" w:color="BCACA7"/>
+            </w:tcBorders>
+            <w:vAlign w:val="center"/>
+          </w:tcPr>
+          <w:p>
+            <w:pPr>
+              <w:spacing w:before="0" w:after="10" w:line="250" w:lineRule="auto"/>
+              <w:jc w:val="left"/>
+            </w:pPr>
+            <w:r>
+              <w:rPr>
+                <w:rFonts w:ascii="Inter" w:hAnsi="Inter" w:eastAsia="Inter" w:cs="Inter"/>
+                <w:color w:val="12171D"/>
+                <w:sz w:val="18"/>
+                <w:szCs w:val="18"/>
                 <w:lang w:val="en-GB"/>
               </w:rPr>
               <w:t xml:space="preserve">BUYER LEGAL ENTITY</w:t>
@@ -760,14 +806,14 @@
             <w:pPr>
               <w:bidi w:val="1"/>
               <w:spacing w:before="0" w:after="0" w:line="250" w:lineRule="auto"/>
-              <w:jc w:val="left"/>
+              <w:jc w:val="start"/>
             </w:pPr>
             <w:r>
               <w:rPr>
                 <w:rFonts w:ascii="Noto Sans Arabic" w:hAnsi="Noto Sans Arabic" w:eastAsia="Noto Sans Arabic" w:cs="Noto Sans Arabic"/>
                 <w:color w:val="12171D"/>
-                <w:sz w:val="16"/>
-                <w:szCs w:val="16"/>
+                <w:sz w:val="20"/>
+                <w:szCs w:val="20"/>
                 <w:rtl w:val="1"/>
                 <w:lang w:val="ar-SA" w:bidi="ar-SA"/>
               </w:rPr>
@@ -777,7 +823,7 @@
         </w:tc>
         <w:tc>
           <w:tcPr>
-            <w:tcW w:w="3350" w:type="dxa"/>
+            <w:tcW w:w="2286" w:type="dxa"/>
             <w:tcBorders>
               <w:bottom w:val="single" w:sz="4" w:space="0" w:color="BCACA7"/>
             </w:tcBorders>
@@ -804,26 +850,23 @@
         </w:tc>
         <w:tc>
           <w:tcPr>
-            <w:tcW w:w="1650" w:type="dxa"/>
-            <w:tcBorders>
-              <w:bottom w:val="single" w:sz="4" w:space="0" w:color="BCACA7"/>
-            </w:tcBorders>
-            <w:shd w:val="clear" w:color="auto" w:fill="F4F1F0"/>
-            <w:vAlign w:val="center"/>
-          </w:tcPr>
-          <w:p>
-            <w:pPr>
-              <w:spacing w:before="0" w:after="12" w:line="250" w:lineRule="auto"/>
-              <w:jc w:val="left"/>
-            </w:pPr>
-            <w:r>
-              <w:rPr>
-                <w:rFonts w:ascii="Inter" w:hAnsi="Inter" w:eastAsia="Inter" w:cs="Inter"/>
-                <w:b/>
-                <w:bCs/>
-                <w:color w:val="12171D"/>
-                <w:sz w:val="15"/>
-                <w:szCs w:val="15"/>
+            <w:tcW w:w="2250" w:type="dxa"/>
+            <w:tcBorders>
+              <w:bottom w:val="single" w:sz="4" w:space="0" w:color="BCACA7"/>
+            </w:tcBorders>
+            <w:vAlign w:val="center"/>
+          </w:tcPr>
+          <w:p>
+            <w:pPr>
+              <w:spacing w:before="0" w:after="10" w:line="250" w:lineRule="auto"/>
+              <w:jc w:val="left"/>
+            </w:pPr>
+            <w:r>
+              <w:rPr>
+                <w:rFonts w:ascii="Inter" w:hAnsi="Inter" w:eastAsia="Inter" w:cs="Inter"/>
+                <w:color w:val="12171D"/>
+                <w:sz w:val="18"/>
+                <w:szCs w:val="18"/>
                 <w:lang w:val="en-GB"/>
               </w:rPr>
               <w:t xml:space="preserve">BUYER TAX IDENTIFIER</w:t>
@@ -833,14 +876,14 @@
             <w:pPr>
               <w:bidi w:val="1"/>
               <w:spacing w:before="0" w:after="0" w:line="250" w:lineRule="auto"/>
-              <w:jc w:val="left"/>
+              <w:jc w:val="start"/>
             </w:pPr>
             <w:r>
               <w:rPr>
                 <w:rFonts w:ascii="Noto Sans Arabic" w:hAnsi="Noto Sans Arabic" w:eastAsia="Noto Sans Arabic" w:cs="Noto Sans Arabic"/>
                 <w:color w:val="12171D"/>
-                <w:sz w:val="16"/>
-                <w:szCs w:val="16"/>
+                <w:sz w:val="20"/>
+                <w:szCs w:val="20"/>
                 <w:rtl w:val="1"/>
                 <w:lang w:val="ar-SA" w:bidi="ar-SA"/>
               </w:rPr>
@@ -850,7 +893,7 @@
         </w:tc>
         <w:tc>
           <w:tcPr>
-            <w:tcW w:w="3350" w:type="dxa"/>
+            <w:tcW w:w="2286" w:type="dxa"/>
             <w:tcBorders>
               <w:bottom w:val="single" w:sz="4" w:space="0" w:color="BCACA7"/>
             </w:tcBorders>
@@ -888,29 +931,29 @@
     </w:p>
     <w:tbl>
       <w:tblPr>
-        <w:tblW w:w="10000" w:type="dxa"/>
+        <w:tblW w:w="9072" w:type="dxa"/>
         <w:tblBorders>
-          <w:top w:val="single" w:sz="4" w:color="BCACA7"/>
-          <w:left w:val="single" w:sz="4" w:color="BCACA7"/>
-          <w:bottom w:val="single" w:sz="4" w:color="BCACA7"/>
-          <w:right w:val="single" w:sz="4" w:color="BCACA7"/>
-          <w:insideH w:val="single" w:sz="4" w:color="BCACA7"/>
-          <w:insideV w:val="single" w:sz="4" w:color="BCACA7"/>
+          <w:top w:val="single" w:sz="4" w:space="0" w:color="BCACA7"/>
+          <w:left w:val="single" w:sz="4" w:space="0" w:color="BCACA7"/>
+          <w:bottom w:val="single" w:sz="4" w:space="0" w:color="BCACA7"/>
+          <w:right w:val="single" w:sz="4" w:space="0" w:color="BCACA7"/>
+          <w:insideH w:val="single" w:sz="4" w:space="0" w:color="BCACA7"/>
+          <w:insideV w:val="single" w:sz="4" w:space="0" w:color="BCACA7"/>
         </w:tblBorders>
         <w:tblLayout w:type="fixed"/>
         <w:tblCellMar>
-          <w:top w:w="75" w:type="dxa"/>
+          <w:top w:w="40" w:type="dxa"/>
           <w:left w:w="85" w:type="dxa"/>
-          <w:bottom w:w="75" w:type="dxa"/>
+          <w:bottom w:w="40" w:type="dxa"/>
           <w:right w:w="85" w:type="dxa"/>
         </w:tblCellMar>
         <w:tblLook w:firstRow="1" w:lastRow="0" w:firstColumn="0" w:lastColumn="0" w:noHBand="0" w:noVBand="1"/>
       </w:tblPr>
       <w:tblGrid>
-        <w:gridCol w:w="1650"/>
-        <w:gridCol w:w="3350"/>
-        <w:gridCol w:w="1650"/>
-        <w:gridCol w:w="3350"/>
+        <w:gridCol w:w="2250"/>
+        <w:gridCol w:w="2286"/>
+        <w:gridCol w:w="2250"/>
+        <w:gridCol w:w="2286"/>
       </w:tblGrid>
       <w:tr>
         <w:trPr>
@@ -918,26 +961,30 @@
         </w:trPr>
         <w:tc>
           <w:tcPr>
-            <w:tcW w:w="5000" w:type="dxa"/>
+            <w:tcW w:w="4536" w:type="dxa"/>
             <w:gridSpan w:val="2"/>
-            <w:shd w:val="clear" w:color="auto" w:fill="BCACA7"/>
-            <w:vAlign w:val="center"/>
+            <w:tcBorders>
+              <w:top w:val="nil"/>
+              <w:left w:val="nil"/>
+              <w:bottom w:val="single" w:sz="8" w:space="0" w:color="BCACA7"/>
+              <w:right w:val="nil"/>
+            </w:tcBorders>
+            <w:vAlign w:val="bottom"/>
           </w:tcPr>
           <w:p>
             <w:pPr>
               <w:pStyle w:val="Heading1"/>
               <w:keepNext/>
-              <w:spacing w:before="0" w:after="0" w:line="250" w:lineRule="auto"/>
+              <w:spacing w:before="160" w:after="40" w:line="250" w:lineRule="auto"/>
+              <w:ind w:start="-85"/>
               <w:jc w:val="left"/>
             </w:pPr>
             <w:r>
               <w:rPr>
                 <w:rFonts w:ascii="Jost" w:hAnsi="Jost" w:eastAsia="Jost" w:cs="Jost"/>
-                <w:b/>
-                <w:bCs/>
-                <w:color w:val="12171D"/>
-                <w:sz w:val="17"/>
-                <w:szCs w:val="17"/>
+                <w:color w:val="12171D"/>
+                <w:sz w:val="21"/>
+                <w:szCs w:val="21"/>
                 <w:lang w:val="en-GB"/>
               </w:rPr>
               <w:t xml:space="preserve">SUPPLIER DETAILS</w:t>
@@ -946,26 +993,30 @@
         </w:tc>
         <w:tc>
           <w:tcPr>
-            <w:tcW w:w="5000" w:type="dxa"/>
+            <w:tcW w:w="4536" w:type="dxa"/>
             <w:gridSpan w:val="2"/>
-            <w:shd w:val="clear" w:color="auto" w:fill="BCACA7"/>
-            <w:vAlign w:val="center"/>
+            <w:tcBorders>
+              <w:top w:val="nil"/>
+              <w:left w:val="nil"/>
+              <w:bottom w:val="single" w:sz="8" w:space="0" w:color="BCACA7"/>
+              <w:right w:val="nil"/>
+            </w:tcBorders>
+            <w:vAlign w:val="bottom"/>
           </w:tcPr>
           <w:p>
             <w:pPr>
               <w:keepNext/>
               <w:bidi w:val="1"/>
-              <w:spacing w:before="0" w:after="0" w:line="250" w:lineRule="auto"/>
-              <w:jc w:val="left"/>
+              <w:spacing w:before="160" w:after="40" w:line="250" w:lineRule="auto"/>
+              <w:ind w:start="-85"/>
+              <w:jc w:val="start"/>
             </w:pPr>
             <w:r>
               <w:rPr>
                 <w:rFonts w:ascii="Noto Sans Arabic" w:hAnsi="Noto Sans Arabic" w:eastAsia="Noto Sans Arabic" w:cs="Noto Sans Arabic"/>
-                <w:b/>
-                <w:bCs/>
-                <w:color w:val="12171D"/>
-                <w:sz w:val="16"/>
-                <w:szCs w:val="16"/>
+                <w:color w:val="12171D"/>
+                <w:sz w:val="22"/>
+                <w:szCs w:val="22"/>
                 <w:rtl w:val="1"/>
                 <w:lang w:val="ar-SA" w:bidi="ar-SA"/>
               </w:rPr>
@@ -980,27 +1031,24 @@
         </w:trPr>
         <w:tc>
           <w:tcPr>
-            <w:tcW w:w="1650" w:type="dxa"/>
-            <w:tcBorders>
-              <w:bottom w:val="single" w:sz="4" w:space="0" w:color="BCACA7"/>
-            </w:tcBorders>
-            <w:shd w:val="clear" w:color="auto" w:fill="F4F1F0"/>
-            <w:vAlign w:val="center"/>
-          </w:tcPr>
-          <w:p>
-            <w:pPr>
-              <w:keepNext/>
-              <w:spacing w:before="0" w:after="12" w:line="250" w:lineRule="auto"/>
-              <w:jc w:val="left"/>
-            </w:pPr>
-            <w:r>
-              <w:rPr>
-                <w:rFonts w:ascii="Inter" w:hAnsi="Inter" w:eastAsia="Inter" w:cs="Inter"/>
-                <w:b/>
-                <w:bCs/>
-                <w:color w:val="12171D"/>
-                <w:sz w:val="15"/>
-                <w:szCs w:val="15"/>
+            <w:tcW w:w="2250" w:type="dxa"/>
+            <w:tcBorders>
+              <w:bottom w:val="single" w:sz="4" w:space="0" w:color="BCACA7"/>
+            </w:tcBorders>
+            <w:vAlign w:val="center"/>
+          </w:tcPr>
+          <w:p>
+            <w:pPr>
+              <w:keepNext/>
+              <w:spacing w:before="0" w:after="10" w:line="250" w:lineRule="auto"/>
+              <w:jc w:val="left"/>
+            </w:pPr>
+            <w:r>
+              <w:rPr>
+                <w:rFonts w:ascii="Inter" w:hAnsi="Inter" w:eastAsia="Inter" w:cs="Inter"/>
+                <w:color w:val="12171D"/>
+                <w:sz w:val="18"/>
+                <w:szCs w:val="18"/>
                 <w:lang w:val="en-GB"/>
               </w:rPr>
               <w:t xml:space="preserve">SUPPLIER NAME</w:t>
@@ -1011,14 +1059,14 @@
               <w:keepNext/>
               <w:bidi w:val="1"/>
               <w:spacing w:before="0" w:after="0" w:line="250" w:lineRule="auto"/>
-              <w:jc w:val="left"/>
+              <w:jc w:val="start"/>
             </w:pPr>
             <w:r>
               <w:rPr>
                 <w:rFonts w:ascii="Noto Sans Arabic" w:hAnsi="Noto Sans Arabic" w:eastAsia="Noto Sans Arabic" w:cs="Noto Sans Arabic"/>
                 <w:color w:val="12171D"/>
-                <w:sz w:val="16"/>
-                <w:szCs w:val="16"/>
+                <w:sz w:val="20"/>
+                <w:szCs w:val="20"/>
                 <w:rtl w:val="1"/>
                 <w:lang w:val="ar-SA" w:bidi="ar-SA"/>
               </w:rPr>
@@ -1028,7 +1076,7 @@
         </w:tc>
         <w:tc>
           <w:tcPr>
-            <w:tcW w:w="3350" w:type="dxa"/>
+            <w:tcW w:w="2286" w:type="dxa"/>
             <w:tcBorders>
               <w:bottom w:val="single" w:sz="4" w:space="0" w:color="BCACA7"/>
             </w:tcBorders>
@@ -1056,27 +1104,24 @@
         </w:tc>
         <w:tc>
           <w:tcPr>
-            <w:tcW w:w="1650" w:type="dxa"/>
-            <w:tcBorders>
-              <w:bottom w:val="single" w:sz="4" w:space="0" w:color="BCACA7"/>
-            </w:tcBorders>
-            <w:shd w:val="clear" w:color="auto" w:fill="F4F1F0"/>
-            <w:vAlign w:val="center"/>
-          </w:tcPr>
-          <w:p>
-            <w:pPr>
-              <w:keepNext/>
-              <w:spacing w:before="0" w:after="12" w:line="250" w:lineRule="auto"/>
-              <w:jc w:val="left"/>
-            </w:pPr>
-            <w:r>
-              <w:rPr>
-                <w:rFonts w:ascii="Inter" w:hAnsi="Inter" w:eastAsia="Inter" w:cs="Inter"/>
-                <w:b/>
-                <w:bCs/>
-                <w:color w:val="12171D"/>
-                <w:sz w:val="15"/>
-                <w:szCs w:val="15"/>
+            <w:tcW w:w="2250" w:type="dxa"/>
+            <w:tcBorders>
+              <w:bottom w:val="single" w:sz="4" w:space="0" w:color="BCACA7"/>
+            </w:tcBorders>
+            <w:vAlign w:val="center"/>
+          </w:tcPr>
+          <w:p>
+            <w:pPr>
+              <w:keepNext/>
+              <w:spacing w:before="0" w:after="10" w:line="250" w:lineRule="auto"/>
+              <w:jc w:val="left"/>
+            </w:pPr>
+            <w:r>
+              <w:rPr>
+                <w:rFonts w:ascii="Inter" w:hAnsi="Inter" w:eastAsia="Inter" w:cs="Inter"/>
+                <w:color w:val="12171D"/>
+                <w:sz w:val="18"/>
+                <w:szCs w:val="18"/>
                 <w:lang w:val="en-GB"/>
               </w:rPr>
               <w:t xml:space="preserve">SUPPLIER CONTACT</w:t>
@@ -1087,14 +1132,14 @@
               <w:keepNext/>
               <w:bidi w:val="1"/>
               <w:spacing w:before="0" w:after="0" w:line="250" w:lineRule="auto"/>
-              <w:jc w:val="left"/>
+              <w:jc w:val="start"/>
             </w:pPr>
             <w:r>
               <w:rPr>
                 <w:rFonts w:ascii="Noto Sans Arabic" w:hAnsi="Noto Sans Arabic" w:eastAsia="Noto Sans Arabic" w:cs="Noto Sans Arabic"/>
                 <w:color w:val="12171D"/>
-                <w:sz w:val="16"/>
-                <w:szCs w:val="16"/>
+                <w:sz w:val="20"/>
+                <w:szCs w:val="20"/>
                 <w:rtl w:val="1"/>
                 <w:lang w:val="ar-SA" w:bidi="ar-SA"/>
               </w:rPr>
@@ -1104,7 +1149,7 @@
         </w:tc>
         <w:tc>
           <w:tcPr>
-            <w:tcW w:w="3350" w:type="dxa"/>
+            <w:tcW w:w="2286" w:type="dxa"/>
             <w:tcBorders>
               <w:bottom w:val="single" w:sz="4" w:space="0" w:color="BCACA7"/>
             </w:tcBorders>
@@ -1137,27 +1182,24 @@
         </w:trPr>
         <w:tc>
           <w:tcPr>
-            <w:tcW w:w="1650" w:type="dxa"/>
-            <w:tcBorders>
-              <w:bottom w:val="single" w:sz="4" w:space="0" w:color="BCACA7"/>
-            </w:tcBorders>
-            <w:shd w:val="clear" w:color="auto" w:fill="F4F1F0"/>
-            <w:vAlign w:val="center"/>
-          </w:tcPr>
-          <w:p>
-            <w:pPr>
-              <w:keepNext/>
-              <w:spacing w:before="0" w:after="12" w:line="250" w:lineRule="auto"/>
-              <w:jc w:val="left"/>
-            </w:pPr>
-            <w:r>
-              <w:rPr>
-                <w:rFonts w:ascii="Inter" w:hAnsi="Inter" w:eastAsia="Inter" w:cs="Inter"/>
-                <w:b/>
-                <w:bCs/>
-                <w:color w:val="12171D"/>
-                <w:sz w:val="15"/>
-                <w:szCs w:val="15"/>
+            <w:tcW w:w="2250" w:type="dxa"/>
+            <w:tcBorders>
+              <w:bottom w:val="single" w:sz="4" w:space="0" w:color="BCACA7"/>
+            </w:tcBorders>
+            <w:vAlign w:val="center"/>
+          </w:tcPr>
+          <w:p>
+            <w:pPr>
+              <w:keepNext/>
+              <w:spacing w:before="0" w:after="10" w:line="250" w:lineRule="auto"/>
+              <w:jc w:val="left"/>
+            </w:pPr>
+            <w:r>
+              <w:rPr>
+                <w:rFonts w:ascii="Inter" w:hAnsi="Inter" w:eastAsia="Inter" w:cs="Inter"/>
+                <w:color w:val="12171D"/>
+                <w:sz w:val="18"/>
+                <w:szCs w:val="18"/>
                 <w:lang w:val="en-GB"/>
               </w:rPr>
               <w:t xml:space="preserve">SUPPLIER EMAIL</w:t>
@@ -1168,14 +1210,14 @@
               <w:keepNext/>
               <w:bidi w:val="1"/>
               <w:spacing w:before="0" w:after="0" w:line="250" w:lineRule="auto"/>
-              <w:jc w:val="left"/>
+              <w:jc w:val="start"/>
             </w:pPr>
             <w:r>
               <w:rPr>
                 <w:rFonts w:ascii="Noto Sans Arabic" w:hAnsi="Noto Sans Arabic" w:eastAsia="Noto Sans Arabic" w:cs="Noto Sans Arabic"/>
                 <w:color w:val="12171D"/>
-                <w:sz w:val="16"/>
-                <w:szCs w:val="16"/>
+                <w:sz w:val="20"/>
+                <w:szCs w:val="20"/>
                 <w:rtl w:val="1"/>
                 <w:lang w:val="ar-SA" w:bidi="ar-SA"/>
               </w:rPr>
@@ -1185,7 +1227,7 @@
         </w:tc>
         <w:tc>
           <w:tcPr>
-            <w:tcW w:w="3350" w:type="dxa"/>
+            <w:tcW w:w="2286" w:type="dxa"/>
             <w:tcBorders>
               <w:bottom w:val="single" w:sz="4" w:space="0" w:color="BCACA7"/>
             </w:tcBorders>
@@ -1213,27 +1255,24 @@
         </w:tc>
         <w:tc>
           <w:tcPr>
-            <w:tcW w:w="1650" w:type="dxa"/>
-            <w:tcBorders>
-              <w:bottom w:val="single" w:sz="4" w:space="0" w:color="BCACA7"/>
-            </w:tcBorders>
-            <w:shd w:val="clear" w:color="auto" w:fill="F4F1F0"/>
-            <w:vAlign w:val="center"/>
-          </w:tcPr>
-          <w:p>
-            <w:pPr>
-              <w:keepNext/>
-              <w:spacing w:before="0" w:after="12" w:line="250" w:lineRule="auto"/>
-              <w:jc w:val="left"/>
-            </w:pPr>
-            <w:r>
-              <w:rPr>
-                <w:rFonts w:ascii="Inter" w:hAnsi="Inter" w:eastAsia="Inter" w:cs="Inter"/>
-                <w:b/>
-                <w:bCs/>
-                <w:color w:val="12171D"/>
-                <w:sz w:val="15"/>
-                <w:szCs w:val="15"/>
+            <w:tcW w:w="2250" w:type="dxa"/>
+            <w:tcBorders>
+              <w:bottom w:val="single" w:sz="4" w:space="0" w:color="BCACA7"/>
+            </w:tcBorders>
+            <w:vAlign w:val="center"/>
+          </w:tcPr>
+          <w:p>
+            <w:pPr>
+              <w:keepNext/>
+              <w:spacing w:before="0" w:after="10" w:line="250" w:lineRule="auto"/>
+              <w:jc w:val="left"/>
+            </w:pPr>
+            <w:r>
+              <w:rPr>
+                <w:rFonts w:ascii="Inter" w:hAnsi="Inter" w:eastAsia="Inter" w:cs="Inter"/>
+                <w:color w:val="12171D"/>
+                <w:sz w:val="18"/>
+                <w:szCs w:val="18"/>
                 <w:lang w:val="en-GB"/>
               </w:rPr>
               <w:t xml:space="preserve">SUPPLIER ADDRESS</w:t>
@@ -1244,14 +1283,14 @@
               <w:keepNext/>
               <w:bidi w:val="1"/>
               <w:spacing w:before="0" w:after="0" w:line="250" w:lineRule="auto"/>
-              <w:jc w:val="left"/>
+              <w:jc w:val="start"/>
             </w:pPr>
             <w:r>
               <w:rPr>
                 <w:rFonts w:ascii="Noto Sans Arabic" w:hAnsi="Noto Sans Arabic" w:eastAsia="Noto Sans Arabic" w:cs="Noto Sans Arabic"/>
                 <w:color w:val="12171D"/>
-                <w:sz w:val="16"/>
-                <w:szCs w:val="16"/>
+                <w:sz w:val="20"/>
+                <w:szCs w:val="20"/>
                 <w:rtl w:val="1"/>
                 <w:lang w:val="ar-SA" w:bidi="ar-SA"/>
               </w:rPr>
@@ -1261,7 +1300,7 @@
         </w:tc>
         <w:tc>
           <w:tcPr>
-            <w:tcW w:w="3350" w:type="dxa"/>
+            <w:tcW w:w="2286" w:type="dxa"/>
             <w:tcBorders>
               <w:bottom w:val="single" w:sz="4" w:space="0" w:color="BCACA7"/>
             </w:tcBorders>
@@ -1294,26 +1333,23 @@
         </w:trPr>
         <w:tc>
           <w:tcPr>
-            <w:tcW w:w="1650" w:type="dxa"/>
-            <w:tcBorders>
-              <w:bottom w:val="single" w:sz="4" w:space="0" w:color="BCACA7"/>
-            </w:tcBorders>
-            <w:shd w:val="clear" w:color="auto" w:fill="F4F1F0"/>
-            <w:vAlign w:val="center"/>
-          </w:tcPr>
-          <w:p>
-            <w:pPr>
-              <w:spacing w:before="0" w:after="12" w:line="250" w:lineRule="auto"/>
-              <w:jc w:val="left"/>
-            </w:pPr>
-            <w:r>
-              <w:rPr>
-                <w:rFonts w:ascii="Inter" w:hAnsi="Inter" w:eastAsia="Inter" w:cs="Inter"/>
-                <w:b/>
-                <w:bCs/>
-                <w:color w:val="12171D"/>
-                <w:sz w:val="15"/>
-                <w:szCs w:val="15"/>
+            <w:tcW w:w="2250" w:type="dxa"/>
+            <w:tcBorders>
+              <w:bottom w:val="single" w:sz="4" w:space="0" w:color="BCACA7"/>
+            </w:tcBorders>
+            <w:vAlign w:val="center"/>
+          </w:tcPr>
+          <w:p>
+            <w:pPr>
+              <w:spacing w:before="0" w:after="10" w:line="250" w:lineRule="auto"/>
+              <w:jc w:val="left"/>
+            </w:pPr>
+            <w:r>
+              <w:rPr>
+                <w:rFonts w:ascii="Inter" w:hAnsi="Inter" w:eastAsia="Inter" w:cs="Inter"/>
+                <w:color w:val="12171D"/>
+                <w:sz w:val="18"/>
+                <w:szCs w:val="18"/>
                 <w:lang w:val="en-GB"/>
               </w:rPr>
               <w:t xml:space="preserve">SUPPLIER PHONE</w:t>
@@ -1323,14 +1359,14 @@
             <w:pPr>
               <w:bidi w:val="1"/>
               <w:spacing w:before="0" w:after="0" w:line="250" w:lineRule="auto"/>
-              <w:jc w:val="left"/>
+              <w:jc w:val="start"/>
             </w:pPr>
             <w:r>
               <w:rPr>
                 <w:rFonts w:ascii="Noto Sans Arabic" w:hAnsi="Noto Sans Arabic" w:eastAsia="Noto Sans Arabic" w:cs="Noto Sans Arabic"/>
                 <w:color w:val="12171D"/>
-                <w:sz w:val="16"/>
-                <w:szCs w:val="16"/>
+                <w:sz w:val="20"/>
+                <w:szCs w:val="20"/>
                 <w:rtl w:val="1"/>
                 <w:lang w:val="ar-SA" w:bidi="ar-SA"/>
               </w:rPr>
@@ -1340,7 +1376,7 @@
         </w:tc>
         <w:tc>
           <w:tcPr>
-            <w:tcW w:w="3350" w:type="dxa"/>
+            <w:tcW w:w="2286" w:type="dxa"/>
             <w:tcBorders>
               <w:bottom w:val="single" w:sz="4" w:space="0" w:color="BCACA7"/>
             </w:tcBorders>
@@ -1367,26 +1403,23 @@
         </w:tc>
         <w:tc>
           <w:tcPr>
-            <w:tcW w:w="1650" w:type="dxa"/>
-            <w:tcBorders>
-              <w:bottom w:val="single" w:sz="4" w:space="0" w:color="BCACA7"/>
-            </w:tcBorders>
-            <w:shd w:val="clear" w:color="auto" w:fill="F4F1F0"/>
-            <w:vAlign w:val="center"/>
-          </w:tcPr>
-          <w:p>
-            <w:pPr>
-              <w:spacing w:before="0" w:after="12" w:line="250" w:lineRule="auto"/>
-              <w:jc w:val="left"/>
-            </w:pPr>
-            <w:r>
-              <w:rPr>
-                <w:rFonts w:ascii="Inter" w:hAnsi="Inter" w:eastAsia="Inter" w:cs="Inter"/>
-                <w:b/>
-                <w:bCs/>
-                <w:color w:val="12171D"/>
-                <w:sz w:val="15"/>
-                <w:szCs w:val="15"/>
+            <w:tcW w:w="2250" w:type="dxa"/>
+            <w:tcBorders>
+              <w:bottom w:val="single" w:sz="4" w:space="0" w:color="BCACA7"/>
+            </w:tcBorders>
+            <w:vAlign w:val="center"/>
+          </w:tcPr>
+          <w:p>
+            <w:pPr>
+              <w:spacing w:before="0" w:after="10" w:line="250" w:lineRule="auto"/>
+              <w:jc w:val="left"/>
+            </w:pPr>
+            <w:r>
+              <w:rPr>
+                <w:rFonts w:ascii="Inter" w:hAnsi="Inter" w:eastAsia="Inter" w:cs="Inter"/>
+                <w:color w:val="12171D"/>
+                <w:sz w:val="18"/>
+                <w:szCs w:val="18"/>
                 <w:lang w:val="en-GB"/>
               </w:rPr>
               <w:t xml:space="preserve">SUPPLIER TAX IDENTIFIER</w:t>
@@ -1396,14 +1429,14 @@
             <w:pPr>
               <w:bidi w:val="1"/>
               <w:spacing w:before="0" w:after="0" w:line="250" w:lineRule="auto"/>
-              <w:jc w:val="left"/>
+              <w:jc w:val="start"/>
             </w:pPr>
             <w:r>
               <w:rPr>
                 <w:rFonts w:ascii="Noto Sans Arabic" w:hAnsi="Noto Sans Arabic" w:eastAsia="Noto Sans Arabic" w:cs="Noto Sans Arabic"/>
                 <w:color w:val="12171D"/>
-                <w:sz w:val="16"/>
-                <w:szCs w:val="16"/>
+                <w:sz w:val="20"/>
+                <w:szCs w:val="20"/>
                 <w:rtl w:val="1"/>
                 <w:lang w:val="ar-SA" w:bidi="ar-SA"/>
               </w:rPr>
@@ -1413,7 +1446,7 @@
         </w:tc>
         <w:tc>
           <w:tcPr>
-            <w:tcW w:w="3350" w:type="dxa"/>
+            <w:tcW w:w="2286" w:type="dxa"/>
             <w:tcBorders>
               <w:bottom w:val="single" w:sz="4" w:space="0" w:color="BCACA7"/>
             </w:tcBorders>
@@ -1451,29 +1484,29 @@
     </w:p>
     <w:tbl>
       <w:tblPr>
-        <w:tblW w:w="10000" w:type="dxa"/>
+        <w:tblW w:w="9072" w:type="dxa"/>
         <w:tblBorders>
-          <w:top w:val="single" w:sz="4" w:color="BCACA7"/>
-          <w:left w:val="single" w:sz="4" w:color="BCACA7"/>
-          <w:bottom w:val="single" w:sz="4" w:color="BCACA7"/>
-          <w:right w:val="single" w:sz="4" w:color="BCACA7"/>
-          <w:insideH w:val="single" w:sz="4" w:color="BCACA7"/>
-          <w:insideV w:val="single" w:sz="4" w:color="BCACA7"/>
+          <w:top w:val="single" w:sz="4" w:space="0" w:color="BCACA7"/>
+          <w:left w:val="single" w:sz="4" w:space="0" w:color="BCACA7"/>
+          <w:bottom w:val="single" w:sz="4" w:space="0" w:color="BCACA7"/>
+          <w:right w:val="single" w:sz="4" w:space="0" w:color="BCACA7"/>
+          <w:insideH w:val="single" w:sz="4" w:space="0" w:color="BCACA7"/>
+          <w:insideV w:val="single" w:sz="4" w:space="0" w:color="BCACA7"/>
         </w:tblBorders>
         <w:tblLayout w:type="fixed"/>
         <w:tblCellMar>
-          <w:top w:w="75" w:type="dxa"/>
+          <w:top w:w="40" w:type="dxa"/>
           <w:left w:w="85" w:type="dxa"/>
-          <w:bottom w:w="75" w:type="dxa"/>
+          <w:bottom w:w="40" w:type="dxa"/>
           <w:right w:w="85" w:type="dxa"/>
         </w:tblCellMar>
         <w:tblLook w:firstRow="1" w:lastRow="0" w:firstColumn="0" w:lastColumn="0" w:noHBand="0" w:noVBand="1"/>
       </w:tblPr>
       <w:tblGrid>
-        <w:gridCol w:w="1650"/>
-        <w:gridCol w:w="3350"/>
-        <w:gridCol w:w="1650"/>
-        <w:gridCol w:w="3350"/>
+        <w:gridCol w:w="2250"/>
+        <w:gridCol w:w="2286"/>
+        <w:gridCol w:w="2250"/>
+        <w:gridCol w:w="2286"/>
       </w:tblGrid>
       <w:tr>
         <w:trPr>
@@ -1481,26 +1514,30 @@
         </w:trPr>
         <w:tc>
           <w:tcPr>
-            <w:tcW w:w="5000" w:type="dxa"/>
+            <w:tcW w:w="4536" w:type="dxa"/>
             <w:gridSpan w:val="2"/>
-            <w:shd w:val="clear" w:color="auto" w:fill="BCACA7"/>
-            <w:vAlign w:val="center"/>
+            <w:tcBorders>
+              <w:top w:val="nil"/>
+              <w:left w:val="nil"/>
+              <w:bottom w:val="single" w:sz="8" w:space="0" w:color="BCACA7"/>
+              <w:right w:val="nil"/>
+            </w:tcBorders>
+            <w:vAlign w:val="bottom"/>
           </w:tcPr>
           <w:p>
             <w:pPr>
               <w:pStyle w:val="Heading1"/>
               <w:keepNext/>
-              <w:spacing w:before="0" w:after="0" w:line="250" w:lineRule="auto"/>
+              <w:spacing w:before="160" w:after="40" w:line="250" w:lineRule="auto"/>
+              <w:ind w:start="-85"/>
               <w:jc w:val="left"/>
             </w:pPr>
             <w:r>
               <w:rPr>
                 <w:rFonts w:ascii="Jost" w:hAnsi="Jost" w:eastAsia="Jost" w:cs="Jost"/>
-                <w:b/>
-                <w:bCs/>
-                <w:color w:val="12171D"/>
-                <w:sz w:val="17"/>
-                <w:szCs w:val="17"/>
+                <w:color w:val="12171D"/>
+                <w:sz w:val="21"/>
+                <w:szCs w:val="21"/>
                 <w:lang w:val="en-GB"/>
               </w:rPr>
               <w:t xml:space="preserve">DELIVERY AND BILLING</w:t>
@@ -1509,26 +1546,30 @@
         </w:tc>
         <w:tc>
           <w:tcPr>
-            <w:tcW w:w="5000" w:type="dxa"/>
+            <w:tcW w:w="4536" w:type="dxa"/>
             <w:gridSpan w:val="2"/>
-            <w:shd w:val="clear" w:color="auto" w:fill="BCACA7"/>
-            <w:vAlign w:val="center"/>
+            <w:tcBorders>
+              <w:top w:val="nil"/>
+              <w:left w:val="nil"/>
+              <w:bottom w:val="single" w:sz="8" w:space="0" w:color="BCACA7"/>
+              <w:right w:val="nil"/>
+            </w:tcBorders>
+            <w:vAlign w:val="bottom"/>
           </w:tcPr>
           <w:p>
             <w:pPr>
               <w:keepNext/>
               <w:bidi w:val="1"/>
-              <w:spacing w:before="0" w:after="0" w:line="250" w:lineRule="auto"/>
-              <w:jc w:val="left"/>
+              <w:spacing w:before="160" w:after="40" w:line="250" w:lineRule="auto"/>
+              <w:ind w:start="-85"/>
+              <w:jc w:val="start"/>
             </w:pPr>
             <w:r>
               <w:rPr>
                 <w:rFonts w:ascii="Noto Sans Arabic" w:hAnsi="Noto Sans Arabic" w:eastAsia="Noto Sans Arabic" w:cs="Noto Sans Arabic"/>
-                <w:b/>
-                <w:bCs/>
-                <w:color w:val="12171D"/>
-                <w:sz w:val="16"/>
-                <w:szCs w:val="16"/>
+                <w:color w:val="12171D"/>
+                <w:sz w:val="22"/>
+                <w:szCs w:val="22"/>
                 <w:rtl w:val="1"/>
                 <w:lang w:val="ar-SA" w:bidi="ar-SA"/>
               </w:rPr>
@@ -1543,27 +1584,24 @@
         </w:trPr>
         <w:tc>
           <w:tcPr>
-            <w:tcW w:w="1650" w:type="dxa"/>
-            <w:tcBorders>
-              <w:bottom w:val="single" w:sz="4" w:space="0" w:color="BCACA7"/>
-            </w:tcBorders>
-            <w:shd w:val="clear" w:color="auto" w:fill="F4F1F0"/>
-            <w:vAlign w:val="center"/>
-          </w:tcPr>
-          <w:p>
-            <w:pPr>
-              <w:keepNext/>
-              <w:spacing w:before="0" w:after="12" w:line="250" w:lineRule="auto"/>
-              <w:jc w:val="left"/>
-            </w:pPr>
-            <w:r>
-              <w:rPr>
-                <w:rFonts w:ascii="Inter" w:hAnsi="Inter" w:eastAsia="Inter" w:cs="Inter"/>
-                <w:b/>
-                <w:bCs/>
-                <w:color w:val="12171D"/>
-                <w:sz w:val="15"/>
-                <w:szCs w:val="15"/>
+            <w:tcW w:w="2250" w:type="dxa"/>
+            <w:tcBorders>
+              <w:bottom w:val="single" w:sz="4" w:space="0" w:color="BCACA7"/>
+            </w:tcBorders>
+            <w:vAlign w:val="center"/>
+          </w:tcPr>
+          <w:p>
+            <w:pPr>
+              <w:keepNext/>
+              <w:spacing w:before="0" w:after="10" w:line="250" w:lineRule="auto"/>
+              <w:jc w:val="left"/>
+            </w:pPr>
+            <w:r>
+              <w:rPr>
+                <w:rFonts w:ascii="Inter" w:hAnsi="Inter" w:eastAsia="Inter" w:cs="Inter"/>
+                <w:color w:val="12171D"/>
+                <w:sz w:val="18"/>
+                <w:szCs w:val="18"/>
                 <w:lang w:val="en-GB"/>
               </w:rPr>
               <w:t xml:space="preserve">DELIVER TO</w:t>
@@ -1574,14 +1612,14 @@
               <w:keepNext/>
               <w:bidi w:val="1"/>
               <w:spacing w:before="0" w:after="0" w:line="250" w:lineRule="auto"/>
-              <w:jc w:val="left"/>
+              <w:jc w:val="start"/>
             </w:pPr>
             <w:r>
               <w:rPr>
                 <w:rFonts w:ascii="Noto Sans Arabic" w:hAnsi="Noto Sans Arabic" w:eastAsia="Noto Sans Arabic" w:cs="Noto Sans Arabic"/>
                 <w:color w:val="12171D"/>
-                <w:sz w:val="16"/>
-                <w:szCs w:val="16"/>
+                <w:sz w:val="20"/>
+                <w:szCs w:val="20"/>
                 <w:rtl w:val="1"/>
                 <w:lang w:val="ar-SA" w:bidi="ar-SA"/>
               </w:rPr>
@@ -1591,7 +1629,7 @@
         </w:tc>
         <w:tc>
           <w:tcPr>
-            <w:tcW w:w="3350" w:type="dxa"/>
+            <w:tcW w:w="2286" w:type="dxa"/>
             <w:tcBorders>
               <w:bottom w:val="single" w:sz="4" w:space="0" w:color="BCACA7"/>
             </w:tcBorders>
@@ -1619,27 +1657,24 @@
         </w:tc>
         <w:tc>
           <w:tcPr>
-            <w:tcW w:w="1650" w:type="dxa"/>
-            <w:tcBorders>
-              <w:bottom w:val="single" w:sz="4" w:space="0" w:color="BCACA7"/>
-            </w:tcBorders>
-            <w:shd w:val="clear" w:color="auto" w:fill="F4F1F0"/>
-            <w:vAlign w:val="center"/>
-          </w:tcPr>
-          <w:p>
-            <w:pPr>
-              <w:keepNext/>
-              <w:spacing w:before="0" w:after="12" w:line="250" w:lineRule="auto"/>
-              <w:jc w:val="left"/>
-            </w:pPr>
-            <w:r>
-              <w:rPr>
-                <w:rFonts w:ascii="Inter" w:hAnsi="Inter" w:eastAsia="Inter" w:cs="Inter"/>
-                <w:b/>
-                <w:bCs/>
-                <w:color w:val="12171D"/>
-                <w:sz w:val="15"/>
-                <w:szCs w:val="15"/>
+            <w:tcW w:w="2250" w:type="dxa"/>
+            <w:tcBorders>
+              <w:bottom w:val="single" w:sz="4" w:space="0" w:color="BCACA7"/>
+            </w:tcBorders>
+            <w:vAlign w:val="center"/>
+          </w:tcPr>
+          <w:p>
+            <w:pPr>
+              <w:keepNext/>
+              <w:spacing w:before="0" w:after="10" w:line="250" w:lineRule="auto"/>
+              <w:jc w:val="left"/>
+            </w:pPr>
+            <w:r>
+              <w:rPr>
+                <w:rFonts w:ascii="Inter" w:hAnsi="Inter" w:eastAsia="Inter" w:cs="Inter"/>
+                <w:color w:val="12171D"/>
+                <w:sz w:val="18"/>
+                <w:szCs w:val="18"/>
                 <w:lang w:val="en-GB"/>
               </w:rPr>
               <w:t xml:space="preserve">DELIVERY ADDRESS</w:t>
@@ -1650,14 +1685,14 @@
               <w:keepNext/>
               <w:bidi w:val="1"/>
               <w:spacing w:before="0" w:after="0" w:line="250" w:lineRule="auto"/>
-              <w:jc w:val="left"/>
+              <w:jc w:val="start"/>
             </w:pPr>
             <w:r>
               <w:rPr>
                 <w:rFonts w:ascii="Noto Sans Arabic" w:hAnsi="Noto Sans Arabic" w:eastAsia="Noto Sans Arabic" w:cs="Noto Sans Arabic"/>
                 <w:color w:val="12171D"/>
-                <w:sz w:val="16"/>
-                <w:szCs w:val="16"/>
+                <w:sz w:val="20"/>
+                <w:szCs w:val="20"/>
                 <w:rtl w:val="1"/>
                 <w:lang w:val="ar-SA" w:bidi="ar-SA"/>
               </w:rPr>
@@ -1667,7 +1702,7 @@
         </w:tc>
         <w:tc>
           <w:tcPr>
-            <w:tcW w:w="3350" w:type="dxa"/>
+            <w:tcW w:w="2286" w:type="dxa"/>
             <w:tcBorders>
               <w:bottom w:val="single" w:sz="4" w:space="0" w:color="BCACA7"/>
             </w:tcBorders>
@@ -1700,27 +1735,23 @@
         </w:trPr>
         <w:tc>
           <w:tcPr>
-            <w:tcW w:w="1650" w:type="dxa"/>
-            <w:tcBorders>
-              <w:bottom w:val="single" w:sz="4" w:space="0" w:color="BCACA7"/>
-            </w:tcBorders>
-            <w:shd w:val="clear" w:color="auto" w:fill="F4F1F0"/>
-            <w:vAlign w:val="center"/>
-          </w:tcPr>
-          <w:p>
-            <w:pPr>
-              <w:keepNext/>
-              <w:spacing w:before="0" w:after="12" w:line="250" w:lineRule="auto"/>
-              <w:jc w:val="left"/>
-            </w:pPr>
-            <w:r>
-              <w:rPr>
-                <w:rFonts w:ascii="Inter" w:hAnsi="Inter" w:eastAsia="Inter" w:cs="Inter"/>
-                <w:b/>
-                <w:bCs/>
-                <w:color w:val="12171D"/>
-                <w:sz w:val="15"/>
-                <w:szCs w:val="15"/>
+            <w:tcW w:w="2250" w:type="dxa"/>
+            <w:tcBorders>
+              <w:bottom w:val="single" w:sz="4" w:space="0" w:color="BCACA7"/>
+            </w:tcBorders>
+            <w:vAlign w:val="center"/>
+          </w:tcPr>
+          <w:p>
+            <w:pPr>
+              <w:spacing w:before="0" w:after="10" w:line="250" w:lineRule="auto"/>
+              <w:jc w:val="left"/>
+            </w:pPr>
+            <w:r>
+              <w:rPr>
+                <w:rFonts w:ascii="Inter" w:hAnsi="Inter" w:eastAsia="Inter" w:cs="Inter"/>
+                <w:color w:val="12171D"/>
+                <w:sz w:val="18"/>
+                <w:szCs w:val="18"/>
                 <w:lang w:val="en-GB"/>
               </w:rPr>
               <w:t xml:space="preserve">REQUESTED DELIVERY DATE</w:t>
@@ -1728,17 +1759,16 @@
           </w:p>
           <w:p>
             <w:pPr>
-              <w:keepNext/>
               <w:bidi w:val="1"/>
               <w:spacing w:before="0" w:after="0" w:line="250" w:lineRule="auto"/>
-              <w:jc w:val="left"/>
+              <w:jc w:val="start"/>
             </w:pPr>
             <w:r>
               <w:rPr>
                 <w:rFonts w:ascii="Noto Sans Arabic" w:hAnsi="Noto Sans Arabic" w:eastAsia="Noto Sans Arabic" w:cs="Noto Sans Arabic"/>
                 <w:color w:val="12171D"/>
-                <w:sz w:val="16"/>
-                <w:szCs w:val="16"/>
+                <w:sz w:val="20"/>
+                <w:szCs w:val="20"/>
                 <w:rtl w:val="1"/>
                 <w:lang w:val="ar-SA" w:bidi="ar-SA"/>
               </w:rPr>
@@ -1748,15 +1778,14 @@
         </w:tc>
         <w:tc>
           <w:tcPr>
-            <w:tcW w:w="3350" w:type="dxa"/>
-            <w:tcBorders>
-              <w:bottom w:val="single" w:sz="4" w:space="0" w:color="BCACA7"/>
-            </w:tcBorders>
-            <w:vAlign w:val="center"/>
-          </w:tcPr>
-          <w:p>
-            <w:pPr>
-              <w:keepNext/>
+            <w:tcW w:w="2286" w:type="dxa"/>
+            <w:tcBorders>
+              <w:bottom w:val="single" w:sz="4" w:space="0" w:color="BCACA7"/>
+            </w:tcBorders>
+            <w:vAlign w:val="center"/>
+          </w:tcPr>
+          <w:p>
+            <w:pPr>
               <w:spacing w:before="0" w:after="0" w:line="250" w:lineRule="auto"/>
               <w:jc w:val="left"/>
             </w:pPr>
@@ -1776,27 +1805,23 @@
         </w:tc>
         <w:tc>
           <w:tcPr>
-            <w:tcW w:w="1650" w:type="dxa"/>
-            <w:tcBorders>
-              <w:bottom w:val="single" w:sz="4" w:space="0" w:color="BCACA7"/>
-            </w:tcBorders>
-            <w:shd w:val="clear" w:color="auto" w:fill="F4F1F0"/>
-            <w:vAlign w:val="center"/>
-          </w:tcPr>
-          <w:p>
-            <w:pPr>
-              <w:keepNext/>
-              <w:spacing w:before="0" w:after="12" w:line="250" w:lineRule="auto"/>
-              <w:jc w:val="left"/>
-            </w:pPr>
-            <w:r>
-              <w:rPr>
-                <w:rFonts w:ascii="Inter" w:hAnsi="Inter" w:eastAsia="Inter" w:cs="Inter"/>
-                <w:b/>
-                <w:bCs/>
-                <w:color w:val="12171D"/>
-                <w:sz w:val="15"/>
-                <w:szCs w:val="15"/>
+            <w:tcW w:w="2250" w:type="dxa"/>
+            <w:tcBorders>
+              <w:bottom w:val="single" w:sz="4" w:space="0" w:color="BCACA7"/>
+            </w:tcBorders>
+            <w:vAlign w:val="center"/>
+          </w:tcPr>
+          <w:p>
+            <w:pPr>
+              <w:spacing w:before="0" w:after="10" w:line="250" w:lineRule="auto"/>
+              <w:jc w:val="left"/>
+            </w:pPr>
+            <w:r>
+              <w:rPr>
+                <w:rFonts w:ascii="Inter" w:hAnsi="Inter" w:eastAsia="Inter" w:cs="Inter"/>
+                <w:color w:val="12171D"/>
+                <w:sz w:val="18"/>
+                <w:szCs w:val="18"/>
                 <w:lang w:val="en-GB"/>
               </w:rPr>
               <w:t xml:space="preserve">BILLING ADDRESS</w:t>
@@ -1804,17 +1829,16 @@
           </w:p>
           <w:p>
             <w:pPr>
-              <w:keepNext/>
               <w:bidi w:val="1"/>
               <w:spacing w:before="0" w:after="0" w:line="250" w:lineRule="auto"/>
-              <w:jc w:val="left"/>
+              <w:jc w:val="start"/>
             </w:pPr>
             <w:r>
               <w:rPr>
                 <w:rFonts w:ascii="Noto Sans Arabic" w:hAnsi="Noto Sans Arabic" w:eastAsia="Noto Sans Arabic" w:cs="Noto Sans Arabic"/>
                 <w:color w:val="12171D"/>
-                <w:sz w:val="16"/>
-                <w:szCs w:val="16"/>
+                <w:sz w:val="20"/>
+                <w:szCs w:val="20"/>
                 <w:rtl w:val="1"/>
                 <w:lang w:val="ar-SA" w:bidi="ar-SA"/>
               </w:rPr>
@@ -1824,15 +1848,14 @@
         </w:tc>
         <w:tc>
           <w:tcPr>
-            <w:tcW w:w="3350" w:type="dxa"/>
-            <w:tcBorders>
-              <w:bottom w:val="single" w:sz="4" w:space="0" w:color="BCACA7"/>
-            </w:tcBorders>
-            <w:vAlign w:val="center"/>
-          </w:tcPr>
-          <w:p>
-            <w:pPr>
-              <w:keepNext/>
+            <w:tcW w:w="2286" w:type="dxa"/>
+            <w:tcBorders>
+              <w:bottom w:val="single" w:sz="4" w:space="0" w:color="BCACA7"/>
+            </w:tcBorders>
+            <w:vAlign w:val="center"/>
+          </w:tcPr>
+          <w:p>
+            <w:pPr>
               <w:spacing w:before="0" w:after="0" w:line="250" w:lineRule="auto"/>
               <w:jc w:val="left"/>
             </w:pPr>
@@ -1857,27 +1880,23 @@
         </w:trPr>
         <w:tc>
           <w:tcPr>
-            <w:tcW w:w="1650" w:type="dxa"/>
-            <w:tcBorders>
-              <w:bottom w:val="single" w:sz="4" w:space="0" w:color="BCACA7"/>
-            </w:tcBorders>
-            <w:shd w:val="clear" w:color="auto" w:fill="F4F1F0"/>
-            <w:vAlign w:val="center"/>
-          </w:tcPr>
-          <w:p>
-            <w:pPr>
-              <w:keepNext/>
-              <w:spacing w:before="0" w:after="12" w:line="250" w:lineRule="auto"/>
-              <w:jc w:val="left"/>
-            </w:pPr>
-            <w:r>
-              <w:rPr>
-                <w:rFonts w:ascii="Inter" w:hAnsi="Inter" w:eastAsia="Inter" w:cs="Inter"/>
-                <w:b/>
-                <w:bCs/>
-                <w:color w:val="12171D"/>
-                <w:sz w:val="15"/>
-                <w:szCs w:val="15"/>
+            <w:tcW w:w="2250" w:type="dxa"/>
+            <w:tcBorders>
+              <w:bottom w:val="single" w:sz="4" w:space="0" w:color="BCACA7"/>
+            </w:tcBorders>
+            <w:vAlign w:val="center"/>
+          </w:tcPr>
+          <w:p>
+            <w:pPr>
+              <w:spacing w:before="0" w:after="10" w:line="250" w:lineRule="auto"/>
+              <w:jc w:val="left"/>
+            </w:pPr>
+            <w:r>
+              <w:rPr>
+                <w:rFonts w:ascii="Inter" w:hAnsi="Inter" w:eastAsia="Inter" w:cs="Inter"/>
+                <w:color w:val="12171D"/>
+                <w:sz w:val="18"/>
+                <w:szCs w:val="18"/>
                 <w:lang w:val="en-GB"/>
               </w:rPr>
               <w:t xml:space="preserve">PAYMENT TERMS</w:t>
@@ -1885,17 +1904,16 @@
           </w:p>
           <w:p>
             <w:pPr>
-              <w:keepNext/>
               <w:bidi w:val="1"/>
               <w:spacing w:before="0" w:after="0" w:line="250" w:lineRule="auto"/>
-              <w:jc w:val="left"/>
+              <w:jc w:val="start"/>
             </w:pPr>
             <w:r>
               <w:rPr>
                 <w:rFonts w:ascii="Noto Sans Arabic" w:hAnsi="Noto Sans Arabic" w:eastAsia="Noto Sans Arabic" w:cs="Noto Sans Arabic"/>
                 <w:color w:val="12171D"/>
-                <w:sz w:val="16"/>
-                <w:szCs w:val="16"/>
+                <w:sz w:val="20"/>
+                <w:szCs w:val="20"/>
                 <w:rtl w:val="1"/>
                 <w:lang w:val="ar-SA" w:bidi="ar-SA"/>
               </w:rPr>
@@ -1905,15 +1923,14 @@
         </w:tc>
         <w:tc>
           <w:tcPr>
-            <w:tcW w:w="3350" w:type="dxa"/>
-            <w:tcBorders>
-              <w:bottom w:val="single" w:sz="4" w:space="0" w:color="BCACA7"/>
-            </w:tcBorders>
-            <w:vAlign w:val="center"/>
-          </w:tcPr>
-          <w:p>
-            <w:pPr>
-              <w:keepNext/>
+            <w:tcW w:w="2286" w:type="dxa"/>
+            <w:tcBorders>
+              <w:bottom w:val="single" w:sz="4" w:space="0" w:color="BCACA7"/>
+            </w:tcBorders>
+            <w:vAlign w:val="center"/>
+          </w:tcPr>
+          <w:p>
+            <w:pPr>
               <w:spacing w:before="0" w:after="0" w:line="250" w:lineRule="auto"/>
               <w:jc w:val="left"/>
             </w:pPr>
@@ -1933,27 +1950,23 @@
         </w:tc>
         <w:tc>
           <w:tcPr>
-            <w:tcW w:w="1650" w:type="dxa"/>
-            <w:tcBorders>
-              <w:bottom w:val="single" w:sz="4" w:space="0" w:color="BCACA7"/>
-            </w:tcBorders>
-            <w:shd w:val="clear" w:color="auto" w:fill="F4F1F0"/>
-            <w:vAlign w:val="center"/>
-          </w:tcPr>
-          <w:p>
-            <w:pPr>
-              <w:keepNext/>
-              <w:spacing w:before="0" w:after="12" w:line="250" w:lineRule="auto"/>
-              <w:jc w:val="left"/>
-            </w:pPr>
-            <w:r>
-              <w:rPr>
-                <w:rFonts w:ascii="Inter" w:hAnsi="Inter" w:eastAsia="Inter" w:cs="Inter"/>
-                <w:b/>
-                <w:bCs/>
-                <w:color w:val="12171D"/>
-                <w:sz w:val="15"/>
-                <w:szCs w:val="15"/>
+            <w:tcW w:w="2250" w:type="dxa"/>
+            <w:tcBorders>
+              <w:bottom w:val="single" w:sz="4" w:space="0" w:color="BCACA7"/>
+            </w:tcBorders>
+            <w:vAlign w:val="center"/>
+          </w:tcPr>
+          <w:p>
+            <w:pPr>
+              <w:spacing w:before="0" w:after="10" w:line="250" w:lineRule="auto"/>
+              <w:jc w:val="left"/>
+            </w:pPr>
+            <w:r>
+              <w:rPr>
+                <w:rFonts w:ascii="Inter" w:hAnsi="Inter" w:eastAsia="Inter" w:cs="Inter"/>
+                <w:color w:val="12171D"/>
+                <w:sz w:val="18"/>
+                <w:szCs w:val="18"/>
                 <w:lang w:val="en-GB"/>
               </w:rPr>
               <w:t xml:space="preserve">BUYER CONTACT</w:t>
@@ -1961,17 +1974,16 @@
           </w:p>
           <w:p>
             <w:pPr>
-              <w:keepNext/>
               <w:bidi w:val="1"/>
               <w:spacing w:before="0" w:after="0" w:line="250" w:lineRule="auto"/>
-              <w:jc w:val="left"/>
+              <w:jc w:val="start"/>
             </w:pPr>
             <w:r>
               <w:rPr>
                 <w:rFonts w:ascii="Noto Sans Arabic" w:hAnsi="Noto Sans Arabic" w:eastAsia="Noto Sans Arabic" w:cs="Noto Sans Arabic"/>
                 <w:color w:val="12171D"/>
-                <w:sz w:val="16"/>
-                <w:szCs w:val="16"/>
+                <w:sz w:val="20"/>
+                <w:szCs w:val="20"/>
                 <w:rtl w:val="1"/>
                 <w:lang w:val="ar-SA" w:bidi="ar-SA"/>
               </w:rPr>
@@ -1981,15 +1993,14 @@
         </w:tc>
         <w:tc>
           <w:tcPr>
-            <w:tcW w:w="3350" w:type="dxa"/>
-            <w:tcBorders>
-              <w:bottom w:val="single" w:sz="4" w:space="0" w:color="BCACA7"/>
-            </w:tcBorders>
-            <w:vAlign w:val="center"/>
-          </w:tcPr>
-          <w:p>
-            <w:pPr>
-              <w:keepNext/>
+            <w:tcW w:w="2286" w:type="dxa"/>
+            <w:tcBorders>
+              <w:bottom w:val="single" w:sz="4" w:space="0" w:color="BCACA7"/>
+            </w:tcBorders>
+            <w:vAlign w:val="center"/>
+          </w:tcPr>
+          <w:p>
+            <w:pPr>
               <w:spacing w:before="0" w:after="0" w:line="250" w:lineRule="auto"/>
               <w:jc w:val="left"/>
             </w:pPr>
@@ -2014,26 +2025,23 @@
         </w:trPr>
         <w:tc>
           <w:tcPr>
-            <w:tcW w:w="1650" w:type="dxa"/>
-            <w:tcBorders>
-              <w:bottom w:val="single" w:sz="4" w:space="0" w:color="BCACA7"/>
-            </w:tcBorders>
-            <w:shd w:val="clear" w:color="auto" w:fill="F4F1F0"/>
-            <w:vAlign w:val="center"/>
-          </w:tcPr>
-          <w:p>
-            <w:pPr>
-              <w:spacing w:before="0" w:after="12" w:line="250" w:lineRule="auto"/>
-              <w:jc w:val="left"/>
-            </w:pPr>
-            <w:r>
-              <w:rPr>
-                <w:rFonts w:ascii="Inter" w:hAnsi="Inter" w:eastAsia="Inter" w:cs="Inter"/>
-                <w:b/>
-                <w:bCs/>
-                <w:color w:val="12171D"/>
-                <w:sz w:val="15"/>
-                <w:szCs w:val="15"/>
+            <w:tcW w:w="2250" w:type="dxa"/>
+            <w:tcBorders>
+              <w:bottom w:val="single" w:sz="4" w:space="0" w:color="BCACA7"/>
+            </w:tcBorders>
+            <w:vAlign w:val="center"/>
+          </w:tcPr>
+          <w:p>
+            <w:pPr>
+              <w:spacing w:before="0" w:after="10" w:line="250" w:lineRule="auto"/>
+              <w:jc w:val="left"/>
+            </w:pPr>
+            <w:r>
+              <w:rPr>
+                <w:rFonts w:ascii="Inter" w:hAnsi="Inter" w:eastAsia="Inter" w:cs="Inter"/>
+                <w:color w:val="12171D"/>
+                <w:sz w:val="18"/>
+                <w:szCs w:val="18"/>
                 <w:lang w:val="en-GB"/>
               </w:rPr>
               <w:t xml:space="preserve">SHIPPING / DELIVERY TERMS</w:t>
@@ -2043,14 +2051,14 @@
             <w:pPr>
               <w:bidi w:val="1"/>
               <w:spacing w:before="0" w:after="0" w:line="250" w:lineRule="auto"/>
-              <w:jc w:val="left"/>
+              <w:jc w:val="start"/>
             </w:pPr>
             <w:r>
               <w:rPr>
                 <w:rFonts w:ascii="Noto Sans Arabic" w:hAnsi="Noto Sans Arabic" w:eastAsia="Noto Sans Arabic" w:cs="Noto Sans Arabic"/>
                 <w:color w:val="12171D"/>
-                <w:sz w:val="16"/>
-                <w:szCs w:val="16"/>
+                <w:sz w:val="20"/>
+                <w:szCs w:val="20"/>
                 <w:rtl w:val="1"/>
                 <w:lang w:val="ar-SA" w:bidi="ar-SA"/>
               </w:rPr>
@@ -2060,7 +2068,7 @@
         </w:tc>
         <w:tc>
           <w:tcPr>
-            <w:tcW w:w="3350" w:type="dxa"/>
+            <w:tcW w:w="2286" w:type="dxa"/>
             <w:tcBorders>
               <w:bottom w:val="single" w:sz="4" w:space="0" w:color="BCACA7"/>
             </w:tcBorders>
@@ -2087,26 +2095,23 @@
         </w:tc>
         <w:tc>
           <w:tcPr>
-            <w:tcW w:w="1650" w:type="dxa"/>
-            <w:tcBorders>
-              <w:bottom w:val="single" w:sz="4" w:space="0" w:color="BCACA7"/>
-            </w:tcBorders>
-            <w:shd w:val="clear" w:color="auto" w:fill="F4F1F0"/>
-            <w:vAlign w:val="center"/>
-          </w:tcPr>
-          <w:p>
-            <w:pPr>
-              <w:spacing w:before="0" w:after="12" w:line="250" w:lineRule="auto"/>
-              <w:jc w:val="left"/>
-            </w:pPr>
-            <w:r>
-              <w:rPr>
-                <w:rFonts w:ascii="Inter" w:hAnsi="Inter" w:eastAsia="Inter" w:cs="Inter"/>
-                <w:b/>
-                <w:bCs/>
-                <w:color w:val="12171D"/>
-                <w:sz w:val="15"/>
-                <w:szCs w:val="15"/>
+            <w:tcW w:w="2250" w:type="dxa"/>
+            <w:tcBorders>
+              <w:bottom w:val="single" w:sz="4" w:space="0" w:color="BCACA7"/>
+            </w:tcBorders>
+            <w:vAlign w:val="center"/>
+          </w:tcPr>
+          <w:p>
+            <w:pPr>
+              <w:spacing w:before="0" w:after="10" w:line="250" w:lineRule="auto"/>
+              <w:jc w:val="left"/>
+            </w:pPr>
+            <w:r>
+              <w:rPr>
+                <w:rFonts w:ascii="Inter" w:hAnsi="Inter" w:eastAsia="Inter" w:cs="Inter"/>
+                <w:color w:val="12171D"/>
+                <w:sz w:val="18"/>
+                <w:szCs w:val="18"/>
                 <w:lang w:val="en-GB"/>
               </w:rPr>
               <w:t xml:space="preserve">SPECIAL INSTRUCTIONS</w:t>
@@ -2116,14 +2121,14 @@
             <w:pPr>
               <w:bidi w:val="1"/>
               <w:spacing w:before="0" w:after="0" w:line="250" w:lineRule="auto"/>
-              <w:jc w:val="left"/>
+              <w:jc w:val="start"/>
             </w:pPr>
             <w:r>
               <w:rPr>
                 <w:rFonts w:ascii="Noto Sans Arabic" w:hAnsi="Noto Sans Arabic" w:eastAsia="Noto Sans Arabic" w:cs="Noto Sans Arabic"/>
                 <w:color w:val="12171D"/>
-                <w:sz w:val="16"/>
-                <w:szCs w:val="16"/>
+                <w:sz w:val="20"/>
+                <w:szCs w:val="20"/>
                 <w:rtl w:val="1"/>
                 <w:lang w:val="ar-SA" w:bidi="ar-SA"/>
               </w:rPr>
@@ -2133,7 +2138,7 @@
         </w:tc>
         <w:tc>
           <w:tcPr>
-            <w:tcW w:w="3350" w:type="dxa"/>
+            <w:tcW w:w="2286" w:type="dxa"/>
             <w:tcBorders>
               <w:bottom w:val="single" w:sz="4" w:space="0" w:color="BCACA7"/>
             </w:tcBorders>
@@ -2171,31 +2176,31 @@
     </w:p>
     <w:tbl>
       <w:tblPr>
-        <w:tblW w:w="10000" w:type="dxa"/>
+        <w:tblW w:w="9072" w:type="dxa"/>
         <w:tblBorders>
-          <w:top w:val="single" w:sz="4" w:color="BCACA7"/>
-          <w:left w:val="single" w:sz="4" w:color="BCACA7"/>
-          <w:bottom w:val="single" w:sz="4" w:color="BCACA7"/>
-          <w:right w:val="single" w:sz="4" w:color="BCACA7"/>
-          <w:insideH w:val="single" w:sz="4" w:color="BCACA7"/>
-          <w:insideV w:val="single" w:sz="4" w:color="BCACA7"/>
+          <w:top w:val="single" w:sz="4" w:space="0" w:color="BCACA7"/>
+          <w:left w:val="single" w:sz="4" w:space="0" w:color="BCACA7"/>
+          <w:bottom w:val="single" w:sz="4" w:space="0" w:color="BCACA7"/>
+          <w:right w:val="single" w:sz="4" w:space="0" w:color="BCACA7"/>
+          <w:insideH w:val="single" w:sz="4" w:space="0" w:color="BCACA7"/>
+          <w:insideV w:val="single" w:sz="4" w:space="0" w:color="BCACA7"/>
         </w:tblBorders>
         <w:tblLayout w:type="fixed"/>
         <w:tblCellMar>
-          <w:top w:w="75" w:type="dxa"/>
+          <w:top w:w="40" w:type="dxa"/>
           <w:left w:w="85" w:type="dxa"/>
-          <w:bottom w:w="75" w:type="dxa"/>
+          <w:bottom w:w="40" w:type="dxa"/>
           <w:right w:w="85" w:type="dxa"/>
         </w:tblCellMar>
         <w:tblLook w:firstRow="1" w:lastRow="0" w:firstColumn="0" w:lastColumn="0" w:noHBand="0" w:noVBand="1"/>
       </w:tblPr>
       <w:tblGrid>
-        <w:gridCol w:w="500"/>
-        <w:gridCol w:w="3400"/>
-        <w:gridCol w:w="900"/>
+        <w:gridCol w:w="520"/>
+        <w:gridCol w:w="2400"/>
+        <w:gridCol w:w="800"/>
         <w:gridCol w:w="850"/>
-        <w:gridCol w:w="2050"/>
-        <w:gridCol w:w="2300"/>
+        <w:gridCol w:w="2250"/>
+        <w:gridCol w:w="2252"/>
       </w:tblGrid>
       <w:tr>
         <w:trPr>
@@ -2204,26 +2209,30 @@
         </w:trPr>
         <w:tc>
           <w:tcPr>
-            <w:tcW w:w="4800" w:type="dxa"/>
+            <w:tcW w:w="3720" w:type="dxa"/>
             <w:gridSpan w:val="3"/>
-            <w:shd w:val="clear" w:color="auto" w:fill="BCACA7"/>
-            <w:vAlign w:val="center"/>
+            <w:tcBorders>
+              <w:top w:val="nil"/>
+              <w:left w:val="nil"/>
+              <w:bottom w:val="single" w:sz="8" w:space="0" w:color="BCACA7"/>
+              <w:right w:val="nil"/>
+            </w:tcBorders>
+            <w:vAlign w:val="bottom"/>
           </w:tcPr>
           <w:p>
             <w:pPr>
               <w:pStyle w:val="Heading1"/>
               <w:keepNext/>
-              <w:spacing w:before="0" w:after="0" w:line="250" w:lineRule="auto"/>
+              <w:spacing w:before="160" w:after="40" w:line="250" w:lineRule="auto"/>
+              <w:ind w:start="-85"/>
               <w:jc w:val="left"/>
             </w:pPr>
             <w:r>
               <w:rPr>
                 <w:rFonts w:ascii="Jost" w:hAnsi="Jost" w:eastAsia="Jost" w:cs="Jost"/>
-                <w:b/>
-                <w:bCs/>
-                <w:color w:val="12171D"/>
-                <w:sz w:val="17"/>
-                <w:szCs w:val="17"/>
+                <w:color w:val="12171D"/>
+                <w:sz w:val="21"/>
+                <w:szCs w:val="21"/>
                 <w:lang w:val="en-GB"/>
               </w:rPr>
               <w:t xml:space="preserve">ITEMS OR SERVICES</w:t>
@@ -2232,26 +2241,30 @@
         </w:tc>
         <w:tc>
           <w:tcPr>
-            <w:tcW w:w="5200" w:type="dxa"/>
+            <w:tcW w:w="5352" w:type="dxa"/>
             <w:gridSpan w:val="3"/>
-            <w:shd w:val="clear" w:color="auto" w:fill="BCACA7"/>
-            <w:vAlign w:val="center"/>
+            <w:tcBorders>
+              <w:top w:val="nil"/>
+              <w:left w:val="nil"/>
+              <w:bottom w:val="single" w:sz="8" w:space="0" w:color="BCACA7"/>
+              <w:right w:val="nil"/>
+            </w:tcBorders>
+            <w:vAlign w:val="bottom"/>
           </w:tcPr>
           <w:p>
             <w:pPr>
               <w:keepNext/>
               <w:bidi w:val="1"/>
-              <w:spacing w:before="0" w:after="0" w:line="250" w:lineRule="auto"/>
-              <w:jc w:val="left"/>
+              <w:spacing w:before="160" w:after="40" w:line="250" w:lineRule="auto"/>
+              <w:ind w:start="-85"/>
+              <w:jc w:val="start"/>
             </w:pPr>
             <w:r>
               <w:rPr>
                 <w:rFonts w:ascii="Noto Sans Arabic" w:hAnsi="Noto Sans Arabic" w:eastAsia="Noto Sans Arabic" w:cs="Noto Sans Arabic"/>
-                <w:b/>
-                <w:bCs/>
-                <w:color w:val="12171D"/>
-                <w:sz w:val="16"/>
-                <w:szCs w:val="16"/>
+                <w:color w:val="12171D"/>
+                <w:sz w:val="22"/>
+                <w:szCs w:val="22"/>
                 <w:rtl w:val="1"/>
                 <w:lang w:val="ar-SA" w:bidi="ar-SA"/>
               </w:rPr>
@@ -2267,7 +2280,7 @@
         </w:trPr>
         <w:tc>
           <w:tcPr>
-            <w:tcW w:w="500" w:type="dxa"/>
+            <w:tcW w:w="520" w:type="dxa"/>
             <w:shd w:val="clear" w:color="auto" w:fill="12171D"/>
             <w:vAlign w:val="center"/>
           </w:tcPr>
@@ -2280,11 +2293,9 @@
             <w:r>
               <w:rPr>
                 <w:rFonts w:ascii="Inter" w:hAnsi="Inter" w:eastAsia="Inter" w:cs="Inter"/>
-                <w:b/>
-                <w:bCs/>
                 <w:color w:val="FFFFFF"/>
-                <w:sz w:val="14"/>
-                <w:szCs w:val="14"/>
+                <w:sz w:val="18"/>
+                <w:szCs w:val="18"/>
                 <w:lang w:val="en-GB"/>
               </w:rPr>
               <w:t xml:space="preserve">No.</w:t>
@@ -2295,16 +2306,14 @@
               <w:keepNext/>
               <w:bidi w:val="1"/>
               <w:spacing w:before="0" w:after="0" w:line="250" w:lineRule="auto"/>
-              <w:jc w:val="left"/>
+              <w:jc w:val="start"/>
             </w:pPr>
             <w:r>
               <w:rPr>
                 <w:rFonts w:ascii="Noto Sans Arabic" w:hAnsi="Noto Sans Arabic" w:eastAsia="Noto Sans Arabic" w:cs="Noto Sans Arabic"/>
-                <w:b/>
-                <w:bCs/>
                 <w:color w:val="FFFFFF"/>
-                <w:sz w:val="14"/>
-                <w:szCs w:val="14"/>
+                <w:sz w:val="20"/>
+                <w:szCs w:val="20"/>
                 <w:rtl w:val="1"/>
                 <w:lang w:val="ar-SA" w:bidi="ar-SA"/>
               </w:rPr>
@@ -2314,7 +2323,7 @@
         </w:tc>
         <w:tc>
           <w:tcPr>
-            <w:tcW w:w="3400" w:type="dxa"/>
+            <w:tcW w:w="2400" w:type="dxa"/>
             <w:shd w:val="clear" w:color="auto" w:fill="12171D"/>
             <w:vAlign w:val="center"/>
           </w:tcPr>
@@ -2327,11 +2336,9 @@
             <w:r>
               <w:rPr>
                 <w:rFonts w:ascii="Inter" w:hAnsi="Inter" w:eastAsia="Inter" w:cs="Inter"/>
-                <w:b/>
-                <w:bCs/>
                 <w:color w:val="FFFFFF"/>
-                <w:sz w:val="14"/>
-                <w:szCs w:val="14"/>
+                <w:sz w:val="18"/>
+                <w:szCs w:val="18"/>
                 <w:lang w:val="en-GB"/>
               </w:rPr>
               <w:t xml:space="preserve">Item / Service</w:t>
@@ -2342,16 +2349,14 @@
               <w:keepNext/>
               <w:bidi w:val="1"/>
               <w:spacing w:before="0" w:after="0" w:line="250" w:lineRule="auto"/>
-              <w:jc w:val="left"/>
+              <w:jc w:val="start"/>
             </w:pPr>
             <w:r>
               <w:rPr>
                 <w:rFonts w:ascii="Noto Sans Arabic" w:hAnsi="Noto Sans Arabic" w:eastAsia="Noto Sans Arabic" w:cs="Noto Sans Arabic"/>
-                <w:b/>
-                <w:bCs/>
                 <w:color w:val="FFFFFF"/>
-                <w:sz w:val="14"/>
-                <w:szCs w:val="14"/>
+                <w:sz w:val="20"/>
+                <w:szCs w:val="20"/>
                 <w:rtl w:val="1"/>
                 <w:lang w:val="ar-SA" w:bidi="ar-SA"/>
               </w:rPr>
@@ -2361,7 +2366,7 @@
         </w:tc>
         <w:tc>
           <w:tcPr>
-            <w:tcW w:w="900" w:type="dxa"/>
+            <w:tcW w:w="800" w:type="dxa"/>
             <w:shd w:val="clear" w:color="auto" w:fill="12171D"/>
             <w:vAlign w:val="center"/>
           </w:tcPr>
@@ -2374,11 +2379,9 @@
             <w:r>
               <w:rPr>
                 <w:rFonts w:ascii="Inter" w:hAnsi="Inter" w:eastAsia="Inter" w:cs="Inter"/>
-                <w:b/>
-                <w:bCs/>
                 <w:color w:val="FFFFFF"/>
-                <w:sz w:val="14"/>
-                <w:szCs w:val="14"/>
+                <w:sz w:val="18"/>
+                <w:szCs w:val="18"/>
                 <w:lang w:val="en-GB"/>
               </w:rPr>
               <w:t xml:space="preserve">Qty</w:t>
@@ -2394,11 +2397,9 @@
             <w:r>
               <w:rPr>
                 <w:rFonts w:ascii="Noto Sans Arabic" w:hAnsi="Noto Sans Arabic" w:eastAsia="Noto Sans Arabic" w:cs="Noto Sans Arabic"/>
-                <w:b/>
-                <w:bCs/>
                 <w:color w:val="FFFFFF"/>
-                <w:sz w:val="14"/>
-                <w:szCs w:val="14"/>
+                <w:sz w:val="20"/>
+                <w:szCs w:val="20"/>
                 <w:rtl w:val="1"/>
                 <w:lang w:val="ar-SA" w:bidi="ar-SA"/>
               </w:rPr>
@@ -2421,11 +2422,9 @@
             <w:r>
               <w:rPr>
                 <w:rFonts w:ascii="Inter" w:hAnsi="Inter" w:eastAsia="Inter" w:cs="Inter"/>
-                <w:b/>
-                <w:bCs/>
                 <w:color w:val="FFFFFF"/>
-                <w:sz w:val="14"/>
-                <w:szCs w:val="14"/>
+                <w:sz w:val="18"/>
+                <w:szCs w:val="18"/>
                 <w:lang w:val="en-GB"/>
               </w:rPr>
               <w:t xml:space="preserve">Unit</w:t>
@@ -2441,11 +2440,9 @@
             <w:r>
               <w:rPr>
                 <w:rFonts w:ascii="Noto Sans Arabic" w:hAnsi="Noto Sans Arabic" w:eastAsia="Noto Sans Arabic" w:cs="Noto Sans Arabic"/>
-                <w:b/>
-                <w:bCs/>
                 <w:color w:val="FFFFFF"/>
-                <w:sz w:val="14"/>
-                <w:szCs w:val="14"/>
+                <w:sz w:val="20"/>
+                <w:szCs w:val="20"/>
                 <w:rtl w:val="1"/>
                 <w:lang w:val="ar-SA" w:bidi="ar-SA"/>
               </w:rPr>
@@ -2455,7 +2452,7 @@
         </w:tc>
         <w:tc>
           <w:tcPr>
-            <w:tcW w:w="2050" w:type="dxa"/>
+            <w:tcW w:w="2250" w:type="dxa"/>
             <w:shd w:val="clear" w:color="auto" w:fill="12171D"/>
             <w:vAlign w:val="center"/>
           </w:tcPr>
@@ -2468,11 +2465,9 @@
             <w:r>
               <w:rPr>
                 <w:rFonts w:ascii="Inter" w:hAnsi="Inter" w:eastAsia="Inter" w:cs="Inter"/>
-                <w:b/>
-                <w:bCs/>
                 <w:color w:val="FFFFFF"/>
-                <w:sz w:val="14"/>
-                <w:szCs w:val="14"/>
+                <w:sz w:val="18"/>
+                <w:szCs w:val="18"/>
                 <w:lang w:val="en-GB"/>
               </w:rPr>
               <w:t xml:space="preserve">Unit Price</w:t>
@@ -2483,16 +2478,14 @@
               <w:keepNext/>
               <w:bidi w:val="1"/>
               <w:spacing w:before="0" w:after="0" w:line="250" w:lineRule="auto"/>
-              <w:jc w:val="left"/>
+              <w:jc w:val="start"/>
             </w:pPr>
             <w:r>
               <w:rPr>
                 <w:rFonts w:ascii="Noto Sans Arabic" w:hAnsi="Noto Sans Arabic" w:eastAsia="Noto Sans Arabic" w:cs="Noto Sans Arabic"/>
-                <w:b/>
-                <w:bCs/>
                 <w:color w:val="FFFFFF"/>
-                <w:sz w:val="14"/>
-                <w:szCs w:val="14"/>
+                <w:sz w:val="20"/>
+                <w:szCs w:val="20"/>
                 <w:rtl w:val="1"/>
                 <w:lang w:val="ar-SA" w:bidi="ar-SA"/>
               </w:rPr>
@@ -2502,7 +2495,7 @@
         </w:tc>
         <w:tc>
           <w:tcPr>
-            <w:tcW w:w="2300" w:type="dxa"/>
+            <w:tcW w:w="2252" w:type="dxa"/>
             <w:shd w:val="clear" w:color="auto" w:fill="12171D"/>
             <w:vAlign w:val="center"/>
           </w:tcPr>
@@ -2515,11 +2508,9 @@
             <w:r>
               <w:rPr>
                 <w:rFonts w:ascii="Inter" w:hAnsi="Inter" w:eastAsia="Inter" w:cs="Inter"/>
-                <w:b/>
-                <w:bCs/>
                 <w:color w:val="FFFFFF"/>
-                <w:sz w:val="14"/>
-                <w:szCs w:val="14"/>
+                <w:sz w:val="18"/>
+                <w:szCs w:val="18"/>
                 <w:lang w:val="en-GB"/>
               </w:rPr>
               <w:t xml:space="preserve">Line Total</w:t>
@@ -2530,16 +2521,14 @@
               <w:keepNext/>
               <w:bidi w:val="1"/>
               <w:spacing w:before="0" w:after="0" w:line="250" w:lineRule="auto"/>
-              <w:jc w:val="left"/>
+              <w:jc w:val="start"/>
             </w:pPr>
             <w:r>
               <w:rPr>
                 <w:rFonts w:ascii="Noto Sans Arabic" w:hAnsi="Noto Sans Arabic" w:eastAsia="Noto Sans Arabic" w:cs="Noto Sans Arabic"/>
-                <w:b/>
-                <w:bCs/>
                 <w:color w:val="FFFFFF"/>
-                <w:sz w:val="14"/>
-                <w:szCs w:val="14"/>
+                <w:sz w:val="20"/>
+                <w:szCs w:val="20"/>
                 <w:rtl w:val="1"/>
                 <w:lang w:val="ar-SA" w:bidi="ar-SA"/>
               </w:rPr>
@@ -2554,7 +2543,7 @@
         </w:trPr>
         <w:tc>
           <w:tcPr>
-            <w:tcW w:w="500" w:type="dxa"/>
+            <w:tcW w:w="520" w:type="dxa"/>
             <w:tcBorders>
               <w:bottom w:val="single" w:sz="4" w:space="0" w:color="BCACA7"/>
             </w:tcBorders>
@@ -2572,8 +2561,8 @@
                 <w:i/>
                 <w:iCs/>
                 <w:color w:val="12171D"/>
-                <w:sz w:val="14"/>
-                <w:szCs w:val="14"/>
+                <w:sz w:val="18"/>
+                <w:szCs w:val="18"/>
                 <w:lang w:val="en-GB"/>
               </w:rPr>
               <w:t xml:space="preserve">1</w:t>
@@ -2582,35 +2571,35 @@
         </w:tc>
         <w:tc>
           <w:tcPr>
-            <w:tcW w:w="3400" w:type="dxa"/>
-            <w:tcBorders>
-              <w:bottom w:val="single" w:sz="4" w:space="0" w:color="BCACA7"/>
-            </w:tcBorders>
-            <w:vAlign w:val="center"/>
-          </w:tcPr>
-          <w:p>
-            <w:pPr>
-              <w:keepNext/>
-              <w:spacing w:before="0" w:after="0" w:line="250" w:lineRule="auto"/>
-              <w:jc w:val="left"/>
-            </w:pPr>
-            <w:r>
-              <w:rPr>
-                <w:rFonts w:ascii="Inter" w:hAnsi="Inter" w:eastAsia="Inter" w:cs="Inter"/>
-                <w:i/>
-                <w:iCs/>
-                <w:color w:val="12171D"/>
-                <w:sz w:val="15"/>
-                <w:szCs w:val="15"/>
-                <w:lang w:val="en-GB"/>
-              </w:rPr>
-              <w:t xml:space="preserve">[Description / specification]</w:t>
-            </w:r>
-          </w:p>
-        </w:tc>
-        <w:tc>
-          <w:tcPr>
-            <w:tcW w:w="900" w:type="dxa"/>
+            <w:tcW w:w="2400" w:type="dxa"/>
+            <w:tcBorders>
+              <w:bottom w:val="single" w:sz="4" w:space="0" w:color="BCACA7"/>
+            </w:tcBorders>
+            <w:vAlign w:val="center"/>
+          </w:tcPr>
+          <w:p>
+            <w:pPr>
+              <w:keepNext/>
+              <w:spacing w:before="0" w:after="0" w:line="250" w:lineRule="auto"/>
+              <w:jc w:val="left"/>
+            </w:pPr>
+            <w:r>
+              <w:rPr>
+                <w:rFonts w:ascii="Inter" w:hAnsi="Inter" w:eastAsia="Inter" w:cs="Inter"/>
+                <w:i/>
+                <w:iCs/>
+                <w:color w:val="12171D"/>
+                <w:sz w:val="18"/>
+                <w:szCs w:val="18"/>
+                <w:lang w:val="en-GB"/>
+              </w:rPr>
+              <w:t xml:space="preserve">[Description]</w:t>
+            </w:r>
+          </w:p>
+        </w:tc>
+        <w:tc>
+          <w:tcPr>
+            <w:tcW w:w="800" w:type="dxa"/>
             <w:tcBorders>
               <w:bottom w:val="single" w:sz="4" w:space="0" w:color="BCACA7"/>
             </w:tcBorders>
@@ -2628,8 +2617,8 @@
                 <w:i/>
                 <w:iCs/>
                 <w:color w:val="12171D"/>
-                <w:sz w:val="14"/>
-                <w:szCs w:val="14"/>
+                <w:sz w:val="18"/>
+                <w:szCs w:val="18"/>
                 <w:lang w:val="en-GB"/>
               </w:rPr>
               <w:t xml:space="preserve">[Qty]</w:t>
@@ -2656,8 +2645,8 @@
                 <w:i/>
                 <w:iCs/>
                 <w:color w:val="12171D"/>
-                <w:sz w:val="14"/>
-                <w:szCs w:val="14"/>
+                <w:sz w:val="18"/>
+                <w:szCs w:val="18"/>
                 <w:lang w:val="en-GB"/>
               </w:rPr>
               <w:t xml:space="preserve">[Unit]</w:t>
@@ -2666,7 +2655,7 @@
         </w:tc>
         <w:tc>
           <w:tcPr>
-            <w:tcW w:w="2050" w:type="dxa"/>
+            <w:tcW w:w="2250" w:type="dxa"/>
             <w:tcBorders>
               <w:bottom w:val="single" w:sz="4" w:space="0" w:color="BCACA7"/>
             </w:tcBorders>
@@ -2684,8 +2673,8 @@
                 <w:i/>
                 <w:iCs/>
                 <w:color w:val="12171D"/>
-                <w:sz w:val="14"/>
-                <w:szCs w:val="14"/>
+                <w:sz w:val="18"/>
+                <w:szCs w:val="18"/>
                 <w:lang w:val="en-GB"/>
               </w:rPr>
               <w:t xml:space="preserve">[Currency] [Unit Price]</w:t>
@@ -2694,7 +2683,7 @@
         </w:tc>
         <w:tc>
           <w:tcPr>
-            <w:tcW w:w="2300" w:type="dxa"/>
+            <w:tcW w:w="2252" w:type="dxa"/>
             <w:tcBorders>
               <w:bottom w:val="single" w:sz="4" w:space="0" w:color="BCACA7"/>
             </w:tcBorders>
@@ -2712,8 +2701,8 @@
                 <w:i/>
                 <w:iCs/>
                 <w:color w:val="12171D"/>
-                <w:sz w:val="14"/>
-                <w:szCs w:val="14"/>
+                <w:sz w:val="18"/>
+                <w:szCs w:val="18"/>
                 <w:lang w:val="en-GB"/>
               </w:rPr>
               <w:t xml:space="preserve">[Currency] [Line Total]</w:t>
@@ -2727,7 +2716,7 @@
         </w:trPr>
         <w:tc>
           <w:tcPr>
-            <w:tcW w:w="500" w:type="dxa"/>
+            <w:tcW w:w="520" w:type="dxa"/>
             <w:tcBorders>
               <w:bottom w:val="single" w:sz="4" w:space="0" w:color="BCACA7"/>
             </w:tcBorders>
@@ -2745,8 +2734,8 @@
                 <w:i/>
                 <w:iCs/>
                 <w:color w:val="12171D"/>
-                <w:sz w:val="14"/>
-                <w:szCs w:val="14"/>
+                <w:sz w:val="18"/>
+                <w:szCs w:val="18"/>
                 <w:lang w:val="en-GB"/>
               </w:rPr>
               <w:t xml:space="preserve">2</w:t>
@@ -2755,35 +2744,35 @@
         </w:tc>
         <w:tc>
           <w:tcPr>
-            <w:tcW w:w="3400" w:type="dxa"/>
-            <w:tcBorders>
-              <w:bottom w:val="single" w:sz="4" w:space="0" w:color="BCACA7"/>
-            </w:tcBorders>
-            <w:vAlign w:val="center"/>
-          </w:tcPr>
-          <w:p>
-            <w:pPr>
-              <w:keepNext/>
-              <w:spacing w:before="0" w:after="0" w:line="250" w:lineRule="auto"/>
-              <w:jc w:val="left"/>
-            </w:pPr>
-            <w:r>
-              <w:rPr>
-                <w:rFonts w:ascii="Inter" w:hAnsi="Inter" w:eastAsia="Inter" w:cs="Inter"/>
-                <w:i/>
-                <w:iCs/>
-                <w:color w:val="12171D"/>
-                <w:sz w:val="15"/>
-                <w:szCs w:val="15"/>
-                <w:lang w:val="en-GB"/>
-              </w:rPr>
-              <w:t xml:space="preserve">[Description / specification]</w:t>
-            </w:r>
-          </w:p>
-        </w:tc>
-        <w:tc>
-          <w:tcPr>
-            <w:tcW w:w="900" w:type="dxa"/>
+            <w:tcW w:w="2400" w:type="dxa"/>
+            <w:tcBorders>
+              <w:bottom w:val="single" w:sz="4" w:space="0" w:color="BCACA7"/>
+            </w:tcBorders>
+            <w:vAlign w:val="center"/>
+          </w:tcPr>
+          <w:p>
+            <w:pPr>
+              <w:keepNext/>
+              <w:spacing w:before="0" w:after="0" w:line="250" w:lineRule="auto"/>
+              <w:jc w:val="left"/>
+            </w:pPr>
+            <w:r>
+              <w:rPr>
+                <w:rFonts w:ascii="Inter" w:hAnsi="Inter" w:eastAsia="Inter" w:cs="Inter"/>
+                <w:i/>
+                <w:iCs/>
+                <w:color w:val="12171D"/>
+                <w:sz w:val="18"/>
+                <w:szCs w:val="18"/>
+                <w:lang w:val="en-GB"/>
+              </w:rPr>
+              <w:t xml:space="preserve">[Description]</w:t>
+            </w:r>
+          </w:p>
+        </w:tc>
+        <w:tc>
+          <w:tcPr>
+            <w:tcW w:w="800" w:type="dxa"/>
             <w:tcBorders>
               <w:bottom w:val="single" w:sz="4" w:space="0" w:color="BCACA7"/>
             </w:tcBorders>
@@ -2801,8 +2790,8 @@
                 <w:i/>
                 <w:iCs/>
                 <w:color w:val="12171D"/>
-                <w:sz w:val="14"/>
-                <w:szCs w:val="14"/>
+                <w:sz w:val="18"/>
+                <w:szCs w:val="18"/>
                 <w:lang w:val="en-GB"/>
               </w:rPr>
               <w:t xml:space="preserve">[Qty]</w:t>
@@ -2829,8 +2818,8 @@
                 <w:i/>
                 <w:iCs/>
                 <w:color w:val="12171D"/>
-                <w:sz w:val="14"/>
-                <w:szCs w:val="14"/>
+                <w:sz w:val="18"/>
+                <w:szCs w:val="18"/>
                 <w:lang w:val="en-GB"/>
               </w:rPr>
               <w:t xml:space="preserve">[Unit]</w:t>
@@ -2839,7 +2828,7 @@
         </w:tc>
         <w:tc>
           <w:tcPr>
-            <w:tcW w:w="2050" w:type="dxa"/>
+            <w:tcW w:w="2250" w:type="dxa"/>
             <w:tcBorders>
               <w:bottom w:val="single" w:sz="4" w:space="0" w:color="BCACA7"/>
             </w:tcBorders>
@@ -2857,8 +2846,8 @@
                 <w:i/>
                 <w:iCs/>
                 <w:color w:val="12171D"/>
-                <w:sz w:val="14"/>
-                <w:szCs w:val="14"/>
+                <w:sz w:val="18"/>
+                <w:szCs w:val="18"/>
                 <w:lang w:val="en-GB"/>
               </w:rPr>
               <w:t xml:space="preserve">[Currency] [Unit Price]</w:t>
@@ -2867,7 +2856,7 @@
         </w:tc>
         <w:tc>
           <w:tcPr>
-            <w:tcW w:w="2300" w:type="dxa"/>
+            <w:tcW w:w="2252" w:type="dxa"/>
             <w:tcBorders>
               <w:bottom w:val="single" w:sz="4" w:space="0" w:color="BCACA7"/>
             </w:tcBorders>
@@ -2885,8 +2874,8 @@
                 <w:i/>
                 <w:iCs/>
                 <w:color w:val="12171D"/>
-                <w:sz w:val="14"/>
-                <w:szCs w:val="14"/>
+                <w:sz w:val="18"/>
+                <w:szCs w:val="18"/>
                 <w:lang w:val="en-GB"/>
               </w:rPr>
               <w:t xml:space="preserve">[Currency] [Line Total]</w:t>
@@ -2900,7 +2889,7 @@
         </w:trPr>
         <w:tc>
           <w:tcPr>
-            <w:tcW w:w="500" w:type="dxa"/>
+            <w:tcW w:w="520" w:type="dxa"/>
             <w:tcBorders>
               <w:bottom w:val="single" w:sz="4" w:space="0" w:color="BCACA7"/>
             </w:tcBorders>
@@ -2918,8 +2907,8 @@
                 <w:i/>
                 <w:iCs/>
                 <w:color w:val="12171D"/>
-                <w:sz w:val="14"/>
-                <w:szCs w:val="14"/>
+                <w:sz w:val="18"/>
+                <w:szCs w:val="18"/>
                 <w:lang w:val="en-GB"/>
               </w:rPr>
               <w:t xml:space="preserve">3</w:t>
@@ -2928,35 +2917,35 @@
         </w:tc>
         <w:tc>
           <w:tcPr>
-            <w:tcW w:w="3400" w:type="dxa"/>
-            <w:tcBorders>
-              <w:bottom w:val="single" w:sz="4" w:space="0" w:color="BCACA7"/>
-            </w:tcBorders>
-            <w:vAlign w:val="center"/>
-          </w:tcPr>
-          <w:p>
-            <w:pPr>
-              <w:keepNext/>
-              <w:spacing w:before="0" w:after="0" w:line="250" w:lineRule="auto"/>
-              <w:jc w:val="left"/>
-            </w:pPr>
-            <w:r>
-              <w:rPr>
-                <w:rFonts w:ascii="Inter" w:hAnsi="Inter" w:eastAsia="Inter" w:cs="Inter"/>
-                <w:i/>
-                <w:iCs/>
-                <w:color w:val="12171D"/>
-                <w:sz w:val="15"/>
-                <w:szCs w:val="15"/>
-                <w:lang w:val="en-GB"/>
-              </w:rPr>
-              <w:t xml:space="preserve">[Description / specification]</w:t>
-            </w:r>
-          </w:p>
-        </w:tc>
-        <w:tc>
-          <w:tcPr>
-            <w:tcW w:w="900" w:type="dxa"/>
+            <w:tcW w:w="2400" w:type="dxa"/>
+            <w:tcBorders>
+              <w:bottom w:val="single" w:sz="4" w:space="0" w:color="BCACA7"/>
+            </w:tcBorders>
+            <w:vAlign w:val="center"/>
+          </w:tcPr>
+          <w:p>
+            <w:pPr>
+              <w:keepNext/>
+              <w:spacing w:before="0" w:after="0" w:line="250" w:lineRule="auto"/>
+              <w:jc w:val="left"/>
+            </w:pPr>
+            <w:r>
+              <w:rPr>
+                <w:rFonts w:ascii="Inter" w:hAnsi="Inter" w:eastAsia="Inter" w:cs="Inter"/>
+                <w:i/>
+                <w:iCs/>
+                <w:color w:val="12171D"/>
+                <w:sz w:val="18"/>
+                <w:szCs w:val="18"/>
+                <w:lang w:val="en-GB"/>
+              </w:rPr>
+              <w:t xml:space="preserve">[Description]</w:t>
+            </w:r>
+          </w:p>
+        </w:tc>
+        <w:tc>
+          <w:tcPr>
+            <w:tcW w:w="800" w:type="dxa"/>
             <w:tcBorders>
               <w:bottom w:val="single" w:sz="4" w:space="0" w:color="BCACA7"/>
             </w:tcBorders>
@@ -2974,8 +2963,8 @@
                 <w:i/>
                 <w:iCs/>
                 <w:color w:val="12171D"/>
-                <w:sz w:val="14"/>
-                <w:szCs w:val="14"/>
+                <w:sz w:val="18"/>
+                <w:szCs w:val="18"/>
                 <w:lang w:val="en-GB"/>
               </w:rPr>
               <w:t xml:space="preserve">[Qty]</w:t>
@@ -3002,8 +2991,8 @@
                 <w:i/>
                 <w:iCs/>
                 <w:color w:val="12171D"/>
-                <w:sz w:val="14"/>
-                <w:szCs w:val="14"/>
+                <w:sz w:val="18"/>
+                <w:szCs w:val="18"/>
                 <w:lang w:val="en-GB"/>
               </w:rPr>
               <w:t xml:space="preserve">[Unit]</w:t>
@@ -3012,7 +3001,7 @@
         </w:tc>
         <w:tc>
           <w:tcPr>
-            <w:tcW w:w="2050" w:type="dxa"/>
+            <w:tcW w:w="2250" w:type="dxa"/>
             <w:tcBorders>
               <w:bottom w:val="single" w:sz="4" w:space="0" w:color="BCACA7"/>
             </w:tcBorders>
@@ -3030,8 +3019,8 @@
                 <w:i/>
                 <w:iCs/>
                 <w:color w:val="12171D"/>
-                <w:sz w:val="14"/>
-                <w:szCs w:val="14"/>
+                <w:sz w:val="18"/>
+                <w:szCs w:val="18"/>
                 <w:lang w:val="en-GB"/>
               </w:rPr>
               <w:t xml:space="preserve">[Currency] [Unit Price]</w:t>
@@ -3040,7 +3029,7 @@
         </w:tc>
         <w:tc>
           <w:tcPr>
-            <w:tcW w:w="2300" w:type="dxa"/>
+            <w:tcW w:w="2252" w:type="dxa"/>
             <w:tcBorders>
               <w:bottom w:val="single" w:sz="4" w:space="0" w:color="BCACA7"/>
             </w:tcBorders>
@@ -3058,8 +3047,8 @@
                 <w:i/>
                 <w:iCs/>
                 <w:color w:val="12171D"/>
-                <w:sz w:val="14"/>
-                <w:szCs w:val="14"/>
+                <w:sz w:val="18"/>
+                <w:szCs w:val="18"/>
                 <w:lang w:val="en-GB"/>
               </w:rPr>
               <w:t xml:space="preserve">[Currency] [Line Total]</w:t>
@@ -3073,7 +3062,7 @@
         </w:trPr>
         <w:tc>
           <w:tcPr>
-            <w:tcW w:w="500" w:type="dxa"/>
+            <w:tcW w:w="520" w:type="dxa"/>
             <w:tcBorders>
               <w:bottom w:val="single" w:sz="4" w:space="0" w:color="BCACA7"/>
             </w:tcBorders>
@@ -3091,8 +3080,8 @@
                 <w:i/>
                 <w:iCs/>
                 <w:color w:val="12171D"/>
-                <w:sz w:val="14"/>
-                <w:szCs w:val="14"/>
+                <w:sz w:val="18"/>
+                <w:szCs w:val="18"/>
                 <w:lang w:val="en-GB"/>
               </w:rPr>
               <w:t xml:space="preserve">4</w:t>
@@ -3101,35 +3090,35 @@
         </w:tc>
         <w:tc>
           <w:tcPr>
-            <w:tcW w:w="3400" w:type="dxa"/>
-            <w:tcBorders>
-              <w:bottom w:val="single" w:sz="4" w:space="0" w:color="BCACA7"/>
-            </w:tcBorders>
-            <w:vAlign w:val="center"/>
-          </w:tcPr>
-          <w:p>
-            <w:pPr>
-              <w:keepNext/>
-              <w:spacing w:before="0" w:after="0" w:line="250" w:lineRule="auto"/>
-              <w:jc w:val="left"/>
-            </w:pPr>
-            <w:r>
-              <w:rPr>
-                <w:rFonts w:ascii="Inter" w:hAnsi="Inter" w:eastAsia="Inter" w:cs="Inter"/>
-                <w:i/>
-                <w:iCs/>
-                <w:color w:val="12171D"/>
-                <w:sz w:val="15"/>
-                <w:szCs w:val="15"/>
-                <w:lang w:val="en-GB"/>
-              </w:rPr>
-              <w:t xml:space="preserve">[Description / specification]</w:t>
-            </w:r>
-          </w:p>
-        </w:tc>
-        <w:tc>
-          <w:tcPr>
-            <w:tcW w:w="900" w:type="dxa"/>
+            <w:tcW w:w="2400" w:type="dxa"/>
+            <w:tcBorders>
+              <w:bottom w:val="single" w:sz="4" w:space="0" w:color="BCACA7"/>
+            </w:tcBorders>
+            <w:vAlign w:val="center"/>
+          </w:tcPr>
+          <w:p>
+            <w:pPr>
+              <w:keepNext/>
+              <w:spacing w:before="0" w:after="0" w:line="250" w:lineRule="auto"/>
+              <w:jc w:val="left"/>
+            </w:pPr>
+            <w:r>
+              <w:rPr>
+                <w:rFonts w:ascii="Inter" w:hAnsi="Inter" w:eastAsia="Inter" w:cs="Inter"/>
+                <w:i/>
+                <w:iCs/>
+                <w:color w:val="12171D"/>
+                <w:sz w:val="18"/>
+                <w:szCs w:val="18"/>
+                <w:lang w:val="en-GB"/>
+              </w:rPr>
+              <w:t xml:space="preserve">[Description]</w:t>
+            </w:r>
+          </w:p>
+        </w:tc>
+        <w:tc>
+          <w:tcPr>
+            <w:tcW w:w="800" w:type="dxa"/>
             <w:tcBorders>
               <w:bottom w:val="single" w:sz="4" w:space="0" w:color="BCACA7"/>
             </w:tcBorders>
@@ -3147,8 +3136,8 @@
                 <w:i/>
                 <w:iCs/>
                 <w:color w:val="12171D"/>
-                <w:sz w:val="14"/>
-                <w:szCs w:val="14"/>
+                <w:sz w:val="18"/>
+                <w:szCs w:val="18"/>
                 <w:lang w:val="en-GB"/>
               </w:rPr>
               <w:t xml:space="preserve">[Qty]</w:t>
@@ -3175,8 +3164,8 @@
                 <w:i/>
                 <w:iCs/>
                 <w:color w:val="12171D"/>
-                <w:sz w:val="14"/>
-                <w:szCs w:val="14"/>
+                <w:sz w:val="18"/>
+                <w:szCs w:val="18"/>
                 <w:lang w:val="en-GB"/>
               </w:rPr>
               <w:t xml:space="preserve">[Unit]</w:t>
@@ -3185,7 +3174,7 @@
         </w:tc>
         <w:tc>
           <w:tcPr>
-            <w:tcW w:w="2050" w:type="dxa"/>
+            <w:tcW w:w="2250" w:type="dxa"/>
             <w:tcBorders>
               <w:bottom w:val="single" w:sz="4" w:space="0" w:color="BCACA7"/>
             </w:tcBorders>
@@ -3203,8 +3192,8 @@
                 <w:i/>
                 <w:iCs/>
                 <w:color w:val="12171D"/>
-                <w:sz w:val="14"/>
-                <w:szCs w:val="14"/>
+                <w:sz w:val="18"/>
+                <w:szCs w:val="18"/>
                 <w:lang w:val="en-GB"/>
               </w:rPr>
               <w:t xml:space="preserve">[Currency] [Unit Price]</w:t>
@@ -3213,7 +3202,7 @@
         </w:tc>
         <w:tc>
           <w:tcPr>
-            <w:tcW w:w="2300" w:type="dxa"/>
+            <w:tcW w:w="2252" w:type="dxa"/>
             <w:tcBorders>
               <w:bottom w:val="single" w:sz="4" w:space="0" w:color="BCACA7"/>
             </w:tcBorders>
@@ -3231,8 +3220,8 @@
                 <w:i/>
                 <w:iCs/>
                 <w:color w:val="12171D"/>
-                <w:sz w:val="14"/>
-                <w:szCs w:val="14"/>
+                <w:sz w:val="18"/>
+                <w:szCs w:val="18"/>
                 <w:lang w:val="en-GB"/>
               </w:rPr>
               <w:t xml:space="preserve">[Currency] [Line Total]</w:t>
@@ -3253,27 +3242,27 @@
     </w:p>
     <w:tbl>
       <w:tblPr>
-        <w:tblW w:w="10000" w:type="dxa"/>
+        <w:tblW w:w="9072" w:type="dxa"/>
         <w:tblBorders>
-          <w:top w:val="single" w:sz="4" w:color="BCACA7"/>
-          <w:left w:val="single" w:sz="4" w:color="BCACA7"/>
-          <w:bottom w:val="single" w:sz="4" w:color="BCACA7"/>
-          <w:right w:val="single" w:sz="4" w:color="BCACA7"/>
-          <w:insideH w:val="single" w:sz="4" w:color="BCACA7"/>
-          <w:insideV w:val="single" w:sz="4" w:color="BCACA7"/>
+          <w:top w:val="single" w:sz="4" w:space="0" w:color="BCACA7"/>
+          <w:left w:val="single" w:sz="4" w:space="0" w:color="BCACA7"/>
+          <w:bottom w:val="single" w:sz="4" w:space="0" w:color="BCACA7"/>
+          <w:right w:val="single" w:sz="4" w:space="0" w:color="BCACA7"/>
+          <w:insideH w:val="single" w:sz="4" w:space="0" w:color="BCACA7"/>
+          <w:insideV w:val="single" w:sz="4" w:space="0" w:color="BCACA7"/>
         </w:tblBorders>
         <w:tblLayout w:type="fixed"/>
         <w:tblCellMar>
-          <w:top w:w="75" w:type="dxa"/>
+          <w:top w:w="40" w:type="dxa"/>
           <w:left w:w="85" w:type="dxa"/>
-          <w:bottom w:w="75" w:type="dxa"/>
+          <w:bottom w:w="40" w:type="dxa"/>
           <w:right w:w="85" w:type="dxa"/>
         </w:tblCellMar>
         <w:tblLook w:firstRow="1" w:lastRow="0" w:firstColumn="0" w:lastColumn="0" w:noHBand="0" w:noVBand="1"/>
       </w:tblPr>
       <w:tblGrid>
-        <w:gridCol w:w="6500"/>
-        <w:gridCol w:w="3500"/>
+        <w:gridCol w:w="5900"/>
+        <w:gridCol w:w="3172"/>
       </w:tblGrid>
       <w:tr>
         <w:trPr>
@@ -3281,7 +3270,7 @@
         </w:trPr>
         <w:tc>
           <w:tcPr>
-            <w:tcW w:w="6500" w:type="dxa"/>
+            <w:tcW w:w="5900" w:type="dxa"/>
             <w:tcBorders>
               <w:bottom w:val="single" w:sz="4" w:space="0" w:color="BCACA7"/>
             </w:tcBorders>
@@ -3297,8 +3286,8 @@
               <w:rPr>
                 <w:rFonts w:ascii="Inter" w:hAnsi="Inter" w:eastAsia="Inter" w:cs="Inter"/>
                 <w:color w:val="12171D"/>
-                <w:sz w:val="15"/>
-                <w:szCs w:val="15"/>
+                <w:sz w:val="18"/>
+                <w:szCs w:val="18"/>
                 <w:lang w:val="en-GB"/>
               </w:rPr>
               <w:t xml:space="preserve">SUBTOTAL</w:t>
@@ -3309,14 +3298,14 @@
               <w:keepNext/>
               <w:bidi w:val="1"/>
               <w:spacing w:before="0" w:after="0" w:line="250" w:lineRule="auto"/>
-              <w:jc w:val="left"/>
+              <w:jc w:val="start"/>
             </w:pPr>
             <w:r>
               <w:rPr>
                 <w:rFonts w:ascii="Noto Sans Arabic" w:hAnsi="Noto Sans Arabic" w:eastAsia="Noto Sans Arabic" w:cs="Noto Sans Arabic"/>
                 <w:color w:val="12171D"/>
-                <w:sz w:val="15"/>
-                <w:szCs w:val="15"/>
+                <w:sz w:val="20"/>
+                <w:szCs w:val="20"/>
                 <w:rtl w:val="1"/>
                 <w:lang w:val="ar-SA" w:bidi="ar-SA"/>
               </w:rPr>
@@ -3326,7 +3315,7 @@
         </w:tc>
         <w:tc>
           <w:tcPr>
-            <w:tcW w:w="3500" w:type="dxa"/>
+            <w:tcW w:w="3172" w:type="dxa"/>
             <w:tcBorders>
               <w:bottom w:val="single" w:sz="4" w:space="0" w:color="BCACA7"/>
             </w:tcBorders>
@@ -3344,8 +3333,8 @@
                 <w:i/>
                 <w:iCs/>
                 <w:color w:val="12171D"/>
-                <w:sz w:val="16"/>
-                <w:szCs w:val="16"/>
+                <w:sz w:val="18"/>
+                <w:szCs w:val="18"/>
                 <w:lang w:val="en-GB"/>
               </w:rPr>
               <w:t xml:space="preserve">[Currency] [Subtotal]</w:t>
@@ -3359,7 +3348,7 @@
         </w:trPr>
         <w:tc>
           <w:tcPr>
-            <w:tcW w:w="6500" w:type="dxa"/>
+            <w:tcW w:w="5900" w:type="dxa"/>
             <w:tcBorders>
               <w:bottom w:val="single" w:sz="4" w:space="0" w:color="BCACA7"/>
             </w:tcBorders>
@@ -3375,8 +3364,8 @@
               <w:rPr>
                 <w:rFonts w:ascii="Inter" w:hAnsi="Inter" w:eastAsia="Inter" w:cs="Inter"/>
                 <w:color w:val="12171D"/>
-                <w:sz w:val="15"/>
-                <w:szCs w:val="15"/>
+                <w:sz w:val="18"/>
+                <w:szCs w:val="18"/>
                 <w:lang w:val="en-GB"/>
               </w:rPr>
               <w:t xml:space="preserve">TAX / VAT (IF APPLICABLE)</w:t>
@@ -3387,14 +3376,14 @@
               <w:keepNext/>
               <w:bidi w:val="1"/>
               <w:spacing w:before="0" w:after="0" w:line="250" w:lineRule="auto"/>
-              <w:jc w:val="left"/>
+              <w:jc w:val="start"/>
             </w:pPr>
             <w:r>
               <w:rPr>
                 <w:rFonts w:ascii="Noto Sans Arabic" w:hAnsi="Noto Sans Arabic" w:eastAsia="Noto Sans Arabic" w:cs="Noto Sans Arabic"/>
                 <w:color w:val="12171D"/>
-                <w:sz w:val="15"/>
-                <w:szCs w:val="15"/>
+                <w:sz w:val="20"/>
+                <w:szCs w:val="20"/>
                 <w:rtl w:val="1"/>
                 <w:lang w:val="ar-SA" w:bidi="ar-SA"/>
               </w:rPr>
@@ -3404,7 +3393,7 @@
         </w:tc>
         <w:tc>
           <w:tcPr>
-            <w:tcW w:w="3500" w:type="dxa"/>
+            <w:tcW w:w="3172" w:type="dxa"/>
             <w:tcBorders>
               <w:bottom w:val="single" w:sz="4" w:space="0" w:color="BCACA7"/>
             </w:tcBorders>
@@ -3422,8 +3411,8 @@
                 <w:i/>
                 <w:iCs/>
                 <w:color w:val="12171D"/>
-                <w:sz w:val="16"/>
-                <w:szCs w:val="16"/>
+                <w:sz w:val="18"/>
+                <w:szCs w:val="18"/>
                 <w:lang w:val="en-GB"/>
               </w:rPr>
               <w:t xml:space="preserve">[Applicable Tax Name] / [Rate %] / [Tax Amount]</w:t>
@@ -3437,11 +3426,11 @@
         </w:trPr>
         <w:tc>
           <w:tcPr>
-            <w:tcW w:w="6500" w:type="dxa"/>
-            <w:tcBorders>
-              <w:bottom w:val="single" w:sz="4" w:space="0" w:color="BCACA7"/>
-            </w:tcBorders>
-            <w:shd w:val="clear" w:color="auto" w:fill="BCACA7"/>
+            <w:tcW w:w="5900" w:type="dxa"/>
+            <w:tcBorders>
+              <w:top w:val="single" w:sz="8" w:space="0" w:color="12171D"/>
+              <w:bottom w:val="single" w:sz="4" w:space="0" w:color="BCACA7"/>
+            </w:tcBorders>
             <w:vAlign w:val="center"/>
           </w:tcPr>
           <w:p>
@@ -3451,12 +3440,10 @@
             </w:pPr>
             <w:r>
               <w:rPr>
-                <w:rFonts w:ascii="Inter" w:hAnsi="Inter" w:eastAsia="Inter" w:cs="Inter"/>
-                <w:b/>
-                <w:bCs/>
-                <w:color w:val="12171D"/>
-                <w:sz w:val="15"/>
-                <w:szCs w:val="15"/>
+                <w:rFonts w:ascii="Jost" w:hAnsi="Jost" w:eastAsia="Jost" w:cs="Jost"/>
+                <w:color w:val="12171D"/>
+                <w:sz w:val="21"/>
+                <w:szCs w:val="21"/>
                 <w:lang w:val="en-GB"/>
               </w:rPr>
               <w:t xml:space="preserve">TOTAL</w:t>
@@ -3466,16 +3453,14 @@
             <w:pPr>
               <w:bidi w:val="1"/>
               <w:spacing w:before="0" w:after="0" w:line="250" w:lineRule="auto"/>
-              <w:jc w:val="left"/>
+              <w:jc w:val="start"/>
             </w:pPr>
             <w:r>
               <w:rPr>
                 <w:rFonts w:ascii="Noto Sans Arabic" w:hAnsi="Noto Sans Arabic" w:eastAsia="Noto Sans Arabic" w:cs="Noto Sans Arabic"/>
-                <w:b/>
-                <w:bCs/>
-                <w:color w:val="12171D"/>
-                <w:sz w:val="15"/>
-                <w:szCs w:val="15"/>
+                <w:color w:val="12171D"/>
+                <w:sz w:val="22"/>
+                <w:szCs w:val="22"/>
                 <w:rtl w:val="1"/>
                 <w:lang w:val="ar-SA" w:bidi="ar-SA"/>
               </w:rPr>
@@ -3485,11 +3470,11 @@
         </w:tc>
         <w:tc>
           <w:tcPr>
-            <w:tcW w:w="3500" w:type="dxa"/>
-            <w:tcBorders>
-              <w:bottom w:val="single" w:sz="4" w:space="0" w:color="BCACA7"/>
-            </w:tcBorders>
-            <w:shd w:val="clear" w:color="auto" w:fill="BCACA7"/>
+            <w:tcW w:w="3172" w:type="dxa"/>
+            <w:tcBorders>
+              <w:top w:val="single" w:sz="8" w:space="0" w:color="12171D"/>
+              <w:bottom w:val="single" w:sz="4" w:space="0" w:color="BCACA7"/>
+            </w:tcBorders>
             <w:vAlign w:val="center"/>
           </w:tcPr>
           <w:p>
@@ -3500,11 +3485,9 @@
             <w:r>
               <w:rPr>
                 <w:rFonts w:ascii="Inter" w:hAnsi="Inter" w:eastAsia="Inter" w:cs="Inter"/>
-                <w:b/>
-                <w:bCs/>
-                <w:color w:val="12171D"/>
-                <w:sz w:val="16"/>
-                <w:szCs w:val="16"/>
+                <w:color w:val="12171D"/>
+                <w:sz w:val="21"/>
+                <w:szCs w:val="21"/>
                 <w:lang w:val="en-GB"/>
               </w:rPr>
               <w:t xml:space="preserve">[Currency] [Total Amount]</w:t>
@@ -3524,29 +3507,29 @@
     </w:p>
     <w:tbl>
       <w:tblPr>
-        <w:tblW w:w="10000" w:type="dxa"/>
+        <w:tblW w:w="9072" w:type="dxa"/>
         <w:tblBorders>
-          <w:top w:val="single" w:sz="4" w:color="BCACA7"/>
-          <w:left w:val="single" w:sz="4" w:color="BCACA7"/>
-          <w:bottom w:val="single" w:sz="4" w:color="BCACA7"/>
-          <w:right w:val="single" w:sz="4" w:color="BCACA7"/>
-          <w:insideH w:val="single" w:sz="4" w:color="BCACA7"/>
-          <w:insideV w:val="single" w:sz="4" w:color="BCACA7"/>
+          <w:top w:val="single" w:sz="4" w:space="0" w:color="BCACA7"/>
+          <w:left w:val="single" w:sz="4" w:space="0" w:color="BCACA7"/>
+          <w:bottom w:val="single" w:sz="4" w:space="0" w:color="BCACA7"/>
+          <w:right w:val="single" w:sz="4" w:space="0" w:color="BCACA7"/>
+          <w:insideH w:val="single" w:sz="4" w:space="0" w:color="BCACA7"/>
+          <w:insideV w:val="single" w:sz="4" w:space="0" w:color="BCACA7"/>
         </w:tblBorders>
         <w:tblLayout w:type="fixed"/>
         <w:tblCellMar>
-          <w:top w:w="75" w:type="dxa"/>
+          <w:top w:w="40" w:type="dxa"/>
           <w:left w:w="85" w:type="dxa"/>
-          <w:bottom w:w="75" w:type="dxa"/>
+          <w:bottom w:w="40" w:type="dxa"/>
           <w:right w:w="85" w:type="dxa"/>
         </w:tblCellMar>
         <w:tblLook w:firstRow="1" w:lastRow="0" w:firstColumn="0" w:lastColumn="0" w:noHBand="0" w:noVBand="1"/>
       </w:tblPr>
       <w:tblGrid>
-        <w:gridCol w:w="1650"/>
-        <w:gridCol w:w="3350"/>
-        <w:gridCol w:w="1650"/>
-        <w:gridCol w:w="3350"/>
+        <w:gridCol w:w="2250"/>
+        <w:gridCol w:w="2286"/>
+        <w:gridCol w:w="2250"/>
+        <w:gridCol w:w="2286"/>
       </w:tblGrid>
       <w:tr>
         <w:trPr>
@@ -3554,26 +3537,30 @@
         </w:trPr>
         <w:tc>
           <w:tcPr>
-            <w:tcW w:w="5000" w:type="dxa"/>
+            <w:tcW w:w="4536" w:type="dxa"/>
             <w:gridSpan w:val="2"/>
-            <w:shd w:val="clear" w:color="auto" w:fill="BCACA7"/>
-            <w:vAlign w:val="center"/>
+            <w:tcBorders>
+              <w:top w:val="nil"/>
+              <w:left w:val="nil"/>
+              <w:bottom w:val="single" w:sz="8" w:space="0" w:color="BCACA7"/>
+              <w:right w:val="nil"/>
+            </w:tcBorders>
+            <w:vAlign w:val="bottom"/>
           </w:tcPr>
           <w:p>
             <w:pPr>
               <w:pStyle w:val="Heading1"/>
               <w:keepNext/>
-              <w:spacing w:before="0" w:after="0" w:line="250" w:lineRule="auto"/>
+              <w:spacing w:before="160" w:after="40" w:line="250" w:lineRule="auto"/>
+              <w:ind w:start="-85"/>
               <w:jc w:val="left"/>
             </w:pPr>
             <w:r>
               <w:rPr>
                 <w:rFonts w:ascii="Jost" w:hAnsi="Jost" w:eastAsia="Jost" w:cs="Jost"/>
-                <w:b/>
-                <w:bCs/>
-                <w:color w:val="12171D"/>
-                <w:sz w:val="17"/>
-                <w:szCs w:val="17"/>
+                <w:color w:val="12171D"/>
+                <w:sz w:val="21"/>
+                <w:szCs w:val="21"/>
                 <w:lang w:val="en-GB"/>
               </w:rPr>
               <w:t xml:space="preserve">AUTHORIZATION</w:t>
@@ -3582,26 +3569,30 @@
         </w:tc>
         <w:tc>
           <w:tcPr>
-            <w:tcW w:w="5000" w:type="dxa"/>
+            <w:tcW w:w="4536" w:type="dxa"/>
             <w:gridSpan w:val="2"/>
-            <w:shd w:val="clear" w:color="auto" w:fill="BCACA7"/>
-            <w:vAlign w:val="center"/>
+            <w:tcBorders>
+              <w:top w:val="nil"/>
+              <w:left w:val="nil"/>
+              <w:bottom w:val="single" w:sz="8" w:space="0" w:color="BCACA7"/>
+              <w:right w:val="nil"/>
+            </w:tcBorders>
+            <w:vAlign w:val="bottom"/>
           </w:tcPr>
           <w:p>
             <w:pPr>
               <w:keepNext/>
               <w:bidi w:val="1"/>
-              <w:spacing w:before="0" w:after="0" w:line="250" w:lineRule="auto"/>
-              <w:jc w:val="left"/>
+              <w:spacing w:before="160" w:after="40" w:line="250" w:lineRule="auto"/>
+              <w:ind w:start="-85"/>
+              <w:jc w:val="start"/>
             </w:pPr>
             <w:r>
               <w:rPr>
                 <w:rFonts w:ascii="Noto Sans Arabic" w:hAnsi="Noto Sans Arabic" w:eastAsia="Noto Sans Arabic" w:cs="Noto Sans Arabic"/>
-                <w:b/>
-                <w:bCs/>
-                <w:color w:val="12171D"/>
-                <w:sz w:val="16"/>
-                <w:szCs w:val="16"/>
+                <w:color w:val="12171D"/>
+                <w:sz w:val="22"/>
+                <w:szCs w:val="22"/>
                 <w:rtl w:val="1"/>
                 <w:lang w:val="ar-SA" w:bidi="ar-SA"/>
               </w:rPr>
@@ -3616,26 +3607,23 @@
         </w:trPr>
         <w:tc>
           <w:tcPr>
-            <w:tcW w:w="1650" w:type="dxa"/>
-            <w:tcBorders>
-              <w:bottom w:val="single" w:sz="4" w:space="0" w:color="BCACA7"/>
-            </w:tcBorders>
-            <w:shd w:val="clear" w:color="auto" w:fill="F4F1F0"/>
-            <w:vAlign w:val="center"/>
-          </w:tcPr>
-          <w:p>
-            <w:pPr>
-              <w:spacing w:before="0" w:after="12" w:line="250" w:lineRule="auto"/>
-              <w:jc w:val="left"/>
-            </w:pPr>
-            <w:r>
-              <w:rPr>
-                <w:rFonts w:ascii="Inter" w:hAnsi="Inter" w:eastAsia="Inter" w:cs="Inter"/>
-                <w:b/>
-                <w:bCs/>
-                <w:color w:val="12171D"/>
-                <w:sz w:val="15"/>
-                <w:szCs w:val="15"/>
+            <w:tcW w:w="2250" w:type="dxa"/>
+            <w:tcBorders>
+              <w:bottom w:val="single" w:sz="4" w:space="0" w:color="BCACA7"/>
+            </w:tcBorders>
+            <w:vAlign w:val="center"/>
+          </w:tcPr>
+          <w:p>
+            <w:pPr>
+              <w:spacing w:before="0" w:after="10" w:line="250" w:lineRule="auto"/>
+              <w:jc w:val="left"/>
+            </w:pPr>
+            <w:r>
+              <w:rPr>
+                <w:rFonts w:ascii="Inter" w:hAnsi="Inter" w:eastAsia="Inter" w:cs="Inter"/>
+                <w:color w:val="12171D"/>
+                <w:sz w:val="18"/>
+                <w:szCs w:val="18"/>
                 <w:lang w:val="en-GB"/>
               </w:rPr>
               <w:t xml:space="preserve">REQUESTED BY</w:t>
@@ -3645,14 +3633,14 @@
             <w:pPr>
               <w:bidi w:val="1"/>
               <w:spacing w:before="0" w:after="0" w:line="250" w:lineRule="auto"/>
-              <w:jc w:val="left"/>
+              <w:jc w:val="start"/>
             </w:pPr>
             <w:r>
               <w:rPr>
                 <w:rFonts w:ascii="Noto Sans Arabic" w:hAnsi="Noto Sans Arabic" w:eastAsia="Noto Sans Arabic" w:cs="Noto Sans Arabic"/>
                 <w:color w:val="12171D"/>
-                <w:sz w:val="16"/>
-                <w:szCs w:val="16"/>
+                <w:sz w:val="20"/>
+                <w:szCs w:val="20"/>
                 <w:rtl w:val="1"/>
                 <w:lang w:val="ar-SA" w:bidi="ar-SA"/>
               </w:rPr>
@@ -3662,7 +3650,7 @@
         </w:tc>
         <w:tc>
           <w:tcPr>
-            <w:tcW w:w="3350" w:type="dxa"/>
+            <w:tcW w:w="2286" w:type="dxa"/>
             <w:tcBorders>
               <w:bottom w:val="single" w:sz="4" w:space="0" w:color="BCACA7"/>
             </w:tcBorders>
@@ -3689,26 +3677,23 @@
         </w:tc>
         <w:tc>
           <w:tcPr>
-            <w:tcW w:w="1650" w:type="dxa"/>
-            <w:tcBorders>
-              <w:bottom w:val="single" w:sz="4" w:space="0" w:color="BCACA7"/>
-            </w:tcBorders>
-            <w:shd w:val="clear" w:color="auto" w:fill="F4F1F0"/>
-            <w:vAlign w:val="center"/>
-          </w:tcPr>
-          <w:p>
-            <w:pPr>
-              <w:spacing w:before="0" w:after="12" w:line="250" w:lineRule="auto"/>
-              <w:jc w:val="left"/>
-            </w:pPr>
-            <w:r>
-              <w:rPr>
-                <w:rFonts w:ascii="Inter" w:hAnsi="Inter" w:eastAsia="Inter" w:cs="Inter"/>
-                <w:b/>
-                <w:bCs/>
-                <w:color w:val="12171D"/>
-                <w:sz w:val="15"/>
-                <w:szCs w:val="15"/>
+            <w:tcW w:w="2250" w:type="dxa"/>
+            <w:tcBorders>
+              <w:bottom w:val="single" w:sz="4" w:space="0" w:color="BCACA7"/>
+            </w:tcBorders>
+            <w:vAlign w:val="center"/>
+          </w:tcPr>
+          <w:p>
+            <w:pPr>
+              <w:spacing w:before="0" w:after="10" w:line="250" w:lineRule="auto"/>
+              <w:jc w:val="left"/>
+            </w:pPr>
+            <w:r>
+              <w:rPr>
+                <w:rFonts w:ascii="Inter" w:hAnsi="Inter" w:eastAsia="Inter" w:cs="Inter"/>
+                <w:color w:val="12171D"/>
+                <w:sz w:val="18"/>
+                <w:szCs w:val="18"/>
                 <w:lang w:val="en-GB"/>
               </w:rPr>
               <w:t xml:space="preserve">APPROVED BY</w:t>
@@ -3718,14 +3703,14 @@
             <w:pPr>
               <w:bidi w:val="1"/>
               <w:spacing w:before="0" w:after="0" w:line="250" w:lineRule="auto"/>
-              <w:jc w:val="left"/>
+              <w:jc w:val="start"/>
             </w:pPr>
             <w:r>
               <w:rPr>
                 <w:rFonts w:ascii="Noto Sans Arabic" w:hAnsi="Noto Sans Arabic" w:eastAsia="Noto Sans Arabic" w:cs="Noto Sans Arabic"/>
                 <w:color w:val="12171D"/>
-                <w:sz w:val="16"/>
-                <w:szCs w:val="16"/>
+                <w:sz w:val="20"/>
+                <w:szCs w:val="20"/>
                 <w:rtl w:val="1"/>
                 <w:lang w:val="ar-SA" w:bidi="ar-SA"/>
               </w:rPr>
@@ -3735,7 +3720,7 @@
         </w:tc>
         <w:tc>
           <w:tcPr>
-            <w:tcW w:w="3350" w:type="dxa"/>
+            <w:tcW w:w="2286" w:type="dxa"/>
             <w:tcBorders>
               <w:bottom w:val="single" w:sz="4" w:space="0" w:color="BCACA7"/>
             </w:tcBorders>
@@ -3772,11 +3757,14 @@
       </w:pPr>
     </w:p>
     <w:sectPr>
+      <w:headerReference w:type="first" r:id="rIdHeaderFirst"/>
       <w:headerReference w:type="default" r:id="rIdHeader"/>
+      <w:footerReference w:type="first" r:id="rIdFooterFirst"/>
       <w:footerReference w:type="default" r:id="rIdFooter"/>
       <w:pgSz w:w="11906" w:h="16838"/>
-      <w:pgMar w:top="1500" w:right="950" w:bottom="1110" w:left="950" w:header="360" w:footer="420" w:gutter="0"/>
+      <w:pgMar w:top="1701" w:right="1417" w:bottom="1417" w:left="1417" w:header="1020" w:footer="680" w:gutter="0"/>
       <w:cols w:num="1" w:space="425"/>
+      <w:titlePg/>
       <w:docGrid w:linePitch="360"/>
     </w:sectPr>
   </w:body>
@@ -3784,416 +3772,414 @@
 </file>
 
 <file path=word/footer1.xml><?xml version="1.0" encoding="utf-8"?>
-<w:ftr xmlns:w="http://schemas.openxmlformats.org/wordprocessingml/2006/main">
+<w:ftr xmlns:w="http://schemas.openxmlformats.org/wordprocessingml/2006/main" xmlns:r="http://schemas.openxmlformats.org/officeDocument/2006/relationships" xmlns:wp="http://schemas.openxmlformats.org/drawingml/2006/wordprocessingDrawing" xmlns:a="http://schemas.openxmlformats.org/drawingml/2006/main" xmlns:pic="http://schemas.openxmlformats.org/drawingml/2006/picture">
   <w:p>
     <w:pPr>
       <w:pBdr>
-        <w:top w:val="single" w:sz="4" w:space="5" w:color="BCACA7"/>
+        <w:top w:val="single" w:sz="4" w:space="6" w:color="BCACA7"/>
       </w:pBdr>
-      <w:spacing w:before="70" w:after="15"/>
+      <w:tabs>
+        <w:tab w:val="right" w:pos="9072"/>
+      </w:tabs>
+      <w:spacing w:after="30" w:line="252" w:lineRule="exact"/>
+      <w:jc w:val="left"/>
     </w:pPr>
+    <w:r>
+      <w:rPr>
+        <w:rFonts w:ascii="Inter" w:hAnsi="Inter" w:eastAsia="Inter" w:cs="Inter"/>
+        <w:color w:val="12171D"/>
+        <w:sz w:val="18"/>
+        <w:szCs w:val="18"/>
+        <w:lang w:val="en-GB"/>
+      </w:rPr>
+      <w:t xml:space="preserve">GEM™   [ADDRESS] · [CITY] · [COUNTRY] · [POSTAL CODE]   [T]   [E]   [W]</w:t>
+    </w:r>
+    <w:r>
+      <w:tab/>
+    </w:r>
+    <w:r>
+      <w:rPr>
+        <w:rFonts w:ascii="Inter" w:hAnsi="Inter" w:eastAsia="Inter" w:cs="Inter"/>
+        <w:color w:val="12171D"/>
+        <w:sz w:val="18"/>
+        <w:szCs w:val="18"/>
+        <w:lang w:val="en-GB"/>
+      </w:rPr>
+      <w:t xml:space="preserve">Page </w:t>
+    </w:r>
     <w:r>
       <w:rPr>
         <w:rFonts w:ascii="Inter" w:hAnsi="Inter" w:cs="Inter"/>
         <w:color w:val="12171D"/>
-        <w:sz w:val="15"/>
-        <w:szCs w:val="15"/>
+        <w:sz w:val="18"/>
+        <w:szCs w:val="18"/>
+      </w:rPr>
+      <w:fldChar w:fldCharType="begin"/>
+    </w:r>
+    <w:r>
+      <w:rPr>
+        <w:rFonts w:ascii="Inter" w:hAnsi="Inter" w:cs="Inter"/>
+        <w:color w:val="12171D"/>
+        <w:sz w:val="18"/>
+        <w:szCs w:val="18"/>
+      </w:rPr>
+      <w:instrText xml:space="preserve"> PAGE \* MERGEFORMAT </w:instrText>
+    </w:r>
+    <w:r>
+      <w:rPr>
+        <w:rFonts w:ascii="Inter" w:hAnsi="Inter" w:cs="Inter"/>
+        <w:color w:val="12171D"/>
+        <w:sz w:val="18"/>
+        <w:szCs w:val="18"/>
+      </w:rPr>
+      <w:fldChar w:fldCharType="separate"/>
+    </w:r>
+    <w:r>
+      <w:rPr>
+        <w:rFonts w:ascii="Inter" w:hAnsi="Inter" w:eastAsia="Inter" w:cs="Inter"/>
+        <w:color w:val="12171D"/>
+        <w:sz w:val="18"/>
+        <w:szCs w:val="18"/>
         <w:lang w:val="en-GB"/>
       </w:rPr>
-      <w:t xml:space="preserve">[Registered Entity Name] | [Company Address] | contact@mish3l.com | [Business Phone]</w:t>
+      <w:t xml:space="preserve">1</w:t>
+    </w:r>
+    <w:r>
+      <w:rPr>
+        <w:rFonts w:ascii="Inter" w:hAnsi="Inter" w:cs="Inter"/>
+        <w:color w:val="12171D"/>
+        <w:sz w:val="18"/>
+        <w:szCs w:val="18"/>
+      </w:rPr>
+      <w:fldChar w:fldCharType="end"/>
+    </w:r>
+    <w:r>
+      <w:rPr>
+        <w:rFonts w:ascii="Inter" w:hAnsi="Inter" w:eastAsia="Inter" w:cs="Inter"/>
+        <w:color w:val="12171D"/>
+        <w:sz w:val="18"/>
+        <w:szCs w:val="18"/>
+        <w:lang w:val="en-GB"/>
+      </w:rPr>
+      <w:t xml:space="preserve"> of </w:t>
+    </w:r>
+    <w:r>
+      <w:rPr>
+        <w:rFonts w:ascii="Inter" w:hAnsi="Inter" w:cs="Inter"/>
+        <w:color w:val="12171D"/>
+        <w:sz w:val="18"/>
+        <w:szCs w:val="18"/>
+      </w:rPr>
+      <w:fldChar w:fldCharType="begin"/>
+    </w:r>
+    <w:r>
+      <w:rPr>
+        <w:rFonts w:ascii="Inter" w:hAnsi="Inter" w:cs="Inter"/>
+        <w:color w:val="12171D"/>
+        <w:sz w:val="18"/>
+        <w:szCs w:val="18"/>
+      </w:rPr>
+      <w:instrText xml:space="preserve"> NUMPAGES \* MERGEFORMAT </w:instrText>
+    </w:r>
+    <w:r>
+      <w:rPr>
+        <w:rFonts w:ascii="Inter" w:hAnsi="Inter" w:cs="Inter"/>
+        <w:color w:val="12171D"/>
+        <w:sz w:val="18"/>
+        <w:szCs w:val="18"/>
+      </w:rPr>
+      <w:fldChar w:fldCharType="separate"/>
+    </w:r>
+    <w:r>
+      <w:rPr>
+        <w:rFonts w:ascii="Inter" w:hAnsi="Inter" w:eastAsia="Inter" w:cs="Inter"/>
+        <w:color w:val="12171D"/>
+        <w:sz w:val="18"/>
+        <w:szCs w:val="18"/>
+        <w:lang w:val="en-GB"/>
+      </w:rPr>
+      <w:t xml:space="preserve">1</w:t>
+    </w:r>
+    <w:r>
+      <w:rPr>
+        <w:rFonts w:ascii="Inter" w:hAnsi="Inter" w:cs="Inter"/>
+        <w:color w:val="12171D"/>
+        <w:sz w:val="18"/>
+        <w:szCs w:val="18"/>
+      </w:rPr>
+      <w:fldChar w:fldCharType="end"/>
     </w:r>
   </w:p>
-  <w:tbl>
-    <w:tblPr>
-      <w:tblW w:w="10000" w:type="dxa"/>
-      <w:tblInd w:w="-85" w:type="dxa"/>
-      <w:tblBorders>
-        <w:top w:val="nil"/>
-        <w:left w:val="nil"/>
-        <w:bottom w:val="nil"/>
-        <w:right w:val="nil"/>
-        <w:insideH w:val="nil"/>
-        <w:insideV w:val="nil"/>
-      </w:tblBorders>
-      <w:tblLayout w:type="fixed"/>
-      <w:tblCellMar>
-        <w:top w:w="75" w:type="dxa"/>
-        <w:left w:w="85" w:type="dxa"/>
-        <w:bottom w:w="75" w:type="dxa"/>
-        <w:right w:w="85" w:type="dxa"/>
-      </w:tblCellMar>
-      <w:tblLook w:firstRow="1" w:lastRow="0" w:firstColumn="0" w:lastColumn="0" w:noHBand="0" w:noVBand="1"/>
-    </w:tblPr>
-    <w:tblGrid>
-      <w:gridCol w:w="3000"/>
-      <w:gridCol w:w="7000"/>
-    </w:tblGrid>
-    <w:tr>
-      <w:trPr>
-        <w:cantSplit/>
-      </w:trPr>
-      <w:tc>
-        <w:tcPr>
-          <w:tcW w:w="3000" w:type="dxa"/>
-          <w:vAlign w:val="top"/>
-        </w:tcPr>
-        <w:p>
-          <w:pPr>
-            <w:spacing w:before="0" w:after="0"/>
-          </w:pPr>
-          <w:r>
-            <w:rPr>
-              <w:rFonts w:ascii="Inter" w:hAnsi="Inter" w:cs="Inter"/>
-              <w:color w:val="12171D"/>
-              <w:sz w:val="15"/>
-              <w:szCs w:val="15"/>
-              <w:lang w:val="en-GB"/>
-            </w:rPr>
-            <w:t xml:space="preserve">Page </w:t>
-          </w:r>
-          <w:r>
-            <w:rPr>
-              <w:rFonts w:ascii="Inter" w:hAnsi="Inter" w:cs="Inter"/>
-              <w:color w:val="12171D"/>
-              <w:sz w:val="15"/>
-              <w:szCs w:val="15"/>
-            </w:rPr>
-            <w:fldChar w:fldCharType="begin"/>
-          </w:r>
-          <w:r>
-            <w:rPr>
-              <w:rFonts w:ascii="Inter" w:hAnsi="Inter" w:cs="Inter"/>
-              <w:color w:val="12171D"/>
-              <w:sz w:val="15"/>
-              <w:szCs w:val="15"/>
-            </w:rPr>
-            <w:instrText xml:space="preserve"> PAGE </w:instrText>
-          </w:r>
-          <w:r>
-            <w:rPr>
-              <w:rFonts w:ascii="Inter" w:hAnsi="Inter" w:cs="Inter"/>
-              <w:color w:val="12171D"/>
-              <w:sz w:val="15"/>
-              <w:szCs w:val="15"/>
-            </w:rPr>
-            <w:fldChar w:fldCharType="separate"/>
-          </w:r>
-          <w:r>
-            <w:rPr>
-              <w:rFonts w:ascii="Inter" w:hAnsi="Inter" w:cs="Inter"/>
-              <w:color w:val="12171D"/>
-              <w:sz w:val="15"/>
-              <w:szCs w:val="15"/>
-              <w:lang w:val="en-GB"/>
-            </w:rPr>
-            <w:t xml:space="preserve">1</w:t>
-          </w:r>
-          <w:r>
-            <w:rPr>
-              <w:rFonts w:ascii="Inter" w:hAnsi="Inter" w:cs="Inter"/>
-              <w:color w:val="12171D"/>
-              <w:sz w:val="15"/>
-              <w:szCs w:val="15"/>
-            </w:rPr>
-            <w:fldChar w:fldCharType="end"/>
-          </w:r>
-          <w:r>
-            <w:rPr>
-              <w:rFonts w:ascii="Inter" w:hAnsi="Inter" w:cs="Inter"/>
-              <w:color w:val="12171D"/>
-              <w:sz w:val="15"/>
-              <w:szCs w:val="15"/>
-              <w:lang w:val="en-GB"/>
-            </w:rPr>
-            <w:t xml:space="preserve"> of </w:t>
-          </w:r>
-          <w:r>
-            <w:rPr>
-              <w:rFonts w:ascii="Inter" w:hAnsi="Inter" w:cs="Inter"/>
-              <w:color w:val="12171D"/>
-              <w:sz w:val="15"/>
-              <w:szCs w:val="15"/>
-            </w:rPr>
-            <w:fldChar w:fldCharType="begin"/>
-          </w:r>
-          <w:r>
-            <w:rPr>
-              <w:rFonts w:ascii="Inter" w:hAnsi="Inter" w:cs="Inter"/>
-              <w:color w:val="12171D"/>
-              <w:sz w:val="15"/>
-              <w:szCs w:val="15"/>
-            </w:rPr>
-            <w:instrText xml:space="preserve"> NUMPAGES </w:instrText>
-          </w:r>
-          <w:r>
-            <w:rPr>
-              <w:rFonts w:ascii="Inter" w:hAnsi="Inter" w:cs="Inter"/>
-              <w:color w:val="12171D"/>
-              <w:sz w:val="15"/>
-              <w:szCs w:val="15"/>
-            </w:rPr>
-            <w:fldChar w:fldCharType="separate"/>
-          </w:r>
-          <w:r>
-            <w:rPr>
-              <w:rFonts w:ascii="Inter" w:hAnsi="Inter" w:cs="Inter"/>
-              <w:color w:val="12171D"/>
-              <w:sz w:val="15"/>
-              <w:szCs w:val="15"/>
-              <w:lang w:val="en-GB"/>
-            </w:rPr>
-            <w:t xml:space="preserve">1</w:t>
-          </w:r>
-          <w:r>
-            <w:rPr>
-              <w:rFonts w:ascii="Inter" w:hAnsi="Inter" w:cs="Inter"/>
-              <w:color w:val="12171D"/>
-              <w:sz w:val="15"/>
-              <w:szCs w:val="15"/>
-            </w:rPr>
-            <w:fldChar w:fldCharType="end"/>
-          </w:r>
-        </w:p>
-      </w:tc>
-      <w:tc>
-        <w:tcPr>
-          <w:tcW w:w="7000" w:type="dxa"/>
-          <w:vAlign w:val="top"/>
-        </w:tcPr>
-        <w:p>
-          <w:pPr>
-            <w:bidi w:val="1"/>
-            <w:spacing w:before="0" w:after="0"/>
-            <w:jc w:val="left"/>
-          </w:pPr>
-          <w:r>
-            <w:rPr>
-              <w:rFonts w:ascii="Noto Sans Arabic" w:hAnsi="Noto Sans Arabic" w:cs="Noto Sans Arabic"/>
-              <w:color w:val="12171D"/>
-              <w:sz w:val="15"/>
-              <w:szCs w:val="15"/>
-              <w:rtl/>
-              <w:lang w:val="ar-SA" w:bidi="ar-SA"/>
-            </w:rPr>
-            <w:t xml:space="preserve">الاسم المسجل: </w:t>
-          </w:r>
-          <w:r>
-            <w:rPr>
-              <w:rFonts w:ascii="Inter" w:hAnsi="Inter" w:cs="Inter"/>
-              <w:color w:val="12171D"/>
-              <w:sz w:val="15"/>
-              <w:szCs w:val="15"/>
-              <w:lang w:val="en-GB"/>
-            </w:rPr>
-            <w:t xml:space="preserve">‎[Registered Entity Name]‎</w:t>
-          </w:r>
-          <w:r>
-            <w:rPr>
-              <w:rFonts w:ascii="Inter" w:hAnsi="Inter" w:cs="Inter"/>
-              <w:color w:val="12171D"/>
-              <w:sz w:val="15"/>
-              <w:szCs w:val="15"/>
-              <w:lang w:val="en-GB"/>
-            </w:rPr>
-            <w:t xml:space="preserve"> | </w:t>
-          </w:r>
-          <w:r>
-            <w:rPr>
-              <w:rFonts w:ascii="Noto Sans Arabic" w:hAnsi="Noto Sans Arabic" w:cs="Noto Sans Arabic"/>
-              <w:color w:val="12171D"/>
-              <w:sz w:val="15"/>
-              <w:szCs w:val="15"/>
-              <w:rtl/>
-              <w:lang w:val="ar-SA" w:bidi="ar-SA"/>
-            </w:rPr>
-            <w:t xml:space="preserve">العنوان: </w:t>
-          </w:r>
-          <w:r>
-            <w:rPr>
-              <w:rFonts w:ascii="Inter" w:hAnsi="Inter" w:cs="Inter"/>
-              <w:color w:val="12171D"/>
-              <w:sz w:val="15"/>
-              <w:szCs w:val="15"/>
-              <w:lang w:val="en-GB"/>
-            </w:rPr>
-            <w:t xml:space="preserve">‎[Company Address]‎</w:t>
-          </w:r>
-        </w:p>
-      </w:tc>
-    </w:tr>
-  </w:tbl>
   <w:p>
     <w:pPr>
-      <w:spacing w:before="0" w:after="0" w:line="20" w:lineRule="exact"/>
+      <w:spacing w:after="30" w:line="252" w:lineRule="exact"/>
+      <w:jc w:val="left"/>
+    </w:pPr>
+    <w:r>
       <w:rPr>
-        <w:sz w:val="2"/>
-        <w:szCs w:val="2"/>
+        <w:rFonts w:ascii="Inter" w:hAnsi="Inter" w:eastAsia="Inter" w:cs="Inter"/>
+        <w:color w:val="12171D"/>
+        <w:sz w:val="18"/>
+        <w:szCs w:val="18"/>
+        <w:lang w:val="en-GB"/>
       </w:rPr>
+      <w:t xml:space="preserve">WORKING APPLICATION / PENDING VALIDATION · EXTERNAL ISSUE RESTRICTED (D8 PENDING)</w:t>
+    </w:r>
+  </w:p>
+</w:ftr>
+</file>
+
+<file path=word/footer2.xml><?xml version="1.0" encoding="utf-8"?>
+<w:ftr xmlns:w="http://schemas.openxmlformats.org/wordprocessingml/2006/main" xmlns:r="http://schemas.openxmlformats.org/officeDocument/2006/relationships" xmlns:wp="http://schemas.openxmlformats.org/drawingml/2006/wordprocessingDrawing" xmlns:a="http://schemas.openxmlformats.org/drawingml/2006/main" xmlns:pic="http://schemas.openxmlformats.org/drawingml/2006/picture">
+  <w:p>
+    <w:pPr>
+      <w:pBdr>
+        <w:top w:val="single" w:sz="4" w:space="6" w:color="BCACA7"/>
+      </w:pBdr>
+      <w:tabs>
+        <w:tab w:val="right" w:pos="9072"/>
+      </w:tabs>
+      <w:spacing w:after="30" w:line="252" w:lineRule="exact"/>
+      <w:jc w:val="left"/>
     </w:pPr>
+    <w:r>
+      <w:rPr>
+        <w:rFonts w:ascii="Inter" w:hAnsi="Inter" w:eastAsia="Inter" w:cs="Inter"/>
+        <w:color w:val="12171D"/>
+        <w:sz w:val="18"/>
+        <w:szCs w:val="18"/>
+        <w:lang w:val="en-GB"/>
+      </w:rPr>
+      <w:t xml:space="preserve">GEM™   [ADDRESS] · [CITY] · [COUNTRY] · [POSTAL CODE]   [T]   [E]   [W]</w:t>
+    </w:r>
+    <w:r>
+      <w:tab/>
+    </w:r>
+    <w:r>
+      <w:rPr>
+        <w:rFonts w:ascii="Inter" w:hAnsi="Inter" w:eastAsia="Inter" w:cs="Inter"/>
+        <w:color w:val="12171D"/>
+        <w:sz w:val="18"/>
+        <w:szCs w:val="18"/>
+        <w:lang w:val="en-GB"/>
+      </w:rPr>
+      <w:t xml:space="preserve">Page </w:t>
+    </w:r>
+    <w:r>
+      <w:rPr>
+        <w:rFonts w:ascii="Inter" w:hAnsi="Inter" w:cs="Inter"/>
+        <w:color w:val="12171D"/>
+        <w:sz w:val="18"/>
+        <w:szCs w:val="18"/>
+      </w:rPr>
+      <w:fldChar w:fldCharType="begin"/>
+    </w:r>
+    <w:r>
+      <w:rPr>
+        <w:rFonts w:ascii="Inter" w:hAnsi="Inter" w:cs="Inter"/>
+        <w:color w:val="12171D"/>
+        <w:sz w:val="18"/>
+        <w:szCs w:val="18"/>
+      </w:rPr>
+      <w:instrText xml:space="preserve"> PAGE \* MERGEFORMAT </w:instrText>
+    </w:r>
+    <w:r>
+      <w:rPr>
+        <w:rFonts w:ascii="Inter" w:hAnsi="Inter" w:cs="Inter"/>
+        <w:color w:val="12171D"/>
+        <w:sz w:val="18"/>
+        <w:szCs w:val="18"/>
+      </w:rPr>
+      <w:fldChar w:fldCharType="separate"/>
+    </w:r>
+    <w:r>
+      <w:rPr>
+        <w:rFonts w:ascii="Inter" w:hAnsi="Inter" w:eastAsia="Inter" w:cs="Inter"/>
+        <w:color w:val="12171D"/>
+        <w:sz w:val="18"/>
+        <w:szCs w:val="18"/>
+        <w:lang w:val="en-GB"/>
+      </w:rPr>
+      <w:t xml:space="preserve">1</w:t>
+    </w:r>
+    <w:r>
+      <w:rPr>
+        <w:rFonts w:ascii="Inter" w:hAnsi="Inter" w:cs="Inter"/>
+        <w:color w:val="12171D"/>
+        <w:sz w:val="18"/>
+        <w:szCs w:val="18"/>
+      </w:rPr>
+      <w:fldChar w:fldCharType="end"/>
+    </w:r>
+    <w:r>
+      <w:rPr>
+        <w:rFonts w:ascii="Inter" w:hAnsi="Inter" w:eastAsia="Inter" w:cs="Inter"/>
+        <w:color w:val="12171D"/>
+        <w:sz w:val="18"/>
+        <w:szCs w:val="18"/>
+        <w:lang w:val="en-GB"/>
+      </w:rPr>
+      <w:t xml:space="preserve"> of </w:t>
+    </w:r>
+    <w:r>
+      <w:rPr>
+        <w:rFonts w:ascii="Inter" w:hAnsi="Inter" w:cs="Inter"/>
+        <w:color w:val="12171D"/>
+        <w:sz w:val="18"/>
+        <w:szCs w:val="18"/>
+      </w:rPr>
+      <w:fldChar w:fldCharType="begin"/>
+    </w:r>
+    <w:r>
+      <w:rPr>
+        <w:rFonts w:ascii="Inter" w:hAnsi="Inter" w:cs="Inter"/>
+        <w:color w:val="12171D"/>
+        <w:sz w:val="18"/>
+        <w:szCs w:val="18"/>
+      </w:rPr>
+      <w:instrText xml:space="preserve"> NUMPAGES \* MERGEFORMAT </w:instrText>
+    </w:r>
+    <w:r>
+      <w:rPr>
+        <w:rFonts w:ascii="Inter" w:hAnsi="Inter" w:cs="Inter"/>
+        <w:color w:val="12171D"/>
+        <w:sz w:val="18"/>
+        <w:szCs w:val="18"/>
+      </w:rPr>
+      <w:fldChar w:fldCharType="separate"/>
+    </w:r>
+    <w:r>
+      <w:rPr>
+        <w:rFonts w:ascii="Inter" w:hAnsi="Inter" w:eastAsia="Inter" w:cs="Inter"/>
+        <w:color w:val="12171D"/>
+        <w:sz w:val="18"/>
+        <w:szCs w:val="18"/>
+        <w:lang w:val="en-GB"/>
+      </w:rPr>
+      <w:t xml:space="preserve">1</w:t>
+    </w:r>
+    <w:r>
+      <w:rPr>
+        <w:rFonts w:ascii="Inter" w:hAnsi="Inter" w:cs="Inter"/>
+        <w:color w:val="12171D"/>
+        <w:sz w:val="18"/>
+        <w:szCs w:val="18"/>
+      </w:rPr>
+      <w:fldChar w:fldCharType="end"/>
+    </w:r>
+  </w:p>
+  <w:p>
+    <w:pPr>
+      <w:spacing w:after="30" w:line="252" w:lineRule="exact"/>
+      <w:jc w:val="left"/>
+    </w:pPr>
+    <w:r>
+      <w:rPr>
+        <w:rFonts w:ascii="Inter" w:hAnsi="Inter" w:eastAsia="Inter" w:cs="Inter"/>
+        <w:color w:val="12171D"/>
+        <w:sz w:val="18"/>
+        <w:szCs w:val="18"/>
+        <w:lang w:val="en-GB"/>
+      </w:rPr>
+      <w:t xml:space="preserve">WORKING APPLICATION / PENDING VALIDATION · EXTERNAL ISSUE RESTRICTED (D8 PENDING)</w:t>
+    </w:r>
   </w:p>
 </w:ftr>
 </file>
 
 <file path=word/header1.xml><?xml version="1.0" encoding="utf-8"?>
 <w:hdr xmlns:w="http://schemas.openxmlformats.org/wordprocessingml/2006/main" xmlns:r="http://schemas.openxmlformats.org/officeDocument/2006/relationships" xmlns:wp="http://schemas.openxmlformats.org/drawingml/2006/wordprocessingDrawing" xmlns:a="http://schemas.openxmlformats.org/drawingml/2006/main" xmlns:pic="http://schemas.openxmlformats.org/drawingml/2006/picture">
-  <w:tbl>
-    <w:tblPr>
-      <w:tblW w:w="10000" w:type="dxa"/>
-      <w:tblBorders>
-        <w:top w:val="nil"/>
-        <w:left w:val="nil"/>
-        <w:bottom w:val="nil"/>
-        <w:right w:val="nil"/>
-        <w:insideH w:val="nil"/>
-        <w:insideV w:val="nil"/>
-      </w:tblBorders>
-      <w:tblLayout w:type="fixed"/>
-      <w:tblCellMar>
-        <w:top w:w="75" w:type="dxa"/>
-        <w:left w:w="85" w:type="dxa"/>
-        <w:bottom w:w="75" w:type="dxa"/>
-        <w:right w:w="85" w:type="dxa"/>
-      </w:tblCellMar>
-      <w:tblLook w:firstRow="1" w:lastRow="0" w:firstColumn="0" w:lastColumn="0" w:noHBand="0" w:noVBand="1"/>
-    </w:tblPr>
-    <w:tblGrid>
-      <w:gridCol w:w="4700"/>
-      <w:gridCol w:w="5300"/>
-    </w:tblGrid>
-    <w:tr>
-      <w:trPr>
-        <w:cantSplit/>
-      </w:trPr>
-      <w:tc>
-        <w:tcPr>
-          <w:tcW w:w="4700" w:type="dxa"/>
-          <w:vAlign w:val="center"/>
-        </w:tcPr>
-        <w:p>
-          <w:pPr>
-            <w:spacing w:after="0"/>
-            <w:jc w:val="left"/>
-          </w:pPr>
-          <w:r>
-            <w:drawing>
-              <wp:inline distT="0" distB="0" distL="0" distR="0">
-                <wp:extent cx="1664208" cy="540380"/>
-                <wp:docPr id="1" name="GEM horizontal ink logo" descr="GEM logo"/>
-                <wp:cNvGraphicFramePr>
-                  <a:graphicFrameLocks noChangeAspect="1"/>
-                </wp:cNvGraphicFramePr>
-                <a:graphic>
-                  <a:graphicData uri="http://schemas.openxmlformats.org/drawingml/2006/picture">
-                    <pic:pic>
-                      <pic:nvPicPr>
-                        <pic:cNvPr id="0" name="GEM horizontal ink logo"/>
-                        <pic:cNvPicPr>
-                          <a:picLocks noChangeAspect="1"/>
-                        </pic:cNvPicPr>
-                      </pic:nvPicPr>
-                      <pic:blipFill>
-                        <a:blip r:embed="rIdLogo"/>
-                        <a:stretch>
-                          <a:fillRect/>
-                        </a:stretch>
-                      </pic:blipFill>
-                      <pic:spPr>
-                        <a:xfrm>
-                          <a:off x="0" y="0"/>
-                          <a:ext cx="1664208" cy="540380"/>
-                        </a:xfrm>
-                        <a:prstGeom prst="rect">
-                          <a:avLst/>
-                        </a:prstGeom>
-                      </pic:spPr>
-                    </pic:pic>
-                  </a:graphicData>
-                </a:graphic>
-              </wp:inline>
-            </w:drawing>
-          </w:r>
-        </w:p>
-      </w:tc>
-      <w:tc>
-        <w:tcPr>
-          <w:tcW w:w="5300" w:type="dxa"/>
-          <w:vAlign w:val="center"/>
-        </w:tcPr>
-        <w:p>
-          <w:pPr>
-            <w:spacing w:before="0" w:after="10" w:line="250" w:lineRule="auto"/>
-            <w:jc w:val="right"/>
-          </w:pPr>
-          <w:r>
-            <w:rPr>
-              <w:rFonts w:ascii="Jost" w:hAnsi="Jost" w:eastAsia="Jost" w:cs="Jost"/>
-              <w:b/>
-              <w:bCs/>
-              <w:color w:val="12171D"/>
-              <w:sz w:val="17"/>
-              <w:szCs w:val="17"/>
-              <w:lang w:val="en-GB"/>
-            </w:rPr>
-            <w:t xml:space="preserve">BUSINESS DOCUMENTS</w:t>
-          </w:r>
-        </w:p>
-        <w:p>
-          <w:pPr>
-            <w:spacing w:before="0" w:after="8" w:line="250" w:lineRule="auto"/>
-            <w:jc w:val="right"/>
-          </w:pPr>
-          <w:r>
-            <w:rPr>
-              <w:rFonts w:ascii="Inter" w:hAnsi="Inter" w:eastAsia="Inter" w:cs="Inter"/>
-              <w:b/>
-              <w:bCs/>
-              <w:color w:val="12171D"/>
-              <w:sz w:val="13"/>
-              <w:szCs w:val="13"/>
-              <w:lang w:val="en-GB"/>
-            </w:rPr>
-            <w:t xml:space="preserve">INTERNAL REVIEW DRAFT</w:t>
-          </w:r>
-        </w:p>
-        <w:p>
-          <w:pPr>
-            <w:bidi w:val="1"/>
-            <w:spacing w:before="0" w:after="0" w:line="250" w:lineRule="auto"/>
-            <w:jc w:val="left"/>
-          </w:pPr>
-          <w:r>
-            <w:rPr>
-              <w:rFonts w:ascii="Noto Sans Arabic" w:hAnsi="Noto Sans Arabic" w:eastAsia="Noto Sans Arabic" w:cs="Noto Sans Arabic"/>
-              <w:b/>
-              <w:bCs/>
-              <w:color w:val="12171D"/>
-              <w:sz w:val="14"/>
-              <w:szCs w:val="14"/>
-              <w:rtl w:val="1"/>
-              <w:lang w:val="ar-SA" w:bidi="ar-SA"/>
-            </w:rPr>
-            <w:t xml:space="preserve">مسودة للمراجعة الداخلية</w:t>
-          </w:r>
-        </w:p>
-      </w:tc>
-    </w:tr>
-  </w:tbl>
   <w:p>
     <w:pPr>
-      <w:spacing w:before="0" w:after="0" w:line="20" w:lineRule="exact"/>
-      <w:rPr>
-        <w:sz w:val="2"/>
-        <w:szCs w:val="2"/>
-      </w:rPr>
+      <w:spacing w:after="0" w:line="240" w:lineRule="auto"/>
+      <w:jc w:val="left"/>
     </w:pPr>
+    <w:r>
+      <w:drawing>
+        <wp:inline distT="0" distB="0" distL="0" distR="0">
+          <wp:extent cx="1152000" cy="374062"/>
+          <wp:docPr id="1" name="GEM horizontal ink logo" descr="GEM trademark horizontal logo. Supplied official vector kit; production-master acceptance pending."/>
+          <wp:cNvGraphicFramePr>
+            <a:graphicFrameLocks noChangeAspect="1"/>
+          </wp:cNvGraphicFramePr>
+          <a:graphic>
+            <a:graphicData uri="http://schemas.openxmlformats.org/drawingml/2006/picture">
+              <pic:pic>
+                <pic:nvPicPr>
+                  <pic:cNvPr id="0" name="GEM horizontal ink logo"/>
+                  <pic:cNvPicPr>
+                    <a:picLocks noChangeAspect="1"/>
+                  </pic:cNvPicPr>
+                </pic:nvPicPr>
+                <pic:blipFill>
+                  <a:blip r:embed="rIdLogo"/>
+                  <a:stretch>
+                    <a:fillRect/>
+                  </a:stretch>
+                </pic:blipFill>
+                <pic:spPr>
+                  <a:xfrm>
+                    <a:off x="0" y="0"/>
+                    <a:ext cx="1152000" cy="374062"/>
+                  </a:xfrm>
+                  <a:prstGeom prst="rect">
+                    <a:avLst/>
+                  </a:prstGeom>
+                </pic:spPr>
+              </pic:pic>
+            </a:graphicData>
+          </a:graphic>
+        </wp:inline>
+      </w:drawing>
+    </w:r>
   </w:p>
   <w:p>
     <w:pPr>
-      <w:pBdr>
-        <w:bottom w:val="single" w:sz="8" w:space="1" w:color="BCACA7"/>
-      </w:pBdr>
-      <w:spacing w:before="90" w:after="0"/>
+      <w:spacing w:before="400" w:after="170" w:line="300" w:lineRule="exact"/>
+      <w:jc w:val="left"/>
     </w:pPr>
+    <w:r>
+      <w:rPr>
+        <w:rFonts w:ascii="Jost" w:hAnsi="Jost" w:eastAsia="Jost" w:cs="Jost"/>
+        <w:color w:val="12171D"/>
+        <w:spacing w:val="38"/>
+        <w:sz w:val="21"/>
+        <w:szCs w:val="21"/>
+        <w:lang w:val="en-GB"/>
+      </w:rPr>
+      <w:t>HOSPITALITY, IN PERFECT PROPORTION</w:t>
+    </w:r>
+  </w:p>
+</w:hdr>
+</file>
+
+<file path=word/header2.xml><?xml version="1.0" encoding="utf-8"?>
+<w:hdr xmlns:w="http://schemas.openxmlformats.org/wordprocessingml/2006/main" xmlns:r="http://schemas.openxmlformats.org/officeDocument/2006/relationships" xmlns:wp="http://schemas.openxmlformats.org/drawingml/2006/wordprocessingDrawing" xmlns:a="http://schemas.openxmlformats.org/drawingml/2006/main" xmlns:pic="http://schemas.openxmlformats.org/drawingml/2006/picture">
+  <w:p>
+    <w:pPr>
+      <w:spacing w:after="0" w:line="240" w:lineRule="auto"/>
+      <w:jc w:val="left"/>
+    </w:pPr>
+    <w:r>
+      <w:rPr>
+        <w:rFonts w:ascii="Inter" w:hAnsi="Inter" w:eastAsia="Inter" w:cs="Inter"/>
+        <w:color w:val="12171D"/>
+        <w:sz w:val="16"/>
+        <w:szCs w:val="16"/>
+        <w:lang w:val="en-GB"/>
+      </w:rPr>
+      <w:t xml:space="preserve">GEM™</w:t>
+    </w:r>
+    <w:r>
+      <w:rPr>
+        <w:rFonts w:ascii="Inter" w:hAnsi="Inter" w:eastAsia="Inter" w:cs="Inter"/>
+        <w:color w:val="12171D"/>
+        <w:sz w:val="16"/>
+        <w:szCs w:val="16"/>
+        <w:lang w:val="en-GB"/>
+      </w:rPr>
+      <w:t xml:space="preserve">    [REFERENCE NUMBER]</w:t>
+    </w:r>
   </w:p>
 </w:hdr>
 </file>
@@ -4204,8 +4190,8 @@
     <w:rPrDefault>
       <w:rPr>
         <w:rFonts w:ascii="Inter" w:hAnsi="Inter" w:eastAsia="Inter" w:cs="Noto Sans Arabic"/>
-        <w:sz w:val="19"/>
-        <w:szCs w:val="19"/>
+        <w:sz w:val="18"/>
+        <w:szCs w:val="18"/>
         <w:lang w:val="en-GB" w:bidi="ar-SA"/>
       </w:rPr>
     </w:rPrDefault>
@@ -4238,9 +4224,8 @@
     <w:qFormat/>
     <w:rPr>
       <w:rFonts w:ascii="Jost" w:hAnsi="Jost"/>
-      <w:b/>
       <w:color w:val="12171D"/>
-      <w:sz w:val="22"/>
+      <w:sz w:val="21"/>
     </w:rPr>
   </w:style>
 </w:styles>

--- a/documents/working/business-stationery-20261027/GEM_Purchase_Order_Template_working.docx
+++ b/documents/working/business-stationery-20261027/GEM_Purchase_Order_Template_working.docx
@@ -4135,7 +4135,7 @@
   </w:p>
   <w:p>
     <w:pPr>
-      <w:spacing w:before="400" w:after="170" w:line="300" w:lineRule="exact"/>
+      <w:spacing w:before="680" w:after="227" w:line="300" w:lineRule="exact"/>
       <w:jc w:val="left"/>
     </w:pPr>
     <w:r>

--- a/documents/working/business-stationery-20261027/GEM_Purchase_Order_Template_working.docx
+++ b/documents/working/business-stationery-20261027/GEM_Purchase_Order_Template_working.docx
@@ -2,23 +2,6 @@
 <file path=word/document.xml><?xml version="1.0" encoding="utf-8"?>
 <w:document xmlns:w="http://schemas.openxmlformats.org/wordprocessingml/2006/main" xmlns:r="http://schemas.openxmlformats.org/officeDocument/2006/relationships" xmlns:wp="http://schemas.openxmlformats.org/drawingml/2006/wordprocessingDrawing" xmlns:a="http://schemas.openxmlformats.org/drawingml/2006/main" xmlns:pic="http://schemas.openxmlformats.org/drawingml/2006/picture">
   <w:body>
-    <w:p>
-      <w:pPr>
-        <w:keepNext/>
-        <w:spacing w:before="0" w:after="35" w:line="250" w:lineRule="auto"/>
-        <w:jc w:val="left"/>
-      </w:pPr>
-      <w:r>
-        <w:rPr>
-          <w:rFonts w:ascii="Inter" w:hAnsi="Inter" w:eastAsia="Inter" w:cs="Inter"/>
-          <w:color w:val="12171D"/>
-          <w:sz w:val="18"/>
-          <w:szCs w:val="18"/>
-          <w:lang w:val="en-GB"/>
-        </w:rPr>
-        <w:t xml:space="preserve">TEMPLATE 04 | PROCUREMENT</w:t>
-      </w:r>
-    </w:p>
     <w:tbl>
       <w:tblPr>
         <w:tblW w:w="9242" w:type="dxa"/>
@@ -108,22 +91,6 @@
           <w:szCs w:val="2"/>
         </w:rPr>
       </w:pPr>
-    </w:p>
-    <w:p>
-      <w:pPr>
-        <w:spacing w:before="60" w:after="60" w:line="336" w:lineRule="exact"/>
-        <w:jc w:val="left"/>
-      </w:pPr>
-      <w:r>
-        <w:rPr>
-          <w:rFonts w:ascii="Inter" w:hAnsi="Inter" w:eastAsia="Inter" w:cs="Inter"/>
-          <w:color w:val="12171D"/>
-          <w:sz w:val="21"/>
-          <w:szCs w:val="21"/>
-          <w:lang w:val="en-GB"/>
-        </w:rPr>
-        <w:t xml:space="preserve">Complete all buyer, supplier, delivery, pricing, and authorization fields using approved commercial details.</w:t>
-      </w:r>
     </w:p>
     <w:tbl>
       <w:tblPr>
@@ -216,7 +183,7 @@
                 <w:rtl w:val="1"/>
                 <w:lang w:val="ar-SA" w:bidi="ar-SA"/>
               </w:rPr>
-              <w:t xml:space="preserve">بيانات الطلب</w:t>
+              <w:t xml:space="preserve">بيانات أمر الشراء</w:t>
             </w:r>
           </w:p>
         </w:tc>
@@ -287,14 +254,52 @@
             <w:r>
               <w:rPr>
                 <w:rFonts w:ascii="Inter" w:hAnsi="Inter" w:eastAsia="Inter" w:cs="Inter"/>
-                <w:i/>
-                <w:iCs/>
                 <w:color w:val="12171D"/>
                 <w:sz w:val="18"/>
                 <w:szCs w:val="18"/>
                 <w:lang w:val="en-GB"/>
               </w:rPr>
-              <w:t xml:space="preserve">[Purchase Order Number]</w:t>
+              <w:fldChar w:fldCharType="begin"/>
+            </w:r>
+            <w:r>
+              <w:rPr>
+                <w:rFonts w:ascii="Inter" w:hAnsi="Inter" w:eastAsia="Inter" w:cs="Inter"/>
+                <w:color w:val="12171D"/>
+                <w:sz w:val="18"/>
+                <w:szCs w:val="18"/>
+                <w:lang w:val="en-GB"/>
+              </w:rPr>
+              <w:instrText xml:space="preserve"> DOCPROPERTY RefNo \* MERGEFORMAT </w:instrText>
+            </w:r>
+            <w:r>
+              <w:rPr>
+                <w:rFonts w:ascii="Inter" w:hAnsi="Inter" w:eastAsia="Inter" w:cs="Inter"/>
+                <w:color w:val="12171D"/>
+                <w:sz w:val="18"/>
+                <w:szCs w:val="18"/>
+                <w:lang w:val="en-GB"/>
+              </w:rPr>
+              <w:fldChar w:fldCharType="separate"/>
+            </w:r>
+            <w:r>
+              <w:rPr>
+                <w:rFonts w:ascii="Inter" w:hAnsi="Inter" w:eastAsia="Inter" w:cs="Inter"/>
+                <w:color w:val="12171D"/>
+                <w:sz w:val="18"/>
+                <w:szCs w:val="18"/>
+                <w:lang w:val="en-GB"/>
+              </w:rPr>
+              <w:t xml:space="preserve">Enter reference number</w:t>
+            </w:r>
+            <w:r>
+              <w:rPr>
+                <w:rFonts w:ascii="Inter" w:hAnsi="Inter" w:eastAsia="Inter" w:cs="Inter"/>
+                <w:color w:val="12171D"/>
+                <w:sz w:val="18"/>
+                <w:szCs w:val="18"/>
+                <w:lang w:val="en-GB"/>
+              </w:rPr>
+              <w:fldChar w:fldCharType="end"/>
             </w:r>
           </w:p>
         </w:tc>
@@ -357,18 +362,26 @@
               <w:spacing w:before="0" w:after="0" w:line="250" w:lineRule="auto"/>
               <w:jc w:val="left"/>
             </w:pPr>
-            <w:r>
-              <w:rPr>
-                <w:rFonts w:ascii="Inter" w:hAnsi="Inter" w:eastAsia="Inter" w:cs="Inter"/>
-                <w:i/>
-                <w:iCs/>
-                <w:color w:val="12171D"/>
-                <w:sz w:val="18"/>
-                <w:szCs w:val="18"/>
-                <w:lang w:val="en-GB"/>
-              </w:rPr>
-              <w:t xml:space="preserve">[Order Date]</w:t>
-            </w:r>
+            <w:sdt>
+              <w:sdtPr>
+                <w:alias w:val="Order Date | DD/MM/YYYY (Gregorian)"/>
+                <w:tag w:val="field_1110"/>
+                <w:id w:val="1110"/>
+                <w:text/>
+              </w:sdtPr>
+              <w:sdtContent>
+                <w:r>
+                  <w:rPr>
+                    <w:rFonts w:ascii="Inter" w:hAnsi="Inter" w:eastAsia="Inter" w:cs="Inter"/>
+                    <w:color w:val="12171D"/>
+                    <w:sz w:val="18"/>
+                    <w:szCs w:val="18"/>
+                    <w:lang w:val="en-GB"/>
+                  </w:rPr>
+                  <w:t xml:space="preserve">Enter Order Date - DD/MM/YYYY (Gregorian)</w:t>
+                </w:r>
+              </w:sdtContent>
+            </w:sdt>
           </w:p>
         </w:tc>
       </w:tr>
@@ -386,7 +399,6 @@
           </w:tcPr>
           <w:p>
             <w:pPr>
-              <w:keepNext/>
               <w:spacing w:before="0" w:after="10" w:line="250" w:lineRule="auto"/>
               <w:jc w:val="left"/>
             </w:pPr>
@@ -398,12 +410,11 @@
                 <w:szCs w:val="18"/>
                 <w:lang w:val="en-GB"/>
               </w:rPr>
-              <w:t xml:space="preserve">REQUESTER</w:t>
-            </w:r>
-          </w:p>
-          <w:p>
-            <w:pPr>
-              <w:keepNext/>
+              <w:t xml:space="preserve">REQUESTER / BUYER CONTACT</w:t>
+            </w:r>
+          </w:p>
+          <w:p>
+            <w:pPr>
               <w:bidi w:val="1"/>
               <w:spacing w:before="0" w:after="0" w:line="250" w:lineRule="auto"/>
               <w:jc w:val="start"/>
@@ -417,7 +428,7 @@
                 <w:rtl w:val="1"/>
                 <w:lang w:val="ar-SA" w:bidi="ar-SA"/>
               </w:rPr>
-              <w:t xml:space="preserve">مقدم الطلب</w:t>
+              <w:t xml:space="preserve">مقدم الطلب / جهة تواصل المشتري</w:t>
             </w:r>
           </w:p>
         </w:tc>
@@ -431,21 +442,18 @@
           </w:tcPr>
           <w:p>
             <w:pPr>
-              <w:keepNext/>
               <w:spacing w:before="0" w:after="0" w:line="250" w:lineRule="auto"/>
               <w:jc w:val="left"/>
             </w:pPr>
             <w:r>
               <w:rPr>
                 <w:rFonts w:ascii="Inter" w:hAnsi="Inter" w:eastAsia="Inter" w:cs="Inter"/>
-                <w:i/>
-                <w:iCs/>
                 <w:color w:val="12171D"/>
                 <w:sz w:val="18"/>
                 <w:szCs w:val="18"/>
                 <w:lang w:val="en-GB"/>
               </w:rPr>
-              <w:t xml:space="preserve">[Requester Name / Role]</w:t>
+              <w:t xml:space="preserve">Mashal Abdulrahman, GM / Owner</w:t>
             </w:r>
           </w:p>
         </w:tc>
@@ -459,7 +467,6 @@
           </w:tcPr>
           <w:p>
             <w:pPr>
-              <w:keepNext/>
               <w:spacing w:before="0" w:after="10" w:line="250" w:lineRule="auto"/>
               <w:jc w:val="left"/>
             </w:pPr>
@@ -476,7 +483,6 @@
           </w:p>
           <w:p>
             <w:pPr>
-              <w:keepNext/>
               <w:bidi w:val="1"/>
               <w:spacing w:before="0" w:after="0" w:line="250" w:lineRule="auto"/>
               <w:jc w:val="start"/>
@@ -504,21 +510,18 @@
           </w:tcPr>
           <w:p>
             <w:pPr>
-              <w:keepNext/>
               <w:spacing w:before="0" w:after="0" w:line="250" w:lineRule="auto"/>
               <w:jc w:val="left"/>
             </w:pPr>
             <w:r>
               <w:rPr>
                 <w:rFonts w:ascii="Inter" w:hAnsi="Inter" w:eastAsia="Inter" w:cs="Inter"/>
-                <w:i/>
-                <w:iCs/>
                 <w:color w:val="12171D"/>
                 <w:sz w:val="18"/>
                 <w:szCs w:val="18"/>
                 <w:lang w:val="en-GB"/>
               </w:rPr>
-              <w:t xml:space="preserve">[Requester Email]</w:t>
+              <w:t xml:space="preserve">contact@mish3l.com</w:t>
             </w:r>
           </w:p>
         </w:tc>
@@ -583,42 +586,50 @@
               <w:spacing w:before="0" w:after="0" w:line="250" w:lineRule="auto"/>
               <w:jc w:val="left"/>
             </w:pPr>
+            <w:sdt>
+              <w:sdtPr>
+                <w:alias w:val="Quotation Reference"/>
+                <w:tag w:val="field_1111"/>
+                <w:id w:val="1111"/>
+                <w:text/>
+              </w:sdtPr>
+              <w:sdtContent>
+                <w:r>
+                  <w:rPr>
+                    <w:rFonts w:ascii="Inter" w:hAnsi="Inter" w:eastAsia="Inter" w:cs="Inter"/>
+                    <w:color w:val="12171D"/>
+                    <w:sz w:val="18"/>
+                    <w:szCs w:val="18"/>
+                    <w:lang w:val="en-GB"/>
+                  </w:rPr>
+                  <w:t xml:space="preserve">Enter Quotation Reference</w:t>
+                </w:r>
+              </w:sdtContent>
+            </w:sdt>
+          </w:p>
+        </w:tc>
+        <w:tc>
+          <w:tcPr>
+            <w:tcW w:w="2250" w:type="dxa"/>
+            <w:tcBorders>
+              <w:bottom w:val="single" w:sz="4" w:space="0" w:color="BCACA7"/>
+            </w:tcBorders>
+            <w:vAlign w:val="center"/>
+          </w:tcPr>
+          <w:p>
+            <w:pPr>
+              <w:spacing w:before="0" w:after="10" w:line="250" w:lineRule="auto"/>
+              <w:jc w:val="left"/>
+            </w:pPr>
             <w:r>
               <w:rPr>
                 <w:rFonts w:ascii="Inter" w:hAnsi="Inter" w:eastAsia="Inter" w:cs="Inter"/>
-                <w:i/>
-                <w:iCs/>
                 <w:color w:val="12171D"/>
                 <w:sz w:val="18"/>
                 <w:szCs w:val="18"/>
                 <w:lang w:val="en-GB"/>
               </w:rPr>
-              <w:t xml:space="preserve">[Quotation Reference]</w:t>
-            </w:r>
-          </w:p>
-        </w:tc>
-        <w:tc>
-          <w:tcPr>
-            <w:tcW w:w="2250" w:type="dxa"/>
-            <w:tcBorders>
-              <w:bottom w:val="single" w:sz="4" w:space="0" w:color="BCACA7"/>
-            </w:tcBorders>
-            <w:vAlign w:val="center"/>
-          </w:tcPr>
-          <w:p>
-            <w:pPr>
-              <w:spacing w:before="0" w:after="10" w:line="250" w:lineRule="auto"/>
-              <w:jc w:val="left"/>
-            </w:pPr>
-            <w:r>
-              <w:rPr>
-                <w:rFonts w:ascii="Inter" w:hAnsi="Inter" w:eastAsia="Inter" w:cs="Inter"/>
-                <w:color w:val="12171D"/>
-                <w:sz w:val="18"/>
-                <w:szCs w:val="18"/>
-                <w:lang w:val="en-GB"/>
-              </w:rPr>
-              <w:t xml:space="preserve">CURRENCY</w:t>
+              <w:t xml:space="preserve">RFQ REFERENCE</w:t>
             </w:r>
           </w:p>
           <w:p>
@@ -636,7 +647,7 @@
                 <w:rtl w:val="1"/>
                 <w:lang w:val="ar-SA" w:bidi="ar-SA"/>
               </w:rPr>
-              <w:t xml:space="preserve">العملة</w:t>
+              <w:t xml:space="preserve">مرجع طلب عرض السعر</w:t>
             </w:r>
           </w:p>
         </w:tc>
@@ -653,17 +664,166 @@
               <w:spacing w:before="0" w:after="0" w:line="250" w:lineRule="auto"/>
               <w:jc w:val="left"/>
             </w:pPr>
+            <w:sdt>
+              <w:sdtPr>
+                <w:alias w:val="RFQ Reference"/>
+                <w:tag w:val="field_1112"/>
+                <w:id w:val="1112"/>
+                <w:text/>
+              </w:sdtPr>
+              <w:sdtContent>
+                <w:r>
+                  <w:rPr>
+                    <w:rFonts w:ascii="Inter" w:hAnsi="Inter" w:eastAsia="Inter" w:cs="Inter"/>
+                    <w:color w:val="12171D"/>
+                    <w:sz w:val="18"/>
+                    <w:szCs w:val="18"/>
+                    <w:lang w:val="en-GB"/>
+                  </w:rPr>
+                  <w:t xml:space="preserve">Enter RFQ Reference</w:t>
+                </w:r>
+              </w:sdtContent>
+            </w:sdt>
+          </w:p>
+        </w:tc>
+      </w:tr>
+      <w:tr>
+        <w:trPr>
+          <w:cantSplit/>
+        </w:trPr>
+        <w:tc>
+          <w:tcPr>
+            <w:tcW w:w="2250" w:type="dxa"/>
+            <w:tcBorders>
+              <w:bottom w:val="single" w:sz="4" w:space="0" w:color="BCACA7"/>
+            </w:tcBorders>
+            <w:vAlign w:val="center"/>
+          </w:tcPr>
+          <w:p>
+            <w:pPr>
+              <w:spacing w:before="0" w:after="10" w:line="250" w:lineRule="auto"/>
+              <w:jc w:val="left"/>
+            </w:pPr>
             <w:r>
               <w:rPr>
                 <w:rFonts w:ascii="Inter" w:hAnsi="Inter" w:eastAsia="Inter" w:cs="Inter"/>
-                <w:i/>
-                <w:iCs/>
                 <w:color w:val="12171D"/>
                 <w:sz w:val="18"/>
                 <w:szCs w:val="18"/>
                 <w:lang w:val="en-GB"/>
               </w:rPr>
-              <w:t xml:space="preserve">[Currency Code]</w:t>
+              <w:t xml:space="preserve">CURRENCY</w:t>
+            </w:r>
+          </w:p>
+          <w:p>
+            <w:pPr>
+              <w:bidi w:val="1"/>
+              <w:spacing w:before="0" w:after="0" w:line="250" w:lineRule="auto"/>
+              <w:jc w:val="start"/>
+            </w:pPr>
+            <w:r>
+              <w:rPr>
+                <w:rFonts w:ascii="Noto Sans Arabic" w:hAnsi="Noto Sans Arabic" w:eastAsia="Noto Sans Arabic" w:cs="Noto Sans Arabic"/>
+                <w:color w:val="12171D"/>
+                <w:sz w:val="20"/>
+                <w:szCs w:val="20"/>
+                <w:rtl w:val="1"/>
+                <w:lang w:val="ar-SA" w:bidi="ar-SA"/>
+              </w:rPr>
+              <w:t xml:space="preserve">العملة</w:t>
+            </w:r>
+          </w:p>
+        </w:tc>
+        <w:tc>
+          <w:tcPr>
+            <w:tcW w:w="2286" w:type="dxa"/>
+            <w:tcBorders>
+              <w:bottom w:val="single" w:sz="4" w:space="0" w:color="BCACA7"/>
+            </w:tcBorders>
+            <w:vAlign w:val="center"/>
+          </w:tcPr>
+          <w:p>
+            <w:pPr>
+              <w:spacing w:before="0" w:after="0" w:line="250" w:lineRule="auto"/>
+              <w:jc w:val="left"/>
+            </w:pPr>
+            <w:r>
+              <w:rPr>
+                <w:rFonts w:ascii="Inter" w:hAnsi="Inter" w:eastAsia="Inter" w:cs="Inter"/>
+                <w:color w:val="12171D"/>
+                <w:sz w:val="18"/>
+                <w:szCs w:val="18"/>
+                <w:lang w:val="en-GB"/>
+              </w:rPr>
+              <w:t xml:space="preserve">SAR</w:t>
+            </w:r>
+          </w:p>
+        </w:tc>
+        <w:tc>
+          <w:tcPr>
+            <w:tcW w:w="2250" w:type="dxa"/>
+            <w:tcBorders>
+              <w:bottom w:val="single" w:sz="4" w:space="0" w:color="BCACA7"/>
+            </w:tcBorders>
+            <w:vAlign w:val="center"/>
+          </w:tcPr>
+          <w:p>
+            <w:pPr>
+              <w:spacing w:before="0" w:after="10" w:line="250" w:lineRule="auto"/>
+              <w:jc w:val="left"/>
+            </w:pPr>
+            <w:r>
+              <w:rPr>
+                <w:rFonts w:ascii="Inter" w:hAnsi="Inter" w:eastAsia="Inter" w:cs="Inter"/>
+                <w:color w:val="12171D"/>
+                <w:sz w:val="18"/>
+                <w:szCs w:val="18"/>
+                <w:lang w:val="en-GB"/>
+              </w:rPr>
+              <w:t xml:space="preserve">REQUESTER PHONE</w:t>
+            </w:r>
+          </w:p>
+          <w:p>
+            <w:pPr>
+              <w:bidi w:val="1"/>
+              <w:spacing w:before="0" w:after="0" w:line="250" w:lineRule="auto"/>
+              <w:jc w:val="start"/>
+            </w:pPr>
+            <w:r>
+              <w:rPr>
+                <w:rFonts w:ascii="Noto Sans Arabic" w:hAnsi="Noto Sans Arabic" w:eastAsia="Noto Sans Arabic" w:cs="Noto Sans Arabic"/>
+                <w:color w:val="12171D"/>
+                <w:sz w:val="20"/>
+                <w:szCs w:val="20"/>
+                <w:rtl w:val="1"/>
+                <w:lang w:val="ar-SA" w:bidi="ar-SA"/>
+              </w:rPr>
+              <w:t xml:space="preserve">هاتف مقدم الطلب</w:t>
+            </w:r>
+          </w:p>
+        </w:tc>
+        <w:tc>
+          <w:tcPr>
+            <w:tcW w:w="2286" w:type="dxa"/>
+            <w:tcBorders>
+              <w:bottom w:val="single" w:sz="4" w:space="0" w:color="BCACA7"/>
+            </w:tcBorders>
+            <w:vAlign w:val="center"/>
+          </w:tcPr>
+          <w:p>
+            <w:pPr>
+              <w:spacing w:before="0" w:after="0" w:line="250" w:lineRule="auto"/>
+              <w:jc w:val="left"/>
+            </w:pPr>
+            <w:r>
+              <w:rPr>
+                <w:rFonts w:ascii="Inter" w:hAnsi="Inter" w:eastAsia="Inter" w:cs="Inter"/>
+                <w:color w:val="12171D"/>
+                <w:sz w:val="18"/>
+                <w:szCs w:val="18"/>
+                <w:lang w:val="en-GB"/>
+              </w:rPr>
+              <w:t xml:space="preserve">+966114502929</w:t>
             </w:r>
           </w:p>
         </w:tc>
@@ -788,6 +948,7 @@
           </w:tcPr>
           <w:p>
             <w:pPr>
+              <w:keepNext/>
               <w:spacing w:before="0" w:after="10" w:line="250" w:lineRule="auto"/>
               <w:jc w:val="left"/>
             </w:pPr>
@@ -799,11 +960,12 @@
                 <w:szCs w:val="18"/>
                 <w:lang w:val="en-GB"/>
               </w:rPr>
-              <w:t xml:space="preserve">BUYER LEGAL ENTITY</w:t>
-            </w:r>
-          </w:p>
-          <w:p>
-            <w:pPr>
+              <w:t xml:space="preserve">REGISTERED LEGAL NAME (TRADING NAME: GEM)</w:t>
+            </w:r>
+          </w:p>
+          <w:p>
+            <w:pPr>
+              <w:keepNext/>
               <w:bidi w:val="1"/>
               <w:spacing w:before="0" w:after="0" w:line="250" w:lineRule="auto"/>
               <w:jc w:val="start"/>
@@ -817,7 +979,7 @@
                 <w:rtl w:val="1"/>
                 <w:lang w:val="ar-SA" w:bidi="ar-SA"/>
               </w:rPr>
-              <w:t xml:space="preserve">اسم المشتري المسجل</w:t>
+              <w:t xml:space="preserve">الاسم القانوني المسجل</w:t>
             </w:r>
           </w:p>
         </w:tc>
@@ -831,49 +993,60 @@
           </w:tcPr>
           <w:p>
             <w:pPr>
-              <w:spacing w:before="0" w:after="0" w:line="250" w:lineRule="auto"/>
+              <w:keepNext/>
+              <w:spacing w:before="0" w:after="0" w:line="250" w:lineRule="auto"/>
+              <w:jc w:val="left"/>
+            </w:pPr>
+            <w:sdt>
+              <w:sdtPr>
+                <w:alias w:val="Registered Legal Name"/>
+                <w:tag w:val="field_1113"/>
+                <w:id w:val="1113"/>
+                <w:text/>
+              </w:sdtPr>
+              <w:sdtContent>
+                <w:r>
+                  <w:rPr>
+                    <w:rFonts w:ascii="Inter" w:hAnsi="Inter" w:eastAsia="Inter" w:cs="Inter"/>
+                    <w:color w:val="12171D"/>
+                    <w:sz w:val="18"/>
+                    <w:szCs w:val="18"/>
+                    <w:lang w:val="en-GB"/>
+                  </w:rPr>
+                  <w:t xml:space="preserve">Enter Registered Legal Name</w:t>
+                </w:r>
+              </w:sdtContent>
+            </w:sdt>
+          </w:p>
+        </w:tc>
+        <w:tc>
+          <w:tcPr>
+            <w:tcW w:w="2250" w:type="dxa"/>
+            <w:tcBorders>
+              <w:bottom w:val="single" w:sz="4" w:space="0" w:color="BCACA7"/>
+            </w:tcBorders>
+            <w:vAlign w:val="center"/>
+          </w:tcPr>
+          <w:p>
+            <w:pPr>
+              <w:keepNext/>
+              <w:spacing w:before="0" w:after="10" w:line="250" w:lineRule="auto"/>
               <w:jc w:val="left"/>
             </w:pPr>
             <w:r>
               <w:rPr>
                 <w:rFonts w:ascii="Inter" w:hAnsi="Inter" w:eastAsia="Inter" w:cs="Inter"/>
-                <w:i/>
-                <w:iCs/>
                 <w:color w:val="12171D"/>
                 <w:sz w:val="18"/>
                 <w:szCs w:val="18"/>
                 <w:lang w:val="en-GB"/>
               </w:rPr>
-              <w:t xml:space="preserve">[Registered Entity Name]</w:t>
-            </w:r>
-          </w:p>
-        </w:tc>
-        <w:tc>
-          <w:tcPr>
-            <w:tcW w:w="2250" w:type="dxa"/>
-            <w:tcBorders>
-              <w:bottom w:val="single" w:sz="4" w:space="0" w:color="BCACA7"/>
-            </w:tcBorders>
-            <w:vAlign w:val="center"/>
-          </w:tcPr>
-          <w:p>
-            <w:pPr>
-              <w:spacing w:before="0" w:after="10" w:line="250" w:lineRule="auto"/>
-              <w:jc w:val="left"/>
-            </w:pPr>
-            <w:r>
-              <w:rPr>
-                <w:rFonts w:ascii="Inter" w:hAnsi="Inter" w:eastAsia="Inter" w:cs="Inter"/>
-                <w:color w:val="12171D"/>
-                <w:sz w:val="18"/>
-                <w:szCs w:val="18"/>
-                <w:lang w:val="en-GB"/>
-              </w:rPr>
               <w:t xml:space="preserve">BUYER TAX IDENTIFIER</w:t>
             </w:r>
           </w:p>
           <w:p>
             <w:pPr>
+              <w:keepNext/>
               <w:bidi w:val="1"/>
               <w:spacing w:before="0" w:after="0" w:line="250" w:lineRule="auto"/>
               <w:jc w:val="start"/>
@@ -901,21 +1074,191 @@
           </w:tcPr>
           <w:p>
             <w:pPr>
-              <w:spacing w:before="0" w:after="0" w:line="250" w:lineRule="auto"/>
+              <w:keepNext/>
+              <w:spacing w:before="0" w:after="0" w:line="250" w:lineRule="auto"/>
+              <w:jc w:val="left"/>
+            </w:pPr>
+            <w:sdt>
+              <w:sdtPr>
+                <w:alias w:val="Tax Identifier"/>
+                <w:tag w:val="field_1114"/>
+                <w:id w:val="1114"/>
+                <w:text/>
+              </w:sdtPr>
+              <w:sdtContent>
+                <w:r>
+                  <w:rPr>
+                    <w:rFonts w:ascii="Inter" w:hAnsi="Inter" w:eastAsia="Inter" w:cs="Inter"/>
+                    <w:color w:val="12171D"/>
+                    <w:sz w:val="18"/>
+                    <w:szCs w:val="18"/>
+                    <w:lang w:val="en-GB"/>
+                  </w:rPr>
+                  <w:t xml:space="preserve">Enter Tax Identifier</w:t>
+                </w:r>
+              </w:sdtContent>
+            </w:sdt>
+          </w:p>
+        </w:tc>
+      </w:tr>
+      <w:tr>
+        <w:trPr>
+          <w:cantSplit/>
+        </w:trPr>
+        <w:tc>
+          <w:tcPr>
+            <w:tcW w:w="2250" w:type="dxa"/>
+            <w:tcBorders>
+              <w:bottom w:val="single" w:sz="4" w:space="0" w:color="BCACA7"/>
+            </w:tcBorders>
+            <w:vAlign w:val="center"/>
+          </w:tcPr>
+          <w:p>
+            <w:pPr>
+              <w:spacing w:before="0" w:after="10" w:line="250" w:lineRule="auto"/>
               <w:jc w:val="left"/>
             </w:pPr>
             <w:r>
               <w:rPr>
                 <w:rFonts w:ascii="Inter" w:hAnsi="Inter" w:eastAsia="Inter" w:cs="Inter"/>
-                <w:i/>
-                <w:iCs/>
                 <w:color w:val="12171D"/>
                 <w:sz w:val="18"/>
                 <w:szCs w:val="18"/>
                 <w:lang w:val="en-GB"/>
               </w:rPr>
-              <w:t xml:space="preserve">[Buyer Tax Identifier, if applicable]</w:t>
-            </w:r>
+              <w:t xml:space="preserve">BUSINESS / NATIONAL ADDRESS</w:t>
+            </w:r>
+          </w:p>
+          <w:p>
+            <w:pPr>
+              <w:bidi w:val="1"/>
+              <w:spacing w:before="0" w:after="0" w:line="250" w:lineRule="auto"/>
+              <w:jc w:val="start"/>
+            </w:pPr>
+            <w:r>
+              <w:rPr>
+                <w:rFonts w:ascii="Noto Sans Arabic" w:hAnsi="Noto Sans Arabic" w:eastAsia="Noto Sans Arabic" w:cs="Noto Sans Arabic"/>
+                <w:color w:val="12171D"/>
+                <w:sz w:val="20"/>
+                <w:szCs w:val="20"/>
+                <w:rtl w:val="1"/>
+                <w:lang w:val="ar-SA" w:bidi="ar-SA"/>
+              </w:rPr>
+              <w:t xml:space="preserve">عنوان المنشأة / العنوان الوطني</w:t>
+            </w:r>
+          </w:p>
+        </w:tc>
+        <w:tc>
+          <w:tcPr>
+            <w:tcW w:w="2286" w:type="dxa"/>
+            <w:tcBorders>
+              <w:bottom w:val="single" w:sz="4" w:space="0" w:color="BCACA7"/>
+            </w:tcBorders>
+            <w:vAlign w:val="center"/>
+          </w:tcPr>
+          <w:p>
+            <w:pPr>
+              <w:spacing w:before="0" w:after="0" w:line="250" w:lineRule="auto"/>
+              <w:jc w:val="left"/>
+            </w:pPr>
+            <w:sdt>
+              <w:sdtPr>
+                <w:alias w:val="Business / National Address"/>
+                <w:tag w:val="field_1115"/>
+                <w:id w:val="1115"/>
+                <w:text/>
+              </w:sdtPr>
+              <w:sdtContent>
+                <w:r>
+                  <w:rPr>
+                    <w:rFonts w:ascii="Inter" w:hAnsi="Inter" w:eastAsia="Inter" w:cs="Inter"/>
+                    <w:color w:val="12171D"/>
+                    <w:sz w:val="18"/>
+                    <w:szCs w:val="18"/>
+                    <w:lang w:val="en-GB"/>
+                  </w:rPr>
+                  <w:t xml:space="preserve">Enter Business / National Address</w:t>
+                </w:r>
+              </w:sdtContent>
+            </w:sdt>
+          </w:p>
+        </w:tc>
+        <w:tc>
+          <w:tcPr>
+            <w:tcW w:w="2250" w:type="dxa"/>
+            <w:tcBorders>
+              <w:bottom w:val="single" w:sz="4" w:space="0" w:color="BCACA7"/>
+            </w:tcBorders>
+            <w:vAlign w:val="center"/>
+          </w:tcPr>
+          <w:p>
+            <w:pPr>
+              <w:spacing w:before="0" w:after="10" w:line="250" w:lineRule="auto"/>
+              <w:jc w:val="left"/>
+            </w:pPr>
+            <w:r>
+              <w:rPr>
+                <w:rFonts w:ascii="Inter" w:hAnsi="Inter" w:eastAsia="Inter" w:cs="Inter"/>
+                <w:color w:val="12171D"/>
+                <w:sz w:val="18"/>
+                <w:szCs w:val="18"/>
+                <w:lang w:val="en-GB"/>
+              </w:rPr>
+              <w:t xml:space="preserve">COMMERCIAL REGISTRATION NO.</w:t>
+            </w:r>
+          </w:p>
+          <w:p>
+            <w:pPr>
+              <w:bidi w:val="1"/>
+              <w:spacing w:before="0" w:after="0" w:line="250" w:lineRule="auto"/>
+              <w:jc w:val="start"/>
+            </w:pPr>
+            <w:r>
+              <w:rPr>
+                <w:rFonts w:ascii="Noto Sans Arabic" w:hAnsi="Noto Sans Arabic" w:eastAsia="Noto Sans Arabic" w:cs="Noto Sans Arabic"/>
+                <w:color w:val="12171D"/>
+                <w:sz w:val="20"/>
+                <w:szCs w:val="20"/>
+                <w:rtl w:val="1"/>
+                <w:lang w:val="ar-SA" w:bidi="ar-SA"/>
+              </w:rPr>
+              <w:t xml:space="preserve">رقم السجل التجاري</w:t>
+            </w:r>
+          </w:p>
+        </w:tc>
+        <w:tc>
+          <w:tcPr>
+            <w:tcW w:w="2286" w:type="dxa"/>
+            <w:tcBorders>
+              <w:bottom w:val="single" w:sz="4" w:space="0" w:color="BCACA7"/>
+            </w:tcBorders>
+            <w:vAlign w:val="center"/>
+          </w:tcPr>
+          <w:p>
+            <w:pPr>
+              <w:spacing w:before="0" w:after="0" w:line="250" w:lineRule="auto"/>
+              <w:jc w:val="left"/>
+            </w:pPr>
+            <w:sdt>
+              <w:sdtPr>
+                <w:alias w:val="Commercial Registration No."/>
+                <w:tag w:val="field_1116"/>
+                <w:id w:val="1116"/>
+                <w:text/>
+              </w:sdtPr>
+              <w:sdtContent>
+                <w:r>
+                  <w:rPr>
+                    <w:rFonts w:ascii="Inter" w:hAnsi="Inter" w:eastAsia="Inter" w:cs="Inter"/>
+                    <w:color w:val="12171D"/>
+                    <w:sz w:val="18"/>
+                    <w:szCs w:val="18"/>
+                    <w:lang w:val="en-GB"/>
+                  </w:rPr>
+                  <w:t xml:space="preserve">Enter Commercial Registration No.</w:t>
+                </w:r>
+              </w:sdtContent>
+            </w:sdt>
           </w:p>
         </w:tc>
       </w:tr>
@@ -1088,18 +1431,26 @@
               <w:spacing w:before="0" w:after="0" w:line="250" w:lineRule="auto"/>
               <w:jc w:val="left"/>
             </w:pPr>
-            <w:r>
-              <w:rPr>
-                <w:rFonts w:ascii="Inter" w:hAnsi="Inter" w:eastAsia="Inter" w:cs="Inter"/>
-                <w:i/>
-                <w:iCs/>
-                <w:color w:val="12171D"/>
-                <w:sz w:val="18"/>
-                <w:szCs w:val="18"/>
-                <w:lang w:val="en-GB"/>
-              </w:rPr>
-              <w:t xml:space="preserve">[Supplier Registered Name]</w:t>
-            </w:r>
+            <w:sdt>
+              <w:sdtPr>
+                <w:alias w:val="Supplier Registered Name"/>
+                <w:tag w:val="field_1117"/>
+                <w:id w:val="1117"/>
+                <w:text/>
+              </w:sdtPr>
+              <w:sdtContent>
+                <w:r>
+                  <w:rPr>
+                    <w:rFonts w:ascii="Inter" w:hAnsi="Inter" w:eastAsia="Inter" w:cs="Inter"/>
+                    <w:color w:val="12171D"/>
+                    <w:sz w:val="18"/>
+                    <w:szCs w:val="18"/>
+                    <w:lang w:val="en-GB"/>
+                  </w:rPr>
+                  <w:t xml:space="preserve">Enter Supplier Registered Name</w:t>
+                </w:r>
+              </w:sdtContent>
+            </w:sdt>
           </w:p>
         </w:tc>
         <w:tc>
@@ -1161,18 +1512,26 @@
               <w:spacing w:before="0" w:after="0" w:line="250" w:lineRule="auto"/>
               <w:jc w:val="left"/>
             </w:pPr>
-            <w:r>
-              <w:rPr>
-                <w:rFonts w:ascii="Inter" w:hAnsi="Inter" w:eastAsia="Inter" w:cs="Inter"/>
-                <w:i/>
-                <w:iCs/>
-                <w:color w:val="12171D"/>
-                <w:sz w:val="18"/>
-                <w:szCs w:val="18"/>
-                <w:lang w:val="en-GB"/>
-              </w:rPr>
-              <w:t xml:space="preserve">[Supplier Contact]</w:t>
-            </w:r>
+            <w:sdt>
+              <w:sdtPr>
+                <w:alias w:val="Supplier Contact"/>
+                <w:tag w:val="field_1118"/>
+                <w:id w:val="1118"/>
+                <w:text/>
+              </w:sdtPr>
+              <w:sdtContent>
+                <w:r>
+                  <w:rPr>
+                    <w:rFonts w:ascii="Inter" w:hAnsi="Inter" w:eastAsia="Inter" w:cs="Inter"/>
+                    <w:color w:val="12171D"/>
+                    <w:sz w:val="18"/>
+                    <w:szCs w:val="18"/>
+                    <w:lang w:val="en-GB"/>
+                  </w:rPr>
+                  <w:t xml:space="preserve">Enter Supplier Contact</w:t>
+                </w:r>
+              </w:sdtContent>
+            </w:sdt>
           </w:p>
         </w:tc>
       </w:tr>
@@ -1239,18 +1598,26 @@
               <w:spacing w:before="0" w:after="0" w:line="250" w:lineRule="auto"/>
               <w:jc w:val="left"/>
             </w:pPr>
-            <w:r>
-              <w:rPr>
-                <w:rFonts w:ascii="Inter" w:hAnsi="Inter" w:eastAsia="Inter" w:cs="Inter"/>
-                <w:i/>
-                <w:iCs/>
-                <w:color w:val="12171D"/>
-                <w:sz w:val="18"/>
-                <w:szCs w:val="18"/>
-                <w:lang w:val="en-GB"/>
-              </w:rPr>
-              <w:t xml:space="preserve">[Supplier Email]</w:t>
-            </w:r>
+            <w:sdt>
+              <w:sdtPr>
+                <w:alias w:val="Supplier Email"/>
+                <w:tag w:val="field_1119"/>
+                <w:id w:val="1119"/>
+                <w:text/>
+              </w:sdtPr>
+              <w:sdtContent>
+                <w:r>
+                  <w:rPr>
+                    <w:rFonts w:ascii="Inter" w:hAnsi="Inter" w:eastAsia="Inter" w:cs="Inter"/>
+                    <w:color w:val="12171D"/>
+                    <w:sz w:val="18"/>
+                    <w:szCs w:val="18"/>
+                    <w:lang w:val="en-GB"/>
+                  </w:rPr>
+                  <w:t xml:space="preserve">Enter Supplier Email</w:t>
+                </w:r>
+              </w:sdtContent>
+            </w:sdt>
           </w:p>
         </w:tc>
         <w:tc>
@@ -1312,18 +1679,26 @@
               <w:spacing w:before="0" w:after="0" w:line="250" w:lineRule="auto"/>
               <w:jc w:val="left"/>
             </w:pPr>
-            <w:r>
-              <w:rPr>
-                <w:rFonts w:ascii="Inter" w:hAnsi="Inter" w:eastAsia="Inter" w:cs="Inter"/>
-                <w:i/>
-                <w:iCs/>
-                <w:color w:val="12171D"/>
-                <w:sz w:val="18"/>
-                <w:szCs w:val="18"/>
-                <w:lang w:val="en-GB"/>
-              </w:rPr>
-              <w:t xml:space="preserve">[Supplier Address]</w:t>
-            </w:r>
+            <w:sdt>
+              <w:sdtPr>
+                <w:alias w:val="Supplier Address"/>
+                <w:tag w:val="field_1120"/>
+                <w:id w:val="1120"/>
+                <w:text/>
+              </w:sdtPr>
+              <w:sdtContent>
+                <w:r>
+                  <w:rPr>
+                    <w:rFonts w:ascii="Inter" w:hAnsi="Inter" w:eastAsia="Inter" w:cs="Inter"/>
+                    <w:color w:val="12171D"/>
+                    <w:sz w:val="18"/>
+                    <w:szCs w:val="18"/>
+                    <w:lang w:val="en-GB"/>
+                  </w:rPr>
+                  <w:t xml:space="preserve">Enter Supplier Address</w:t>
+                </w:r>
+              </w:sdtContent>
+            </w:sdt>
           </w:p>
         </w:tc>
       </w:tr>
@@ -1387,18 +1762,26 @@
               <w:spacing w:before="0" w:after="0" w:line="250" w:lineRule="auto"/>
               <w:jc w:val="left"/>
             </w:pPr>
-            <w:r>
-              <w:rPr>
-                <w:rFonts w:ascii="Inter" w:hAnsi="Inter" w:eastAsia="Inter" w:cs="Inter"/>
-                <w:i/>
-                <w:iCs/>
-                <w:color w:val="12171D"/>
-                <w:sz w:val="18"/>
-                <w:szCs w:val="18"/>
-                <w:lang w:val="en-GB"/>
-              </w:rPr>
-              <w:t xml:space="preserve">[Supplier Phone]</w:t>
-            </w:r>
+            <w:sdt>
+              <w:sdtPr>
+                <w:alias w:val="Supplier Phone"/>
+                <w:tag w:val="field_1121"/>
+                <w:id w:val="1121"/>
+                <w:text/>
+              </w:sdtPr>
+              <w:sdtContent>
+                <w:r>
+                  <w:rPr>
+                    <w:rFonts w:ascii="Inter" w:hAnsi="Inter" w:eastAsia="Inter" w:cs="Inter"/>
+                    <w:color w:val="12171D"/>
+                    <w:sz w:val="18"/>
+                    <w:szCs w:val="18"/>
+                    <w:lang w:val="en-GB"/>
+                  </w:rPr>
+                  <w:t xml:space="preserve">Enter Supplier Phone</w:t>
+                </w:r>
+              </w:sdtContent>
+            </w:sdt>
           </w:p>
         </w:tc>
         <w:tc>
@@ -1457,710 +1840,26 @@
               <w:spacing w:before="0" w:after="0" w:line="250" w:lineRule="auto"/>
               <w:jc w:val="left"/>
             </w:pPr>
-            <w:r>
-              <w:rPr>
-                <w:rFonts w:ascii="Inter" w:hAnsi="Inter" w:eastAsia="Inter" w:cs="Inter"/>
-                <w:i/>
-                <w:iCs/>
-                <w:color w:val="12171D"/>
-                <w:sz w:val="18"/>
-                <w:szCs w:val="18"/>
-                <w:lang w:val="en-GB"/>
-              </w:rPr>
-              <w:t xml:space="preserve">[Supplier Tax Identifier, if applicable]</w:t>
-            </w:r>
-          </w:p>
-        </w:tc>
-      </w:tr>
-    </w:tbl>
-    <w:p>
-      <w:pPr>
-        <w:spacing w:before="0" w:after="0" w:line="20" w:lineRule="exact"/>
-        <w:rPr>
-          <w:sz w:val="2"/>
-          <w:szCs w:val="2"/>
-        </w:rPr>
-      </w:pPr>
-    </w:p>
-    <w:tbl>
-      <w:tblPr>
-        <w:tblW w:w="9072" w:type="dxa"/>
-        <w:tblBorders>
-          <w:top w:val="single" w:sz="4" w:space="0" w:color="BCACA7"/>
-          <w:left w:val="single" w:sz="4" w:space="0" w:color="BCACA7"/>
-          <w:bottom w:val="single" w:sz="4" w:space="0" w:color="BCACA7"/>
-          <w:right w:val="single" w:sz="4" w:space="0" w:color="BCACA7"/>
-          <w:insideH w:val="single" w:sz="4" w:space="0" w:color="BCACA7"/>
-          <w:insideV w:val="single" w:sz="4" w:space="0" w:color="BCACA7"/>
-        </w:tblBorders>
-        <w:tblLayout w:type="fixed"/>
-        <w:tblCellMar>
-          <w:top w:w="40" w:type="dxa"/>
-          <w:left w:w="85" w:type="dxa"/>
-          <w:bottom w:w="40" w:type="dxa"/>
-          <w:right w:w="85" w:type="dxa"/>
-        </w:tblCellMar>
-        <w:tblLook w:firstRow="1" w:lastRow="0" w:firstColumn="0" w:lastColumn="0" w:noHBand="0" w:noVBand="1"/>
-      </w:tblPr>
-      <w:tblGrid>
-        <w:gridCol w:w="2250"/>
-        <w:gridCol w:w="2286"/>
-        <w:gridCol w:w="2250"/>
-        <w:gridCol w:w="2286"/>
-      </w:tblGrid>
-      <w:tr>
-        <w:trPr>
-          <w:cantSplit/>
-        </w:trPr>
-        <w:tc>
-          <w:tcPr>
-            <w:tcW w:w="4536" w:type="dxa"/>
-            <w:gridSpan w:val="2"/>
-            <w:tcBorders>
-              <w:top w:val="nil"/>
-              <w:left w:val="nil"/>
-              <w:bottom w:val="single" w:sz="8" w:space="0" w:color="BCACA7"/>
-              <w:right w:val="nil"/>
-            </w:tcBorders>
-            <w:vAlign w:val="bottom"/>
-          </w:tcPr>
-          <w:p>
-            <w:pPr>
-              <w:pStyle w:val="Heading1"/>
-              <w:keepNext/>
-              <w:spacing w:before="160" w:after="40" w:line="250" w:lineRule="auto"/>
-              <w:ind w:start="-85"/>
-              <w:jc w:val="left"/>
-            </w:pPr>
-            <w:r>
-              <w:rPr>
-                <w:rFonts w:ascii="Jost" w:hAnsi="Jost" w:eastAsia="Jost" w:cs="Jost"/>
-                <w:color w:val="12171D"/>
-                <w:sz w:val="21"/>
-                <w:szCs w:val="21"/>
-                <w:lang w:val="en-GB"/>
-              </w:rPr>
-              <w:t xml:space="preserve">DELIVERY AND BILLING</w:t>
-            </w:r>
-          </w:p>
-        </w:tc>
-        <w:tc>
-          <w:tcPr>
-            <w:tcW w:w="4536" w:type="dxa"/>
-            <w:gridSpan w:val="2"/>
-            <w:tcBorders>
-              <w:top w:val="nil"/>
-              <w:left w:val="nil"/>
-              <w:bottom w:val="single" w:sz="8" w:space="0" w:color="BCACA7"/>
-              <w:right w:val="nil"/>
-            </w:tcBorders>
-            <w:vAlign w:val="bottom"/>
-          </w:tcPr>
-          <w:p>
-            <w:pPr>
-              <w:keepNext/>
-              <w:bidi w:val="1"/>
-              <w:spacing w:before="160" w:after="40" w:line="250" w:lineRule="auto"/>
-              <w:ind w:start="-85"/>
-              <w:jc w:val="start"/>
-            </w:pPr>
-            <w:r>
-              <w:rPr>
-                <w:rFonts w:ascii="Noto Sans Arabic" w:hAnsi="Noto Sans Arabic" w:eastAsia="Noto Sans Arabic" w:cs="Noto Sans Arabic"/>
-                <w:color w:val="12171D"/>
-                <w:sz w:val="22"/>
-                <w:szCs w:val="22"/>
-                <w:rtl w:val="1"/>
-                <w:lang w:val="ar-SA" w:bidi="ar-SA"/>
-              </w:rPr>
-              <w:t xml:space="preserve">التسليم والفوترة</w:t>
-            </w:r>
-          </w:p>
-        </w:tc>
-      </w:tr>
-      <w:tr>
-        <w:trPr>
-          <w:cantSplit/>
-        </w:trPr>
-        <w:tc>
-          <w:tcPr>
-            <w:tcW w:w="2250" w:type="dxa"/>
-            <w:tcBorders>
-              <w:bottom w:val="single" w:sz="4" w:space="0" w:color="BCACA7"/>
-            </w:tcBorders>
-            <w:vAlign w:val="center"/>
-          </w:tcPr>
-          <w:p>
-            <w:pPr>
-              <w:keepNext/>
-              <w:spacing w:before="0" w:after="10" w:line="250" w:lineRule="auto"/>
-              <w:jc w:val="left"/>
-            </w:pPr>
-            <w:r>
-              <w:rPr>
-                <w:rFonts w:ascii="Inter" w:hAnsi="Inter" w:eastAsia="Inter" w:cs="Inter"/>
-                <w:color w:val="12171D"/>
-                <w:sz w:val="18"/>
-                <w:szCs w:val="18"/>
-                <w:lang w:val="en-GB"/>
-              </w:rPr>
-              <w:t xml:space="preserve">DELIVER TO</w:t>
-            </w:r>
-          </w:p>
-          <w:p>
-            <w:pPr>
-              <w:keepNext/>
-              <w:bidi w:val="1"/>
-              <w:spacing w:before="0" w:after="0" w:line="250" w:lineRule="auto"/>
-              <w:jc w:val="start"/>
-            </w:pPr>
-            <w:r>
-              <w:rPr>
-                <w:rFonts w:ascii="Noto Sans Arabic" w:hAnsi="Noto Sans Arabic" w:eastAsia="Noto Sans Arabic" w:cs="Noto Sans Arabic"/>
-                <w:color w:val="12171D"/>
-                <w:sz w:val="20"/>
-                <w:szCs w:val="20"/>
-                <w:rtl w:val="1"/>
-                <w:lang w:val="ar-SA" w:bidi="ar-SA"/>
-              </w:rPr>
-              <w:t xml:space="preserve">جهة التسليم</w:t>
-            </w:r>
-          </w:p>
-        </w:tc>
-        <w:tc>
-          <w:tcPr>
-            <w:tcW w:w="2286" w:type="dxa"/>
-            <w:tcBorders>
-              <w:bottom w:val="single" w:sz="4" w:space="0" w:color="BCACA7"/>
-            </w:tcBorders>
-            <w:vAlign w:val="center"/>
-          </w:tcPr>
-          <w:p>
-            <w:pPr>
-              <w:keepNext/>
-              <w:spacing w:before="0" w:after="0" w:line="250" w:lineRule="auto"/>
-              <w:jc w:val="left"/>
-            </w:pPr>
-            <w:r>
-              <w:rPr>
-                <w:rFonts w:ascii="Inter" w:hAnsi="Inter" w:eastAsia="Inter" w:cs="Inter"/>
-                <w:i/>
-                <w:iCs/>
-                <w:color w:val="12171D"/>
-                <w:sz w:val="18"/>
-                <w:szCs w:val="18"/>
-                <w:lang w:val="en-GB"/>
-              </w:rPr>
-              <w:t xml:space="preserve">[Recipient / Department]</w:t>
-            </w:r>
-          </w:p>
-        </w:tc>
-        <w:tc>
-          <w:tcPr>
-            <w:tcW w:w="2250" w:type="dxa"/>
-            <w:tcBorders>
-              <w:bottom w:val="single" w:sz="4" w:space="0" w:color="BCACA7"/>
-            </w:tcBorders>
-            <w:vAlign w:val="center"/>
-          </w:tcPr>
-          <w:p>
-            <w:pPr>
-              <w:keepNext/>
-              <w:spacing w:before="0" w:after="10" w:line="250" w:lineRule="auto"/>
-              <w:jc w:val="left"/>
-            </w:pPr>
-            <w:r>
-              <w:rPr>
-                <w:rFonts w:ascii="Inter" w:hAnsi="Inter" w:eastAsia="Inter" w:cs="Inter"/>
-                <w:color w:val="12171D"/>
-                <w:sz w:val="18"/>
-                <w:szCs w:val="18"/>
-                <w:lang w:val="en-GB"/>
-              </w:rPr>
-              <w:t xml:space="preserve">DELIVERY ADDRESS</w:t>
-            </w:r>
-          </w:p>
-          <w:p>
-            <w:pPr>
-              <w:keepNext/>
-              <w:bidi w:val="1"/>
-              <w:spacing w:before="0" w:after="0" w:line="250" w:lineRule="auto"/>
-              <w:jc w:val="start"/>
-            </w:pPr>
-            <w:r>
-              <w:rPr>
-                <w:rFonts w:ascii="Noto Sans Arabic" w:hAnsi="Noto Sans Arabic" w:eastAsia="Noto Sans Arabic" w:cs="Noto Sans Arabic"/>
-                <w:color w:val="12171D"/>
-                <w:sz w:val="20"/>
-                <w:szCs w:val="20"/>
-                <w:rtl w:val="1"/>
-                <w:lang w:val="ar-SA" w:bidi="ar-SA"/>
-              </w:rPr>
-              <w:t xml:space="preserve">عنوان التسليم</w:t>
-            </w:r>
-          </w:p>
-        </w:tc>
-        <w:tc>
-          <w:tcPr>
-            <w:tcW w:w="2286" w:type="dxa"/>
-            <w:tcBorders>
-              <w:bottom w:val="single" w:sz="4" w:space="0" w:color="BCACA7"/>
-            </w:tcBorders>
-            <w:vAlign w:val="center"/>
-          </w:tcPr>
-          <w:p>
-            <w:pPr>
-              <w:keepNext/>
-              <w:spacing w:before="0" w:after="0" w:line="250" w:lineRule="auto"/>
-              <w:jc w:val="left"/>
-            </w:pPr>
-            <w:r>
-              <w:rPr>
-                <w:rFonts w:ascii="Inter" w:hAnsi="Inter" w:eastAsia="Inter" w:cs="Inter"/>
-                <w:i/>
-                <w:iCs/>
-                <w:color w:val="12171D"/>
-                <w:sz w:val="18"/>
-                <w:szCs w:val="18"/>
-                <w:lang w:val="en-GB"/>
-              </w:rPr>
-              <w:t xml:space="preserve">[Delivery Address]</w:t>
-            </w:r>
-          </w:p>
-        </w:tc>
-      </w:tr>
-      <w:tr>
-        <w:trPr>
-          <w:cantSplit/>
-        </w:trPr>
-        <w:tc>
-          <w:tcPr>
-            <w:tcW w:w="2250" w:type="dxa"/>
-            <w:tcBorders>
-              <w:bottom w:val="single" w:sz="4" w:space="0" w:color="BCACA7"/>
-            </w:tcBorders>
-            <w:vAlign w:val="center"/>
-          </w:tcPr>
-          <w:p>
-            <w:pPr>
-              <w:spacing w:before="0" w:after="10" w:line="250" w:lineRule="auto"/>
-              <w:jc w:val="left"/>
-            </w:pPr>
-            <w:r>
-              <w:rPr>
-                <w:rFonts w:ascii="Inter" w:hAnsi="Inter" w:eastAsia="Inter" w:cs="Inter"/>
-                <w:color w:val="12171D"/>
-                <w:sz w:val="18"/>
-                <w:szCs w:val="18"/>
-                <w:lang w:val="en-GB"/>
-              </w:rPr>
-              <w:t xml:space="preserve">REQUESTED DELIVERY DATE</w:t>
-            </w:r>
-          </w:p>
-          <w:p>
-            <w:pPr>
-              <w:bidi w:val="1"/>
-              <w:spacing w:before="0" w:after="0" w:line="250" w:lineRule="auto"/>
-              <w:jc w:val="start"/>
-            </w:pPr>
-            <w:r>
-              <w:rPr>
-                <w:rFonts w:ascii="Noto Sans Arabic" w:hAnsi="Noto Sans Arabic" w:eastAsia="Noto Sans Arabic" w:cs="Noto Sans Arabic"/>
-                <w:color w:val="12171D"/>
-                <w:sz w:val="20"/>
-                <w:szCs w:val="20"/>
-                <w:rtl w:val="1"/>
-                <w:lang w:val="ar-SA" w:bidi="ar-SA"/>
-              </w:rPr>
-              <w:t xml:space="preserve">تاريخ التسليم المطلوب</w:t>
-            </w:r>
-          </w:p>
-        </w:tc>
-        <w:tc>
-          <w:tcPr>
-            <w:tcW w:w="2286" w:type="dxa"/>
-            <w:tcBorders>
-              <w:bottom w:val="single" w:sz="4" w:space="0" w:color="BCACA7"/>
-            </w:tcBorders>
-            <w:vAlign w:val="center"/>
-          </w:tcPr>
-          <w:p>
-            <w:pPr>
-              <w:spacing w:before="0" w:after="0" w:line="250" w:lineRule="auto"/>
-              <w:jc w:val="left"/>
-            </w:pPr>
-            <w:r>
-              <w:rPr>
-                <w:rFonts w:ascii="Inter" w:hAnsi="Inter" w:eastAsia="Inter" w:cs="Inter"/>
-                <w:i/>
-                <w:iCs/>
-                <w:color w:val="12171D"/>
-                <w:sz w:val="18"/>
-                <w:szCs w:val="18"/>
-                <w:lang w:val="en-GB"/>
-              </w:rPr>
-              <w:t xml:space="preserve">[Requested Delivery Date]</w:t>
-            </w:r>
-          </w:p>
-        </w:tc>
-        <w:tc>
-          <w:tcPr>
-            <w:tcW w:w="2250" w:type="dxa"/>
-            <w:tcBorders>
-              <w:bottom w:val="single" w:sz="4" w:space="0" w:color="BCACA7"/>
-            </w:tcBorders>
-            <w:vAlign w:val="center"/>
-          </w:tcPr>
-          <w:p>
-            <w:pPr>
-              <w:spacing w:before="0" w:after="10" w:line="250" w:lineRule="auto"/>
-              <w:jc w:val="left"/>
-            </w:pPr>
-            <w:r>
-              <w:rPr>
-                <w:rFonts w:ascii="Inter" w:hAnsi="Inter" w:eastAsia="Inter" w:cs="Inter"/>
-                <w:color w:val="12171D"/>
-                <w:sz w:val="18"/>
-                <w:szCs w:val="18"/>
-                <w:lang w:val="en-GB"/>
-              </w:rPr>
-              <w:t xml:space="preserve">BILLING ADDRESS</w:t>
-            </w:r>
-          </w:p>
-          <w:p>
-            <w:pPr>
-              <w:bidi w:val="1"/>
-              <w:spacing w:before="0" w:after="0" w:line="250" w:lineRule="auto"/>
-              <w:jc w:val="start"/>
-            </w:pPr>
-            <w:r>
-              <w:rPr>
-                <w:rFonts w:ascii="Noto Sans Arabic" w:hAnsi="Noto Sans Arabic" w:eastAsia="Noto Sans Arabic" w:cs="Noto Sans Arabic"/>
-                <w:color w:val="12171D"/>
-                <w:sz w:val="20"/>
-                <w:szCs w:val="20"/>
-                <w:rtl w:val="1"/>
-                <w:lang w:val="ar-SA" w:bidi="ar-SA"/>
-              </w:rPr>
-              <w:t xml:space="preserve">عنوان الفوترة</w:t>
-            </w:r>
-          </w:p>
-        </w:tc>
-        <w:tc>
-          <w:tcPr>
-            <w:tcW w:w="2286" w:type="dxa"/>
-            <w:tcBorders>
-              <w:bottom w:val="single" w:sz="4" w:space="0" w:color="BCACA7"/>
-            </w:tcBorders>
-            <w:vAlign w:val="center"/>
-          </w:tcPr>
-          <w:p>
-            <w:pPr>
-              <w:spacing w:before="0" w:after="0" w:line="250" w:lineRule="auto"/>
-              <w:jc w:val="left"/>
-            </w:pPr>
-            <w:r>
-              <w:rPr>
-                <w:rFonts w:ascii="Inter" w:hAnsi="Inter" w:eastAsia="Inter" w:cs="Inter"/>
-                <w:i/>
-                <w:iCs/>
-                <w:color w:val="12171D"/>
-                <w:sz w:val="18"/>
-                <w:szCs w:val="18"/>
-                <w:lang w:val="en-GB"/>
-              </w:rPr>
-              <w:t xml:space="preserve">[Billing Address]</w:t>
-            </w:r>
-          </w:p>
-        </w:tc>
-      </w:tr>
-      <w:tr>
-        <w:trPr>
-          <w:cantSplit/>
-        </w:trPr>
-        <w:tc>
-          <w:tcPr>
-            <w:tcW w:w="2250" w:type="dxa"/>
-            <w:tcBorders>
-              <w:bottom w:val="single" w:sz="4" w:space="0" w:color="BCACA7"/>
-            </w:tcBorders>
-            <w:vAlign w:val="center"/>
-          </w:tcPr>
-          <w:p>
-            <w:pPr>
-              <w:spacing w:before="0" w:after="10" w:line="250" w:lineRule="auto"/>
-              <w:jc w:val="left"/>
-            </w:pPr>
-            <w:r>
-              <w:rPr>
-                <w:rFonts w:ascii="Inter" w:hAnsi="Inter" w:eastAsia="Inter" w:cs="Inter"/>
-                <w:color w:val="12171D"/>
-                <w:sz w:val="18"/>
-                <w:szCs w:val="18"/>
-                <w:lang w:val="en-GB"/>
-              </w:rPr>
-              <w:t xml:space="preserve">PAYMENT TERMS</w:t>
-            </w:r>
-          </w:p>
-          <w:p>
-            <w:pPr>
-              <w:bidi w:val="1"/>
-              <w:spacing w:before="0" w:after="0" w:line="250" w:lineRule="auto"/>
-              <w:jc w:val="start"/>
-            </w:pPr>
-            <w:r>
-              <w:rPr>
-                <w:rFonts w:ascii="Noto Sans Arabic" w:hAnsi="Noto Sans Arabic" w:eastAsia="Noto Sans Arabic" w:cs="Noto Sans Arabic"/>
-                <w:color w:val="12171D"/>
-                <w:sz w:val="20"/>
-                <w:szCs w:val="20"/>
-                <w:rtl w:val="1"/>
-                <w:lang w:val="ar-SA" w:bidi="ar-SA"/>
-              </w:rPr>
-              <w:t xml:space="preserve">شروط الدفع</w:t>
-            </w:r>
-          </w:p>
-        </w:tc>
-        <w:tc>
-          <w:tcPr>
-            <w:tcW w:w="2286" w:type="dxa"/>
-            <w:tcBorders>
-              <w:bottom w:val="single" w:sz="4" w:space="0" w:color="BCACA7"/>
-            </w:tcBorders>
-            <w:vAlign w:val="center"/>
-          </w:tcPr>
-          <w:p>
-            <w:pPr>
-              <w:spacing w:before="0" w:after="0" w:line="250" w:lineRule="auto"/>
-              <w:jc w:val="left"/>
-            </w:pPr>
-            <w:r>
-              <w:rPr>
-                <w:rFonts w:ascii="Inter" w:hAnsi="Inter" w:eastAsia="Inter" w:cs="Inter"/>
-                <w:i/>
-                <w:iCs/>
-                <w:color w:val="12171D"/>
-                <w:sz w:val="18"/>
-                <w:szCs w:val="18"/>
-                <w:lang w:val="en-GB"/>
-              </w:rPr>
-              <w:t xml:space="preserve">[Agreed Payment Terms]</w:t>
-            </w:r>
-          </w:p>
-        </w:tc>
-        <w:tc>
-          <w:tcPr>
-            <w:tcW w:w="2250" w:type="dxa"/>
-            <w:tcBorders>
-              <w:bottom w:val="single" w:sz="4" w:space="0" w:color="BCACA7"/>
-            </w:tcBorders>
-            <w:vAlign w:val="center"/>
-          </w:tcPr>
-          <w:p>
-            <w:pPr>
-              <w:spacing w:before="0" w:after="10" w:line="250" w:lineRule="auto"/>
-              <w:jc w:val="left"/>
-            </w:pPr>
-            <w:r>
-              <w:rPr>
-                <w:rFonts w:ascii="Inter" w:hAnsi="Inter" w:eastAsia="Inter" w:cs="Inter"/>
-                <w:color w:val="12171D"/>
-                <w:sz w:val="18"/>
-                <w:szCs w:val="18"/>
-                <w:lang w:val="en-GB"/>
-              </w:rPr>
-              <w:t xml:space="preserve">BUYER CONTACT</w:t>
-            </w:r>
-          </w:p>
-          <w:p>
-            <w:pPr>
-              <w:bidi w:val="1"/>
-              <w:spacing w:before="0" w:after="0" w:line="250" w:lineRule="auto"/>
-              <w:jc w:val="start"/>
-            </w:pPr>
-            <w:r>
-              <w:rPr>
-                <w:rFonts w:ascii="Noto Sans Arabic" w:hAnsi="Noto Sans Arabic" w:eastAsia="Noto Sans Arabic" w:cs="Noto Sans Arabic"/>
-                <w:color w:val="12171D"/>
-                <w:sz w:val="20"/>
-                <w:szCs w:val="20"/>
-                <w:rtl w:val="1"/>
-                <w:lang w:val="ar-SA" w:bidi="ar-SA"/>
-              </w:rPr>
-              <w:t xml:space="preserve">جهة التواصل لدى المشتري</w:t>
-            </w:r>
-          </w:p>
-        </w:tc>
-        <w:tc>
-          <w:tcPr>
-            <w:tcW w:w="2286" w:type="dxa"/>
-            <w:tcBorders>
-              <w:bottom w:val="single" w:sz="4" w:space="0" w:color="BCACA7"/>
-            </w:tcBorders>
-            <w:vAlign w:val="center"/>
-          </w:tcPr>
-          <w:p>
-            <w:pPr>
-              <w:spacing w:before="0" w:after="0" w:line="250" w:lineRule="auto"/>
-              <w:jc w:val="left"/>
-            </w:pPr>
-            <w:r>
-              <w:rPr>
-                <w:rFonts w:ascii="Inter" w:hAnsi="Inter" w:eastAsia="Inter" w:cs="Inter"/>
-                <w:i/>
-                <w:iCs/>
-                <w:color w:val="12171D"/>
-                <w:sz w:val="18"/>
-                <w:szCs w:val="18"/>
-                <w:lang w:val="en-GB"/>
-              </w:rPr>
-              <w:t xml:space="preserve">[Buyer Contact]</w:t>
-            </w:r>
-          </w:p>
-        </w:tc>
-      </w:tr>
-      <w:tr>
-        <w:trPr>
-          <w:cantSplit/>
-        </w:trPr>
-        <w:tc>
-          <w:tcPr>
-            <w:tcW w:w="2250" w:type="dxa"/>
-            <w:tcBorders>
-              <w:bottom w:val="single" w:sz="4" w:space="0" w:color="BCACA7"/>
-            </w:tcBorders>
-            <w:vAlign w:val="center"/>
-          </w:tcPr>
-          <w:p>
-            <w:pPr>
-              <w:spacing w:before="0" w:after="10" w:line="250" w:lineRule="auto"/>
-              <w:jc w:val="left"/>
-            </w:pPr>
-            <w:r>
-              <w:rPr>
-                <w:rFonts w:ascii="Inter" w:hAnsi="Inter" w:eastAsia="Inter" w:cs="Inter"/>
-                <w:color w:val="12171D"/>
-                <w:sz w:val="18"/>
-                <w:szCs w:val="18"/>
-                <w:lang w:val="en-GB"/>
-              </w:rPr>
-              <w:t xml:space="preserve">SHIPPING / DELIVERY TERMS</w:t>
-            </w:r>
-          </w:p>
-          <w:p>
-            <w:pPr>
-              <w:bidi w:val="1"/>
-              <w:spacing w:before="0" w:after="0" w:line="250" w:lineRule="auto"/>
-              <w:jc w:val="start"/>
-            </w:pPr>
-            <w:r>
-              <w:rPr>
-                <w:rFonts w:ascii="Noto Sans Arabic" w:hAnsi="Noto Sans Arabic" w:eastAsia="Noto Sans Arabic" w:cs="Noto Sans Arabic"/>
-                <w:color w:val="12171D"/>
-                <w:sz w:val="20"/>
-                <w:szCs w:val="20"/>
-                <w:rtl w:val="1"/>
-                <w:lang w:val="ar-SA" w:bidi="ar-SA"/>
-              </w:rPr>
-              <w:t xml:space="preserve">شروط الشحن والتسليم</w:t>
-            </w:r>
-          </w:p>
-        </w:tc>
-        <w:tc>
-          <w:tcPr>
-            <w:tcW w:w="2286" w:type="dxa"/>
-            <w:tcBorders>
-              <w:bottom w:val="single" w:sz="4" w:space="0" w:color="BCACA7"/>
-            </w:tcBorders>
-            <w:vAlign w:val="center"/>
-          </w:tcPr>
-          <w:p>
-            <w:pPr>
-              <w:spacing w:before="0" w:after="0" w:line="250" w:lineRule="auto"/>
-              <w:jc w:val="left"/>
-            </w:pPr>
-            <w:r>
-              <w:rPr>
-                <w:rFonts w:ascii="Inter" w:hAnsi="Inter" w:eastAsia="Inter" w:cs="Inter"/>
-                <w:i/>
-                <w:iCs/>
-                <w:color w:val="12171D"/>
-                <w:sz w:val="18"/>
-                <w:szCs w:val="18"/>
-                <w:lang w:val="en-GB"/>
-              </w:rPr>
-              <w:t xml:space="preserve">[Agreed Shipping / Delivery Terms]</w:t>
-            </w:r>
-          </w:p>
-        </w:tc>
-        <w:tc>
-          <w:tcPr>
-            <w:tcW w:w="2250" w:type="dxa"/>
-            <w:tcBorders>
-              <w:bottom w:val="single" w:sz="4" w:space="0" w:color="BCACA7"/>
-            </w:tcBorders>
-            <w:vAlign w:val="center"/>
-          </w:tcPr>
-          <w:p>
-            <w:pPr>
-              <w:spacing w:before="0" w:after="10" w:line="250" w:lineRule="auto"/>
-              <w:jc w:val="left"/>
-            </w:pPr>
-            <w:r>
-              <w:rPr>
-                <w:rFonts w:ascii="Inter" w:hAnsi="Inter" w:eastAsia="Inter" w:cs="Inter"/>
-                <w:color w:val="12171D"/>
-                <w:sz w:val="18"/>
-                <w:szCs w:val="18"/>
-                <w:lang w:val="en-GB"/>
-              </w:rPr>
-              <w:t xml:space="preserve">SPECIAL INSTRUCTIONS</w:t>
-            </w:r>
-          </w:p>
-          <w:p>
-            <w:pPr>
-              <w:bidi w:val="1"/>
-              <w:spacing w:before="0" w:after="0" w:line="250" w:lineRule="auto"/>
-              <w:jc w:val="start"/>
-            </w:pPr>
-            <w:r>
-              <w:rPr>
-                <w:rFonts w:ascii="Noto Sans Arabic" w:hAnsi="Noto Sans Arabic" w:eastAsia="Noto Sans Arabic" w:cs="Noto Sans Arabic"/>
-                <w:color w:val="12171D"/>
-                <w:sz w:val="20"/>
-                <w:szCs w:val="20"/>
-                <w:rtl w:val="1"/>
-                <w:lang w:val="ar-SA" w:bidi="ar-SA"/>
-              </w:rPr>
-              <w:t xml:space="preserve">تعليمات خاصة</w:t>
-            </w:r>
-          </w:p>
-        </w:tc>
-        <w:tc>
-          <w:tcPr>
-            <w:tcW w:w="2286" w:type="dxa"/>
-            <w:tcBorders>
-              <w:bottom w:val="single" w:sz="4" w:space="0" w:color="BCACA7"/>
-            </w:tcBorders>
-            <w:vAlign w:val="center"/>
-          </w:tcPr>
-          <w:p>
-            <w:pPr>
-              <w:spacing w:before="0" w:after="0" w:line="250" w:lineRule="auto"/>
-              <w:jc w:val="left"/>
-            </w:pPr>
-            <w:r>
-              <w:rPr>
-                <w:rFonts w:ascii="Inter" w:hAnsi="Inter" w:eastAsia="Inter" w:cs="Inter"/>
-                <w:i/>
-                <w:iCs/>
-                <w:color w:val="12171D"/>
-                <w:sz w:val="18"/>
-                <w:szCs w:val="18"/>
-                <w:lang w:val="en-GB"/>
-              </w:rPr>
-              <w:t xml:space="preserve">[Special Instructions, if any]</w:t>
-            </w:r>
+            <w:sdt>
+              <w:sdtPr>
+                <w:alias w:val="Supplier Tax Identifier, if applicable"/>
+                <w:tag w:val="field_1122"/>
+                <w:id w:val="1122"/>
+                <w:text/>
+              </w:sdtPr>
+              <w:sdtContent>
+                <w:r>
+                  <w:rPr>
+                    <w:rFonts w:ascii="Inter" w:hAnsi="Inter" w:eastAsia="Inter" w:cs="Inter"/>
+                    <w:color w:val="12171D"/>
+                    <w:sz w:val="18"/>
+                    <w:szCs w:val="18"/>
+                    <w:lang w:val="en-GB"/>
+                  </w:rPr>
+                  <w:t xml:space="preserve">Enter Supplier Tax Identifier, if applicable</w:t>
+                </w:r>
+              </w:sdtContent>
+            </w:sdt>
           </w:p>
         </w:tc>
       </w:tr>
@@ -2470,7 +2169,7 @@
                 <w:szCs w:val="18"/>
                 <w:lang w:val="en-GB"/>
               </w:rPr>
-              <w:t xml:space="preserve">Unit Price</w:t>
+              <w:t xml:space="preserve">Unit Price (SAR)</w:t>
             </w:r>
           </w:p>
           <w:p>
@@ -2513,7 +2212,7 @@
                 <w:szCs w:val="18"/>
                 <w:lang w:val="en-GB"/>
               </w:rPr>
-              <w:t xml:space="preserve">Line Total</w:t>
+              <w:t xml:space="preserve">Line Total (SAR)</w:t>
             </w:r>
           </w:p>
           <w:p>
@@ -2558,8 +2257,6 @@
             <w:r>
               <w:rPr>
                 <w:rFonts w:ascii="Inter" w:hAnsi="Inter" w:eastAsia="Inter" w:cs="Inter"/>
-                <w:i/>
-                <w:iCs/>
                 <w:color w:val="12171D"/>
                 <w:sz w:val="18"/>
                 <w:szCs w:val="18"/>
@@ -2583,18 +2280,26 @@
               <w:spacing w:before="0" w:after="0" w:line="250" w:lineRule="auto"/>
               <w:jc w:val="left"/>
             </w:pPr>
-            <w:r>
-              <w:rPr>
-                <w:rFonts w:ascii="Inter" w:hAnsi="Inter" w:eastAsia="Inter" w:cs="Inter"/>
-                <w:i/>
-                <w:iCs/>
-                <w:color w:val="12171D"/>
-                <w:sz w:val="18"/>
-                <w:szCs w:val="18"/>
-                <w:lang w:val="en-GB"/>
-              </w:rPr>
-              <w:t xml:space="preserve">[Description]</w:t>
-            </w:r>
+            <w:sdt>
+              <w:sdtPr>
+                <w:alias w:val="Description"/>
+                <w:tag w:val="field_1123"/>
+                <w:id w:val="1123"/>
+                <w:text/>
+              </w:sdtPr>
+              <w:sdtContent>
+                <w:r>
+                  <w:rPr>
+                    <w:rFonts w:ascii="Inter" w:hAnsi="Inter" w:eastAsia="Inter" w:cs="Inter"/>
+                    <w:color w:val="12171D"/>
+                    <w:sz w:val="18"/>
+                    <w:szCs w:val="18"/>
+                    <w:lang w:val="en-GB"/>
+                  </w:rPr>
+                  <w:t xml:space="preserve">Enter Description</w:t>
+                </w:r>
+              </w:sdtContent>
+            </w:sdt>
           </w:p>
         </w:tc>
         <w:tc>
@@ -2611,18 +2316,26 @@
               <w:spacing w:before="0" w:after="0" w:line="250" w:lineRule="auto"/>
               <w:jc w:val="center"/>
             </w:pPr>
-            <w:r>
-              <w:rPr>
-                <w:rFonts w:ascii="Inter" w:hAnsi="Inter" w:eastAsia="Inter" w:cs="Inter"/>
-                <w:i/>
-                <w:iCs/>
-                <w:color w:val="12171D"/>
-                <w:sz w:val="18"/>
-                <w:szCs w:val="18"/>
-                <w:lang w:val="en-GB"/>
-              </w:rPr>
-              <w:t xml:space="preserve">[Qty]</w:t>
-            </w:r>
+            <w:sdt>
+              <w:sdtPr>
+                <w:alias w:val="Qty"/>
+                <w:tag w:val="field_1124"/>
+                <w:id w:val="1124"/>
+                <w:text/>
+              </w:sdtPr>
+              <w:sdtContent>
+                <w:r>
+                  <w:rPr>
+                    <w:rFonts w:ascii="Inter" w:hAnsi="Inter" w:eastAsia="Inter" w:cs="Inter"/>
+                    <w:color w:val="12171D"/>
+                    <w:sz w:val="18"/>
+                    <w:szCs w:val="18"/>
+                    <w:lang w:val="en-GB"/>
+                  </w:rPr>
+                  <w:t xml:space="preserve">Enter Qty</w:t>
+                </w:r>
+              </w:sdtContent>
+            </w:sdt>
           </w:p>
         </w:tc>
         <w:tc>
@@ -2639,18 +2352,26 @@
               <w:spacing w:before="0" w:after="0" w:line="250" w:lineRule="auto"/>
               <w:jc w:val="center"/>
             </w:pPr>
-            <w:r>
-              <w:rPr>
-                <w:rFonts w:ascii="Inter" w:hAnsi="Inter" w:eastAsia="Inter" w:cs="Inter"/>
-                <w:i/>
-                <w:iCs/>
-                <w:color w:val="12171D"/>
-                <w:sz w:val="18"/>
-                <w:szCs w:val="18"/>
-                <w:lang w:val="en-GB"/>
-              </w:rPr>
-              <w:t xml:space="preserve">[Unit]</w:t>
-            </w:r>
+            <w:sdt>
+              <w:sdtPr>
+                <w:alias w:val="Unit"/>
+                <w:tag w:val="field_1125"/>
+                <w:id w:val="1125"/>
+                <w:text/>
+              </w:sdtPr>
+              <w:sdtContent>
+                <w:r>
+                  <w:rPr>
+                    <w:rFonts w:ascii="Inter" w:hAnsi="Inter" w:eastAsia="Inter" w:cs="Inter"/>
+                    <w:color w:val="12171D"/>
+                    <w:sz w:val="18"/>
+                    <w:szCs w:val="18"/>
+                    <w:lang w:val="en-GB"/>
+                  </w:rPr>
+                  <w:t xml:space="preserve">Enter Unit</w:t>
+                </w:r>
+              </w:sdtContent>
+            </w:sdt>
           </w:p>
         </w:tc>
         <w:tc>
@@ -2667,18 +2388,26 @@
               <w:spacing w:before="0" w:after="0" w:line="250" w:lineRule="auto"/>
               <w:jc w:val="right"/>
             </w:pPr>
-            <w:r>
-              <w:rPr>
-                <w:rFonts w:ascii="Inter" w:hAnsi="Inter" w:eastAsia="Inter" w:cs="Inter"/>
-                <w:i/>
-                <w:iCs/>
-                <w:color w:val="12171D"/>
-                <w:sz w:val="18"/>
-                <w:szCs w:val="18"/>
-                <w:lang w:val="en-GB"/>
-              </w:rPr>
-              <w:t xml:space="preserve">[Currency] [Unit Price]</w:t>
-            </w:r>
+            <w:sdt>
+              <w:sdtPr>
+                <w:alias w:val="Unit Price"/>
+                <w:tag w:val="field_1126"/>
+                <w:id w:val="1126"/>
+                <w:text/>
+              </w:sdtPr>
+              <w:sdtContent>
+                <w:r>
+                  <w:rPr>
+                    <w:rFonts w:ascii="Inter" w:hAnsi="Inter" w:eastAsia="Inter" w:cs="Inter"/>
+                    <w:color w:val="12171D"/>
+                    <w:sz w:val="18"/>
+                    <w:szCs w:val="18"/>
+                    <w:lang w:val="en-GB"/>
+                  </w:rPr>
+                  <w:t xml:space="preserve">Enter Unit Price</w:t>
+                </w:r>
+              </w:sdtContent>
+            </w:sdt>
           </w:p>
         </w:tc>
         <w:tc>
@@ -2695,18 +2424,18 @@
               <w:spacing w:before="0" w:after="0" w:line="250" w:lineRule="auto"/>
               <w:jc w:val="right"/>
             </w:pPr>
-            <w:r>
-              <w:rPr>
-                <w:rFonts w:ascii="Inter" w:hAnsi="Inter" w:eastAsia="Inter" w:cs="Inter"/>
-                <w:i/>
-                <w:iCs/>
-                <w:color w:val="12171D"/>
-                <w:sz w:val="18"/>
-                <w:szCs w:val="18"/>
-                <w:lang w:val="en-GB"/>
-              </w:rPr>
-              <w:t xml:space="preserve">[Currency] [Line Total]</w:t>
-            </w:r>
+            <w:fldSimple w:instr="=C3*E3 \# &quot;#,##0.00&quot;">
+              <w:r>
+                <w:rPr>
+                  <w:rFonts w:ascii="Inter" w:hAnsi="Inter" w:eastAsia="Inter" w:cs="Inter"/>
+                  <w:color w:val="12171D"/>
+                  <w:sz w:val="18"/>
+                  <w:szCs w:val="18"/>
+                  <w:lang w:val="en-GB"/>
+                </w:rPr>
+                <w:t xml:space="preserve">0.00</w:t>
+              </w:r>
+            </w:fldSimple>
           </w:p>
         </w:tc>
       </w:tr>
@@ -2731,8 +2460,6 @@
             <w:r>
               <w:rPr>
                 <w:rFonts w:ascii="Inter" w:hAnsi="Inter" w:eastAsia="Inter" w:cs="Inter"/>
-                <w:i/>
-                <w:iCs/>
                 <w:color w:val="12171D"/>
                 <w:sz w:val="18"/>
                 <w:szCs w:val="18"/>
@@ -2756,18 +2483,26 @@
               <w:spacing w:before="0" w:after="0" w:line="250" w:lineRule="auto"/>
               <w:jc w:val="left"/>
             </w:pPr>
-            <w:r>
-              <w:rPr>
-                <w:rFonts w:ascii="Inter" w:hAnsi="Inter" w:eastAsia="Inter" w:cs="Inter"/>
-                <w:i/>
-                <w:iCs/>
-                <w:color w:val="12171D"/>
-                <w:sz w:val="18"/>
-                <w:szCs w:val="18"/>
-                <w:lang w:val="en-GB"/>
-              </w:rPr>
-              <w:t xml:space="preserve">[Description]</w:t>
-            </w:r>
+            <w:sdt>
+              <w:sdtPr>
+                <w:alias w:val="Description"/>
+                <w:tag w:val="field_1127"/>
+                <w:id w:val="1127"/>
+                <w:text/>
+              </w:sdtPr>
+              <w:sdtContent>
+                <w:r>
+                  <w:rPr>
+                    <w:rFonts w:ascii="Inter" w:hAnsi="Inter" w:eastAsia="Inter" w:cs="Inter"/>
+                    <w:color w:val="12171D"/>
+                    <w:sz w:val="18"/>
+                    <w:szCs w:val="18"/>
+                    <w:lang w:val="en-GB"/>
+                  </w:rPr>
+                  <w:t xml:space="preserve">Enter Description</w:t>
+                </w:r>
+              </w:sdtContent>
+            </w:sdt>
           </w:p>
         </w:tc>
         <w:tc>
@@ -2784,18 +2519,26 @@
               <w:spacing w:before="0" w:after="0" w:line="250" w:lineRule="auto"/>
               <w:jc w:val="center"/>
             </w:pPr>
-            <w:r>
-              <w:rPr>
-                <w:rFonts w:ascii="Inter" w:hAnsi="Inter" w:eastAsia="Inter" w:cs="Inter"/>
-                <w:i/>
-                <w:iCs/>
-                <w:color w:val="12171D"/>
-                <w:sz w:val="18"/>
-                <w:szCs w:val="18"/>
-                <w:lang w:val="en-GB"/>
-              </w:rPr>
-              <w:t xml:space="preserve">[Qty]</w:t>
-            </w:r>
+            <w:sdt>
+              <w:sdtPr>
+                <w:alias w:val="Qty"/>
+                <w:tag w:val="field_1128"/>
+                <w:id w:val="1128"/>
+                <w:text/>
+              </w:sdtPr>
+              <w:sdtContent>
+                <w:r>
+                  <w:rPr>
+                    <w:rFonts w:ascii="Inter" w:hAnsi="Inter" w:eastAsia="Inter" w:cs="Inter"/>
+                    <w:color w:val="12171D"/>
+                    <w:sz w:val="18"/>
+                    <w:szCs w:val="18"/>
+                    <w:lang w:val="en-GB"/>
+                  </w:rPr>
+                  <w:t xml:space="preserve">Enter Qty</w:t>
+                </w:r>
+              </w:sdtContent>
+            </w:sdt>
           </w:p>
         </w:tc>
         <w:tc>
@@ -2812,18 +2555,26 @@
               <w:spacing w:before="0" w:after="0" w:line="250" w:lineRule="auto"/>
               <w:jc w:val="center"/>
             </w:pPr>
-            <w:r>
-              <w:rPr>
-                <w:rFonts w:ascii="Inter" w:hAnsi="Inter" w:eastAsia="Inter" w:cs="Inter"/>
-                <w:i/>
-                <w:iCs/>
-                <w:color w:val="12171D"/>
-                <w:sz w:val="18"/>
-                <w:szCs w:val="18"/>
-                <w:lang w:val="en-GB"/>
-              </w:rPr>
-              <w:t xml:space="preserve">[Unit]</w:t>
-            </w:r>
+            <w:sdt>
+              <w:sdtPr>
+                <w:alias w:val="Unit"/>
+                <w:tag w:val="field_1129"/>
+                <w:id w:val="1129"/>
+                <w:text/>
+              </w:sdtPr>
+              <w:sdtContent>
+                <w:r>
+                  <w:rPr>
+                    <w:rFonts w:ascii="Inter" w:hAnsi="Inter" w:eastAsia="Inter" w:cs="Inter"/>
+                    <w:color w:val="12171D"/>
+                    <w:sz w:val="18"/>
+                    <w:szCs w:val="18"/>
+                    <w:lang w:val="en-GB"/>
+                  </w:rPr>
+                  <w:t xml:space="preserve">Enter Unit</w:t>
+                </w:r>
+              </w:sdtContent>
+            </w:sdt>
           </w:p>
         </w:tc>
         <w:tc>
@@ -2840,18 +2591,26 @@
               <w:spacing w:before="0" w:after="0" w:line="250" w:lineRule="auto"/>
               <w:jc w:val="right"/>
             </w:pPr>
-            <w:r>
-              <w:rPr>
-                <w:rFonts w:ascii="Inter" w:hAnsi="Inter" w:eastAsia="Inter" w:cs="Inter"/>
-                <w:i/>
-                <w:iCs/>
-                <w:color w:val="12171D"/>
-                <w:sz w:val="18"/>
-                <w:szCs w:val="18"/>
-                <w:lang w:val="en-GB"/>
-              </w:rPr>
-              <w:t xml:space="preserve">[Currency] [Unit Price]</w:t>
-            </w:r>
+            <w:sdt>
+              <w:sdtPr>
+                <w:alias w:val="Unit Price"/>
+                <w:tag w:val="field_1130"/>
+                <w:id w:val="1130"/>
+                <w:text/>
+              </w:sdtPr>
+              <w:sdtContent>
+                <w:r>
+                  <w:rPr>
+                    <w:rFonts w:ascii="Inter" w:hAnsi="Inter" w:eastAsia="Inter" w:cs="Inter"/>
+                    <w:color w:val="12171D"/>
+                    <w:sz w:val="18"/>
+                    <w:szCs w:val="18"/>
+                    <w:lang w:val="en-GB"/>
+                  </w:rPr>
+                  <w:t xml:space="preserve">Enter Unit Price</w:t>
+                </w:r>
+              </w:sdtContent>
+            </w:sdt>
           </w:p>
         </w:tc>
         <w:tc>
@@ -2868,18 +2627,18 @@
               <w:spacing w:before="0" w:after="0" w:line="250" w:lineRule="auto"/>
               <w:jc w:val="right"/>
             </w:pPr>
-            <w:r>
-              <w:rPr>
-                <w:rFonts w:ascii="Inter" w:hAnsi="Inter" w:eastAsia="Inter" w:cs="Inter"/>
-                <w:i/>
-                <w:iCs/>
-                <w:color w:val="12171D"/>
-                <w:sz w:val="18"/>
-                <w:szCs w:val="18"/>
-                <w:lang w:val="en-GB"/>
-              </w:rPr>
-              <w:t xml:space="preserve">[Currency] [Line Total]</w:t>
-            </w:r>
+            <w:fldSimple w:instr="=C4*E4 \# &quot;#,##0.00&quot;">
+              <w:r>
+                <w:rPr>
+                  <w:rFonts w:ascii="Inter" w:hAnsi="Inter" w:eastAsia="Inter" w:cs="Inter"/>
+                  <w:color w:val="12171D"/>
+                  <w:sz w:val="18"/>
+                  <w:szCs w:val="18"/>
+                  <w:lang w:val="en-GB"/>
+                </w:rPr>
+                <w:t xml:space="preserve">0.00</w:t>
+              </w:r>
+            </w:fldSimple>
           </w:p>
         </w:tc>
       </w:tr>
@@ -2904,8 +2663,6 @@
             <w:r>
               <w:rPr>
                 <w:rFonts w:ascii="Inter" w:hAnsi="Inter" w:eastAsia="Inter" w:cs="Inter"/>
-                <w:i/>
-                <w:iCs/>
                 <w:color w:val="12171D"/>
                 <w:sz w:val="18"/>
                 <w:szCs w:val="18"/>
@@ -2929,18 +2686,26 @@
               <w:spacing w:before="0" w:after="0" w:line="250" w:lineRule="auto"/>
               <w:jc w:val="left"/>
             </w:pPr>
-            <w:r>
-              <w:rPr>
-                <w:rFonts w:ascii="Inter" w:hAnsi="Inter" w:eastAsia="Inter" w:cs="Inter"/>
-                <w:i/>
-                <w:iCs/>
-                <w:color w:val="12171D"/>
-                <w:sz w:val="18"/>
-                <w:szCs w:val="18"/>
-                <w:lang w:val="en-GB"/>
-              </w:rPr>
-              <w:t xml:space="preserve">[Description]</w:t>
-            </w:r>
+            <w:sdt>
+              <w:sdtPr>
+                <w:alias w:val="Description"/>
+                <w:tag w:val="field_1131"/>
+                <w:id w:val="1131"/>
+                <w:text/>
+              </w:sdtPr>
+              <w:sdtContent>
+                <w:r>
+                  <w:rPr>
+                    <w:rFonts w:ascii="Inter" w:hAnsi="Inter" w:eastAsia="Inter" w:cs="Inter"/>
+                    <w:color w:val="12171D"/>
+                    <w:sz w:val="18"/>
+                    <w:szCs w:val="18"/>
+                    <w:lang w:val="en-GB"/>
+                  </w:rPr>
+                  <w:t xml:space="preserve">Enter Description</w:t>
+                </w:r>
+              </w:sdtContent>
+            </w:sdt>
           </w:p>
         </w:tc>
         <w:tc>
@@ -2957,18 +2722,26 @@
               <w:spacing w:before="0" w:after="0" w:line="250" w:lineRule="auto"/>
               <w:jc w:val="center"/>
             </w:pPr>
-            <w:r>
-              <w:rPr>
-                <w:rFonts w:ascii="Inter" w:hAnsi="Inter" w:eastAsia="Inter" w:cs="Inter"/>
-                <w:i/>
-                <w:iCs/>
-                <w:color w:val="12171D"/>
-                <w:sz w:val="18"/>
-                <w:szCs w:val="18"/>
-                <w:lang w:val="en-GB"/>
-              </w:rPr>
-              <w:t xml:space="preserve">[Qty]</w:t>
-            </w:r>
+            <w:sdt>
+              <w:sdtPr>
+                <w:alias w:val="Qty"/>
+                <w:tag w:val="field_1132"/>
+                <w:id w:val="1132"/>
+                <w:text/>
+              </w:sdtPr>
+              <w:sdtContent>
+                <w:r>
+                  <w:rPr>
+                    <w:rFonts w:ascii="Inter" w:hAnsi="Inter" w:eastAsia="Inter" w:cs="Inter"/>
+                    <w:color w:val="12171D"/>
+                    <w:sz w:val="18"/>
+                    <w:szCs w:val="18"/>
+                    <w:lang w:val="en-GB"/>
+                  </w:rPr>
+                  <w:t xml:space="preserve">Enter Qty</w:t>
+                </w:r>
+              </w:sdtContent>
+            </w:sdt>
           </w:p>
         </w:tc>
         <w:tc>
@@ -2985,18 +2758,26 @@
               <w:spacing w:before="0" w:after="0" w:line="250" w:lineRule="auto"/>
               <w:jc w:val="center"/>
             </w:pPr>
-            <w:r>
-              <w:rPr>
-                <w:rFonts w:ascii="Inter" w:hAnsi="Inter" w:eastAsia="Inter" w:cs="Inter"/>
-                <w:i/>
-                <w:iCs/>
-                <w:color w:val="12171D"/>
-                <w:sz w:val="18"/>
-                <w:szCs w:val="18"/>
-                <w:lang w:val="en-GB"/>
-              </w:rPr>
-              <w:t xml:space="preserve">[Unit]</w:t>
-            </w:r>
+            <w:sdt>
+              <w:sdtPr>
+                <w:alias w:val="Unit"/>
+                <w:tag w:val="field_1133"/>
+                <w:id w:val="1133"/>
+                <w:text/>
+              </w:sdtPr>
+              <w:sdtContent>
+                <w:r>
+                  <w:rPr>
+                    <w:rFonts w:ascii="Inter" w:hAnsi="Inter" w:eastAsia="Inter" w:cs="Inter"/>
+                    <w:color w:val="12171D"/>
+                    <w:sz w:val="18"/>
+                    <w:szCs w:val="18"/>
+                    <w:lang w:val="en-GB"/>
+                  </w:rPr>
+                  <w:t xml:space="preserve">Enter Unit</w:t>
+                </w:r>
+              </w:sdtContent>
+            </w:sdt>
           </w:p>
         </w:tc>
         <w:tc>
@@ -3013,18 +2794,26 @@
               <w:spacing w:before="0" w:after="0" w:line="250" w:lineRule="auto"/>
               <w:jc w:val="right"/>
             </w:pPr>
-            <w:r>
-              <w:rPr>
-                <w:rFonts w:ascii="Inter" w:hAnsi="Inter" w:eastAsia="Inter" w:cs="Inter"/>
-                <w:i/>
-                <w:iCs/>
-                <w:color w:val="12171D"/>
-                <w:sz w:val="18"/>
-                <w:szCs w:val="18"/>
-                <w:lang w:val="en-GB"/>
-              </w:rPr>
-              <w:t xml:space="preserve">[Currency] [Unit Price]</w:t>
-            </w:r>
+            <w:sdt>
+              <w:sdtPr>
+                <w:alias w:val="Unit Price"/>
+                <w:tag w:val="field_1134"/>
+                <w:id w:val="1134"/>
+                <w:text/>
+              </w:sdtPr>
+              <w:sdtContent>
+                <w:r>
+                  <w:rPr>
+                    <w:rFonts w:ascii="Inter" w:hAnsi="Inter" w:eastAsia="Inter" w:cs="Inter"/>
+                    <w:color w:val="12171D"/>
+                    <w:sz w:val="18"/>
+                    <w:szCs w:val="18"/>
+                    <w:lang w:val="en-GB"/>
+                  </w:rPr>
+                  <w:t xml:space="preserve">Enter Unit Price</w:t>
+                </w:r>
+              </w:sdtContent>
+            </w:sdt>
           </w:p>
         </w:tc>
         <w:tc>
@@ -3041,18 +2830,18 @@
               <w:spacing w:before="0" w:after="0" w:line="250" w:lineRule="auto"/>
               <w:jc w:val="right"/>
             </w:pPr>
-            <w:r>
-              <w:rPr>
-                <w:rFonts w:ascii="Inter" w:hAnsi="Inter" w:eastAsia="Inter" w:cs="Inter"/>
-                <w:i/>
-                <w:iCs/>
-                <w:color w:val="12171D"/>
-                <w:sz w:val="18"/>
-                <w:szCs w:val="18"/>
-                <w:lang w:val="en-GB"/>
-              </w:rPr>
-              <w:t xml:space="preserve">[Currency] [Line Total]</w:t>
-            </w:r>
+            <w:fldSimple w:instr="=C5*E5 \# &quot;#,##0.00&quot;">
+              <w:r>
+                <w:rPr>
+                  <w:rFonts w:ascii="Inter" w:hAnsi="Inter" w:eastAsia="Inter" w:cs="Inter"/>
+                  <w:color w:val="12171D"/>
+                  <w:sz w:val="18"/>
+                  <w:szCs w:val="18"/>
+                  <w:lang w:val="en-GB"/>
+                </w:rPr>
+                <w:t xml:space="preserve">0.00</w:t>
+              </w:r>
+            </w:fldSimple>
           </w:p>
         </w:tc>
       </w:tr>
@@ -3077,8 +2866,6 @@
             <w:r>
               <w:rPr>
                 <w:rFonts w:ascii="Inter" w:hAnsi="Inter" w:eastAsia="Inter" w:cs="Inter"/>
-                <w:i/>
-                <w:iCs/>
                 <w:color w:val="12171D"/>
                 <w:sz w:val="18"/>
                 <w:szCs w:val="18"/>
@@ -3102,18 +2889,26 @@
               <w:spacing w:before="0" w:after="0" w:line="250" w:lineRule="auto"/>
               <w:jc w:val="left"/>
             </w:pPr>
-            <w:r>
-              <w:rPr>
-                <w:rFonts w:ascii="Inter" w:hAnsi="Inter" w:eastAsia="Inter" w:cs="Inter"/>
-                <w:i/>
-                <w:iCs/>
-                <w:color w:val="12171D"/>
-                <w:sz w:val="18"/>
-                <w:szCs w:val="18"/>
-                <w:lang w:val="en-GB"/>
-              </w:rPr>
-              <w:t xml:space="preserve">[Description]</w:t>
-            </w:r>
+            <w:sdt>
+              <w:sdtPr>
+                <w:alias w:val="Description"/>
+                <w:tag w:val="field_1135"/>
+                <w:id w:val="1135"/>
+                <w:text/>
+              </w:sdtPr>
+              <w:sdtContent>
+                <w:r>
+                  <w:rPr>
+                    <w:rFonts w:ascii="Inter" w:hAnsi="Inter" w:eastAsia="Inter" w:cs="Inter"/>
+                    <w:color w:val="12171D"/>
+                    <w:sz w:val="18"/>
+                    <w:szCs w:val="18"/>
+                    <w:lang w:val="en-GB"/>
+                  </w:rPr>
+                  <w:t xml:space="preserve">Enter Description</w:t>
+                </w:r>
+              </w:sdtContent>
+            </w:sdt>
           </w:p>
         </w:tc>
         <w:tc>
@@ -3130,18 +2925,26 @@
               <w:spacing w:before="0" w:after="0" w:line="250" w:lineRule="auto"/>
               <w:jc w:val="center"/>
             </w:pPr>
-            <w:r>
-              <w:rPr>
-                <w:rFonts w:ascii="Inter" w:hAnsi="Inter" w:eastAsia="Inter" w:cs="Inter"/>
-                <w:i/>
-                <w:iCs/>
-                <w:color w:val="12171D"/>
-                <w:sz w:val="18"/>
-                <w:szCs w:val="18"/>
-                <w:lang w:val="en-GB"/>
-              </w:rPr>
-              <w:t xml:space="preserve">[Qty]</w:t>
-            </w:r>
+            <w:sdt>
+              <w:sdtPr>
+                <w:alias w:val="Qty"/>
+                <w:tag w:val="field_1136"/>
+                <w:id w:val="1136"/>
+                <w:text/>
+              </w:sdtPr>
+              <w:sdtContent>
+                <w:r>
+                  <w:rPr>
+                    <w:rFonts w:ascii="Inter" w:hAnsi="Inter" w:eastAsia="Inter" w:cs="Inter"/>
+                    <w:color w:val="12171D"/>
+                    <w:sz w:val="18"/>
+                    <w:szCs w:val="18"/>
+                    <w:lang w:val="en-GB"/>
+                  </w:rPr>
+                  <w:t xml:space="preserve">Enter Qty</w:t>
+                </w:r>
+              </w:sdtContent>
+            </w:sdt>
           </w:p>
         </w:tc>
         <w:tc>
@@ -3158,18 +2961,26 @@
               <w:spacing w:before="0" w:after="0" w:line="250" w:lineRule="auto"/>
               <w:jc w:val="center"/>
             </w:pPr>
-            <w:r>
-              <w:rPr>
-                <w:rFonts w:ascii="Inter" w:hAnsi="Inter" w:eastAsia="Inter" w:cs="Inter"/>
-                <w:i/>
-                <w:iCs/>
-                <w:color w:val="12171D"/>
-                <w:sz w:val="18"/>
-                <w:szCs w:val="18"/>
-                <w:lang w:val="en-GB"/>
-              </w:rPr>
-              <w:t xml:space="preserve">[Unit]</w:t>
-            </w:r>
+            <w:sdt>
+              <w:sdtPr>
+                <w:alias w:val="Unit"/>
+                <w:tag w:val="field_1137"/>
+                <w:id w:val="1137"/>
+                <w:text/>
+              </w:sdtPr>
+              <w:sdtContent>
+                <w:r>
+                  <w:rPr>
+                    <w:rFonts w:ascii="Inter" w:hAnsi="Inter" w:eastAsia="Inter" w:cs="Inter"/>
+                    <w:color w:val="12171D"/>
+                    <w:sz w:val="18"/>
+                    <w:szCs w:val="18"/>
+                    <w:lang w:val="en-GB"/>
+                  </w:rPr>
+                  <w:t xml:space="preserve">Enter Unit</w:t>
+                </w:r>
+              </w:sdtContent>
+            </w:sdt>
           </w:p>
         </w:tc>
         <w:tc>
@@ -3186,18 +2997,26 @@
               <w:spacing w:before="0" w:after="0" w:line="250" w:lineRule="auto"/>
               <w:jc w:val="right"/>
             </w:pPr>
-            <w:r>
-              <w:rPr>
-                <w:rFonts w:ascii="Inter" w:hAnsi="Inter" w:eastAsia="Inter" w:cs="Inter"/>
-                <w:i/>
-                <w:iCs/>
-                <w:color w:val="12171D"/>
-                <w:sz w:val="18"/>
-                <w:szCs w:val="18"/>
-                <w:lang w:val="en-GB"/>
-              </w:rPr>
-              <w:t xml:space="preserve">[Currency] [Unit Price]</w:t>
-            </w:r>
+            <w:sdt>
+              <w:sdtPr>
+                <w:alias w:val="Unit Price"/>
+                <w:tag w:val="field_1138"/>
+                <w:id w:val="1138"/>
+                <w:text/>
+              </w:sdtPr>
+              <w:sdtContent>
+                <w:r>
+                  <w:rPr>
+                    <w:rFonts w:ascii="Inter" w:hAnsi="Inter" w:eastAsia="Inter" w:cs="Inter"/>
+                    <w:color w:val="12171D"/>
+                    <w:sz w:val="18"/>
+                    <w:szCs w:val="18"/>
+                    <w:lang w:val="en-GB"/>
+                  </w:rPr>
+                  <w:t xml:space="preserve">Enter Unit Price</w:t>
+                </w:r>
+              </w:sdtContent>
+            </w:sdt>
           </w:p>
         </w:tc>
         <w:tc>
@@ -3214,131 +3033,18 @@
               <w:spacing w:before="0" w:after="0" w:line="250" w:lineRule="auto"/>
               <w:jc w:val="right"/>
             </w:pPr>
-            <w:r>
-              <w:rPr>
-                <w:rFonts w:ascii="Inter" w:hAnsi="Inter" w:eastAsia="Inter" w:cs="Inter"/>
-                <w:i/>
-                <w:iCs/>
-                <w:color w:val="12171D"/>
-                <w:sz w:val="18"/>
-                <w:szCs w:val="18"/>
-                <w:lang w:val="en-GB"/>
-              </w:rPr>
-              <w:t xml:space="preserve">[Currency] [Line Total]</w:t>
-            </w:r>
-          </w:p>
-        </w:tc>
-      </w:tr>
-    </w:tbl>
-    <w:p>
-      <w:pPr>
-        <w:keepNext/>
-        <w:spacing w:before="0" w:after="0" w:line="20" w:lineRule="exact"/>
-        <w:rPr>
-          <w:sz w:val="2"/>
-          <w:szCs w:val="2"/>
-        </w:rPr>
-      </w:pPr>
-    </w:p>
-    <w:tbl>
-      <w:tblPr>
-        <w:tblW w:w="9072" w:type="dxa"/>
-        <w:tblBorders>
-          <w:top w:val="single" w:sz="4" w:space="0" w:color="BCACA7"/>
-          <w:left w:val="single" w:sz="4" w:space="0" w:color="BCACA7"/>
-          <w:bottom w:val="single" w:sz="4" w:space="0" w:color="BCACA7"/>
-          <w:right w:val="single" w:sz="4" w:space="0" w:color="BCACA7"/>
-          <w:insideH w:val="single" w:sz="4" w:space="0" w:color="BCACA7"/>
-          <w:insideV w:val="single" w:sz="4" w:space="0" w:color="BCACA7"/>
-        </w:tblBorders>
-        <w:tblLayout w:type="fixed"/>
-        <w:tblCellMar>
-          <w:top w:w="40" w:type="dxa"/>
-          <w:left w:w="85" w:type="dxa"/>
-          <w:bottom w:w="40" w:type="dxa"/>
-          <w:right w:w="85" w:type="dxa"/>
-        </w:tblCellMar>
-        <w:tblLook w:firstRow="1" w:lastRow="0" w:firstColumn="0" w:lastColumn="0" w:noHBand="0" w:noVBand="1"/>
-      </w:tblPr>
-      <w:tblGrid>
-        <w:gridCol w:w="5900"/>
-        <w:gridCol w:w="3172"/>
-      </w:tblGrid>
-      <w:tr>
-        <w:trPr>
-          <w:cantSplit/>
-        </w:trPr>
-        <w:tc>
-          <w:tcPr>
-            <w:tcW w:w="5900" w:type="dxa"/>
-            <w:tcBorders>
-              <w:bottom w:val="single" w:sz="4" w:space="0" w:color="BCACA7"/>
-            </w:tcBorders>
-            <w:vAlign w:val="center"/>
-          </w:tcPr>
-          <w:p>
-            <w:pPr>
-              <w:keepNext/>
-              <w:spacing w:before="0" w:after="6" w:line="250" w:lineRule="auto"/>
-              <w:jc w:val="left"/>
-            </w:pPr>
-            <w:r>
-              <w:rPr>
-                <w:rFonts w:ascii="Inter" w:hAnsi="Inter" w:eastAsia="Inter" w:cs="Inter"/>
-                <w:color w:val="12171D"/>
-                <w:sz w:val="18"/>
-                <w:szCs w:val="18"/>
-                <w:lang w:val="en-GB"/>
-              </w:rPr>
-              <w:t xml:space="preserve">SUBTOTAL</w:t>
-            </w:r>
-          </w:p>
-          <w:p>
-            <w:pPr>
-              <w:keepNext/>
-              <w:bidi w:val="1"/>
-              <w:spacing w:before="0" w:after="0" w:line="250" w:lineRule="auto"/>
-              <w:jc w:val="start"/>
-            </w:pPr>
-            <w:r>
-              <w:rPr>
-                <w:rFonts w:ascii="Noto Sans Arabic" w:hAnsi="Noto Sans Arabic" w:eastAsia="Noto Sans Arabic" w:cs="Noto Sans Arabic"/>
-                <w:color w:val="12171D"/>
-                <w:sz w:val="20"/>
-                <w:szCs w:val="20"/>
-                <w:rtl w:val="1"/>
-                <w:lang w:val="ar-SA" w:bidi="ar-SA"/>
-              </w:rPr>
-              <w:t xml:space="preserve">المجموع الفرعي</w:t>
-            </w:r>
-          </w:p>
-        </w:tc>
-        <w:tc>
-          <w:tcPr>
-            <w:tcW w:w="3172" w:type="dxa"/>
-            <w:tcBorders>
-              <w:bottom w:val="single" w:sz="4" w:space="0" w:color="BCACA7"/>
-            </w:tcBorders>
-            <w:vAlign w:val="center"/>
-          </w:tcPr>
-          <w:p>
-            <w:pPr>
-              <w:keepNext/>
-              <w:spacing w:before="0" w:after="0" w:line="250" w:lineRule="auto"/>
-              <w:jc w:val="right"/>
-            </w:pPr>
-            <w:r>
-              <w:rPr>
-                <w:rFonts w:ascii="Inter" w:hAnsi="Inter" w:eastAsia="Inter" w:cs="Inter"/>
-                <w:i/>
-                <w:iCs/>
-                <w:color w:val="12171D"/>
-                <w:sz w:val="18"/>
-                <w:szCs w:val="18"/>
-                <w:lang w:val="en-GB"/>
-              </w:rPr>
-              <w:t xml:space="preserve">[Currency] [Subtotal]</w:t>
-            </w:r>
+            <w:fldSimple w:instr="=C6*E6 \# &quot;#,##0.00&quot;">
+              <w:r>
+                <w:rPr>
+                  <w:rFonts w:ascii="Inter" w:hAnsi="Inter" w:eastAsia="Inter" w:cs="Inter"/>
+                  <w:color w:val="12171D"/>
+                  <w:sz w:val="18"/>
+                  <w:szCs w:val="18"/>
+                  <w:lang w:val="en-GB"/>
+                </w:rPr>
+                <w:t xml:space="preserve">0.00</w:t>
+              </w:r>
+            </w:fldSimple>
           </w:p>
         </w:tc>
       </w:tr>
@@ -3348,16 +3054,20 @@
         </w:trPr>
         <w:tc>
           <w:tcPr>
-            <w:tcW w:w="5900" w:type="dxa"/>
-            <w:tcBorders>
-              <w:bottom w:val="single" w:sz="4" w:space="0" w:color="BCACA7"/>
-            </w:tcBorders>
-            <w:vAlign w:val="center"/>
-          </w:tcPr>
-          <w:p>
-            <w:pPr>
-              <w:keepNext/>
-              <w:spacing w:before="0" w:after="6" w:line="250" w:lineRule="auto"/>
+            <w:tcW w:w="6820" w:type="dxa"/>
+            <w:gridSpan w:val="5"/>
+            <w:tcBorders>
+              <w:bottom w:val="single" w:sz="4" w:space="0" w:color="BCACA7"/>
+            </w:tcBorders>
+            <w:vAlign w:val="center"/>
+          </w:tcPr>
+          <w:p>
+            <w:pPr>
+              <w:keepNext/>
+              <w:tabs>
+                <w:tab w:val="right" w:pos="6650"/>
+              </w:tabs>
+              <w:spacing w:before="0" w:after="0" w:line="250" w:lineRule="auto"/>
               <w:jc w:val="left"/>
             </w:pPr>
             <w:r>
@@ -3368,16 +3078,11 @@
                 <w:szCs w:val="18"/>
                 <w:lang w:val="en-GB"/>
               </w:rPr>
-              <w:t xml:space="preserve">TAX / VAT (IF APPLICABLE)</w:t>
-            </w:r>
-          </w:p>
-          <w:p>
-            <w:pPr>
-              <w:keepNext/>
-              <w:bidi w:val="1"/>
-              <w:spacing w:before="0" w:after="0" w:line="250" w:lineRule="auto"/>
-              <w:jc w:val="start"/>
-            </w:pPr>
+              <w:t xml:space="preserve">SUBTOTAL</w:t>
+            </w:r>
+            <w:r>
+              <w:tab/>
+            </w:r>
             <w:r>
               <w:rPr>
                 <w:rFonts w:ascii="Noto Sans Arabic" w:hAnsi="Noto Sans Arabic" w:eastAsia="Noto Sans Arabic" w:cs="Noto Sans Arabic"/>
@@ -3387,13 +3092,13 @@
                 <w:rtl w:val="1"/>
                 <w:lang w:val="ar-SA" w:bidi="ar-SA"/>
               </w:rPr>
-              <w:t xml:space="preserve">الضريبة عند انطباقها</w:t>
-            </w:r>
-          </w:p>
-        </w:tc>
-        <w:tc>
-          <w:tcPr>
-            <w:tcW w:w="3172" w:type="dxa"/>
+              <w:t xml:space="preserve">المجموع الفرعي</w:t>
+            </w:r>
+          </w:p>
+        </w:tc>
+        <w:tc>
+          <w:tcPr>
+            <w:tcW w:w="2252" w:type="dxa"/>
             <w:tcBorders>
               <w:bottom w:val="single" w:sz="4" w:space="0" w:color="BCACA7"/>
             </w:tcBorders>
@@ -3405,18 +3110,18 @@
               <w:spacing w:before="0" w:after="0" w:line="250" w:lineRule="auto"/>
               <w:jc w:val="right"/>
             </w:pPr>
-            <w:r>
-              <w:rPr>
-                <w:rFonts w:ascii="Inter" w:hAnsi="Inter" w:eastAsia="Inter" w:cs="Inter"/>
-                <w:i/>
-                <w:iCs/>
-                <w:color w:val="12171D"/>
-                <w:sz w:val="18"/>
-                <w:szCs w:val="18"/>
-                <w:lang w:val="en-GB"/>
-              </w:rPr>
-              <w:t xml:space="preserve">[Applicable Tax Name] / [Rate %] / [Tax Amount]</w:t>
-            </w:r>
+            <w:fldSimple w:instr="=SUM(F3:F6) \# &quot;#,##0.00&quot;">
+              <w:r>
+                <w:rPr>
+                  <w:rFonts w:ascii="Inter" w:hAnsi="Inter" w:eastAsia="Inter" w:cs="Inter"/>
+                  <w:color w:val="12171D"/>
+                  <w:sz w:val="18"/>
+                  <w:szCs w:val="18"/>
+                  <w:lang w:val="en-GB"/>
+                </w:rPr>
+                <w:t xml:space="preserve">0.00</w:t>
+              </w:r>
+            </w:fldSimple>
           </w:p>
         </w:tc>
       </w:tr>
@@ -3426,7 +3131,170 @@
         </w:trPr>
         <w:tc>
           <w:tcPr>
-            <w:tcW w:w="5900" w:type="dxa"/>
+            <w:tcW w:w="6820" w:type="dxa"/>
+            <w:gridSpan w:val="5"/>
+            <w:tcBorders>
+              <w:bottom w:val="single" w:sz="4" w:space="0" w:color="BCACA7"/>
+            </w:tcBorders>
+            <w:vAlign w:val="center"/>
+          </w:tcPr>
+          <w:p>
+            <w:pPr>
+              <w:keepNext/>
+              <w:tabs>
+                <w:tab w:val="right" w:pos="6650"/>
+              </w:tabs>
+              <w:spacing w:before="0" w:after="0" w:line="250" w:lineRule="auto"/>
+              <w:jc w:val="left"/>
+            </w:pPr>
+            <w:r>
+              <w:rPr>
+                <w:rFonts w:ascii="Inter" w:hAnsi="Inter" w:eastAsia="Inter" w:cs="Inter"/>
+                <w:color w:val="12171D"/>
+                <w:sz w:val="18"/>
+                <w:szCs w:val="18"/>
+                <w:lang w:val="en-GB"/>
+              </w:rPr>
+              <w:t xml:space="preserve">VAT RATE (%)</w:t>
+            </w:r>
+            <w:r>
+              <w:tab/>
+            </w:r>
+            <w:r>
+              <w:rPr>
+                <w:rFonts w:ascii="Noto Sans Arabic" w:hAnsi="Noto Sans Arabic" w:eastAsia="Noto Sans Arabic" w:cs="Noto Sans Arabic"/>
+                <w:color w:val="12171D"/>
+                <w:sz w:val="20"/>
+                <w:szCs w:val="20"/>
+                <w:rtl w:val="1"/>
+                <w:lang w:val="ar-SA" w:bidi="ar-SA"/>
+              </w:rPr>
+              <w:t xml:space="preserve">نسبة ضريبة القيمة المضافة</w:t>
+            </w:r>
+          </w:p>
+        </w:tc>
+        <w:tc>
+          <w:tcPr>
+            <w:tcW w:w="2252" w:type="dxa"/>
+            <w:tcBorders>
+              <w:bottom w:val="single" w:sz="4" w:space="0" w:color="BCACA7"/>
+            </w:tcBorders>
+            <w:vAlign w:val="center"/>
+          </w:tcPr>
+          <w:p>
+            <w:pPr>
+              <w:keepNext/>
+              <w:spacing w:before="0" w:after="0" w:line="250" w:lineRule="auto"/>
+              <w:jc w:val="right"/>
+            </w:pPr>
+            <w:sdt>
+              <w:sdtPr>
+                <w:alias w:val="VAT Rate"/>
+                <w:tag w:val="field_1139"/>
+                <w:id w:val="1139"/>
+                <w:text/>
+              </w:sdtPr>
+              <w:sdtContent>
+                <w:r>
+                  <w:rPr>
+                    <w:rFonts w:ascii="Inter" w:hAnsi="Inter" w:eastAsia="Inter" w:cs="Inter"/>
+                    <w:color w:val="12171D"/>
+                    <w:sz w:val="18"/>
+                    <w:szCs w:val="18"/>
+                    <w:lang w:val="en-GB"/>
+                  </w:rPr>
+                  <w:t xml:space="preserve">15</w:t>
+                </w:r>
+              </w:sdtContent>
+            </w:sdt>
+          </w:p>
+        </w:tc>
+      </w:tr>
+      <w:tr>
+        <w:trPr>
+          <w:cantSplit/>
+        </w:trPr>
+        <w:tc>
+          <w:tcPr>
+            <w:tcW w:w="6820" w:type="dxa"/>
+            <w:gridSpan w:val="5"/>
+            <w:tcBorders>
+              <w:bottom w:val="single" w:sz="4" w:space="0" w:color="BCACA7"/>
+            </w:tcBorders>
+            <w:vAlign w:val="center"/>
+          </w:tcPr>
+          <w:p>
+            <w:pPr>
+              <w:keepNext/>
+              <w:tabs>
+                <w:tab w:val="right" w:pos="6650"/>
+              </w:tabs>
+              <w:spacing w:before="0" w:after="0" w:line="250" w:lineRule="auto"/>
+              <w:jc w:val="left"/>
+            </w:pPr>
+            <w:r>
+              <w:rPr>
+                <w:rFonts w:ascii="Inter" w:hAnsi="Inter" w:eastAsia="Inter" w:cs="Inter"/>
+                <w:color w:val="12171D"/>
+                <w:sz w:val="18"/>
+                <w:szCs w:val="18"/>
+                <w:lang w:val="en-GB"/>
+              </w:rPr>
+              <w:t xml:space="preserve">VAT AMOUNT (SAR)</w:t>
+            </w:r>
+            <w:r>
+              <w:tab/>
+            </w:r>
+            <w:r>
+              <w:rPr>
+                <w:rFonts w:ascii="Noto Sans Arabic" w:hAnsi="Noto Sans Arabic" w:eastAsia="Noto Sans Arabic" w:cs="Noto Sans Arabic"/>
+                <w:color w:val="12171D"/>
+                <w:sz w:val="20"/>
+                <w:szCs w:val="20"/>
+                <w:rtl w:val="1"/>
+                <w:lang w:val="ar-SA" w:bidi="ar-SA"/>
+              </w:rPr>
+              <w:t xml:space="preserve">مبلغ ضريبة القيمة المضافة</w:t>
+            </w:r>
+          </w:p>
+        </w:tc>
+        <w:tc>
+          <w:tcPr>
+            <w:tcW w:w="2252" w:type="dxa"/>
+            <w:tcBorders>
+              <w:bottom w:val="single" w:sz="4" w:space="0" w:color="BCACA7"/>
+            </w:tcBorders>
+            <w:vAlign w:val="center"/>
+          </w:tcPr>
+          <w:p>
+            <w:pPr>
+              <w:keepNext/>
+              <w:spacing w:before="0" w:after="0" w:line="250" w:lineRule="auto"/>
+              <w:jc w:val="right"/>
+            </w:pPr>
+            <w:fldSimple w:instr="=(B7*B8)/100 \# &quot;#,##0.00&quot;">
+              <w:r>
+                <w:rPr>
+                  <w:rFonts w:ascii="Inter" w:hAnsi="Inter" w:eastAsia="Inter" w:cs="Inter"/>
+                  <w:color w:val="12171D"/>
+                  <w:sz w:val="18"/>
+                  <w:szCs w:val="18"/>
+                  <w:lang w:val="en-GB"/>
+                </w:rPr>
+                <w:t xml:space="preserve">0.00</w:t>
+              </w:r>
+            </w:fldSimple>
+          </w:p>
+        </w:tc>
+      </w:tr>
+      <w:tr>
+        <w:trPr>
+          <w:cantSplit/>
+        </w:trPr>
+        <w:tc>
+          <w:tcPr>
+            <w:tcW w:w="6820" w:type="dxa"/>
+            <w:gridSpan w:val="5"/>
             <w:tcBorders>
               <w:top w:val="single" w:sz="8" w:space="0" w:color="12171D"/>
               <w:bottom w:val="single" w:sz="4" w:space="0" w:color="BCACA7"/>
@@ -3435,7 +3303,10 @@
           </w:tcPr>
           <w:p>
             <w:pPr>
-              <w:spacing w:before="0" w:after="6" w:line="250" w:lineRule="auto"/>
+              <w:tabs>
+                <w:tab w:val="right" w:pos="6650"/>
+              </w:tabs>
+              <w:spacing w:before="0" w:after="0" w:line="250" w:lineRule="auto"/>
               <w:jc w:val="left"/>
             </w:pPr>
             <w:r>
@@ -3448,13 +3319,9 @@
               </w:rPr>
               <w:t xml:space="preserve">TOTAL</w:t>
             </w:r>
-          </w:p>
-          <w:p>
-            <w:pPr>
-              <w:bidi w:val="1"/>
-              <w:spacing w:before="0" w:after="0" w:line="250" w:lineRule="auto"/>
-              <w:jc w:val="start"/>
-            </w:pPr>
+            <w:r>
+              <w:tab/>
+            </w:r>
             <w:r>
               <w:rPr>
                 <w:rFonts w:ascii="Noto Sans Arabic" w:hAnsi="Noto Sans Arabic" w:eastAsia="Noto Sans Arabic" w:cs="Noto Sans Arabic"/>
@@ -3470,7 +3337,7 @@
         </w:tc>
         <w:tc>
           <w:tcPr>
-            <w:tcW w:w="3172" w:type="dxa"/>
+            <w:tcW w:w="2252" w:type="dxa"/>
             <w:tcBorders>
               <w:top w:val="single" w:sz="8" w:space="0" w:color="12171D"/>
               <w:bottom w:val="single" w:sz="4" w:space="0" w:color="BCACA7"/>
@@ -3482,16 +3349,18 @@
               <w:spacing w:before="0" w:after="0" w:line="250" w:lineRule="auto"/>
               <w:jc w:val="right"/>
             </w:pPr>
-            <w:r>
-              <w:rPr>
-                <w:rFonts w:ascii="Inter" w:hAnsi="Inter" w:eastAsia="Inter" w:cs="Inter"/>
-                <w:color w:val="12171D"/>
-                <w:sz w:val="21"/>
-                <w:szCs w:val="21"/>
-                <w:lang w:val="en-GB"/>
-              </w:rPr>
-              <w:t xml:space="preserve">[Currency] [Total Amount]</w:t>
-            </w:r>
+            <w:fldSimple w:instr="=B7+B9 \# &quot;#,##0.00&quot;">
+              <w:r>
+                <w:rPr>
+                  <w:rFonts w:ascii="Jost" w:hAnsi="Jost" w:eastAsia="Jost" w:cs="Jost"/>
+                  <w:color w:val="12171D"/>
+                  <w:sz w:val="21"/>
+                  <w:szCs w:val="21"/>
+                  <w:lang w:val="en-GB"/>
+                </w:rPr>
+                <w:t xml:space="preserve">0.00</w:t>
+              </w:r>
+            </w:fldSimple>
           </w:p>
         </w:tc>
       </w:tr>
@@ -3563,7 +3432,7 @@
                 <w:szCs w:val="21"/>
                 <w:lang w:val="en-GB"/>
               </w:rPr>
-              <w:t xml:space="preserve">AUTHORIZATION</w:t>
+              <w:t xml:space="preserve">DELIVERY AND BILLING</w:t>
             </w:r>
           </w:p>
         </w:tc>
@@ -3596,7 +3465,7 @@
                 <w:rtl w:val="1"/>
                 <w:lang w:val="ar-SA" w:bidi="ar-SA"/>
               </w:rPr>
-              <w:t xml:space="preserve">الاعتماد</w:t>
+              <w:t xml:space="preserve">التسليم والفوترة</w:t>
             </w:r>
           </w:p>
         </w:tc>
@@ -3615,6 +3484,7 @@
           </w:tcPr>
           <w:p>
             <w:pPr>
+              <w:keepNext/>
               <w:spacing w:before="0" w:after="10" w:line="250" w:lineRule="auto"/>
               <w:jc w:val="left"/>
             </w:pPr>
@@ -3626,11 +3496,12 @@
                 <w:szCs w:val="18"/>
                 <w:lang w:val="en-GB"/>
               </w:rPr>
-              <w:t xml:space="preserve">REQUESTED BY</w:t>
-            </w:r>
-          </w:p>
-          <w:p>
-            <w:pPr>
+              <w:t xml:space="preserve">DELIVER TO</w:t>
+            </w:r>
+          </w:p>
+          <w:p>
+            <w:pPr>
+              <w:keepNext/>
               <w:bidi w:val="1"/>
               <w:spacing w:before="0" w:after="0" w:line="250" w:lineRule="auto"/>
               <w:jc w:val="start"/>
@@ -3644,7 +3515,7 @@
                 <w:rtl w:val="1"/>
                 <w:lang w:val="ar-SA" w:bidi="ar-SA"/>
               </w:rPr>
-              <w:t xml:space="preserve">مقدم الطلب</w:t>
+              <w:t xml:space="preserve">جهة التسليم</w:t>
             </w:r>
           </w:p>
         </w:tc>
@@ -3658,49 +3529,60 @@
           </w:tcPr>
           <w:p>
             <w:pPr>
-              <w:spacing w:before="0" w:after="0" w:line="250" w:lineRule="auto"/>
+              <w:keepNext/>
+              <w:spacing w:before="0" w:after="0" w:line="250" w:lineRule="auto"/>
+              <w:jc w:val="left"/>
+            </w:pPr>
+            <w:sdt>
+              <w:sdtPr>
+                <w:alias w:val="Recipient / Department"/>
+                <w:tag w:val="field_1140"/>
+                <w:id w:val="1140"/>
+                <w:text/>
+              </w:sdtPr>
+              <w:sdtContent>
+                <w:r>
+                  <w:rPr>
+                    <w:rFonts w:ascii="Inter" w:hAnsi="Inter" w:eastAsia="Inter" w:cs="Inter"/>
+                    <w:color w:val="12171D"/>
+                    <w:sz w:val="18"/>
+                    <w:szCs w:val="18"/>
+                    <w:lang w:val="en-GB"/>
+                  </w:rPr>
+                  <w:t xml:space="preserve">Enter Recipient / Department</w:t>
+                </w:r>
+              </w:sdtContent>
+            </w:sdt>
+          </w:p>
+        </w:tc>
+        <w:tc>
+          <w:tcPr>
+            <w:tcW w:w="2250" w:type="dxa"/>
+            <w:tcBorders>
+              <w:bottom w:val="single" w:sz="4" w:space="0" w:color="BCACA7"/>
+            </w:tcBorders>
+            <w:vAlign w:val="center"/>
+          </w:tcPr>
+          <w:p>
+            <w:pPr>
+              <w:keepNext/>
+              <w:spacing w:before="0" w:after="10" w:line="250" w:lineRule="auto"/>
               <w:jc w:val="left"/>
             </w:pPr>
             <w:r>
               <w:rPr>
                 <w:rFonts w:ascii="Inter" w:hAnsi="Inter" w:eastAsia="Inter" w:cs="Inter"/>
-                <w:i/>
-                <w:iCs/>
                 <w:color w:val="12171D"/>
                 <w:sz w:val="18"/>
                 <w:szCs w:val="18"/>
                 <w:lang w:val="en-GB"/>
               </w:rPr>
-              <w:t xml:space="preserve">[Name / Role / Date]</w:t>
-            </w:r>
-          </w:p>
-        </w:tc>
-        <w:tc>
-          <w:tcPr>
-            <w:tcW w:w="2250" w:type="dxa"/>
-            <w:tcBorders>
-              <w:bottom w:val="single" w:sz="4" w:space="0" w:color="BCACA7"/>
-            </w:tcBorders>
-            <w:vAlign w:val="center"/>
-          </w:tcPr>
-          <w:p>
-            <w:pPr>
-              <w:spacing w:before="0" w:after="10" w:line="250" w:lineRule="auto"/>
-              <w:jc w:val="left"/>
-            </w:pPr>
-            <w:r>
-              <w:rPr>
-                <w:rFonts w:ascii="Inter" w:hAnsi="Inter" w:eastAsia="Inter" w:cs="Inter"/>
-                <w:color w:val="12171D"/>
-                <w:sz w:val="18"/>
-                <w:szCs w:val="18"/>
-                <w:lang w:val="en-GB"/>
-              </w:rPr>
-              <w:t xml:space="preserve">APPROVED BY</w:t>
-            </w:r>
-          </w:p>
-          <w:p>
-            <w:pPr>
+              <w:t xml:space="preserve">DELIVERY ADDRESS</w:t>
+            </w:r>
+          </w:p>
+          <w:p>
+            <w:pPr>
+              <w:keepNext/>
               <w:bidi w:val="1"/>
               <w:spacing w:before="0" w:after="0" w:line="250" w:lineRule="auto"/>
               <w:jc w:val="start"/>
@@ -3714,7 +3596,7 @@
                 <w:rtl w:val="1"/>
                 <w:lang w:val="ar-SA" w:bidi="ar-SA"/>
               </w:rPr>
-              <w:t xml:space="preserve">المعتمد</w:t>
+              <w:t xml:space="preserve">عنوان التسليم</w:t>
             </w:r>
           </w:p>
         </w:tc>
@@ -3728,21 +3610,436 @@
           </w:tcPr>
           <w:p>
             <w:pPr>
-              <w:spacing w:before="0" w:after="0" w:line="250" w:lineRule="auto"/>
+              <w:keepNext/>
+              <w:spacing w:before="0" w:after="0" w:line="250" w:lineRule="auto"/>
+              <w:jc w:val="left"/>
+            </w:pPr>
+            <w:sdt>
+              <w:sdtPr>
+                <w:alias w:val="Delivery Address"/>
+                <w:tag w:val="field_1141"/>
+                <w:id w:val="1141"/>
+                <w:text/>
+              </w:sdtPr>
+              <w:sdtContent>
+                <w:r>
+                  <w:rPr>
+                    <w:rFonts w:ascii="Inter" w:hAnsi="Inter" w:eastAsia="Inter" w:cs="Inter"/>
+                    <w:color w:val="12171D"/>
+                    <w:sz w:val="18"/>
+                    <w:szCs w:val="18"/>
+                    <w:lang w:val="en-GB"/>
+                  </w:rPr>
+                  <w:t xml:space="preserve">Enter Delivery Address</w:t>
+                </w:r>
+              </w:sdtContent>
+            </w:sdt>
+          </w:p>
+        </w:tc>
+      </w:tr>
+      <w:tr>
+        <w:trPr>
+          <w:cantSplit/>
+        </w:trPr>
+        <w:tc>
+          <w:tcPr>
+            <w:tcW w:w="2250" w:type="dxa"/>
+            <w:tcBorders>
+              <w:bottom w:val="single" w:sz="4" w:space="0" w:color="BCACA7"/>
+            </w:tcBorders>
+            <w:vAlign w:val="center"/>
+          </w:tcPr>
+          <w:p>
+            <w:pPr>
+              <w:spacing w:before="0" w:after="10" w:line="250" w:lineRule="auto"/>
               <w:jc w:val="left"/>
             </w:pPr>
             <w:r>
               <w:rPr>
                 <w:rFonts w:ascii="Inter" w:hAnsi="Inter" w:eastAsia="Inter" w:cs="Inter"/>
-                <w:i/>
-                <w:iCs/>
                 <w:color w:val="12171D"/>
                 <w:sz w:val="18"/>
                 <w:szCs w:val="18"/>
                 <w:lang w:val="en-GB"/>
               </w:rPr>
-              <w:t xml:space="preserve">[Name / Role / Date]</w:t>
-            </w:r>
+              <w:t xml:space="preserve">REQUESTED DELIVERY DATE</w:t>
+            </w:r>
+          </w:p>
+          <w:p>
+            <w:pPr>
+              <w:bidi w:val="1"/>
+              <w:spacing w:before="0" w:after="0" w:line="250" w:lineRule="auto"/>
+              <w:jc w:val="start"/>
+            </w:pPr>
+            <w:r>
+              <w:rPr>
+                <w:rFonts w:ascii="Noto Sans Arabic" w:hAnsi="Noto Sans Arabic" w:eastAsia="Noto Sans Arabic" w:cs="Noto Sans Arabic"/>
+                <w:color w:val="12171D"/>
+                <w:sz w:val="20"/>
+                <w:szCs w:val="20"/>
+                <w:rtl w:val="1"/>
+                <w:lang w:val="ar-SA" w:bidi="ar-SA"/>
+              </w:rPr>
+              <w:t xml:space="preserve">تاريخ التسليم المطلوب</w:t>
+            </w:r>
+          </w:p>
+        </w:tc>
+        <w:tc>
+          <w:tcPr>
+            <w:tcW w:w="2286" w:type="dxa"/>
+            <w:tcBorders>
+              <w:bottom w:val="single" w:sz="4" w:space="0" w:color="BCACA7"/>
+            </w:tcBorders>
+            <w:vAlign w:val="center"/>
+          </w:tcPr>
+          <w:p>
+            <w:pPr>
+              <w:spacing w:before="0" w:after="0" w:line="250" w:lineRule="auto"/>
+              <w:jc w:val="left"/>
+            </w:pPr>
+            <w:sdt>
+              <w:sdtPr>
+                <w:alias w:val="Requested Delivery Date | DD/MM/YYYY (Gregorian)"/>
+                <w:tag w:val="field_1142"/>
+                <w:id w:val="1142"/>
+                <w:text/>
+              </w:sdtPr>
+              <w:sdtContent>
+                <w:r>
+                  <w:rPr>
+                    <w:rFonts w:ascii="Inter" w:hAnsi="Inter" w:eastAsia="Inter" w:cs="Inter"/>
+                    <w:color w:val="12171D"/>
+                    <w:sz w:val="18"/>
+                    <w:szCs w:val="18"/>
+                    <w:lang w:val="en-GB"/>
+                  </w:rPr>
+                  <w:t xml:space="preserve">Enter Requested Delivery Date - DD/MM/YYYY (Gregorian)</w:t>
+                </w:r>
+              </w:sdtContent>
+            </w:sdt>
+          </w:p>
+        </w:tc>
+        <w:tc>
+          <w:tcPr>
+            <w:tcW w:w="2250" w:type="dxa"/>
+            <w:tcBorders>
+              <w:bottom w:val="single" w:sz="4" w:space="0" w:color="BCACA7"/>
+            </w:tcBorders>
+            <w:vAlign w:val="center"/>
+          </w:tcPr>
+          <w:p>
+            <w:pPr>
+              <w:spacing w:before="0" w:after="10" w:line="250" w:lineRule="auto"/>
+              <w:jc w:val="left"/>
+            </w:pPr>
+            <w:r>
+              <w:rPr>
+                <w:rFonts w:ascii="Inter" w:hAnsi="Inter" w:eastAsia="Inter" w:cs="Inter"/>
+                <w:color w:val="12171D"/>
+                <w:sz w:val="18"/>
+                <w:szCs w:val="18"/>
+                <w:lang w:val="en-GB"/>
+              </w:rPr>
+              <w:t xml:space="preserve">BILLING ADDRESS</w:t>
+            </w:r>
+          </w:p>
+          <w:p>
+            <w:pPr>
+              <w:bidi w:val="1"/>
+              <w:spacing w:before="0" w:after="0" w:line="250" w:lineRule="auto"/>
+              <w:jc w:val="start"/>
+            </w:pPr>
+            <w:r>
+              <w:rPr>
+                <w:rFonts w:ascii="Noto Sans Arabic" w:hAnsi="Noto Sans Arabic" w:eastAsia="Noto Sans Arabic" w:cs="Noto Sans Arabic"/>
+                <w:color w:val="12171D"/>
+                <w:sz w:val="20"/>
+                <w:szCs w:val="20"/>
+                <w:rtl w:val="1"/>
+                <w:lang w:val="ar-SA" w:bidi="ar-SA"/>
+              </w:rPr>
+              <w:t xml:space="preserve">عنوان الفوترة</w:t>
+            </w:r>
+          </w:p>
+        </w:tc>
+        <w:tc>
+          <w:tcPr>
+            <w:tcW w:w="2286" w:type="dxa"/>
+            <w:tcBorders>
+              <w:bottom w:val="single" w:sz="4" w:space="0" w:color="BCACA7"/>
+            </w:tcBorders>
+            <w:vAlign w:val="center"/>
+          </w:tcPr>
+          <w:p>
+            <w:pPr>
+              <w:spacing w:before="0" w:after="0" w:line="250" w:lineRule="auto"/>
+              <w:jc w:val="left"/>
+            </w:pPr>
+            <w:sdt>
+              <w:sdtPr>
+                <w:alias w:val="Billing Address"/>
+                <w:tag w:val="field_1143"/>
+                <w:id w:val="1143"/>
+                <w:text/>
+              </w:sdtPr>
+              <w:sdtContent>
+                <w:r>
+                  <w:rPr>
+                    <w:rFonts w:ascii="Inter" w:hAnsi="Inter" w:eastAsia="Inter" w:cs="Inter"/>
+                    <w:color w:val="12171D"/>
+                    <w:sz w:val="18"/>
+                    <w:szCs w:val="18"/>
+                    <w:lang w:val="en-GB"/>
+                  </w:rPr>
+                  <w:t xml:space="preserve">Enter Billing Address</w:t>
+                </w:r>
+              </w:sdtContent>
+            </w:sdt>
+          </w:p>
+        </w:tc>
+      </w:tr>
+      <w:tr>
+        <w:trPr>
+          <w:cantSplit/>
+        </w:trPr>
+        <w:tc>
+          <w:tcPr>
+            <w:tcW w:w="2250" w:type="dxa"/>
+            <w:tcBorders>
+              <w:bottom w:val="single" w:sz="4" w:space="0" w:color="BCACA7"/>
+            </w:tcBorders>
+            <w:vAlign w:val="center"/>
+          </w:tcPr>
+          <w:p>
+            <w:pPr>
+              <w:spacing w:before="0" w:after="10" w:line="250" w:lineRule="auto"/>
+              <w:jc w:val="left"/>
+            </w:pPr>
+            <w:r>
+              <w:rPr>
+                <w:rFonts w:ascii="Inter" w:hAnsi="Inter" w:eastAsia="Inter" w:cs="Inter"/>
+                <w:color w:val="12171D"/>
+                <w:sz w:val="18"/>
+                <w:szCs w:val="18"/>
+                <w:lang w:val="en-GB"/>
+              </w:rPr>
+              <w:t xml:space="preserve">SHIPPING / DELIVERY TERMS</w:t>
+            </w:r>
+          </w:p>
+          <w:p>
+            <w:pPr>
+              <w:bidi w:val="1"/>
+              <w:spacing w:before="0" w:after="0" w:line="250" w:lineRule="auto"/>
+              <w:jc w:val="start"/>
+            </w:pPr>
+            <w:r>
+              <w:rPr>
+                <w:rFonts w:ascii="Noto Sans Arabic" w:hAnsi="Noto Sans Arabic" w:eastAsia="Noto Sans Arabic" w:cs="Noto Sans Arabic"/>
+                <w:color w:val="12171D"/>
+                <w:sz w:val="20"/>
+                <w:szCs w:val="20"/>
+                <w:rtl w:val="1"/>
+                <w:lang w:val="ar-SA" w:bidi="ar-SA"/>
+              </w:rPr>
+              <w:t xml:space="preserve">شروط الشحن والتسليم</w:t>
+            </w:r>
+          </w:p>
+        </w:tc>
+        <w:tc>
+          <w:tcPr>
+            <w:tcW w:w="2286" w:type="dxa"/>
+            <w:tcBorders>
+              <w:bottom w:val="single" w:sz="4" w:space="0" w:color="BCACA7"/>
+            </w:tcBorders>
+            <w:vAlign w:val="center"/>
+          </w:tcPr>
+          <w:p>
+            <w:pPr>
+              <w:spacing w:before="0" w:after="0" w:line="250" w:lineRule="auto"/>
+              <w:jc w:val="left"/>
+            </w:pPr>
+            <w:sdt>
+              <w:sdtPr>
+                <w:alias w:val="Agreed Shipping / Delivery Terms"/>
+                <w:tag w:val="field_1144"/>
+                <w:id w:val="1144"/>
+                <w:text/>
+              </w:sdtPr>
+              <w:sdtContent>
+                <w:r>
+                  <w:rPr>
+                    <w:rFonts w:ascii="Inter" w:hAnsi="Inter" w:eastAsia="Inter" w:cs="Inter"/>
+                    <w:color w:val="12171D"/>
+                    <w:sz w:val="18"/>
+                    <w:szCs w:val="18"/>
+                    <w:lang w:val="en-GB"/>
+                  </w:rPr>
+                  <w:t xml:space="preserve">Enter Agreed Shipping / Delivery Terms</w:t>
+                </w:r>
+              </w:sdtContent>
+            </w:sdt>
+          </w:p>
+        </w:tc>
+        <w:tc>
+          <w:tcPr>
+            <w:tcW w:w="2250" w:type="dxa"/>
+            <w:tcBorders>
+              <w:bottom w:val="single" w:sz="4" w:space="0" w:color="BCACA7"/>
+            </w:tcBorders>
+            <w:vAlign w:val="center"/>
+          </w:tcPr>
+          <w:p>
+            <w:pPr>
+              <w:spacing w:before="0" w:after="10" w:line="250" w:lineRule="auto"/>
+              <w:jc w:val="left"/>
+            </w:pPr>
+            <w:r>
+              <w:rPr>
+                <w:rFonts w:ascii="Inter" w:hAnsi="Inter" w:eastAsia="Inter" w:cs="Inter"/>
+                <w:color w:val="12171D"/>
+                <w:sz w:val="18"/>
+                <w:szCs w:val="18"/>
+                <w:lang w:val="en-GB"/>
+              </w:rPr>
+              <w:t xml:space="preserve">SPECIAL INSTRUCTIONS</w:t>
+            </w:r>
+          </w:p>
+          <w:p>
+            <w:pPr>
+              <w:bidi w:val="1"/>
+              <w:spacing w:before="0" w:after="0" w:line="250" w:lineRule="auto"/>
+              <w:jc w:val="start"/>
+            </w:pPr>
+            <w:r>
+              <w:rPr>
+                <w:rFonts w:ascii="Noto Sans Arabic" w:hAnsi="Noto Sans Arabic" w:eastAsia="Noto Sans Arabic" w:cs="Noto Sans Arabic"/>
+                <w:color w:val="12171D"/>
+                <w:sz w:val="20"/>
+                <w:szCs w:val="20"/>
+                <w:rtl w:val="1"/>
+                <w:lang w:val="ar-SA" w:bidi="ar-SA"/>
+              </w:rPr>
+              <w:t xml:space="preserve">تعليمات خاصة</w:t>
+            </w:r>
+          </w:p>
+        </w:tc>
+        <w:tc>
+          <w:tcPr>
+            <w:tcW w:w="2286" w:type="dxa"/>
+            <w:tcBorders>
+              <w:bottom w:val="single" w:sz="4" w:space="0" w:color="BCACA7"/>
+            </w:tcBorders>
+            <w:vAlign w:val="center"/>
+          </w:tcPr>
+          <w:p>
+            <w:pPr>
+              <w:spacing w:before="0" w:after="0" w:line="250" w:lineRule="auto"/>
+              <w:jc w:val="left"/>
+            </w:pPr>
+            <w:sdt>
+              <w:sdtPr>
+                <w:alias w:val="Special Instructions, if any"/>
+                <w:tag w:val="field_1145"/>
+                <w:id w:val="1145"/>
+                <w:text/>
+              </w:sdtPr>
+              <w:sdtContent>
+                <w:r>
+                  <w:rPr>
+                    <w:rFonts w:ascii="Inter" w:hAnsi="Inter" w:eastAsia="Inter" w:cs="Inter"/>
+                    <w:color w:val="12171D"/>
+                    <w:sz w:val="18"/>
+                    <w:szCs w:val="18"/>
+                    <w:lang w:val="en-GB"/>
+                  </w:rPr>
+                  <w:t xml:space="preserve">Enter Special Instructions, if any</w:t>
+                </w:r>
+              </w:sdtContent>
+            </w:sdt>
+          </w:p>
+        </w:tc>
+      </w:tr>
+      <w:tr>
+        <w:trPr>
+          <w:cantSplit/>
+        </w:trPr>
+        <w:tc>
+          <w:tcPr>
+            <w:tcW w:w="2250" w:type="dxa"/>
+            <w:tcBorders>
+              <w:bottom w:val="single" w:sz="4" w:space="0" w:color="BCACA7"/>
+            </w:tcBorders>
+            <w:vAlign w:val="center"/>
+          </w:tcPr>
+          <w:p>
+            <w:pPr>
+              <w:spacing w:before="0" w:after="10" w:line="250" w:lineRule="auto"/>
+              <w:jc w:val="left"/>
+            </w:pPr>
+            <w:r>
+              <w:rPr>
+                <w:rFonts w:ascii="Inter" w:hAnsi="Inter" w:eastAsia="Inter" w:cs="Inter"/>
+                <w:color w:val="12171D"/>
+                <w:sz w:val="18"/>
+                <w:szCs w:val="18"/>
+                <w:lang w:val="en-GB"/>
+              </w:rPr>
+              <w:t xml:space="preserve">PAYMENT TERMS</w:t>
+            </w:r>
+          </w:p>
+          <w:p>
+            <w:pPr>
+              <w:bidi w:val="1"/>
+              <w:spacing w:before="0" w:after="0" w:line="250" w:lineRule="auto"/>
+              <w:jc w:val="start"/>
+            </w:pPr>
+            <w:r>
+              <w:rPr>
+                <w:rFonts w:ascii="Noto Sans Arabic" w:hAnsi="Noto Sans Arabic" w:eastAsia="Noto Sans Arabic" w:cs="Noto Sans Arabic"/>
+                <w:color w:val="12171D"/>
+                <w:sz w:val="20"/>
+                <w:szCs w:val="20"/>
+                <w:rtl w:val="1"/>
+                <w:lang w:val="ar-SA" w:bidi="ar-SA"/>
+              </w:rPr>
+              <w:t xml:space="preserve">شروط الدفع</w:t>
+            </w:r>
+          </w:p>
+        </w:tc>
+        <w:tc>
+          <w:tcPr>
+            <w:tcW w:w="6822" w:type="dxa"/>
+            <w:gridSpan w:val="3"/>
+            <w:tcBorders>
+              <w:bottom w:val="single" w:sz="4" w:space="0" w:color="BCACA7"/>
+            </w:tcBorders>
+            <w:vAlign w:val="center"/>
+          </w:tcPr>
+          <w:p>
+            <w:pPr>
+              <w:spacing w:before="0" w:after="0" w:line="250" w:lineRule="auto"/>
+              <w:jc w:val="left"/>
+            </w:pPr>
+            <w:sdt>
+              <w:sdtPr>
+                <w:alias w:val="Agreed Payment Terms"/>
+                <w:tag w:val="field_1146"/>
+                <w:id w:val="1146"/>
+                <w:text/>
+              </w:sdtPr>
+              <w:sdtContent>
+                <w:r>
+                  <w:rPr>
+                    <w:rFonts w:ascii="Inter" w:hAnsi="Inter" w:eastAsia="Inter" w:cs="Inter"/>
+                    <w:color w:val="12171D"/>
+                    <w:sz w:val="18"/>
+                    <w:szCs w:val="18"/>
+                    <w:lang w:val="en-GB"/>
+                  </w:rPr>
+                  <w:t xml:space="preserve">Enter Agreed Payment Terms</w:t>
+                </w:r>
+              </w:sdtContent>
+            </w:sdt>
           </w:p>
         </w:tc>
       </w:tr>
@@ -3792,7 +4089,7 @@
         <w:szCs w:val="18"/>
         <w:lang w:val="en-GB"/>
       </w:rPr>
-      <w:t xml:space="preserve">GEM™   [ADDRESS] · [CITY] · [COUNTRY] · [POSTAL CODE]   [T]   [E]   [W]</w:t>
+      <w:t xml:space="preserve">GEM™ · Riyadh, Saudi Arabia · contact@mish3l.com · +966114502929</w:t>
     </w:r>
     <w:r>
       <w:tab/>
@@ -3923,7 +4220,28 @@
         <w:szCs w:val="18"/>
         <w:lang w:val="en-GB"/>
       </w:rPr>
-      <w:t xml:space="preserve">WORKING APPLICATION / PENDING VALIDATION · EXTERNAL ISSUE RESTRICTED (D8 PENDING)</w:t>
+      <w:t xml:space="preserve">NOT FOR EXTERNAL ISSUE · </w:t>
+    </w:r>
+    <w:r>
+      <w:rPr>
+        <w:rFonts w:ascii="Noto Sans Arabic" w:hAnsi="Noto Sans Arabic" w:eastAsia="Noto Sans Arabic" w:cs="Noto Sans Arabic"/>
+        <w:color w:val="12171D"/>
+        <w:sz w:val="18"/>
+        <w:szCs w:val="18"/>
+        <w:rtl w:val="1"/>
+        <w:lang w:val="ar-SA" w:bidi="ar-SA"/>
+      </w:rPr>
+      <w:t xml:space="preserve">غير مخصص للإصدار الخارجي</w:t>
+    </w:r>
+    <w:r>
+      <w:rPr>
+        <w:rFonts w:ascii="Inter" w:hAnsi="Inter" w:eastAsia="Inter" w:cs="Inter"/>
+        <w:color w:val="12171D"/>
+        <w:sz w:val="18"/>
+        <w:szCs w:val="18"/>
+        <w:lang w:val="en-GB"/>
+      </w:rPr>
+      <w:t xml:space="preserve"> · PENDING VALIDATION (D8)</w:t>
     </w:r>
   </w:p>
 </w:ftr>
@@ -3950,7 +4268,7 @@
         <w:szCs w:val="18"/>
         <w:lang w:val="en-GB"/>
       </w:rPr>
-      <w:t xml:space="preserve">GEM™   [ADDRESS] · [CITY] · [COUNTRY] · [POSTAL CODE]   [T]   [E]   [W]</w:t>
+      <w:t xml:space="preserve">GEM™ · Riyadh, Saudi Arabia · contact@mish3l.com · +966114502929</w:t>
     </w:r>
     <w:r>
       <w:tab/>
@@ -4081,7 +4399,28 @@
         <w:szCs w:val="18"/>
         <w:lang w:val="en-GB"/>
       </w:rPr>
-      <w:t xml:space="preserve">WORKING APPLICATION / PENDING VALIDATION · EXTERNAL ISSUE RESTRICTED (D8 PENDING)</w:t>
+      <w:t xml:space="preserve">NOT FOR EXTERNAL ISSUE · </w:t>
+    </w:r>
+    <w:r>
+      <w:rPr>
+        <w:rFonts w:ascii="Noto Sans Arabic" w:hAnsi="Noto Sans Arabic" w:eastAsia="Noto Sans Arabic" w:cs="Noto Sans Arabic"/>
+        <w:color w:val="12171D"/>
+        <w:sz w:val="18"/>
+        <w:szCs w:val="18"/>
+        <w:rtl w:val="1"/>
+        <w:lang w:val="ar-SA" w:bidi="ar-SA"/>
+      </w:rPr>
+      <w:t xml:space="preserve">غير مخصص للإصدار الخارجي</w:t>
+    </w:r>
+    <w:r>
+      <w:rPr>
+        <w:rFonts w:ascii="Inter" w:hAnsi="Inter" w:eastAsia="Inter" w:cs="Inter"/>
+        <w:color w:val="12171D"/>
+        <w:sz w:val="18"/>
+        <w:szCs w:val="18"/>
+        <w:lang w:val="en-GB"/>
+      </w:rPr>
+      <w:t xml:space="preserve"> · PENDING VALIDATION (D8)</w:t>
     </w:r>
   </w:p>
 </w:ftr>
@@ -4157,7 +4496,7 @@
 <w:hdr xmlns:w="http://schemas.openxmlformats.org/wordprocessingml/2006/main" xmlns:r="http://schemas.openxmlformats.org/officeDocument/2006/relationships" xmlns:wp="http://schemas.openxmlformats.org/drawingml/2006/wordprocessingDrawing" xmlns:a="http://schemas.openxmlformats.org/drawingml/2006/main" xmlns:pic="http://schemas.openxmlformats.org/drawingml/2006/picture">
   <w:p>
     <w:pPr>
-      <w:spacing w:after="0" w:line="240" w:lineRule="auto"/>
+      <w:spacing w:before="0" w:after="0" w:line="240" w:lineRule="exact"/>
       <w:jc w:val="left"/>
     </w:pPr>
     <w:r>
@@ -4168,7 +4507,7 @@
         <w:szCs w:val="16"/>
         <w:lang w:val="en-GB"/>
       </w:rPr>
-      <w:t xml:space="preserve">GEM™</w:t>
+      <w:t xml:space="preserve">GEM™ · PURCHASE ORDER CONTINUED · </w:t>
     </w:r>
     <w:r>
       <w:rPr>
@@ -4178,7 +4517,65 @@
         <w:szCs w:val="16"/>
         <w:lang w:val="en-GB"/>
       </w:rPr>
-      <w:t xml:space="preserve">    [REFERENCE NUMBER]</w:t>
+      <w:fldChar w:fldCharType="begin"/>
+    </w:r>
+    <w:r>
+      <w:rPr>
+        <w:rFonts w:ascii="Inter" w:hAnsi="Inter" w:eastAsia="Inter" w:cs="Inter"/>
+        <w:color w:val="12171D"/>
+        <w:sz w:val="16"/>
+        <w:szCs w:val="16"/>
+        <w:lang w:val="en-GB"/>
+      </w:rPr>
+      <w:instrText xml:space="preserve"> DOCPROPERTY RefNo \* MERGEFORMAT </w:instrText>
+    </w:r>
+    <w:r>
+      <w:rPr>
+        <w:rFonts w:ascii="Inter" w:hAnsi="Inter" w:eastAsia="Inter" w:cs="Inter"/>
+        <w:color w:val="12171D"/>
+        <w:sz w:val="16"/>
+        <w:szCs w:val="16"/>
+        <w:lang w:val="en-GB"/>
+      </w:rPr>
+      <w:fldChar w:fldCharType="separate"/>
+    </w:r>
+    <w:r>
+      <w:rPr>
+        <w:rFonts w:ascii="Inter" w:hAnsi="Inter" w:eastAsia="Inter" w:cs="Inter"/>
+        <w:color w:val="12171D"/>
+        <w:sz w:val="16"/>
+        <w:szCs w:val="16"/>
+        <w:lang w:val="en-GB"/>
+      </w:rPr>
+      <w:t xml:space="preserve">Enter reference number</w:t>
+    </w:r>
+    <w:r>
+      <w:rPr>
+        <w:rFonts w:ascii="Inter" w:hAnsi="Inter" w:eastAsia="Inter" w:cs="Inter"/>
+        <w:color w:val="12171D"/>
+        <w:sz w:val="16"/>
+        <w:szCs w:val="16"/>
+        <w:lang w:val="en-GB"/>
+      </w:rPr>
+      <w:fldChar w:fldCharType="end"/>
+    </w:r>
+  </w:p>
+  <w:p>
+    <w:pPr>
+      <w:bidi w:val="1"/>
+      <w:spacing w:before="0" w:after="0" w:line="240" w:lineRule="exact"/>
+      <w:jc w:val="start"/>
+    </w:pPr>
+    <w:r>
+      <w:rPr>
+        <w:rFonts w:ascii="Noto Sans Arabic" w:hAnsi="Noto Sans Arabic" w:eastAsia="Noto Sans Arabic" w:cs="Noto Sans Arabic"/>
+        <w:color w:val="12171D"/>
+        <w:sz w:val="16"/>
+        <w:szCs w:val="16"/>
+        <w:rtl w:val="1"/>
+        <w:lang w:val="ar-SA" w:bidi="ar-SA"/>
+      </w:rPr>
+      <w:t xml:space="preserve">تكملة أمر الشراء</w:t>
     </w:r>
   </w:p>
 </w:hdr>

--- a/documents/working/business-stationery-20261027/GEM_Purchase_Order_Template_working.docx
+++ b/documents/working/business-stationery-20261027/GEM_Purchase_Order_Template_working.docx
@@ -96,27 +96,27 @@
       <w:tblPr>
         <w:tblW w:w="9072" w:type="dxa"/>
         <w:tblBorders>
-          <w:top w:val="single" w:sz="4" w:space="0" w:color="BCACA7"/>
-          <w:left w:val="single" w:sz="4" w:space="0" w:color="BCACA7"/>
-          <w:bottom w:val="single" w:sz="4" w:space="0" w:color="BCACA7"/>
-          <w:right w:val="single" w:sz="4" w:space="0" w:color="BCACA7"/>
-          <w:insideH w:val="single" w:sz="4" w:space="0" w:color="BCACA7"/>
-          <w:insideV w:val="single" w:sz="4" w:space="0" w:color="BCACA7"/>
+          <w:top w:val="nil"/>
+          <w:left w:val="nil"/>
+          <w:bottom w:val="nil"/>
+          <w:right w:val="nil"/>
+          <w:insideH w:val="nil"/>
+          <w:insideV w:val="nil"/>
         </w:tblBorders>
         <w:tblLayout w:type="fixed"/>
         <w:tblCellMar>
-          <w:top w:w="40" w:type="dxa"/>
+          <w:top w:w="90" w:type="dxa"/>
           <w:left w:w="85" w:type="dxa"/>
-          <w:bottom w:w="40" w:type="dxa"/>
+          <w:bottom w:w="100" w:type="dxa"/>
           <w:right w:w="85" w:type="dxa"/>
         </w:tblCellMar>
         <w:tblLook w:firstRow="1" w:lastRow="0" w:firstColumn="0" w:lastColumn="0" w:noHBand="0" w:noVBand="1"/>
       </w:tblPr>
       <w:tblGrid>
-        <w:gridCol w:w="2250"/>
-        <w:gridCol w:w="2286"/>
-        <w:gridCol w:w="2250"/>
-        <w:gridCol w:w="2286"/>
+        <w:gridCol w:w="2268"/>
+        <w:gridCol w:w="2268"/>
+        <w:gridCol w:w="2268"/>
+        <w:gridCol w:w="2268"/>
       </w:tblGrid>
       <w:tr>
         <w:trPr>
@@ -124,86 +124,54 @@
         </w:trPr>
         <w:tc>
           <w:tcPr>
-            <w:tcW w:w="4536" w:type="dxa"/>
-            <w:gridSpan w:val="2"/>
-            <w:tcBorders>
-              <w:top w:val="nil"/>
-              <w:left w:val="nil"/>
-              <w:bottom w:val="single" w:sz="8" w:space="0" w:color="BCACA7"/>
-              <w:right w:val="nil"/>
-            </w:tcBorders>
-            <w:vAlign w:val="bottom"/>
-          </w:tcPr>
-          <w:p>
-            <w:pPr>
-              <w:pStyle w:val="Heading1"/>
-              <w:keepNext/>
-              <w:spacing w:before="160" w:after="40" w:line="250" w:lineRule="auto"/>
-              <w:ind w:start="-85"/>
-              <w:jc w:val="left"/>
-            </w:pPr>
-            <w:r>
-              <w:rPr>
-                <w:rFonts w:ascii="Jost" w:hAnsi="Jost" w:eastAsia="Jost" w:cs="Jost"/>
+            <w:tcW w:w="2268" w:type="dxa"/>
+            <w:tcBorders>
+              <w:top w:val="single" w:sz="8" w:space="0" w:color="12171D"/>
+              <w:bottom w:val="single" w:sz="4" w:space="0" w:color="BCACA7"/>
+            </w:tcBorders>
+            <w:vAlign w:val="top"/>
+          </w:tcPr>
+          <w:p>
+            <w:pPr>
+              <w:keepNext/>
+              <w:spacing w:before="0" w:after="0" w:line="250" w:lineRule="auto"/>
+              <w:jc w:val="left"/>
+            </w:pPr>
+            <w:r>
+              <w:rPr>
+                <w:rFonts w:ascii="Inter" w:hAnsi="Inter" w:eastAsia="Inter" w:cs="Inter"/>
+                <w:color w:val="12171D"/>
+                <w:spacing w:val="13"/>
+                <w:sz w:val="16"/>
+                <w:szCs w:val="16"/>
+                <w:lang w:val="en-GB"/>
+              </w:rPr>
+              <w:t xml:space="preserve">PO NUMBER</w:t>
+            </w:r>
+          </w:p>
+          <w:p>
+            <w:pPr>
+              <w:keepNext/>
+              <w:bidi w:val="1"/>
+              <w:spacing w:before="0" w:after="40" w:line="250" w:lineRule="auto"/>
+              <w:jc w:val="start"/>
+            </w:pPr>
+            <w:r>
+              <w:rPr>
+                <w:rFonts w:ascii="Noto Sans Arabic" w:hAnsi="Noto Sans Arabic" w:eastAsia="Noto Sans Arabic" w:cs="Noto Sans Arabic"/>
                 <w:color w:val="12171D"/>
                 <w:sz w:val="21"/>
                 <w:szCs w:val="21"/>
-                <w:lang w:val="en-GB"/>
-              </w:rPr>
-              <w:t xml:space="preserve">ORDER DETAILS</w:t>
-            </w:r>
-          </w:p>
-        </w:tc>
-        <w:tc>
-          <w:tcPr>
-            <w:tcW w:w="4536" w:type="dxa"/>
-            <w:gridSpan w:val="2"/>
-            <w:tcBorders>
-              <w:top w:val="nil"/>
-              <w:left w:val="nil"/>
-              <w:bottom w:val="single" w:sz="8" w:space="0" w:color="BCACA7"/>
-              <w:right w:val="nil"/>
-            </w:tcBorders>
-            <w:vAlign w:val="bottom"/>
-          </w:tcPr>
-          <w:p>
-            <w:pPr>
-              <w:keepNext/>
-              <w:bidi w:val="1"/>
-              <w:spacing w:before="160" w:after="40" w:line="250" w:lineRule="auto"/>
-              <w:ind w:start="-85"/>
-              <w:jc w:val="start"/>
-            </w:pPr>
-            <w:r>
-              <w:rPr>
-                <w:rFonts w:ascii="Noto Sans Arabic" w:hAnsi="Noto Sans Arabic" w:eastAsia="Noto Sans Arabic" w:cs="Noto Sans Arabic"/>
-                <w:color w:val="12171D"/>
-                <w:sz w:val="22"/>
-                <w:szCs w:val="22"/>
                 <w:rtl w:val="1"/>
                 <w:lang w:val="ar-SA" w:bidi="ar-SA"/>
               </w:rPr>
-              <w:t xml:space="preserve">بيانات أمر الشراء</w:t>
-            </w:r>
-          </w:p>
-        </w:tc>
-      </w:tr>
-      <w:tr>
-        <w:trPr>
-          <w:cantSplit/>
-        </w:trPr>
-        <w:tc>
-          <w:tcPr>
-            <w:tcW w:w="2250" w:type="dxa"/>
-            <w:tcBorders>
-              <w:bottom w:val="single" w:sz="4" w:space="0" w:color="BCACA7"/>
-            </w:tcBorders>
-            <w:vAlign w:val="center"/>
-          </w:tcPr>
-          <w:p>
-            <w:pPr>
-              <w:keepNext/>
-              <w:spacing w:before="0" w:after="10" w:line="250" w:lineRule="auto"/>
+              <w:t xml:space="preserve">رقم أمر الشراء</w:t>
+            </w:r>
+          </w:p>
+          <w:p>
+            <w:pPr>
+              <w:keepNext/>
+              <w:spacing w:before="0" w:after="0" w:line="250" w:lineRule="auto"/>
               <w:jc w:val="left"/>
             </w:pPr>
             <w:r>
@@ -214,148 +182,96 @@
                 <w:szCs w:val="18"/>
                 <w:lang w:val="en-GB"/>
               </w:rPr>
-              <w:t xml:space="preserve">PURCHASE ORDER NUMBER</w:t>
+              <w:fldChar w:fldCharType="begin"/>
+            </w:r>
+            <w:r>
+              <w:rPr>
+                <w:rFonts w:ascii="Inter" w:hAnsi="Inter" w:eastAsia="Inter" w:cs="Inter"/>
+                <w:color w:val="12171D"/>
+                <w:sz w:val="18"/>
+                <w:szCs w:val="18"/>
+                <w:lang w:val="en-GB"/>
+              </w:rPr>
+              <w:instrText xml:space="preserve"> DOCPROPERTY RefNo \* MERGEFORMAT </w:instrText>
+            </w:r>
+            <w:r>
+              <w:rPr>
+                <w:rFonts w:ascii="Inter" w:hAnsi="Inter" w:eastAsia="Inter" w:cs="Inter"/>
+                <w:color w:val="12171D"/>
+                <w:sz w:val="18"/>
+                <w:szCs w:val="18"/>
+                <w:lang w:val="en-GB"/>
+              </w:rPr>
+              <w:fldChar w:fldCharType="separate"/>
+            </w:r>
+            <w:r>
+              <w:rPr>
+                <w:rFonts w:ascii="Inter" w:hAnsi="Inter" w:eastAsia="Inter" w:cs="Inter"/>
+                <w:color w:val="12171D"/>
+                <w:sz w:val="18"/>
+                <w:szCs w:val="18"/>
+                <w:lang w:val="en-GB"/>
+              </w:rPr>
+              <w:t xml:space="preserve">Enter reference number</w:t>
+            </w:r>
+            <w:r>
+              <w:rPr>
+                <w:rFonts w:ascii="Inter" w:hAnsi="Inter" w:eastAsia="Inter" w:cs="Inter"/>
+                <w:color w:val="12171D"/>
+                <w:sz w:val="18"/>
+                <w:szCs w:val="18"/>
+                <w:lang w:val="en-GB"/>
+              </w:rPr>
+              <w:fldChar w:fldCharType="end"/>
+            </w:r>
+          </w:p>
+        </w:tc>
+        <w:tc>
+          <w:tcPr>
+            <w:tcW w:w="2268" w:type="dxa"/>
+            <w:tcBorders>
+              <w:top w:val="single" w:sz="8" w:space="0" w:color="12171D"/>
+              <w:bottom w:val="single" w:sz="4" w:space="0" w:color="BCACA7"/>
+            </w:tcBorders>
+            <w:vAlign w:val="top"/>
+          </w:tcPr>
+          <w:p>
+            <w:pPr>
+              <w:keepNext/>
+              <w:spacing w:before="0" w:after="0" w:line="250" w:lineRule="auto"/>
+              <w:jc w:val="left"/>
+            </w:pPr>
+            <w:r>
+              <w:rPr>
+                <w:rFonts w:ascii="Inter" w:hAnsi="Inter" w:eastAsia="Inter" w:cs="Inter"/>
+                <w:color w:val="12171D"/>
+                <w:spacing w:val="13"/>
+                <w:sz w:val="16"/>
+                <w:szCs w:val="16"/>
+                <w:lang w:val="en-GB"/>
+              </w:rPr>
+              <w:t xml:space="preserve">ORDER DATE</w:t>
             </w:r>
           </w:p>
           <w:p>
             <w:pPr>
               <w:keepNext/>
               <w:bidi w:val="1"/>
-              <w:spacing w:before="0" w:after="0" w:line="250" w:lineRule="auto"/>
+              <w:spacing w:before="0" w:after="40" w:line="250" w:lineRule="auto"/>
               <w:jc w:val="start"/>
             </w:pPr>
             <w:r>
               <w:rPr>
                 <w:rFonts w:ascii="Noto Sans Arabic" w:hAnsi="Noto Sans Arabic" w:eastAsia="Noto Sans Arabic" w:cs="Noto Sans Arabic"/>
                 <w:color w:val="12171D"/>
-                <w:sz w:val="20"/>
-                <w:szCs w:val="20"/>
+                <w:sz w:val="21"/>
+                <w:szCs w:val="21"/>
                 <w:rtl w:val="1"/>
                 <w:lang w:val="ar-SA" w:bidi="ar-SA"/>
               </w:rPr>
-              <w:t xml:space="preserve">رقم أمر الشراء</w:t>
-            </w:r>
-          </w:p>
-        </w:tc>
-        <w:tc>
-          <w:tcPr>
-            <w:tcW w:w="2286" w:type="dxa"/>
-            <w:tcBorders>
-              <w:bottom w:val="single" w:sz="4" w:space="0" w:color="BCACA7"/>
-            </w:tcBorders>
-            <w:vAlign w:val="center"/>
-          </w:tcPr>
-          <w:p>
-            <w:pPr>
-              <w:keepNext/>
-              <w:spacing w:before="0" w:after="0" w:line="250" w:lineRule="auto"/>
-              <w:jc w:val="left"/>
-            </w:pPr>
-            <w:r>
-              <w:rPr>
-                <w:rFonts w:ascii="Inter" w:hAnsi="Inter" w:eastAsia="Inter" w:cs="Inter"/>
-                <w:color w:val="12171D"/>
-                <w:sz w:val="18"/>
-                <w:szCs w:val="18"/>
-                <w:lang w:val="en-GB"/>
-              </w:rPr>
-              <w:fldChar w:fldCharType="begin"/>
-            </w:r>
-            <w:r>
-              <w:rPr>
-                <w:rFonts w:ascii="Inter" w:hAnsi="Inter" w:eastAsia="Inter" w:cs="Inter"/>
-                <w:color w:val="12171D"/>
-                <w:sz w:val="18"/>
-                <w:szCs w:val="18"/>
-                <w:lang w:val="en-GB"/>
-              </w:rPr>
-              <w:instrText xml:space="preserve"> DOCPROPERTY RefNo \* MERGEFORMAT </w:instrText>
-            </w:r>
-            <w:r>
-              <w:rPr>
-                <w:rFonts w:ascii="Inter" w:hAnsi="Inter" w:eastAsia="Inter" w:cs="Inter"/>
-                <w:color w:val="12171D"/>
-                <w:sz w:val="18"/>
-                <w:szCs w:val="18"/>
-                <w:lang w:val="en-GB"/>
-              </w:rPr>
-              <w:fldChar w:fldCharType="separate"/>
-            </w:r>
-            <w:r>
-              <w:rPr>
-                <w:rFonts w:ascii="Inter" w:hAnsi="Inter" w:eastAsia="Inter" w:cs="Inter"/>
-                <w:color w:val="12171D"/>
-                <w:sz w:val="18"/>
-                <w:szCs w:val="18"/>
-                <w:lang w:val="en-GB"/>
-              </w:rPr>
-              <w:t xml:space="preserve">Enter reference number</w:t>
-            </w:r>
-            <w:r>
-              <w:rPr>
-                <w:rFonts w:ascii="Inter" w:hAnsi="Inter" w:eastAsia="Inter" w:cs="Inter"/>
-                <w:color w:val="12171D"/>
-                <w:sz w:val="18"/>
-                <w:szCs w:val="18"/>
-                <w:lang w:val="en-GB"/>
-              </w:rPr>
-              <w:fldChar w:fldCharType="end"/>
-            </w:r>
-          </w:p>
-        </w:tc>
-        <w:tc>
-          <w:tcPr>
-            <w:tcW w:w="2250" w:type="dxa"/>
-            <w:tcBorders>
-              <w:bottom w:val="single" w:sz="4" w:space="0" w:color="BCACA7"/>
-            </w:tcBorders>
-            <w:vAlign w:val="center"/>
-          </w:tcPr>
-          <w:p>
-            <w:pPr>
-              <w:keepNext/>
-              <w:spacing w:before="0" w:after="10" w:line="250" w:lineRule="auto"/>
-              <w:jc w:val="left"/>
-            </w:pPr>
-            <w:r>
-              <w:rPr>
-                <w:rFonts w:ascii="Inter" w:hAnsi="Inter" w:eastAsia="Inter" w:cs="Inter"/>
-                <w:color w:val="12171D"/>
-                <w:sz w:val="18"/>
-                <w:szCs w:val="18"/>
-                <w:lang w:val="en-GB"/>
-              </w:rPr>
-              <w:t xml:space="preserve">ORDER DATE</w:t>
-            </w:r>
-          </w:p>
-          <w:p>
-            <w:pPr>
-              <w:keepNext/>
-              <w:bidi w:val="1"/>
-              <w:spacing w:before="0" w:after="0" w:line="250" w:lineRule="auto"/>
-              <w:jc w:val="start"/>
-            </w:pPr>
-            <w:r>
-              <w:rPr>
-                <w:rFonts w:ascii="Noto Sans Arabic" w:hAnsi="Noto Sans Arabic" w:eastAsia="Noto Sans Arabic" w:cs="Noto Sans Arabic"/>
-                <w:color w:val="12171D"/>
-                <w:sz w:val="20"/>
-                <w:szCs w:val="20"/>
-                <w:rtl w:val="1"/>
-                <w:lang w:val="ar-SA" w:bidi="ar-SA"/>
-              </w:rPr>
               <w:t xml:space="preserve">تاريخ الطلب</w:t>
             </w:r>
           </w:p>
-        </w:tc>
-        <w:tc>
-          <w:tcPr>
-            <w:tcW w:w="2286" w:type="dxa"/>
-            <w:tcBorders>
-              <w:bottom w:val="single" w:sz="4" w:space="0" w:color="BCACA7"/>
-            </w:tcBorders>
-            <w:vAlign w:val="center"/>
-          </w:tcPr>
           <w:p>
             <w:pPr>
               <w:keepNext/>
@@ -378,217 +294,67 @@
                     <w:szCs w:val="18"/>
                     <w:lang w:val="en-GB"/>
                   </w:rPr>
-                  <w:t xml:space="preserve">Enter Order Date - DD/MM/YYYY (Gregorian)</w:t>
+                  <w:t xml:space="preserve">DD/MM/YYYY (Gregorian)</w:t>
                 </w:r>
               </w:sdtContent>
             </w:sdt>
           </w:p>
         </w:tc>
-      </w:tr>
-      <w:tr>
-        <w:trPr>
-          <w:cantSplit/>
-        </w:trPr>
-        <w:tc>
-          <w:tcPr>
-            <w:tcW w:w="2250" w:type="dxa"/>
-            <w:tcBorders>
-              <w:bottom w:val="single" w:sz="4" w:space="0" w:color="BCACA7"/>
-            </w:tcBorders>
-            <w:vAlign w:val="center"/>
-          </w:tcPr>
-          <w:p>
-            <w:pPr>
-              <w:spacing w:before="0" w:after="10" w:line="250" w:lineRule="auto"/>
-              <w:jc w:val="left"/>
-            </w:pPr>
-            <w:r>
-              <w:rPr>
-                <w:rFonts w:ascii="Inter" w:hAnsi="Inter" w:eastAsia="Inter" w:cs="Inter"/>
-                <w:color w:val="12171D"/>
-                <w:sz w:val="18"/>
-                <w:szCs w:val="18"/>
-                <w:lang w:val="en-GB"/>
-              </w:rPr>
-              <w:t xml:space="preserve">REQUESTER / BUYER CONTACT</w:t>
-            </w:r>
-          </w:p>
-          <w:p>
-            <w:pPr>
+        <w:tc>
+          <w:tcPr>
+            <w:tcW w:w="2268" w:type="dxa"/>
+            <w:tcBorders>
+              <w:top w:val="single" w:sz="8" w:space="0" w:color="12171D"/>
+              <w:bottom w:val="single" w:sz="4" w:space="0" w:color="BCACA7"/>
+            </w:tcBorders>
+            <w:vAlign w:val="top"/>
+          </w:tcPr>
+          <w:p>
+            <w:pPr>
+              <w:keepNext/>
+              <w:spacing w:before="0" w:after="0" w:line="250" w:lineRule="auto"/>
+              <w:jc w:val="left"/>
+            </w:pPr>
+            <w:r>
+              <w:rPr>
+                <w:rFonts w:ascii="Inter" w:hAnsi="Inter" w:eastAsia="Inter" w:cs="Inter"/>
+                <w:color w:val="12171D"/>
+                <w:spacing w:val="13"/>
+                <w:sz w:val="16"/>
+                <w:szCs w:val="16"/>
+                <w:lang w:val="en-GB"/>
+              </w:rPr>
+              <w:t xml:space="preserve">REQUESTED DELIVERY</w:t>
+            </w:r>
+          </w:p>
+          <w:p>
+            <w:pPr>
+              <w:keepNext/>
               <w:bidi w:val="1"/>
-              <w:spacing w:before="0" w:after="0" w:line="250" w:lineRule="auto"/>
+              <w:spacing w:before="0" w:after="40" w:line="250" w:lineRule="auto"/>
               <w:jc w:val="start"/>
             </w:pPr>
             <w:r>
               <w:rPr>
                 <w:rFonts w:ascii="Noto Sans Arabic" w:hAnsi="Noto Sans Arabic" w:eastAsia="Noto Sans Arabic" w:cs="Noto Sans Arabic"/>
                 <w:color w:val="12171D"/>
-                <w:sz w:val="20"/>
-                <w:szCs w:val="20"/>
+                <w:sz w:val="21"/>
+                <w:szCs w:val="21"/>
                 <w:rtl w:val="1"/>
                 <w:lang w:val="ar-SA" w:bidi="ar-SA"/>
               </w:rPr>
-              <w:t xml:space="preserve">مقدم الطلب / جهة تواصل المشتري</w:t>
-            </w:r>
-          </w:p>
-        </w:tc>
-        <w:tc>
-          <w:tcPr>
-            <w:tcW w:w="2286" w:type="dxa"/>
-            <w:tcBorders>
-              <w:bottom w:val="single" w:sz="4" w:space="0" w:color="BCACA7"/>
-            </w:tcBorders>
-            <w:vAlign w:val="center"/>
-          </w:tcPr>
-          <w:p>
-            <w:pPr>
-              <w:spacing w:before="0" w:after="0" w:line="250" w:lineRule="auto"/>
-              <w:jc w:val="left"/>
-            </w:pPr>
-            <w:r>
-              <w:rPr>
-                <w:rFonts w:ascii="Inter" w:hAnsi="Inter" w:eastAsia="Inter" w:cs="Inter"/>
-                <w:color w:val="12171D"/>
-                <w:sz w:val="18"/>
-                <w:szCs w:val="18"/>
-                <w:lang w:val="en-GB"/>
-              </w:rPr>
-              <w:t xml:space="preserve">Mashal Abdulrahman, GM / Owner</w:t>
-            </w:r>
-          </w:p>
-        </w:tc>
-        <w:tc>
-          <w:tcPr>
-            <w:tcW w:w="2250" w:type="dxa"/>
-            <w:tcBorders>
-              <w:bottom w:val="single" w:sz="4" w:space="0" w:color="BCACA7"/>
-            </w:tcBorders>
-            <w:vAlign w:val="center"/>
-          </w:tcPr>
-          <w:p>
-            <w:pPr>
-              <w:spacing w:before="0" w:after="10" w:line="250" w:lineRule="auto"/>
-              <w:jc w:val="left"/>
-            </w:pPr>
-            <w:r>
-              <w:rPr>
-                <w:rFonts w:ascii="Inter" w:hAnsi="Inter" w:eastAsia="Inter" w:cs="Inter"/>
-                <w:color w:val="12171D"/>
-                <w:sz w:val="18"/>
-                <w:szCs w:val="18"/>
-                <w:lang w:val="en-GB"/>
-              </w:rPr>
-              <w:t xml:space="preserve">REQUESTER EMAIL</w:t>
-            </w:r>
-          </w:p>
-          <w:p>
-            <w:pPr>
-              <w:bidi w:val="1"/>
-              <w:spacing w:before="0" w:after="0" w:line="250" w:lineRule="auto"/>
-              <w:jc w:val="start"/>
-            </w:pPr>
-            <w:r>
-              <w:rPr>
-                <w:rFonts w:ascii="Noto Sans Arabic" w:hAnsi="Noto Sans Arabic" w:eastAsia="Noto Sans Arabic" w:cs="Noto Sans Arabic"/>
-                <w:color w:val="12171D"/>
-                <w:sz w:val="20"/>
-                <w:szCs w:val="20"/>
-                <w:rtl w:val="1"/>
-                <w:lang w:val="ar-SA" w:bidi="ar-SA"/>
-              </w:rPr>
-              <w:t xml:space="preserve">بريد مقدم الطلب</w:t>
-            </w:r>
-          </w:p>
-        </w:tc>
-        <w:tc>
-          <w:tcPr>
-            <w:tcW w:w="2286" w:type="dxa"/>
-            <w:tcBorders>
-              <w:bottom w:val="single" w:sz="4" w:space="0" w:color="BCACA7"/>
-            </w:tcBorders>
-            <w:vAlign w:val="center"/>
-          </w:tcPr>
-          <w:p>
-            <w:pPr>
-              <w:spacing w:before="0" w:after="0" w:line="250" w:lineRule="auto"/>
-              <w:jc w:val="left"/>
-            </w:pPr>
-            <w:r>
-              <w:rPr>
-                <w:rFonts w:ascii="Inter" w:hAnsi="Inter" w:eastAsia="Inter" w:cs="Inter"/>
-                <w:color w:val="12171D"/>
-                <w:sz w:val="18"/>
-                <w:szCs w:val="18"/>
-                <w:lang w:val="en-GB"/>
-              </w:rPr>
-              <w:t xml:space="preserve">contact@mish3l.com</w:t>
-            </w:r>
-          </w:p>
-        </w:tc>
-      </w:tr>
-      <w:tr>
-        <w:trPr>
-          <w:cantSplit/>
-        </w:trPr>
-        <w:tc>
-          <w:tcPr>
-            <w:tcW w:w="2250" w:type="dxa"/>
-            <w:tcBorders>
-              <w:bottom w:val="single" w:sz="4" w:space="0" w:color="BCACA7"/>
-            </w:tcBorders>
-            <w:vAlign w:val="center"/>
-          </w:tcPr>
-          <w:p>
-            <w:pPr>
-              <w:spacing w:before="0" w:after="10" w:line="250" w:lineRule="auto"/>
-              <w:jc w:val="left"/>
-            </w:pPr>
-            <w:r>
-              <w:rPr>
-                <w:rFonts w:ascii="Inter" w:hAnsi="Inter" w:eastAsia="Inter" w:cs="Inter"/>
-                <w:color w:val="12171D"/>
-                <w:sz w:val="18"/>
-                <w:szCs w:val="18"/>
-                <w:lang w:val="en-GB"/>
-              </w:rPr>
-              <w:t xml:space="preserve">RELATED QUOTATION</w:t>
-            </w:r>
-          </w:p>
-          <w:p>
-            <w:pPr>
-              <w:bidi w:val="1"/>
-              <w:spacing w:before="0" w:after="0" w:line="250" w:lineRule="auto"/>
-              <w:jc w:val="start"/>
-            </w:pPr>
-            <w:r>
-              <w:rPr>
-                <w:rFonts w:ascii="Noto Sans Arabic" w:hAnsi="Noto Sans Arabic" w:eastAsia="Noto Sans Arabic" w:cs="Noto Sans Arabic"/>
-                <w:color w:val="12171D"/>
-                <w:sz w:val="20"/>
-                <w:szCs w:val="20"/>
-                <w:rtl w:val="1"/>
-                <w:lang w:val="ar-SA" w:bidi="ar-SA"/>
-              </w:rPr>
-              <w:t xml:space="preserve">عرض السعر المرتبط</w:t>
-            </w:r>
-          </w:p>
-        </w:tc>
-        <w:tc>
-          <w:tcPr>
-            <w:tcW w:w="2286" w:type="dxa"/>
-            <w:tcBorders>
-              <w:bottom w:val="single" w:sz="4" w:space="0" w:color="BCACA7"/>
-            </w:tcBorders>
-            <w:vAlign w:val="center"/>
-          </w:tcPr>
-          <w:p>
-            <w:pPr>
+              <w:t xml:space="preserve">تاريخ التسليم المطلوب</w:t>
+            </w:r>
+          </w:p>
+          <w:p>
+            <w:pPr>
+              <w:keepNext/>
               <w:spacing w:before="0" w:after="0" w:line="250" w:lineRule="auto"/>
               <w:jc w:val="left"/>
             </w:pPr>
             <w:sdt>
               <w:sdtPr>
-                <w:alias w:val="Quotation Reference"/>
+                <w:alias w:val="Requested Delivery Date | DD/MM/YYYY (Gregorian)"/>
                 <w:tag w:val="field_1111"/>
                 <w:id w:val="1111"/>
                 <w:text/>
@@ -602,7 +368,7 @@
                     <w:szCs w:val="18"/>
                     <w:lang w:val="en-GB"/>
                   </w:rPr>
-                  <w:t xml:space="preserve">Enter Quotation Reference</w:t>
+                  <w:t xml:space="preserve">DD/MM/YYYY (Gregorian)</w:t>
                 </w:r>
               </w:sdtContent>
             </w:sdt>
@@ -610,63 +376,314 @@
         </w:tc>
         <w:tc>
           <w:tcPr>
-            <w:tcW w:w="2250" w:type="dxa"/>
-            <w:tcBorders>
-              <w:bottom w:val="single" w:sz="4" w:space="0" w:color="BCACA7"/>
-            </w:tcBorders>
-            <w:vAlign w:val="center"/>
-          </w:tcPr>
-          <w:p>
-            <w:pPr>
-              <w:spacing w:before="0" w:after="10" w:line="250" w:lineRule="auto"/>
-              <w:jc w:val="left"/>
-            </w:pPr>
-            <w:r>
-              <w:rPr>
-                <w:rFonts w:ascii="Inter" w:hAnsi="Inter" w:eastAsia="Inter" w:cs="Inter"/>
-                <w:color w:val="12171D"/>
-                <w:sz w:val="18"/>
-                <w:szCs w:val="18"/>
-                <w:lang w:val="en-GB"/>
-              </w:rPr>
-              <w:t xml:space="preserve">RFQ REFERENCE</w:t>
-            </w:r>
-          </w:p>
-          <w:p>
-            <w:pPr>
+            <w:tcW w:w="2268" w:type="dxa"/>
+            <w:tcBorders>
+              <w:top w:val="single" w:sz="8" w:space="0" w:color="12171D"/>
+              <w:bottom w:val="single" w:sz="4" w:space="0" w:color="BCACA7"/>
+            </w:tcBorders>
+            <w:vAlign w:val="top"/>
+          </w:tcPr>
+          <w:p>
+            <w:pPr>
+              <w:keepNext/>
+              <w:spacing w:before="0" w:after="0" w:line="250" w:lineRule="auto"/>
+              <w:jc w:val="left"/>
+            </w:pPr>
+            <w:r>
+              <w:rPr>
+                <w:rFonts w:ascii="Inter" w:hAnsi="Inter" w:eastAsia="Inter" w:cs="Inter"/>
+                <w:color w:val="12171D"/>
+                <w:spacing w:val="13"/>
+                <w:sz w:val="16"/>
+                <w:szCs w:val="16"/>
+                <w:lang w:val="en-GB"/>
+              </w:rPr>
+              <w:t xml:space="preserve">TOTAL (SAR)</w:t>
+            </w:r>
+          </w:p>
+          <w:p>
+            <w:pPr>
+              <w:keepNext/>
               <w:bidi w:val="1"/>
-              <w:spacing w:before="0" w:after="0" w:line="250" w:lineRule="auto"/>
+              <w:spacing w:before="0" w:after="40" w:line="250" w:lineRule="auto"/>
               <w:jc w:val="start"/>
             </w:pPr>
             <w:r>
               <w:rPr>
                 <w:rFonts w:ascii="Noto Sans Arabic" w:hAnsi="Noto Sans Arabic" w:eastAsia="Noto Sans Arabic" w:cs="Noto Sans Arabic"/>
                 <w:color w:val="12171D"/>
-                <w:sz w:val="20"/>
-                <w:szCs w:val="20"/>
+                <w:sz w:val="21"/>
+                <w:szCs w:val="21"/>
                 <w:rtl w:val="1"/>
                 <w:lang w:val="ar-SA" w:bidi="ar-SA"/>
               </w:rPr>
-              <w:t xml:space="preserve">مرجع طلب عرض السعر</w:t>
-            </w:r>
-          </w:p>
-        </w:tc>
-        <w:tc>
-          <w:tcPr>
-            <w:tcW w:w="2286" w:type="dxa"/>
-            <w:tcBorders>
-              <w:bottom w:val="single" w:sz="4" w:space="0" w:color="BCACA7"/>
-            </w:tcBorders>
+              <w:t xml:space="preserve">الإجمالي</w:t>
+            </w:r>
+          </w:p>
+          <w:p>
+            <w:pPr>
+              <w:keepNext/>
+              <w:spacing w:before="0" w:after="0" w:line="250" w:lineRule="auto"/>
+              <w:jc w:val="left"/>
+            </w:pPr>
+            <w:r>
+              <w:rPr>
+                <w:rFonts w:ascii="Jost" w:hAnsi="Jost" w:eastAsia="Jost" w:cs="Jost"/>
+                <w:color w:val="12171D"/>
+                <w:sz w:val="30"/>
+                <w:szCs w:val="30"/>
+                <w:lang w:val="en-GB"/>
+              </w:rPr>
+              <w:fldChar w:fldCharType="begin"/>
+            </w:r>
+            <w:r>
+              <w:rPr>
+                <w:rFonts w:ascii="Jost" w:hAnsi="Jost" w:eastAsia="Jost" w:cs="Jost"/>
+                <w:color w:val="12171D"/>
+                <w:sz w:val="30"/>
+                <w:szCs w:val="30"/>
+                <w:lang w:val="en-GB"/>
+              </w:rPr>
+              <w:instrText xml:space="preserve"> REF DocTotal </w:instrText>
+            </w:r>
+            <w:r>
+              <w:rPr>
+                <w:rFonts w:ascii="Jost" w:hAnsi="Jost" w:eastAsia="Jost" w:cs="Jost"/>
+                <w:color w:val="12171D"/>
+                <w:sz w:val="30"/>
+                <w:szCs w:val="30"/>
+                <w:lang w:val="en-GB"/>
+              </w:rPr>
+              <w:fldChar w:fldCharType="separate"/>
+            </w:r>
+            <w:r>
+              <w:rPr>
+                <w:rFonts w:ascii="Jost" w:hAnsi="Jost" w:eastAsia="Jost" w:cs="Jost"/>
+                <w:color w:val="12171D"/>
+                <w:sz w:val="30"/>
+                <w:szCs w:val="30"/>
+                <w:lang w:val="en-GB"/>
+              </w:rPr>
+              <w:t xml:space="preserve">0.00</w:t>
+            </w:r>
+            <w:r>
+              <w:rPr>
+                <w:rFonts w:ascii="Jost" w:hAnsi="Jost" w:eastAsia="Jost" w:cs="Jost"/>
+                <w:color w:val="12171D"/>
+                <w:sz w:val="30"/>
+                <w:szCs w:val="30"/>
+                <w:lang w:val="en-GB"/>
+              </w:rPr>
+              <w:fldChar w:fldCharType="end"/>
+            </w:r>
+          </w:p>
+        </w:tc>
+      </w:tr>
+    </w:tbl>
+    <w:p>
+      <w:pPr>
+        <w:keepNext/>
+        <w:spacing w:before="0" w:after="0" w:line="20" w:lineRule="exact"/>
+        <w:rPr>
+          <w:sz w:val="2"/>
+          <w:szCs w:val="2"/>
+        </w:rPr>
+      </w:pPr>
+    </w:p>
+    <w:tbl>
+      <w:tblPr>
+        <w:tblW w:w="9072" w:type="dxa"/>
+        <w:tblBorders>
+          <w:top w:val="nil"/>
+          <w:left w:val="nil"/>
+          <w:bottom w:val="nil"/>
+          <w:right w:val="nil"/>
+          <w:insideH w:val="nil"/>
+          <w:insideV w:val="nil"/>
+        </w:tblBorders>
+        <w:tblLayout w:type="fixed"/>
+        <w:tblCellMar>
+          <w:top w:w="50" w:type="dxa"/>
+          <w:left w:w="85" w:type="dxa"/>
+          <w:bottom w:w="70" w:type="dxa"/>
+          <w:right w:w="85" w:type="dxa"/>
+        </w:tblCellMar>
+        <w:tblLook w:firstRow="1" w:lastRow="0" w:firstColumn="0" w:lastColumn="0" w:noHBand="0" w:noVBand="1"/>
+      </w:tblPr>
+      <w:tblGrid>
+        <w:gridCol w:w="4336"/>
+        <w:gridCol w:w="400"/>
+        <w:gridCol w:w="4336"/>
+      </w:tblGrid>
+      <w:tr>
+        <w:trPr>
+          <w:cantSplit/>
+        </w:trPr>
+        <w:tc>
+          <w:tcPr>
+            <w:tcW w:w="4336" w:type="dxa"/>
+            <w:tcBorders>
+              <w:top w:val="nil"/>
+              <w:left w:val="nil"/>
+              <w:bottom w:val="single" w:sz="8" w:space="0" w:color="BCACA7"/>
+              <w:right w:val="nil"/>
+            </w:tcBorders>
+            <w:vAlign w:val="bottom"/>
+          </w:tcPr>
+          <w:p>
+            <w:pPr>
+              <w:pStyle w:val="Heading1"/>
+              <w:keepNext/>
+              <w:tabs>
+                <w:tab w:val="right" w:pos="4166"/>
+              </w:tabs>
+              <w:spacing w:before="160" w:after="40" w:line="250" w:lineRule="auto"/>
+              <w:jc w:val="left"/>
+            </w:pPr>
+            <w:r>
+              <w:rPr>
+                <w:rFonts w:ascii="Jost" w:hAnsi="Jost" w:eastAsia="Jost" w:cs="Jost"/>
+                <w:color w:val="12171D"/>
+                <w:spacing w:val="34"/>
+                <w:sz w:val="21"/>
+                <w:szCs w:val="21"/>
+                <w:lang w:val="en-GB"/>
+              </w:rPr>
+              <w:t xml:space="preserve">BUYER</w:t>
+            </w:r>
+            <w:r>
+              <w:tab/>
+            </w:r>
+            <w:r>
+              <w:rPr>
+                <w:rFonts w:ascii="Noto Sans Arabic" w:hAnsi="Noto Sans Arabic" w:eastAsia="Noto Sans Arabic" w:cs="Noto Sans Arabic"/>
+                <w:color w:val="12171D"/>
+                <w:sz w:val="22"/>
+                <w:szCs w:val="22"/>
+                <w:rtl w:val="1"/>
+                <w:lang w:val="ar-SA" w:bidi="ar-SA"/>
+              </w:rPr>
+              <w:t xml:space="preserve">المشتري</w:t>
+            </w:r>
+          </w:p>
+        </w:tc>
+        <w:tc>
+          <w:tcPr>
+            <w:tcW w:w="400" w:type="dxa"/>
             <w:vAlign w:val="center"/>
           </w:tcPr>
           <w:p>
             <w:pPr>
+              <w:spacing w:before="0" w:after="0" w:line="250" w:lineRule="auto"/>
+              <w:jc w:val="left"/>
+            </w:pPr>
+          </w:p>
+        </w:tc>
+        <w:tc>
+          <w:tcPr>
+            <w:tcW w:w="4336" w:type="dxa"/>
+            <w:tcBorders>
+              <w:top w:val="nil"/>
+              <w:left w:val="nil"/>
+              <w:bottom w:val="single" w:sz="8" w:space="0" w:color="BCACA7"/>
+              <w:right w:val="nil"/>
+            </w:tcBorders>
+            <w:vAlign w:val="bottom"/>
+          </w:tcPr>
+          <w:p>
+            <w:pPr>
+              <w:pStyle w:val="Heading1"/>
+              <w:keepNext/>
+              <w:tabs>
+                <w:tab w:val="right" w:pos="4166"/>
+              </w:tabs>
+              <w:spacing w:before="160" w:after="40" w:line="250" w:lineRule="auto"/>
+              <w:jc w:val="left"/>
+            </w:pPr>
+            <w:r>
+              <w:rPr>
+                <w:rFonts w:ascii="Jost" w:hAnsi="Jost" w:eastAsia="Jost" w:cs="Jost"/>
+                <w:color w:val="12171D"/>
+                <w:spacing w:val="34"/>
+                <w:sz w:val="21"/>
+                <w:szCs w:val="21"/>
+                <w:lang w:val="en-GB"/>
+              </w:rPr>
+              <w:t xml:space="preserve">SUPPLIER</w:t>
+            </w:r>
+            <w:r>
+              <w:tab/>
+            </w:r>
+            <w:r>
+              <w:rPr>
+                <w:rFonts w:ascii="Noto Sans Arabic" w:hAnsi="Noto Sans Arabic" w:eastAsia="Noto Sans Arabic" w:cs="Noto Sans Arabic"/>
+                <w:color w:val="12171D"/>
+                <w:sz w:val="22"/>
+                <w:szCs w:val="22"/>
+                <w:rtl w:val="1"/>
+                <w:lang w:val="ar-SA" w:bidi="ar-SA"/>
+              </w:rPr>
+              <w:t xml:space="preserve">المورد</w:t>
+            </w:r>
+          </w:p>
+        </w:tc>
+      </w:tr>
+      <w:tr>
+        <w:trPr>
+          <w:cantSplit/>
+        </w:trPr>
+        <w:tc>
+          <w:tcPr>
+            <w:tcW w:w="4336" w:type="dxa"/>
+            <w:tcBorders>
+              <w:bottom w:val="single" w:sz="4" w:space="0" w:color="BCACA7"/>
+            </w:tcBorders>
+            <w:vAlign w:val="top"/>
+          </w:tcPr>
+          <w:p>
+            <w:pPr>
+              <w:keepNext/>
+              <w:tabs>
+                <w:tab w:val="right" w:pos="4166"/>
+              </w:tabs>
+              <w:spacing w:before="0" w:after="30" w:line="250" w:lineRule="auto"/>
+              <w:jc w:val="left"/>
+            </w:pPr>
+            <w:r>
+              <w:rPr>
+                <w:rFonts w:ascii="Inter" w:hAnsi="Inter" w:eastAsia="Inter" w:cs="Inter"/>
+                <w:color w:val="12171D"/>
+                <w:spacing w:val="13"/>
+                <w:sz w:val="16"/>
+                <w:szCs w:val="16"/>
+                <w:lang w:val="en-GB"/>
+              </w:rPr>
+              <w:t xml:space="preserve">LEGAL NAME</w:t>
+            </w:r>
+            <w:r>
+              <w:tab/>
+            </w:r>
+            <w:r>
+              <w:rPr>
+                <w:rFonts w:ascii="Noto Sans Arabic" w:hAnsi="Noto Sans Arabic" w:eastAsia="Noto Sans Arabic" w:cs="Noto Sans Arabic"/>
+                <w:color w:val="12171D"/>
+                <w:sz w:val="21"/>
+                <w:szCs w:val="21"/>
+                <w:rtl w:val="1"/>
+                <w:lang w:val="ar-SA" w:bidi="ar-SA"/>
+              </w:rPr>
+              <w:t xml:space="preserve">الاسم القانوني المسجل</w:t>
+            </w:r>
+          </w:p>
+          <w:p>
+            <w:pPr>
+              <w:keepNext/>
               <w:spacing w:before="0" w:after="0" w:line="250" w:lineRule="auto"/>
               <w:jc w:val="left"/>
             </w:pPr>
             <w:sdt>
               <w:sdtPr>
-                <w:alias w:val="RFQ Reference"/>
+                <w:alias w:val="Registered Legal Name"/>
                 <w:tag w:val="field_1112"/>
                 <w:id w:val="1112"/>
                 <w:text/>
@@ -680,317 +697,67 @@
                     <w:szCs w:val="18"/>
                     <w:lang w:val="en-GB"/>
                   </w:rPr>
-                  <w:t xml:space="preserve">Enter RFQ Reference</w:t>
+                  <w:t xml:space="preserve">Enter Registered Legal Name (Trading Name: GEM)</w:t>
                 </w:r>
               </w:sdtContent>
             </w:sdt>
           </w:p>
         </w:tc>
-      </w:tr>
-      <w:tr>
-        <w:trPr>
-          <w:cantSplit/>
-        </w:trPr>
-        <w:tc>
-          <w:tcPr>
-            <w:tcW w:w="2250" w:type="dxa"/>
-            <w:tcBorders>
-              <w:bottom w:val="single" w:sz="4" w:space="0" w:color="BCACA7"/>
-            </w:tcBorders>
+        <w:tc>
+          <w:tcPr>
+            <w:tcW w:w="400" w:type="dxa"/>
             <w:vAlign w:val="center"/>
           </w:tcPr>
           <w:p>
             <w:pPr>
-              <w:spacing w:before="0" w:after="10" w:line="250" w:lineRule="auto"/>
-              <w:jc w:val="left"/>
-            </w:pPr>
-            <w:r>
-              <w:rPr>
-                <w:rFonts w:ascii="Inter" w:hAnsi="Inter" w:eastAsia="Inter" w:cs="Inter"/>
-                <w:color w:val="12171D"/>
-                <w:sz w:val="18"/>
-                <w:szCs w:val="18"/>
-                <w:lang w:val="en-GB"/>
-              </w:rPr>
-              <w:t xml:space="preserve">CURRENCY</w:t>
-            </w:r>
-          </w:p>
-          <w:p>
-            <w:pPr>
-              <w:bidi w:val="1"/>
-              <w:spacing w:before="0" w:after="0" w:line="250" w:lineRule="auto"/>
-              <w:jc w:val="start"/>
-            </w:pPr>
+              <w:spacing w:before="0" w:after="0" w:line="250" w:lineRule="auto"/>
+              <w:jc w:val="left"/>
+            </w:pPr>
+          </w:p>
+        </w:tc>
+        <w:tc>
+          <w:tcPr>
+            <w:tcW w:w="4336" w:type="dxa"/>
+            <w:tcBorders>
+              <w:bottom w:val="single" w:sz="4" w:space="0" w:color="BCACA7"/>
+            </w:tcBorders>
+            <w:vAlign w:val="top"/>
+          </w:tcPr>
+          <w:p>
+            <w:pPr>
+              <w:keepNext/>
+              <w:tabs>
+                <w:tab w:val="right" w:pos="4166"/>
+              </w:tabs>
+              <w:spacing w:before="0" w:after="30" w:line="250" w:lineRule="auto"/>
+              <w:jc w:val="left"/>
+            </w:pPr>
+            <w:r>
+              <w:rPr>
+                <w:rFonts w:ascii="Inter" w:hAnsi="Inter" w:eastAsia="Inter" w:cs="Inter"/>
+                <w:color w:val="12171D"/>
+                <w:spacing w:val="13"/>
+                <w:sz w:val="16"/>
+                <w:szCs w:val="16"/>
+                <w:lang w:val="en-GB"/>
+              </w:rPr>
+              <w:t xml:space="preserve">SUPPLIER NAME</w:t>
+            </w:r>
+            <w:r>
+              <w:tab/>
+            </w:r>
             <w:r>
               <w:rPr>
                 <w:rFonts w:ascii="Noto Sans Arabic" w:hAnsi="Noto Sans Arabic" w:eastAsia="Noto Sans Arabic" w:cs="Noto Sans Arabic"/>
                 <w:color w:val="12171D"/>
-                <w:sz w:val="20"/>
-                <w:szCs w:val="20"/>
+                <w:sz w:val="21"/>
+                <w:szCs w:val="21"/>
                 <w:rtl w:val="1"/>
                 <w:lang w:val="ar-SA" w:bidi="ar-SA"/>
               </w:rPr>
-              <w:t xml:space="preserve">العملة</w:t>
-            </w:r>
-          </w:p>
-        </w:tc>
-        <w:tc>
-          <w:tcPr>
-            <w:tcW w:w="2286" w:type="dxa"/>
-            <w:tcBorders>
-              <w:bottom w:val="single" w:sz="4" w:space="0" w:color="BCACA7"/>
-            </w:tcBorders>
-            <w:vAlign w:val="center"/>
-          </w:tcPr>
-          <w:p>
-            <w:pPr>
-              <w:spacing w:before="0" w:after="0" w:line="250" w:lineRule="auto"/>
-              <w:jc w:val="left"/>
-            </w:pPr>
-            <w:r>
-              <w:rPr>
-                <w:rFonts w:ascii="Inter" w:hAnsi="Inter" w:eastAsia="Inter" w:cs="Inter"/>
-                <w:color w:val="12171D"/>
-                <w:sz w:val="18"/>
-                <w:szCs w:val="18"/>
-                <w:lang w:val="en-GB"/>
-              </w:rPr>
-              <w:t xml:space="preserve">SAR</w:t>
-            </w:r>
-          </w:p>
-        </w:tc>
-        <w:tc>
-          <w:tcPr>
-            <w:tcW w:w="2250" w:type="dxa"/>
-            <w:tcBorders>
-              <w:bottom w:val="single" w:sz="4" w:space="0" w:color="BCACA7"/>
-            </w:tcBorders>
-            <w:vAlign w:val="center"/>
-          </w:tcPr>
-          <w:p>
-            <w:pPr>
-              <w:spacing w:before="0" w:after="10" w:line="250" w:lineRule="auto"/>
-              <w:jc w:val="left"/>
-            </w:pPr>
-            <w:r>
-              <w:rPr>
-                <w:rFonts w:ascii="Inter" w:hAnsi="Inter" w:eastAsia="Inter" w:cs="Inter"/>
-                <w:color w:val="12171D"/>
-                <w:sz w:val="18"/>
-                <w:szCs w:val="18"/>
-                <w:lang w:val="en-GB"/>
-              </w:rPr>
-              <w:t xml:space="preserve">REQUESTER PHONE</w:t>
-            </w:r>
-          </w:p>
-          <w:p>
-            <w:pPr>
-              <w:bidi w:val="1"/>
-              <w:spacing w:before="0" w:after="0" w:line="250" w:lineRule="auto"/>
-              <w:jc w:val="start"/>
-            </w:pPr>
-            <w:r>
-              <w:rPr>
-                <w:rFonts w:ascii="Noto Sans Arabic" w:hAnsi="Noto Sans Arabic" w:eastAsia="Noto Sans Arabic" w:cs="Noto Sans Arabic"/>
-                <w:color w:val="12171D"/>
-                <w:sz w:val="20"/>
-                <w:szCs w:val="20"/>
-                <w:rtl w:val="1"/>
-                <w:lang w:val="ar-SA" w:bidi="ar-SA"/>
-              </w:rPr>
-              <w:t xml:space="preserve">هاتف مقدم الطلب</w:t>
-            </w:r>
-          </w:p>
-        </w:tc>
-        <w:tc>
-          <w:tcPr>
-            <w:tcW w:w="2286" w:type="dxa"/>
-            <w:tcBorders>
-              <w:bottom w:val="single" w:sz="4" w:space="0" w:color="BCACA7"/>
-            </w:tcBorders>
-            <w:vAlign w:val="center"/>
-          </w:tcPr>
-          <w:p>
-            <w:pPr>
-              <w:spacing w:before="0" w:after="0" w:line="250" w:lineRule="auto"/>
-              <w:jc w:val="left"/>
-            </w:pPr>
-            <w:r>
-              <w:rPr>
-                <w:rFonts w:ascii="Inter" w:hAnsi="Inter" w:eastAsia="Inter" w:cs="Inter"/>
-                <w:color w:val="12171D"/>
-                <w:sz w:val="18"/>
-                <w:szCs w:val="18"/>
-                <w:lang w:val="en-GB"/>
-              </w:rPr>
-              <w:t xml:space="preserve">+966114502929</w:t>
-            </w:r>
-          </w:p>
-        </w:tc>
-      </w:tr>
-    </w:tbl>
-    <w:p>
-      <w:pPr>
-        <w:spacing w:before="0" w:after="0" w:line="20" w:lineRule="exact"/>
-        <w:rPr>
-          <w:sz w:val="2"/>
-          <w:szCs w:val="2"/>
-        </w:rPr>
-      </w:pPr>
-    </w:p>
-    <w:tbl>
-      <w:tblPr>
-        <w:tblW w:w="9072" w:type="dxa"/>
-        <w:tblBorders>
-          <w:top w:val="single" w:sz="4" w:space="0" w:color="BCACA7"/>
-          <w:left w:val="single" w:sz="4" w:space="0" w:color="BCACA7"/>
-          <w:bottom w:val="single" w:sz="4" w:space="0" w:color="BCACA7"/>
-          <w:right w:val="single" w:sz="4" w:space="0" w:color="BCACA7"/>
-          <w:insideH w:val="single" w:sz="4" w:space="0" w:color="BCACA7"/>
-          <w:insideV w:val="single" w:sz="4" w:space="0" w:color="BCACA7"/>
-        </w:tblBorders>
-        <w:tblLayout w:type="fixed"/>
-        <w:tblCellMar>
-          <w:top w:w="40" w:type="dxa"/>
-          <w:left w:w="85" w:type="dxa"/>
-          <w:bottom w:w="40" w:type="dxa"/>
-          <w:right w:w="85" w:type="dxa"/>
-        </w:tblCellMar>
-        <w:tblLook w:firstRow="1" w:lastRow="0" w:firstColumn="0" w:lastColumn="0" w:noHBand="0" w:noVBand="1"/>
-      </w:tblPr>
-      <w:tblGrid>
-        <w:gridCol w:w="2250"/>
-        <w:gridCol w:w="2286"/>
-        <w:gridCol w:w="2250"/>
-        <w:gridCol w:w="2286"/>
-      </w:tblGrid>
-      <w:tr>
-        <w:trPr>
-          <w:cantSplit/>
-        </w:trPr>
-        <w:tc>
-          <w:tcPr>
-            <w:tcW w:w="4536" w:type="dxa"/>
-            <w:gridSpan w:val="2"/>
-            <w:tcBorders>
-              <w:top w:val="nil"/>
-              <w:left w:val="nil"/>
-              <w:bottom w:val="single" w:sz="8" w:space="0" w:color="BCACA7"/>
-              <w:right w:val="nil"/>
-            </w:tcBorders>
-            <w:vAlign w:val="bottom"/>
-          </w:tcPr>
-          <w:p>
-            <w:pPr>
-              <w:pStyle w:val="Heading1"/>
-              <w:keepNext/>
-              <w:spacing w:before="160" w:after="40" w:line="250" w:lineRule="auto"/>
-              <w:ind w:start="-85"/>
-              <w:jc w:val="left"/>
-            </w:pPr>
-            <w:r>
-              <w:rPr>
-                <w:rFonts w:ascii="Jost" w:hAnsi="Jost" w:eastAsia="Jost" w:cs="Jost"/>
-                <w:color w:val="12171D"/>
-                <w:sz w:val="21"/>
-                <w:szCs w:val="21"/>
-                <w:lang w:val="en-GB"/>
-              </w:rPr>
-              <w:t xml:space="preserve">BUYER DETAILS</w:t>
-            </w:r>
-          </w:p>
-        </w:tc>
-        <w:tc>
-          <w:tcPr>
-            <w:tcW w:w="4536" w:type="dxa"/>
-            <w:gridSpan w:val="2"/>
-            <w:tcBorders>
-              <w:top w:val="nil"/>
-              <w:left w:val="nil"/>
-              <w:bottom w:val="single" w:sz="8" w:space="0" w:color="BCACA7"/>
-              <w:right w:val="nil"/>
-            </w:tcBorders>
-            <w:vAlign w:val="bottom"/>
-          </w:tcPr>
-          <w:p>
-            <w:pPr>
-              <w:keepNext/>
-              <w:bidi w:val="1"/>
-              <w:spacing w:before="160" w:after="40" w:line="250" w:lineRule="auto"/>
-              <w:ind w:start="-85"/>
-              <w:jc w:val="start"/>
-            </w:pPr>
-            <w:r>
-              <w:rPr>
-                <w:rFonts w:ascii="Noto Sans Arabic" w:hAnsi="Noto Sans Arabic" w:eastAsia="Noto Sans Arabic" w:cs="Noto Sans Arabic"/>
-                <w:color w:val="12171D"/>
-                <w:sz w:val="22"/>
-                <w:szCs w:val="22"/>
-                <w:rtl w:val="1"/>
-                <w:lang w:val="ar-SA" w:bidi="ar-SA"/>
-              </w:rPr>
-              <w:t xml:space="preserve">بيانات المشتري</w:t>
-            </w:r>
-          </w:p>
-        </w:tc>
-      </w:tr>
-      <w:tr>
-        <w:trPr>
-          <w:cantSplit/>
-        </w:trPr>
-        <w:tc>
-          <w:tcPr>
-            <w:tcW w:w="2250" w:type="dxa"/>
-            <w:tcBorders>
-              <w:bottom w:val="single" w:sz="4" w:space="0" w:color="BCACA7"/>
-            </w:tcBorders>
-            <w:vAlign w:val="center"/>
-          </w:tcPr>
-          <w:p>
-            <w:pPr>
-              <w:keepNext/>
-              <w:spacing w:before="0" w:after="10" w:line="250" w:lineRule="auto"/>
-              <w:jc w:val="left"/>
-            </w:pPr>
-            <w:r>
-              <w:rPr>
-                <w:rFonts w:ascii="Inter" w:hAnsi="Inter" w:eastAsia="Inter" w:cs="Inter"/>
-                <w:color w:val="12171D"/>
-                <w:sz w:val="18"/>
-                <w:szCs w:val="18"/>
-                <w:lang w:val="en-GB"/>
-              </w:rPr>
-              <w:t xml:space="preserve">REGISTERED LEGAL NAME (TRADING NAME: GEM)</w:t>
-            </w:r>
-          </w:p>
-          <w:p>
-            <w:pPr>
-              <w:keepNext/>
-              <w:bidi w:val="1"/>
-              <w:spacing w:before="0" w:after="0" w:line="250" w:lineRule="auto"/>
-              <w:jc w:val="start"/>
-            </w:pPr>
-            <w:r>
-              <w:rPr>
-                <w:rFonts w:ascii="Noto Sans Arabic" w:hAnsi="Noto Sans Arabic" w:eastAsia="Noto Sans Arabic" w:cs="Noto Sans Arabic"/>
-                <w:color w:val="12171D"/>
-                <w:sz w:val="20"/>
-                <w:szCs w:val="20"/>
-                <w:rtl w:val="1"/>
-                <w:lang w:val="ar-SA" w:bidi="ar-SA"/>
-              </w:rPr>
-              <w:t xml:space="preserve">الاسم القانوني المسجل</w:t>
-            </w:r>
-          </w:p>
-        </w:tc>
-        <w:tc>
-          <w:tcPr>
-            <w:tcW w:w="2286" w:type="dxa"/>
-            <w:tcBorders>
-              <w:bottom w:val="single" w:sz="4" w:space="0" w:color="BCACA7"/>
-            </w:tcBorders>
-            <w:vAlign w:val="center"/>
-          </w:tcPr>
+              <w:t xml:space="preserve">اسم المورد</w:t>
+            </w:r>
+          </w:p>
           <w:p>
             <w:pPr>
               <w:keepNext/>
@@ -999,7 +766,7 @@
             </w:pPr>
             <w:sdt>
               <w:sdtPr>
-                <w:alias w:val="Registered Legal Name"/>
+                <w:alias w:val="Supplier Registered Name"/>
                 <w:tag w:val="field_1113"/>
                 <w:id w:val="1113"/>
                 <w:text/>
@@ -1013,76 +780,224 @@
                     <w:szCs w:val="18"/>
                     <w:lang w:val="en-GB"/>
                   </w:rPr>
-                  <w:t xml:space="preserve">Enter Registered Legal Name</w:t>
+                  <w:t xml:space="preserve">Enter Supplier Registered Name</w:t>
                 </w:r>
               </w:sdtContent>
             </w:sdt>
           </w:p>
         </w:tc>
-        <w:tc>
-          <w:tcPr>
-            <w:tcW w:w="2250" w:type="dxa"/>
-            <w:tcBorders>
-              <w:bottom w:val="single" w:sz="4" w:space="0" w:color="BCACA7"/>
-            </w:tcBorders>
-            <w:vAlign w:val="center"/>
-          </w:tcPr>
-          <w:p>
-            <w:pPr>
-              <w:keepNext/>
-              <w:spacing w:before="0" w:after="10" w:line="250" w:lineRule="auto"/>
-              <w:jc w:val="left"/>
-            </w:pPr>
-            <w:r>
-              <w:rPr>
-                <w:rFonts w:ascii="Inter" w:hAnsi="Inter" w:eastAsia="Inter" w:cs="Inter"/>
-                <w:color w:val="12171D"/>
-                <w:sz w:val="18"/>
-                <w:szCs w:val="18"/>
-                <w:lang w:val="en-GB"/>
-              </w:rPr>
-              <w:t xml:space="preserve">BUYER TAX IDENTIFIER</w:t>
-            </w:r>
-          </w:p>
-          <w:p>
-            <w:pPr>
-              <w:keepNext/>
-              <w:bidi w:val="1"/>
-              <w:spacing w:before="0" w:after="0" w:line="250" w:lineRule="auto"/>
-              <w:jc w:val="start"/>
-            </w:pPr>
+      </w:tr>
+      <w:tr>
+        <w:trPr>
+          <w:cantSplit/>
+        </w:trPr>
+        <w:tc>
+          <w:tcPr>
+            <w:tcW w:w="4336" w:type="dxa"/>
+            <w:tcBorders>
+              <w:bottom w:val="single" w:sz="4" w:space="0" w:color="BCACA7"/>
+            </w:tcBorders>
+            <w:vAlign w:val="top"/>
+          </w:tcPr>
+          <w:p>
+            <w:pPr>
+              <w:tabs>
+                <w:tab w:val="right" w:pos="4166"/>
+              </w:tabs>
+              <w:spacing w:before="0" w:after="30" w:line="250" w:lineRule="auto"/>
+              <w:jc w:val="left"/>
+            </w:pPr>
+            <w:r>
+              <w:rPr>
+                <w:rFonts w:ascii="Inter" w:hAnsi="Inter" w:eastAsia="Inter" w:cs="Inter"/>
+                <w:color w:val="12171D"/>
+                <w:spacing w:val="13"/>
+                <w:sz w:val="16"/>
+                <w:szCs w:val="16"/>
+                <w:lang w:val="en-GB"/>
+              </w:rPr>
+              <w:t xml:space="preserve">ADDRESS</w:t>
+            </w:r>
+            <w:r>
+              <w:tab/>
+            </w:r>
             <w:r>
               <w:rPr>
                 <w:rFonts w:ascii="Noto Sans Arabic" w:hAnsi="Noto Sans Arabic" w:eastAsia="Noto Sans Arabic" w:cs="Noto Sans Arabic"/>
                 <w:color w:val="12171D"/>
-                <w:sz w:val="20"/>
-                <w:szCs w:val="20"/>
+                <w:sz w:val="21"/>
+                <w:szCs w:val="21"/>
                 <w:rtl w:val="1"/>
                 <w:lang w:val="ar-SA" w:bidi="ar-SA"/>
               </w:rPr>
+              <w:t xml:space="preserve">عنوان المنشأة / العنوان الوطني</w:t>
+            </w:r>
+          </w:p>
+          <w:p>
+            <w:pPr>
+              <w:spacing w:before="0" w:after="0" w:line="250" w:lineRule="auto"/>
+              <w:jc w:val="left"/>
+            </w:pPr>
+            <w:sdt>
+              <w:sdtPr>
+                <w:alias w:val="Business / National Address"/>
+                <w:tag w:val="field_1114"/>
+                <w:id w:val="1114"/>
+                <w:text/>
+              </w:sdtPr>
+              <w:sdtContent>
+                <w:r>
+                  <w:rPr>
+                    <w:rFonts w:ascii="Inter" w:hAnsi="Inter" w:eastAsia="Inter" w:cs="Inter"/>
+                    <w:color w:val="12171D"/>
+                    <w:sz w:val="18"/>
+                    <w:szCs w:val="18"/>
+                    <w:lang w:val="en-GB"/>
+                  </w:rPr>
+                  <w:t xml:space="preserve">Enter Business / National Address</w:t>
+                </w:r>
+              </w:sdtContent>
+            </w:sdt>
+          </w:p>
+        </w:tc>
+        <w:tc>
+          <w:tcPr>
+            <w:tcW w:w="400" w:type="dxa"/>
+            <w:vAlign w:val="center"/>
+          </w:tcPr>
+          <w:p>
+            <w:pPr>
+              <w:spacing w:before="0" w:after="0" w:line="250" w:lineRule="auto"/>
+              <w:jc w:val="left"/>
+            </w:pPr>
+          </w:p>
+        </w:tc>
+        <w:tc>
+          <w:tcPr>
+            <w:tcW w:w="4336" w:type="dxa"/>
+            <w:tcBorders>
+              <w:bottom w:val="single" w:sz="4" w:space="0" w:color="BCACA7"/>
+            </w:tcBorders>
+            <w:vAlign w:val="top"/>
+          </w:tcPr>
+          <w:p>
+            <w:pPr>
+              <w:tabs>
+                <w:tab w:val="right" w:pos="4166"/>
+              </w:tabs>
+              <w:spacing w:before="0" w:after="30" w:line="250" w:lineRule="auto"/>
+              <w:jc w:val="left"/>
+            </w:pPr>
+            <w:r>
+              <w:rPr>
+                <w:rFonts w:ascii="Inter" w:hAnsi="Inter" w:eastAsia="Inter" w:cs="Inter"/>
+                <w:color w:val="12171D"/>
+                <w:spacing w:val="13"/>
+                <w:sz w:val="16"/>
+                <w:szCs w:val="16"/>
+                <w:lang w:val="en-GB"/>
+              </w:rPr>
+              <w:t xml:space="preserve">ADDRESS</w:t>
+            </w:r>
+            <w:r>
+              <w:tab/>
+            </w:r>
+            <w:r>
+              <w:rPr>
+                <w:rFonts w:ascii="Noto Sans Arabic" w:hAnsi="Noto Sans Arabic" w:eastAsia="Noto Sans Arabic" w:cs="Noto Sans Arabic"/>
+                <w:color w:val="12171D"/>
+                <w:sz w:val="21"/>
+                <w:szCs w:val="21"/>
+                <w:rtl w:val="1"/>
+                <w:lang w:val="ar-SA" w:bidi="ar-SA"/>
+              </w:rPr>
+              <w:t xml:space="preserve">عنوان المورد</w:t>
+            </w:r>
+          </w:p>
+          <w:p>
+            <w:pPr>
+              <w:spacing w:before="0" w:after="0" w:line="250" w:lineRule="auto"/>
+              <w:jc w:val="left"/>
+            </w:pPr>
+            <w:sdt>
+              <w:sdtPr>
+                <w:alias w:val="Supplier Address"/>
+                <w:tag w:val="field_1115"/>
+                <w:id w:val="1115"/>
+                <w:text/>
+              </w:sdtPr>
+              <w:sdtContent>
+                <w:r>
+                  <w:rPr>
+                    <w:rFonts w:ascii="Inter" w:hAnsi="Inter" w:eastAsia="Inter" w:cs="Inter"/>
+                    <w:color w:val="12171D"/>
+                    <w:sz w:val="18"/>
+                    <w:szCs w:val="18"/>
+                    <w:lang w:val="en-GB"/>
+                  </w:rPr>
+                  <w:t xml:space="preserve">Enter Supplier Address</w:t>
+                </w:r>
+              </w:sdtContent>
+            </w:sdt>
+          </w:p>
+        </w:tc>
+      </w:tr>
+      <w:tr>
+        <w:trPr>
+          <w:cantSplit/>
+        </w:trPr>
+        <w:tc>
+          <w:tcPr>
+            <w:tcW w:w="4336" w:type="dxa"/>
+            <w:tcBorders>
+              <w:bottom w:val="single" w:sz="4" w:space="0" w:color="BCACA7"/>
+            </w:tcBorders>
+            <w:vAlign w:val="top"/>
+          </w:tcPr>
+          <w:p>
+            <w:pPr>
+              <w:tabs>
+                <w:tab w:val="right" w:pos="4166"/>
+              </w:tabs>
+              <w:spacing w:before="0" w:after="30" w:line="250" w:lineRule="auto"/>
+              <w:jc w:val="left"/>
+            </w:pPr>
+            <w:r>
+              <w:rPr>
+                <w:rFonts w:ascii="Inter" w:hAnsi="Inter" w:eastAsia="Inter" w:cs="Inter"/>
+                <w:color w:val="12171D"/>
+                <w:spacing w:val="13"/>
+                <w:sz w:val="16"/>
+                <w:szCs w:val="16"/>
+                <w:lang w:val="en-GB"/>
+              </w:rPr>
+              <w:t xml:space="preserve">TAX IDENTIFIER</w:t>
+            </w:r>
+            <w:r>
+              <w:tab/>
+            </w:r>
+            <w:r>
+              <w:rPr>
+                <w:rFonts w:ascii="Noto Sans Arabic" w:hAnsi="Noto Sans Arabic" w:eastAsia="Noto Sans Arabic" w:cs="Noto Sans Arabic"/>
+                <w:color w:val="12171D"/>
+                <w:sz w:val="21"/>
+                <w:szCs w:val="21"/>
+                <w:rtl w:val="1"/>
+                <w:lang w:val="ar-SA" w:bidi="ar-SA"/>
+              </w:rPr>
               <w:t xml:space="preserve">الرقم الضريبي للمشتري</w:t>
             </w:r>
           </w:p>
-        </w:tc>
-        <w:tc>
-          <w:tcPr>
-            <w:tcW w:w="2286" w:type="dxa"/>
-            <w:tcBorders>
-              <w:bottom w:val="single" w:sz="4" w:space="0" w:color="BCACA7"/>
-            </w:tcBorders>
-            <w:vAlign w:val="center"/>
-          </w:tcPr>
-          <w:p>
-            <w:pPr>
-              <w:keepNext/>
+          <w:p>
+            <w:pPr>
               <w:spacing w:before="0" w:after="0" w:line="250" w:lineRule="auto"/>
               <w:jc w:val="left"/>
             </w:pPr>
             <w:sdt>
               <w:sdtPr>
                 <w:alias w:val="Tax Identifier"/>
-                <w:tag w:val="field_1114"/>
-                <w:id w:val="1114"/>
+                <w:tag w:val="field_1116"/>
+                <w:id w:val="1116"/>
                 <w:text/>
               </w:sdtPr>
               <w:sdtContent>
@@ -1100,62 +1015,60 @@
             </w:sdt>
           </w:p>
         </w:tc>
-      </w:tr>
-      <w:tr>
-        <w:trPr>
-          <w:cantSplit/>
-        </w:trPr>
-        <w:tc>
-          <w:tcPr>
-            <w:tcW w:w="2250" w:type="dxa"/>
-            <w:tcBorders>
-              <w:bottom w:val="single" w:sz="4" w:space="0" w:color="BCACA7"/>
-            </w:tcBorders>
+        <w:tc>
+          <w:tcPr>
+            <w:tcW w:w="400" w:type="dxa"/>
             <w:vAlign w:val="center"/>
           </w:tcPr>
           <w:p>
             <w:pPr>
-              <w:spacing w:before="0" w:after="10" w:line="250" w:lineRule="auto"/>
-              <w:jc w:val="left"/>
-            </w:pPr>
-            <w:r>
-              <w:rPr>
-                <w:rFonts w:ascii="Inter" w:hAnsi="Inter" w:eastAsia="Inter" w:cs="Inter"/>
-                <w:color w:val="12171D"/>
-                <w:sz w:val="18"/>
-                <w:szCs w:val="18"/>
-                <w:lang w:val="en-GB"/>
-              </w:rPr>
-              <w:t xml:space="preserve">BUSINESS / NATIONAL ADDRESS</w:t>
-            </w:r>
-          </w:p>
-          <w:p>
-            <w:pPr>
-              <w:bidi w:val="1"/>
-              <w:spacing w:before="0" w:after="0" w:line="250" w:lineRule="auto"/>
-              <w:jc w:val="start"/>
-            </w:pPr>
+              <w:spacing w:before="0" w:after="0" w:line="250" w:lineRule="auto"/>
+              <w:jc w:val="left"/>
+            </w:pPr>
+          </w:p>
+        </w:tc>
+        <w:tc>
+          <w:tcPr>
+            <w:tcW w:w="4336" w:type="dxa"/>
+            <w:tcBorders>
+              <w:bottom w:val="single" w:sz="4" w:space="0" w:color="BCACA7"/>
+            </w:tcBorders>
+            <w:vAlign w:val="top"/>
+          </w:tcPr>
+          <w:p>
+            <w:pPr>
+              <w:tabs>
+                <w:tab w:val="right" w:pos="4166"/>
+              </w:tabs>
+              <w:spacing w:before="0" w:after="30" w:line="250" w:lineRule="auto"/>
+              <w:jc w:val="left"/>
+            </w:pPr>
+            <w:r>
+              <w:rPr>
+                <w:rFonts w:ascii="Inter" w:hAnsi="Inter" w:eastAsia="Inter" w:cs="Inter"/>
+                <w:color w:val="12171D"/>
+                <w:spacing w:val="13"/>
+                <w:sz w:val="16"/>
+                <w:szCs w:val="16"/>
+                <w:lang w:val="en-GB"/>
+              </w:rPr>
+              <w:t xml:space="preserve">TAX IDENTIFIER</w:t>
+            </w:r>
+            <w:r>
+              <w:tab/>
+            </w:r>
             <w:r>
               <w:rPr>
                 <w:rFonts w:ascii="Noto Sans Arabic" w:hAnsi="Noto Sans Arabic" w:eastAsia="Noto Sans Arabic" w:cs="Noto Sans Arabic"/>
                 <w:color w:val="12171D"/>
-                <w:sz w:val="20"/>
-                <w:szCs w:val="20"/>
+                <w:sz w:val="21"/>
+                <w:szCs w:val="21"/>
                 <w:rtl w:val="1"/>
                 <w:lang w:val="ar-SA" w:bidi="ar-SA"/>
               </w:rPr>
-              <w:t xml:space="preserve">عنوان المنشأة / العنوان الوطني</w:t>
-            </w:r>
-          </w:p>
-        </w:tc>
-        <w:tc>
-          <w:tcPr>
-            <w:tcW w:w="2286" w:type="dxa"/>
-            <w:tcBorders>
-              <w:bottom w:val="single" w:sz="4" w:space="0" w:color="BCACA7"/>
-            </w:tcBorders>
-            <w:vAlign w:val="center"/>
-          </w:tcPr>
+              <w:t xml:space="preserve">الرقم الضريبي للمورد</w:t>
+            </w:r>
+          </w:p>
           <w:p>
             <w:pPr>
               <w:spacing w:before="0" w:after="0" w:line="250" w:lineRule="auto"/>
@@ -1163,9 +1076,9 @@
             </w:pPr>
             <w:sdt>
               <w:sdtPr>
-                <w:alias w:val="Business / National Address"/>
-                <w:tag w:val="field_1115"/>
-                <w:id w:val="1115"/>
+                <w:alias w:val="Supplier Tax Identifier, if applicable"/>
+                <w:tag w:val="field_1117"/>
+                <w:id w:val="1117"/>
                 <w:text/>
               </w:sdtPr>
               <w:sdtContent>
@@ -1177,63 +1090,59 @@
                     <w:szCs w:val="18"/>
                     <w:lang w:val="en-GB"/>
                   </w:rPr>
-                  <w:t xml:space="preserve">Enter Business / National Address</w:t>
+                  <w:t xml:space="preserve">Enter Supplier Tax Identifier, if applicable</w:t>
                 </w:r>
               </w:sdtContent>
             </w:sdt>
           </w:p>
         </w:tc>
-        <w:tc>
-          <w:tcPr>
-            <w:tcW w:w="2250" w:type="dxa"/>
-            <w:tcBorders>
-              <w:bottom w:val="single" w:sz="4" w:space="0" w:color="BCACA7"/>
-            </w:tcBorders>
-            <w:vAlign w:val="center"/>
-          </w:tcPr>
-          <w:p>
-            <w:pPr>
-              <w:spacing w:before="0" w:after="10" w:line="250" w:lineRule="auto"/>
-              <w:jc w:val="left"/>
-            </w:pPr>
-            <w:r>
-              <w:rPr>
-                <w:rFonts w:ascii="Inter" w:hAnsi="Inter" w:eastAsia="Inter" w:cs="Inter"/>
-                <w:color w:val="12171D"/>
-                <w:sz w:val="18"/>
-                <w:szCs w:val="18"/>
-                <w:lang w:val="en-GB"/>
-              </w:rPr>
-              <w:t xml:space="preserve">COMMERCIAL REGISTRATION NO.</w:t>
-            </w:r>
-          </w:p>
-          <w:p>
-            <w:pPr>
-              <w:bidi w:val="1"/>
-              <w:spacing w:before="0" w:after="0" w:line="250" w:lineRule="auto"/>
-              <w:jc w:val="start"/>
-            </w:pPr>
+      </w:tr>
+      <w:tr>
+        <w:trPr>
+          <w:cantSplit/>
+        </w:trPr>
+        <w:tc>
+          <w:tcPr>
+            <w:tcW w:w="4336" w:type="dxa"/>
+            <w:tcBorders>
+              <w:bottom w:val="single" w:sz="4" w:space="0" w:color="BCACA7"/>
+            </w:tcBorders>
+            <w:vAlign w:val="top"/>
+          </w:tcPr>
+          <w:p>
+            <w:pPr>
+              <w:tabs>
+                <w:tab w:val="right" w:pos="4166"/>
+              </w:tabs>
+              <w:spacing w:before="0" w:after="30" w:line="250" w:lineRule="auto"/>
+              <w:jc w:val="left"/>
+            </w:pPr>
+            <w:r>
+              <w:rPr>
+                <w:rFonts w:ascii="Inter" w:hAnsi="Inter" w:eastAsia="Inter" w:cs="Inter"/>
+                <w:color w:val="12171D"/>
+                <w:spacing w:val="13"/>
+                <w:sz w:val="16"/>
+                <w:szCs w:val="16"/>
+                <w:lang w:val="en-GB"/>
+              </w:rPr>
+              <w:t xml:space="preserve">COMMERCIAL REG. NO.</w:t>
+            </w:r>
+            <w:r>
+              <w:tab/>
+            </w:r>
             <w:r>
               <w:rPr>
                 <w:rFonts w:ascii="Noto Sans Arabic" w:hAnsi="Noto Sans Arabic" w:eastAsia="Noto Sans Arabic" w:cs="Noto Sans Arabic"/>
                 <w:color w:val="12171D"/>
-                <w:sz w:val="20"/>
-                <w:szCs w:val="20"/>
+                <w:sz w:val="21"/>
+                <w:szCs w:val="21"/>
                 <w:rtl w:val="1"/>
                 <w:lang w:val="ar-SA" w:bidi="ar-SA"/>
               </w:rPr>
               <w:t xml:space="preserve">رقم السجل التجاري</w:t>
             </w:r>
           </w:p>
-        </w:tc>
-        <w:tc>
-          <w:tcPr>
-            <w:tcW w:w="2286" w:type="dxa"/>
-            <w:tcBorders>
-              <w:bottom w:val="single" w:sz="4" w:space="0" w:color="BCACA7"/>
-            </w:tcBorders>
-            <w:vAlign w:val="center"/>
-          </w:tcPr>
           <w:p>
             <w:pPr>
               <w:spacing w:before="0" w:after="0" w:line="250" w:lineRule="auto"/>
@@ -1242,8 +1151,8 @@
             <w:sdt>
               <w:sdtPr>
                 <w:alias w:val="Commercial Registration No."/>
-                <w:tag w:val="field_1116"/>
-                <w:id w:val="1116"/>
+                <w:tag w:val="field_1118"/>
+                <w:id w:val="1118"/>
                 <w:text/>
               </w:sdtPr>
               <w:sdtContent>
@@ -1261,262 +1170,70 @@
             </w:sdt>
           </w:p>
         </w:tc>
-      </w:tr>
-    </w:tbl>
-    <w:p>
-      <w:pPr>
-        <w:spacing w:before="0" w:after="0" w:line="20" w:lineRule="exact"/>
-        <w:rPr>
-          <w:sz w:val="2"/>
-          <w:szCs w:val="2"/>
-        </w:rPr>
-      </w:pPr>
-    </w:p>
-    <w:tbl>
-      <w:tblPr>
-        <w:tblW w:w="9072" w:type="dxa"/>
-        <w:tblBorders>
-          <w:top w:val="single" w:sz="4" w:space="0" w:color="BCACA7"/>
-          <w:left w:val="single" w:sz="4" w:space="0" w:color="BCACA7"/>
-          <w:bottom w:val="single" w:sz="4" w:space="0" w:color="BCACA7"/>
-          <w:right w:val="single" w:sz="4" w:space="0" w:color="BCACA7"/>
-          <w:insideH w:val="single" w:sz="4" w:space="0" w:color="BCACA7"/>
-          <w:insideV w:val="single" w:sz="4" w:space="0" w:color="BCACA7"/>
-        </w:tblBorders>
-        <w:tblLayout w:type="fixed"/>
-        <w:tblCellMar>
-          <w:top w:w="40" w:type="dxa"/>
-          <w:left w:w="85" w:type="dxa"/>
-          <w:bottom w:w="40" w:type="dxa"/>
-          <w:right w:w="85" w:type="dxa"/>
-        </w:tblCellMar>
-        <w:tblLook w:firstRow="1" w:lastRow="0" w:firstColumn="0" w:lastColumn="0" w:noHBand="0" w:noVBand="1"/>
-      </w:tblPr>
-      <w:tblGrid>
-        <w:gridCol w:w="2250"/>
-        <w:gridCol w:w="2286"/>
-        <w:gridCol w:w="2250"/>
-        <w:gridCol w:w="2286"/>
-      </w:tblGrid>
-      <w:tr>
-        <w:trPr>
-          <w:cantSplit/>
-        </w:trPr>
-        <w:tc>
-          <w:tcPr>
-            <w:tcW w:w="4536" w:type="dxa"/>
-            <w:gridSpan w:val="2"/>
-            <w:tcBorders>
-              <w:top w:val="nil"/>
-              <w:left w:val="nil"/>
-              <w:bottom w:val="single" w:sz="8" w:space="0" w:color="BCACA7"/>
-              <w:right w:val="nil"/>
-            </w:tcBorders>
-            <w:vAlign w:val="bottom"/>
-          </w:tcPr>
-          <w:p>
-            <w:pPr>
-              <w:pStyle w:val="Heading1"/>
-              <w:keepNext/>
-              <w:spacing w:before="160" w:after="40" w:line="250" w:lineRule="auto"/>
-              <w:ind w:start="-85"/>
-              <w:jc w:val="left"/>
-            </w:pPr>
-            <w:r>
-              <w:rPr>
-                <w:rFonts w:ascii="Jost" w:hAnsi="Jost" w:eastAsia="Jost" w:cs="Jost"/>
+        <w:tc>
+          <w:tcPr>
+            <w:tcW w:w="400" w:type="dxa"/>
+            <w:vAlign w:val="center"/>
+          </w:tcPr>
+          <w:p>
+            <w:pPr>
+              <w:spacing w:before="0" w:after="0" w:line="250" w:lineRule="auto"/>
+              <w:jc w:val="left"/>
+            </w:pPr>
+          </w:p>
+        </w:tc>
+        <w:tc>
+          <w:tcPr>
+            <w:tcW w:w="4336" w:type="dxa"/>
+            <w:tcBorders>
+              <w:bottom w:val="single" w:sz="4" w:space="0" w:color="BCACA7"/>
+            </w:tcBorders>
+            <w:vAlign w:val="top"/>
+          </w:tcPr>
+          <w:p>
+            <w:pPr>
+              <w:tabs>
+                <w:tab w:val="right" w:pos="4166"/>
+              </w:tabs>
+              <w:spacing w:before="0" w:after="30" w:line="250" w:lineRule="auto"/>
+              <w:jc w:val="left"/>
+            </w:pPr>
+            <w:r>
+              <w:rPr>
+                <w:rFonts w:ascii="Inter" w:hAnsi="Inter" w:eastAsia="Inter" w:cs="Inter"/>
+                <w:color w:val="12171D"/>
+                <w:spacing w:val="13"/>
+                <w:sz w:val="16"/>
+                <w:szCs w:val="16"/>
+                <w:lang w:val="en-GB"/>
+              </w:rPr>
+              <w:t xml:space="preserve">CONTACT</w:t>
+            </w:r>
+            <w:r>
+              <w:tab/>
+            </w:r>
+            <w:r>
+              <w:rPr>
+                <w:rFonts w:ascii="Noto Sans Arabic" w:hAnsi="Noto Sans Arabic" w:eastAsia="Noto Sans Arabic" w:cs="Noto Sans Arabic"/>
                 <w:color w:val="12171D"/>
                 <w:sz w:val="21"/>
                 <w:szCs w:val="21"/>
-                <w:lang w:val="en-GB"/>
-              </w:rPr>
-              <w:t xml:space="preserve">SUPPLIER DETAILS</w:t>
-            </w:r>
-          </w:p>
-        </w:tc>
-        <w:tc>
-          <w:tcPr>
-            <w:tcW w:w="4536" w:type="dxa"/>
-            <w:gridSpan w:val="2"/>
-            <w:tcBorders>
-              <w:top w:val="nil"/>
-              <w:left w:val="nil"/>
-              <w:bottom w:val="single" w:sz="8" w:space="0" w:color="BCACA7"/>
-              <w:right w:val="nil"/>
-            </w:tcBorders>
-            <w:vAlign w:val="bottom"/>
-          </w:tcPr>
-          <w:p>
-            <w:pPr>
-              <w:keepNext/>
-              <w:bidi w:val="1"/>
-              <w:spacing w:before="160" w:after="40" w:line="250" w:lineRule="auto"/>
-              <w:ind w:start="-85"/>
-              <w:jc w:val="start"/>
-            </w:pPr>
-            <w:r>
-              <w:rPr>
-                <w:rFonts w:ascii="Noto Sans Arabic" w:hAnsi="Noto Sans Arabic" w:eastAsia="Noto Sans Arabic" w:cs="Noto Sans Arabic"/>
-                <w:color w:val="12171D"/>
-                <w:sz w:val="22"/>
-                <w:szCs w:val="22"/>
                 <w:rtl w:val="1"/>
                 <w:lang w:val="ar-SA" w:bidi="ar-SA"/>
               </w:rPr>
-              <w:t xml:space="preserve">بيانات المورد</w:t>
-            </w:r>
-          </w:p>
-        </w:tc>
-      </w:tr>
-      <w:tr>
-        <w:trPr>
-          <w:cantSplit/>
-        </w:trPr>
-        <w:tc>
-          <w:tcPr>
-            <w:tcW w:w="2250" w:type="dxa"/>
-            <w:tcBorders>
-              <w:bottom w:val="single" w:sz="4" w:space="0" w:color="BCACA7"/>
-            </w:tcBorders>
-            <w:vAlign w:val="center"/>
-          </w:tcPr>
-          <w:p>
-            <w:pPr>
-              <w:keepNext/>
-              <w:spacing w:before="0" w:after="10" w:line="250" w:lineRule="auto"/>
-              <w:jc w:val="left"/>
-            </w:pPr>
-            <w:r>
-              <w:rPr>
-                <w:rFonts w:ascii="Inter" w:hAnsi="Inter" w:eastAsia="Inter" w:cs="Inter"/>
-                <w:color w:val="12171D"/>
-                <w:sz w:val="18"/>
-                <w:szCs w:val="18"/>
-                <w:lang w:val="en-GB"/>
-              </w:rPr>
-              <w:t xml:space="preserve">SUPPLIER NAME</w:t>
-            </w:r>
-          </w:p>
-          <w:p>
-            <w:pPr>
-              <w:keepNext/>
-              <w:bidi w:val="1"/>
-              <w:spacing w:before="0" w:after="0" w:line="250" w:lineRule="auto"/>
-              <w:jc w:val="start"/>
-            </w:pPr>
-            <w:r>
-              <w:rPr>
-                <w:rFonts w:ascii="Noto Sans Arabic" w:hAnsi="Noto Sans Arabic" w:eastAsia="Noto Sans Arabic" w:cs="Noto Sans Arabic"/>
-                <w:color w:val="12171D"/>
-                <w:sz w:val="20"/>
-                <w:szCs w:val="20"/>
-                <w:rtl w:val="1"/>
-                <w:lang w:val="ar-SA" w:bidi="ar-SA"/>
-              </w:rPr>
-              <w:t xml:space="preserve">اسم المورد</w:t>
-            </w:r>
-          </w:p>
-        </w:tc>
-        <w:tc>
-          <w:tcPr>
-            <w:tcW w:w="2286" w:type="dxa"/>
-            <w:tcBorders>
-              <w:bottom w:val="single" w:sz="4" w:space="0" w:color="BCACA7"/>
-            </w:tcBorders>
-            <w:vAlign w:val="center"/>
-          </w:tcPr>
-          <w:p>
-            <w:pPr>
-              <w:keepNext/>
-              <w:spacing w:before="0" w:after="0" w:line="250" w:lineRule="auto"/>
-              <w:jc w:val="left"/>
-            </w:pPr>
-            <w:sdt>
-              <w:sdtPr>
-                <w:alias w:val="Supplier Registered Name"/>
-                <w:tag w:val="field_1117"/>
-                <w:id w:val="1117"/>
-                <w:text/>
-              </w:sdtPr>
-              <w:sdtContent>
-                <w:r>
-                  <w:rPr>
-                    <w:rFonts w:ascii="Inter" w:hAnsi="Inter" w:eastAsia="Inter" w:cs="Inter"/>
-                    <w:color w:val="12171D"/>
-                    <w:sz w:val="18"/>
-                    <w:szCs w:val="18"/>
-                    <w:lang w:val="en-GB"/>
-                  </w:rPr>
-                  <w:t xml:space="preserve">Enter Supplier Registered Name</w:t>
-                </w:r>
-              </w:sdtContent>
-            </w:sdt>
-          </w:p>
-        </w:tc>
-        <w:tc>
-          <w:tcPr>
-            <w:tcW w:w="2250" w:type="dxa"/>
-            <w:tcBorders>
-              <w:bottom w:val="single" w:sz="4" w:space="0" w:color="BCACA7"/>
-            </w:tcBorders>
-            <w:vAlign w:val="center"/>
-          </w:tcPr>
-          <w:p>
-            <w:pPr>
-              <w:keepNext/>
-              <w:spacing w:before="0" w:after="10" w:line="250" w:lineRule="auto"/>
-              <w:jc w:val="left"/>
-            </w:pPr>
-            <w:r>
-              <w:rPr>
-                <w:rFonts w:ascii="Inter" w:hAnsi="Inter" w:eastAsia="Inter" w:cs="Inter"/>
-                <w:color w:val="12171D"/>
-                <w:sz w:val="18"/>
-                <w:szCs w:val="18"/>
-                <w:lang w:val="en-GB"/>
-              </w:rPr>
-              <w:t xml:space="preserve">SUPPLIER CONTACT</w:t>
-            </w:r>
-          </w:p>
-          <w:p>
-            <w:pPr>
-              <w:keepNext/>
-              <w:bidi w:val="1"/>
-              <w:spacing w:before="0" w:after="0" w:line="250" w:lineRule="auto"/>
-              <w:jc w:val="start"/>
-            </w:pPr>
-            <w:r>
-              <w:rPr>
-                <w:rFonts w:ascii="Noto Sans Arabic" w:hAnsi="Noto Sans Arabic" w:eastAsia="Noto Sans Arabic" w:cs="Noto Sans Arabic"/>
-                <w:color w:val="12171D"/>
-                <w:sz w:val="20"/>
-                <w:szCs w:val="20"/>
-                <w:rtl w:val="1"/>
-                <w:lang w:val="ar-SA" w:bidi="ar-SA"/>
-              </w:rPr>
               <w:t xml:space="preserve">جهة التواصل لدى المورد</w:t>
             </w:r>
           </w:p>
-        </w:tc>
-        <w:tc>
-          <w:tcPr>
-            <w:tcW w:w="2286" w:type="dxa"/>
-            <w:tcBorders>
-              <w:bottom w:val="single" w:sz="4" w:space="0" w:color="BCACA7"/>
-            </w:tcBorders>
-            <w:vAlign w:val="center"/>
-          </w:tcPr>
-          <w:p>
-            <w:pPr>
-              <w:keepNext/>
+          <w:p>
+            <w:pPr>
               <w:spacing w:before="0" w:after="0" w:line="250" w:lineRule="auto"/>
               <w:jc w:val="left"/>
             </w:pPr>
             <w:sdt>
               <w:sdtPr>
                 <w:alias w:val="Supplier Contact"/>
-                <w:tag w:val="field_1118"/>
-                <w:id w:val="1118"/>
+                <w:tag w:val="field_1119"/>
+                <w:id w:val="1119"/>
                 <w:text/>
               </w:sdtPr>
               <w:sdtContent>
@@ -1541,16 +1258,49 @@
         </w:trPr>
         <w:tc>
           <w:tcPr>
-            <w:tcW w:w="2250" w:type="dxa"/>
-            <w:tcBorders>
-              <w:bottom w:val="single" w:sz="4" w:space="0" w:color="BCACA7"/>
-            </w:tcBorders>
-            <w:vAlign w:val="center"/>
-          </w:tcPr>
-          <w:p>
-            <w:pPr>
-              <w:keepNext/>
-              <w:spacing w:before="0" w:after="10" w:line="250" w:lineRule="auto"/>
+            <w:tcW w:w="4336" w:type="dxa"/>
+            <w:tcBorders>
+              <w:bottom w:val="single" w:sz="4" w:space="0" w:color="BCACA7"/>
+            </w:tcBorders>
+            <w:vAlign w:val="top"/>
+          </w:tcPr>
+          <w:p>
+            <w:pPr>
+              <w:tabs>
+                <w:tab w:val="right" w:pos="4166"/>
+              </w:tabs>
+              <w:spacing w:before="0" w:after="30" w:line="250" w:lineRule="auto"/>
+              <w:jc w:val="left"/>
+            </w:pPr>
+            <w:r>
+              <w:rPr>
+                <w:rFonts w:ascii="Inter" w:hAnsi="Inter" w:eastAsia="Inter" w:cs="Inter"/>
+                <w:color w:val="12171D"/>
+                <w:spacing w:val="13"/>
+                <w:sz w:val="16"/>
+                <w:szCs w:val="16"/>
+                <w:lang w:val="en-GB"/>
+              </w:rPr>
+              <w:t xml:space="preserve">REQUESTER</w:t>
+            </w:r>
+            <w:r>
+              <w:tab/>
+            </w:r>
+            <w:r>
+              <w:rPr>
+                <w:rFonts w:ascii="Noto Sans Arabic" w:hAnsi="Noto Sans Arabic" w:eastAsia="Noto Sans Arabic" w:cs="Noto Sans Arabic"/>
+                <w:color w:val="12171D"/>
+                <w:sz w:val="21"/>
+                <w:szCs w:val="21"/>
+                <w:rtl w:val="1"/>
+                <w:lang w:val="ar-SA" w:bidi="ar-SA"/>
+              </w:rPr>
+              <w:t xml:space="preserve">مقدم الطلب / جهة تواصل المشتري</w:t>
+            </w:r>
+          </w:p>
+          <w:p>
+            <w:pPr>
+              <w:spacing w:before="0" w:after="0" w:line="250" w:lineRule="auto"/>
               <w:jc w:val="left"/>
             </w:pPr>
             <w:r>
@@ -1561,48 +1311,74 @@
                 <w:szCs w:val="18"/>
                 <w:lang w:val="en-GB"/>
               </w:rPr>
-              <w:t xml:space="preserve">SUPPLIER EMAIL</w:t>
-            </w:r>
-          </w:p>
-          <w:p>
-            <w:pPr>
-              <w:keepNext/>
-              <w:bidi w:val="1"/>
-              <w:spacing w:before="0" w:after="0" w:line="250" w:lineRule="auto"/>
-              <w:jc w:val="start"/>
-            </w:pPr>
+              <w:t xml:space="preserve">Mashal Abdulrahman, GM / Owner</w:t>
+            </w:r>
+          </w:p>
+        </w:tc>
+        <w:tc>
+          <w:tcPr>
+            <w:tcW w:w="400" w:type="dxa"/>
+            <w:vAlign w:val="center"/>
+          </w:tcPr>
+          <w:p>
+            <w:pPr>
+              <w:spacing w:before="0" w:after="0" w:line="250" w:lineRule="auto"/>
+              <w:jc w:val="left"/>
+            </w:pPr>
+          </w:p>
+        </w:tc>
+        <w:tc>
+          <w:tcPr>
+            <w:tcW w:w="4336" w:type="dxa"/>
+            <w:tcBorders>
+              <w:bottom w:val="single" w:sz="4" w:space="0" w:color="BCACA7"/>
+            </w:tcBorders>
+            <w:vAlign w:val="top"/>
+          </w:tcPr>
+          <w:p>
+            <w:pPr>
+              <w:tabs>
+                <w:tab w:val="right" w:pos="4166"/>
+              </w:tabs>
+              <w:spacing w:before="0" w:after="30" w:line="250" w:lineRule="auto"/>
+              <w:jc w:val="left"/>
+            </w:pPr>
+            <w:r>
+              <w:rPr>
+                <w:rFonts w:ascii="Inter" w:hAnsi="Inter" w:eastAsia="Inter" w:cs="Inter"/>
+                <w:color w:val="12171D"/>
+                <w:spacing w:val="13"/>
+                <w:sz w:val="16"/>
+                <w:szCs w:val="16"/>
+                <w:lang w:val="en-GB"/>
+              </w:rPr>
+              <w:t xml:space="preserve">EMAIL</w:t>
+            </w:r>
+            <w:r>
+              <w:tab/>
+            </w:r>
             <w:r>
               <w:rPr>
                 <w:rFonts w:ascii="Noto Sans Arabic" w:hAnsi="Noto Sans Arabic" w:eastAsia="Noto Sans Arabic" w:cs="Noto Sans Arabic"/>
                 <w:color w:val="12171D"/>
-                <w:sz w:val="20"/>
-                <w:szCs w:val="20"/>
+                <w:sz w:val="21"/>
+                <w:szCs w:val="21"/>
                 <w:rtl w:val="1"/>
                 <w:lang w:val="ar-SA" w:bidi="ar-SA"/>
               </w:rPr>
               <w:t xml:space="preserve">بريد المورد</w:t>
             </w:r>
           </w:p>
-        </w:tc>
-        <w:tc>
-          <w:tcPr>
-            <w:tcW w:w="2286" w:type="dxa"/>
-            <w:tcBorders>
-              <w:bottom w:val="single" w:sz="4" w:space="0" w:color="BCACA7"/>
-            </w:tcBorders>
-            <w:vAlign w:val="center"/>
-          </w:tcPr>
-          <w:p>
-            <w:pPr>
-              <w:keepNext/>
+          <w:p>
+            <w:pPr>
               <w:spacing w:before="0" w:after="0" w:line="250" w:lineRule="auto"/>
               <w:jc w:val="left"/>
             </w:pPr>
             <w:sdt>
               <w:sdtPr>
                 <w:alias w:val="Supplier Email"/>
-                <w:tag w:val="field_1119"/>
-                <w:id w:val="1119"/>
+                <w:tag w:val="field_1120"/>
+                <w:id w:val="1120"/>
                 <w:text/>
               </w:sdtPr>
               <w:sdtContent>
@@ -1620,87 +1396,6 @@
             </w:sdt>
           </w:p>
         </w:tc>
-        <w:tc>
-          <w:tcPr>
-            <w:tcW w:w="2250" w:type="dxa"/>
-            <w:tcBorders>
-              <w:bottom w:val="single" w:sz="4" w:space="0" w:color="BCACA7"/>
-            </w:tcBorders>
-            <w:vAlign w:val="center"/>
-          </w:tcPr>
-          <w:p>
-            <w:pPr>
-              <w:keepNext/>
-              <w:spacing w:before="0" w:after="10" w:line="250" w:lineRule="auto"/>
-              <w:jc w:val="left"/>
-            </w:pPr>
-            <w:r>
-              <w:rPr>
-                <w:rFonts w:ascii="Inter" w:hAnsi="Inter" w:eastAsia="Inter" w:cs="Inter"/>
-                <w:color w:val="12171D"/>
-                <w:sz w:val="18"/>
-                <w:szCs w:val="18"/>
-                <w:lang w:val="en-GB"/>
-              </w:rPr>
-              <w:t xml:space="preserve">SUPPLIER ADDRESS</w:t>
-            </w:r>
-          </w:p>
-          <w:p>
-            <w:pPr>
-              <w:keepNext/>
-              <w:bidi w:val="1"/>
-              <w:spacing w:before="0" w:after="0" w:line="250" w:lineRule="auto"/>
-              <w:jc w:val="start"/>
-            </w:pPr>
-            <w:r>
-              <w:rPr>
-                <w:rFonts w:ascii="Noto Sans Arabic" w:hAnsi="Noto Sans Arabic" w:eastAsia="Noto Sans Arabic" w:cs="Noto Sans Arabic"/>
-                <w:color w:val="12171D"/>
-                <w:sz w:val="20"/>
-                <w:szCs w:val="20"/>
-                <w:rtl w:val="1"/>
-                <w:lang w:val="ar-SA" w:bidi="ar-SA"/>
-              </w:rPr>
-              <w:t xml:space="preserve">عنوان المورد</w:t>
-            </w:r>
-          </w:p>
-        </w:tc>
-        <w:tc>
-          <w:tcPr>
-            <w:tcW w:w="2286" w:type="dxa"/>
-            <w:tcBorders>
-              <w:bottom w:val="single" w:sz="4" w:space="0" w:color="BCACA7"/>
-            </w:tcBorders>
-            <w:vAlign w:val="center"/>
-          </w:tcPr>
-          <w:p>
-            <w:pPr>
-              <w:keepNext/>
-              <w:spacing w:before="0" w:after="0" w:line="250" w:lineRule="auto"/>
-              <w:jc w:val="left"/>
-            </w:pPr>
-            <w:sdt>
-              <w:sdtPr>
-                <w:alias w:val="Supplier Address"/>
-                <w:tag w:val="field_1120"/>
-                <w:id w:val="1120"/>
-                <w:text/>
-              </w:sdtPr>
-              <w:sdtContent>
-                <w:r>
-                  <w:rPr>
-                    <w:rFonts w:ascii="Inter" w:hAnsi="Inter" w:eastAsia="Inter" w:cs="Inter"/>
-                    <w:color w:val="12171D"/>
-                    <w:sz w:val="18"/>
-                    <w:szCs w:val="18"/>
-                    <w:lang w:val="en-GB"/>
-                  </w:rPr>
-                  <w:t xml:space="preserve">Enter Supplier Address</w:t>
-                </w:r>
-              </w:sdtContent>
-            </w:sdt>
-          </w:p>
-        </w:tc>
       </w:tr>
       <w:tr>
         <w:trPr>
@@ -1708,15 +1403,49 @@
         </w:trPr>
         <w:tc>
           <w:tcPr>
-            <w:tcW w:w="2250" w:type="dxa"/>
-            <w:tcBorders>
-              <w:bottom w:val="single" w:sz="4" w:space="0" w:color="BCACA7"/>
-            </w:tcBorders>
-            <w:vAlign w:val="center"/>
-          </w:tcPr>
-          <w:p>
-            <w:pPr>
-              <w:spacing w:before="0" w:after="10" w:line="250" w:lineRule="auto"/>
+            <w:tcW w:w="4336" w:type="dxa"/>
+            <w:tcBorders>
+              <w:bottom w:val="single" w:sz="4" w:space="0" w:color="BCACA7"/>
+            </w:tcBorders>
+            <w:vAlign w:val="top"/>
+          </w:tcPr>
+          <w:p>
+            <w:pPr>
+              <w:tabs>
+                <w:tab w:val="right" w:pos="4166"/>
+              </w:tabs>
+              <w:spacing w:before="0" w:after="30" w:line="250" w:lineRule="auto"/>
+              <w:jc w:val="left"/>
+            </w:pPr>
+            <w:r>
+              <w:rPr>
+                <w:rFonts w:ascii="Inter" w:hAnsi="Inter" w:eastAsia="Inter" w:cs="Inter"/>
+                <w:color w:val="12171D"/>
+                <w:spacing w:val="13"/>
+                <w:sz w:val="16"/>
+                <w:szCs w:val="16"/>
+                <w:lang w:val="en-GB"/>
+              </w:rPr>
+              <w:t xml:space="preserve">EMAIL</w:t>
+            </w:r>
+            <w:r>
+              <w:tab/>
+            </w:r>
+            <w:r>
+              <w:rPr>
+                <w:rFonts w:ascii="Noto Sans Arabic" w:hAnsi="Noto Sans Arabic" w:eastAsia="Noto Sans Arabic" w:cs="Noto Sans Arabic"/>
+                <w:color w:val="12171D"/>
+                <w:sz w:val="21"/>
+                <w:szCs w:val="21"/>
+                <w:rtl w:val="1"/>
+                <w:lang w:val="ar-SA" w:bidi="ar-SA"/>
+              </w:rPr>
+              <w:t xml:space="preserve">بريد مقدم الطلب</w:t>
+            </w:r>
+          </w:p>
+          <w:p>
+            <w:pPr>
+              <w:spacing w:before="0" w:after="0" w:line="250" w:lineRule="auto"/>
               <w:jc w:val="left"/>
             </w:pPr>
             <w:r>
@@ -1727,36 +1456,64 @@
                 <w:szCs w:val="18"/>
                 <w:lang w:val="en-GB"/>
               </w:rPr>
-              <w:t xml:space="preserve">SUPPLIER PHONE</w:t>
-            </w:r>
-          </w:p>
-          <w:p>
-            <w:pPr>
-              <w:bidi w:val="1"/>
-              <w:spacing w:before="0" w:after="0" w:line="250" w:lineRule="auto"/>
-              <w:jc w:val="start"/>
-            </w:pPr>
+              <w:t xml:space="preserve">contact@mish3l.com</w:t>
+            </w:r>
+          </w:p>
+        </w:tc>
+        <w:tc>
+          <w:tcPr>
+            <w:tcW w:w="400" w:type="dxa"/>
+            <w:vAlign w:val="center"/>
+          </w:tcPr>
+          <w:p>
+            <w:pPr>
+              <w:spacing w:before="0" w:after="0" w:line="250" w:lineRule="auto"/>
+              <w:jc w:val="left"/>
+            </w:pPr>
+          </w:p>
+        </w:tc>
+        <w:tc>
+          <w:tcPr>
+            <w:tcW w:w="4336" w:type="dxa"/>
+            <w:tcBorders>
+              <w:bottom w:val="single" w:sz="4" w:space="0" w:color="BCACA7"/>
+            </w:tcBorders>
+            <w:vAlign w:val="top"/>
+          </w:tcPr>
+          <w:p>
+            <w:pPr>
+              <w:tabs>
+                <w:tab w:val="right" w:pos="4166"/>
+              </w:tabs>
+              <w:spacing w:before="0" w:after="30" w:line="250" w:lineRule="auto"/>
+              <w:jc w:val="left"/>
+            </w:pPr>
+            <w:r>
+              <w:rPr>
+                <w:rFonts w:ascii="Inter" w:hAnsi="Inter" w:eastAsia="Inter" w:cs="Inter"/>
+                <w:color w:val="12171D"/>
+                <w:spacing w:val="13"/>
+                <w:sz w:val="16"/>
+                <w:szCs w:val="16"/>
+                <w:lang w:val="en-GB"/>
+              </w:rPr>
+              <w:t xml:space="preserve">PHONE</w:t>
+            </w:r>
+            <w:r>
+              <w:tab/>
+            </w:r>
             <w:r>
               <w:rPr>
                 <w:rFonts w:ascii="Noto Sans Arabic" w:hAnsi="Noto Sans Arabic" w:eastAsia="Noto Sans Arabic" w:cs="Noto Sans Arabic"/>
                 <w:color w:val="12171D"/>
-                <w:sz w:val="20"/>
-                <w:szCs w:val="20"/>
+                <w:sz w:val="21"/>
+                <w:szCs w:val="21"/>
                 <w:rtl w:val="1"/>
                 <w:lang w:val="ar-SA" w:bidi="ar-SA"/>
               </w:rPr>
               <w:t xml:space="preserve">هاتف المورد</w:t>
             </w:r>
           </w:p>
-        </w:tc>
-        <w:tc>
-          <w:tcPr>
-            <w:tcW w:w="2286" w:type="dxa"/>
-            <w:tcBorders>
-              <w:bottom w:val="single" w:sz="4" w:space="0" w:color="BCACA7"/>
-            </w:tcBorders>
-            <w:vAlign w:val="center"/>
-          </w:tcPr>
           <w:p>
             <w:pPr>
               <w:spacing w:before="0" w:after="0" w:line="250" w:lineRule="auto"/>
@@ -1784,17 +1541,56 @@
             </w:sdt>
           </w:p>
         </w:tc>
-        <w:tc>
-          <w:tcPr>
-            <w:tcW w:w="2250" w:type="dxa"/>
-            <w:tcBorders>
-              <w:bottom w:val="single" w:sz="4" w:space="0" w:color="BCACA7"/>
-            </w:tcBorders>
-            <w:vAlign w:val="center"/>
-          </w:tcPr>
-          <w:p>
-            <w:pPr>
-              <w:spacing w:before="0" w:after="10" w:line="250" w:lineRule="auto"/>
+      </w:tr>
+      <w:tr>
+        <w:trPr>
+          <w:cantSplit/>
+        </w:trPr>
+        <w:tc>
+          <w:tcPr>
+            <w:tcW w:w="4336" w:type="dxa"/>
+            <w:tcBorders>
+              <w:bottom w:val="single" w:sz="4" w:space="0" w:color="BCACA7"/>
+            </w:tcBorders>
+            <w:vAlign w:val="top"/>
+          </w:tcPr>
+          <w:p>
+            <w:pPr>
+              <w:tabs>
+                <w:tab w:val="right" w:pos="4166"/>
+              </w:tabs>
+              <w:spacing w:before="0" w:after="30" w:line="250" w:lineRule="auto"/>
+              <w:jc w:val="left"/>
+            </w:pPr>
+            <w:r>
+              <w:rPr>
+                <w:rFonts w:ascii="Inter" w:hAnsi="Inter" w:eastAsia="Inter" w:cs="Inter"/>
+                <w:color w:val="12171D"/>
+                <w:spacing w:val="13"/>
+                <w:sz w:val="16"/>
+                <w:szCs w:val="16"/>
+                <w:lang w:val="en-GB"/>
+              </w:rPr>
+              <w:t xml:space="preserve">PHONE</w:t>
+            </w:r>
+            <w:r>
+              <w:tab/>
+            </w:r>
+            <w:r>
+              <w:rPr>
+                <w:rFonts w:ascii="Noto Sans Arabic" w:hAnsi="Noto Sans Arabic" w:eastAsia="Noto Sans Arabic" w:cs="Noto Sans Arabic"/>
+                <w:color w:val="12171D"/>
+                <w:sz w:val="21"/>
+                <w:szCs w:val="21"/>
+                <w:rtl w:val="1"/>
+                <w:lang w:val="ar-SA" w:bidi="ar-SA"/>
+              </w:rPr>
+              <w:t xml:space="preserve">هاتف مقدم الطلب</w:t>
+            </w:r>
+          </w:p>
+          <w:p>
+            <w:pPr>
+              <w:spacing w:before="0" w:after="0" w:line="250" w:lineRule="auto"/>
               <w:jc w:val="left"/>
             </w:pPr>
             <w:r>
@@ -1805,34 +1601,13 @@
                 <w:szCs w:val="18"/>
                 <w:lang w:val="en-GB"/>
               </w:rPr>
-              <w:t xml:space="preserve">SUPPLIER TAX IDENTIFIER</w:t>
-            </w:r>
-          </w:p>
-          <w:p>
-            <w:pPr>
-              <w:bidi w:val="1"/>
-              <w:spacing w:before="0" w:after="0" w:line="250" w:lineRule="auto"/>
-              <w:jc w:val="start"/>
-            </w:pPr>
-            <w:r>
-              <w:rPr>
-                <w:rFonts w:ascii="Noto Sans Arabic" w:hAnsi="Noto Sans Arabic" w:eastAsia="Noto Sans Arabic" w:cs="Noto Sans Arabic"/>
-                <w:color w:val="12171D"/>
-                <w:sz w:val="20"/>
-                <w:szCs w:val="20"/>
-                <w:rtl w:val="1"/>
-                <w:lang w:val="ar-SA" w:bidi="ar-SA"/>
-              </w:rPr>
-              <w:t xml:space="preserve">الرقم الضريبي للمورد</w:t>
-            </w:r>
-          </w:p>
-        </w:tc>
-        <w:tc>
-          <w:tcPr>
-            <w:tcW w:w="2286" w:type="dxa"/>
-            <w:tcBorders>
-              <w:bottom w:val="single" w:sz="4" w:space="0" w:color="BCACA7"/>
-            </w:tcBorders>
+              <w:t xml:space="preserve">+966114502929</w:t>
+            </w:r>
+          </w:p>
+        </w:tc>
+        <w:tc>
+          <w:tcPr>
+            <w:tcW w:w="400" w:type="dxa"/>
             <w:vAlign w:val="center"/>
           </w:tcPr>
           <w:p>
@@ -1840,26 +1615,18 @@
               <w:spacing w:before="0" w:after="0" w:line="250" w:lineRule="auto"/>
               <w:jc w:val="left"/>
             </w:pPr>
-            <w:sdt>
-              <w:sdtPr>
-                <w:alias w:val="Supplier Tax Identifier, if applicable"/>
-                <w:tag w:val="field_1122"/>
-                <w:id w:val="1122"/>
-                <w:text/>
-              </w:sdtPr>
-              <w:sdtContent>
-                <w:r>
-                  <w:rPr>
-                    <w:rFonts w:ascii="Inter" w:hAnsi="Inter" w:eastAsia="Inter" w:cs="Inter"/>
-                    <w:color w:val="12171D"/>
-                    <w:sz w:val="18"/>
-                    <w:szCs w:val="18"/>
-                    <w:lang w:val="en-GB"/>
-                  </w:rPr>
-                  <w:t xml:space="preserve">Enter Supplier Tax Identifier, if applicable</w:t>
-                </w:r>
-              </w:sdtContent>
-            </w:sdt>
+          </w:p>
+        </w:tc>
+        <w:tc>
+          <w:tcPr>
+            <w:tcW w:w="4336" w:type="dxa"/>
+            <w:vAlign w:val="center"/>
+          </w:tcPr>
+          <w:p>
+            <w:pPr>
+              <w:spacing w:before="0" w:after="0" w:line="250" w:lineRule="auto"/>
+              <w:jc w:val="left"/>
+            </w:pPr>
           </w:p>
         </w:tc>
       </w:tr>
@@ -1877,18 +1644,348 @@
       <w:tblPr>
         <w:tblW w:w="9072" w:type="dxa"/>
         <w:tblBorders>
-          <w:top w:val="single" w:sz="4" w:space="0" w:color="BCACA7"/>
-          <w:left w:val="single" w:sz="4" w:space="0" w:color="BCACA7"/>
-          <w:bottom w:val="single" w:sz="4" w:space="0" w:color="BCACA7"/>
-          <w:right w:val="single" w:sz="4" w:space="0" w:color="BCACA7"/>
-          <w:insideH w:val="single" w:sz="4" w:space="0" w:color="BCACA7"/>
-          <w:insideV w:val="single" w:sz="4" w:space="0" w:color="BCACA7"/>
+          <w:top w:val="nil"/>
+          <w:left w:val="nil"/>
+          <w:bottom w:val="nil"/>
+          <w:right w:val="nil"/>
+          <w:insideH w:val="nil"/>
+          <w:insideV w:val="nil"/>
         </w:tblBorders>
         <w:tblLayout w:type="fixed"/>
         <w:tblCellMar>
-          <w:top w:w="40" w:type="dxa"/>
+          <w:top w:w="50" w:type="dxa"/>
           <w:left w:w="85" w:type="dxa"/>
-          <w:bottom w:w="40" w:type="dxa"/>
+          <w:bottom w:w="70" w:type="dxa"/>
+          <w:right w:w="85" w:type="dxa"/>
+        </w:tblCellMar>
+        <w:tblLook w:firstRow="1" w:lastRow="0" w:firstColumn="0" w:lastColumn="0" w:noHBand="0" w:noVBand="1"/>
+      </w:tblPr>
+      <w:tblGrid>
+        <w:gridCol w:w="4336"/>
+        <w:gridCol w:w="400"/>
+        <w:gridCol w:w="4336"/>
+      </w:tblGrid>
+      <w:tr>
+        <w:trPr>
+          <w:cantSplit/>
+        </w:trPr>
+        <w:tc>
+          <w:tcPr>
+            <w:tcW w:w="4336" w:type="dxa"/>
+            <w:gridSpan w:val="1"/>
+            <w:tcBorders>
+              <w:top w:val="nil"/>
+              <w:left w:val="nil"/>
+              <w:bottom w:val="single" w:sz="8" w:space="0" w:color="BCACA7"/>
+              <w:right w:val="nil"/>
+            </w:tcBorders>
+            <w:vAlign w:val="bottom"/>
+          </w:tcPr>
+          <w:p>
+            <w:pPr>
+              <w:pStyle w:val="Heading1"/>
+              <w:keepNext/>
+              <w:spacing w:before="160" w:after="40" w:line="250" w:lineRule="auto"/>
+              <w:ind w:start="-85"/>
+              <w:jc w:val="left"/>
+            </w:pPr>
+            <w:r>
+              <w:rPr>
+                <w:rFonts w:ascii="Jost" w:hAnsi="Jost" w:eastAsia="Jost" w:cs="Jost"/>
+                <w:color w:val="12171D"/>
+                <w:spacing w:val="34"/>
+                <w:sz w:val="21"/>
+                <w:szCs w:val="21"/>
+                <w:lang w:val="en-GB"/>
+              </w:rPr>
+              <w:t xml:space="preserve">REFERENCES</w:t>
+            </w:r>
+          </w:p>
+        </w:tc>
+        <w:tc>
+          <w:tcPr>
+            <w:tcW w:w="4736" w:type="dxa"/>
+            <w:gridSpan w:val="2"/>
+            <w:tcBorders>
+              <w:top w:val="nil"/>
+              <w:left w:val="nil"/>
+              <w:bottom w:val="single" w:sz="8" w:space="0" w:color="BCACA7"/>
+              <w:right w:val="nil"/>
+            </w:tcBorders>
+            <w:vAlign w:val="bottom"/>
+          </w:tcPr>
+          <w:p>
+            <w:pPr>
+              <w:keepNext/>
+              <w:bidi w:val="1"/>
+              <w:spacing w:before="160" w:after="40" w:line="250" w:lineRule="auto"/>
+              <w:ind w:start="-85"/>
+              <w:jc w:val="start"/>
+            </w:pPr>
+            <w:r>
+              <w:rPr>
+                <w:rFonts w:ascii="Noto Sans Arabic" w:hAnsi="Noto Sans Arabic" w:eastAsia="Noto Sans Arabic" w:cs="Noto Sans Arabic"/>
+                <w:color w:val="12171D"/>
+                <w:sz w:val="22"/>
+                <w:szCs w:val="22"/>
+                <w:rtl w:val="1"/>
+                <w:lang w:val="ar-SA" w:bidi="ar-SA"/>
+              </w:rPr>
+              <w:t xml:space="preserve">المراجع</w:t>
+            </w:r>
+          </w:p>
+        </w:tc>
+      </w:tr>
+      <w:tr>
+        <w:trPr>
+          <w:cantSplit/>
+        </w:trPr>
+        <w:tc>
+          <w:tcPr>
+            <w:tcW w:w="4336" w:type="dxa"/>
+            <w:tcBorders>
+              <w:bottom w:val="single" w:sz="4" w:space="0" w:color="BCACA7"/>
+            </w:tcBorders>
+            <w:vAlign w:val="top"/>
+          </w:tcPr>
+          <w:p>
+            <w:pPr>
+              <w:keepNext/>
+              <w:tabs>
+                <w:tab w:val="right" w:pos="4166"/>
+              </w:tabs>
+              <w:spacing w:before="0" w:after="30" w:line="250" w:lineRule="auto"/>
+              <w:jc w:val="left"/>
+            </w:pPr>
+            <w:r>
+              <w:rPr>
+                <w:rFonts w:ascii="Inter" w:hAnsi="Inter" w:eastAsia="Inter" w:cs="Inter"/>
+                <w:color w:val="12171D"/>
+                <w:spacing w:val="13"/>
+                <w:sz w:val="16"/>
+                <w:szCs w:val="16"/>
+                <w:lang w:val="en-GB"/>
+              </w:rPr>
+              <w:t xml:space="preserve">RELATED QUOTATION</w:t>
+            </w:r>
+            <w:r>
+              <w:tab/>
+            </w:r>
+            <w:r>
+              <w:rPr>
+                <w:rFonts w:ascii="Noto Sans Arabic" w:hAnsi="Noto Sans Arabic" w:eastAsia="Noto Sans Arabic" w:cs="Noto Sans Arabic"/>
+                <w:color w:val="12171D"/>
+                <w:sz w:val="21"/>
+                <w:szCs w:val="21"/>
+                <w:rtl w:val="1"/>
+                <w:lang w:val="ar-SA" w:bidi="ar-SA"/>
+              </w:rPr>
+              <w:t xml:space="preserve">عرض السعر المرتبط</w:t>
+            </w:r>
+          </w:p>
+          <w:p>
+            <w:pPr>
+              <w:keepNext/>
+              <w:spacing w:before="0" w:after="0" w:line="250" w:lineRule="auto"/>
+              <w:jc w:val="left"/>
+            </w:pPr>
+            <w:sdt>
+              <w:sdtPr>
+                <w:alias w:val="Quotation Reference"/>
+                <w:tag w:val="field_1122"/>
+                <w:id w:val="1122"/>
+                <w:text/>
+              </w:sdtPr>
+              <w:sdtContent>
+                <w:r>
+                  <w:rPr>
+                    <w:rFonts w:ascii="Inter" w:hAnsi="Inter" w:eastAsia="Inter" w:cs="Inter"/>
+                    <w:color w:val="12171D"/>
+                    <w:sz w:val="18"/>
+                    <w:szCs w:val="18"/>
+                    <w:lang w:val="en-GB"/>
+                  </w:rPr>
+                  <w:t xml:space="preserve">Enter Quotation Reference</w:t>
+                </w:r>
+              </w:sdtContent>
+            </w:sdt>
+          </w:p>
+        </w:tc>
+        <w:tc>
+          <w:tcPr>
+            <w:tcW w:w="400" w:type="dxa"/>
+            <w:vAlign w:val="center"/>
+          </w:tcPr>
+          <w:p>
+            <w:pPr>
+              <w:spacing w:before="0" w:after="0" w:line="250" w:lineRule="auto"/>
+              <w:jc w:val="left"/>
+            </w:pPr>
+          </w:p>
+        </w:tc>
+        <w:tc>
+          <w:tcPr>
+            <w:tcW w:w="4336" w:type="dxa"/>
+            <w:tcBorders>
+              <w:bottom w:val="single" w:sz="4" w:space="0" w:color="BCACA7"/>
+            </w:tcBorders>
+            <w:vAlign w:val="top"/>
+          </w:tcPr>
+          <w:p>
+            <w:pPr>
+              <w:keepNext/>
+              <w:tabs>
+                <w:tab w:val="right" w:pos="4166"/>
+              </w:tabs>
+              <w:spacing w:before="0" w:after="30" w:line="250" w:lineRule="auto"/>
+              <w:jc w:val="left"/>
+            </w:pPr>
+            <w:r>
+              <w:rPr>
+                <w:rFonts w:ascii="Inter" w:hAnsi="Inter" w:eastAsia="Inter" w:cs="Inter"/>
+                <w:color w:val="12171D"/>
+                <w:spacing w:val="13"/>
+                <w:sz w:val="16"/>
+                <w:szCs w:val="16"/>
+                <w:lang w:val="en-GB"/>
+              </w:rPr>
+              <w:t xml:space="preserve">RFQ REFERENCE</w:t>
+            </w:r>
+            <w:r>
+              <w:tab/>
+            </w:r>
+            <w:r>
+              <w:rPr>
+                <w:rFonts w:ascii="Noto Sans Arabic" w:hAnsi="Noto Sans Arabic" w:eastAsia="Noto Sans Arabic" w:cs="Noto Sans Arabic"/>
+                <w:color w:val="12171D"/>
+                <w:sz w:val="21"/>
+                <w:szCs w:val="21"/>
+                <w:rtl w:val="1"/>
+                <w:lang w:val="ar-SA" w:bidi="ar-SA"/>
+              </w:rPr>
+              <w:t xml:space="preserve">مرجع طلب عرض السعر</w:t>
+            </w:r>
+          </w:p>
+          <w:p>
+            <w:pPr>
+              <w:keepNext/>
+              <w:spacing w:before="0" w:after="0" w:line="250" w:lineRule="auto"/>
+              <w:jc w:val="left"/>
+            </w:pPr>
+            <w:sdt>
+              <w:sdtPr>
+                <w:alias w:val="RFQ Reference"/>
+                <w:tag w:val="field_1123"/>
+                <w:id w:val="1123"/>
+                <w:text/>
+              </w:sdtPr>
+              <w:sdtContent>
+                <w:r>
+                  <w:rPr>
+                    <w:rFonts w:ascii="Inter" w:hAnsi="Inter" w:eastAsia="Inter" w:cs="Inter"/>
+                    <w:color w:val="12171D"/>
+                    <w:sz w:val="18"/>
+                    <w:szCs w:val="18"/>
+                    <w:lang w:val="en-GB"/>
+                  </w:rPr>
+                  <w:t xml:space="preserve">Enter RFQ Reference</w:t>
+                </w:r>
+              </w:sdtContent>
+            </w:sdt>
+          </w:p>
+        </w:tc>
+      </w:tr>
+      <w:tr>
+        <w:trPr>
+          <w:cantSplit/>
+        </w:trPr>
+        <w:tc>
+          <w:tcPr>
+            <w:tcW w:w="9072" w:type="dxa"/>
+            <w:gridSpan w:val="3"/>
+            <w:tcBorders>
+              <w:bottom w:val="single" w:sz="4" w:space="0" w:color="BCACA7"/>
+            </w:tcBorders>
+            <w:vAlign w:val="top"/>
+          </w:tcPr>
+          <w:p>
+            <w:pPr>
+              <w:tabs>
+                <w:tab w:val="right" w:pos="8902"/>
+              </w:tabs>
+              <w:spacing w:before="0" w:after="30" w:line="250" w:lineRule="auto"/>
+              <w:jc w:val="left"/>
+            </w:pPr>
+            <w:r>
+              <w:rPr>
+                <w:rFonts w:ascii="Inter" w:hAnsi="Inter" w:eastAsia="Inter" w:cs="Inter"/>
+                <w:color w:val="12171D"/>
+                <w:spacing w:val="13"/>
+                <w:sz w:val="16"/>
+                <w:szCs w:val="16"/>
+                <w:lang w:val="en-GB"/>
+              </w:rPr>
+              <w:t xml:space="preserve">CURRENCY</w:t>
+            </w:r>
+            <w:r>
+              <w:tab/>
+            </w:r>
+            <w:r>
+              <w:rPr>
+                <w:rFonts w:ascii="Noto Sans Arabic" w:hAnsi="Noto Sans Arabic" w:eastAsia="Noto Sans Arabic" w:cs="Noto Sans Arabic"/>
+                <w:color w:val="12171D"/>
+                <w:sz w:val="21"/>
+                <w:szCs w:val="21"/>
+                <w:rtl w:val="1"/>
+                <w:lang w:val="ar-SA" w:bidi="ar-SA"/>
+              </w:rPr>
+              <w:t xml:space="preserve">العملة</w:t>
+            </w:r>
+          </w:p>
+          <w:p>
+            <w:pPr>
+              <w:spacing w:before="0" w:after="0" w:line="250" w:lineRule="auto"/>
+              <w:jc w:val="left"/>
+            </w:pPr>
+            <w:r>
+              <w:rPr>
+                <w:rFonts w:ascii="Inter" w:hAnsi="Inter" w:eastAsia="Inter" w:cs="Inter"/>
+                <w:color w:val="12171D"/>
+                <w:sz w:val="18"/>
+                <w:szCs w:val="18"/>
+                <w:lang w:val="en-GB"/>
+              </w:rPr>
+              <w:t xml:space="preserve">SAR</w:t>
+            </w:r>
+          </w:p>
+        </w:tc>
+      </w:tr>
+    </w:tbl>
+    <w:p>
+      <w:pPr>
+        <w:spacing w:before="0" w:after="0" w:line="20" w:lineRule="exact"/>
+        <w:rPr>
+          <w:sz w:val="2"/>
+          <w:szCs w:val="2"/>
+        </w:rPr>
+      </w:pPr>
+    </w:p>
+    <w:tbl>
+      <w:tblPr>
+        <w:tblW w:w="9072" w:type="dxa"/>
+        <w:tblBorders>
+          <w:top w:val="nil"/>
+          <w:left w:val="nil"/>
+          <w:bottom w:val="nil"/>
+          <w:right w:val="nil"/>
+          <w:insideH w:val="nil"/>
+          <w:insideV w:val="nil"/>
+        </w:tblBorders>
+        <w:tblLayout w:type="fixed"/>
+        <w:tblCellMar>
+          <w:top w:w="50" w:type="dxa"/>
+          <w:left w:w="85" w:type="dxa"/>
+          <w:bottom w:w="60" w:type="dxa"/>
           <w:right w:w="85" w:type="dxa"/>
         </w:tblCellMar>
         <w:tblLook w:firstRow="1" w:lastRow="0" w:firstColumn="0" w:lastColumn="0" w:noHBand="0" w:noVBand="1"/>
@@ -1930,6 +2027,7 @@
               <w:rPr>
                 <w:rFonts w:ascii="Jost" w:hAnsi="Jost" w:eastAsia="Jost" w:cs="Jost"/>
                 <w:color w:val="12171D"/>
+                <w:spacing w:val="34"/>
                 <w:sz w:val="21"/>
                 <w:szCs w:val="21"/>
                 <w:lang w:val="en-GB"/>
@@ -1980,24 +2078,27 @@
         <w:tc>
           <w:tcPr>
             <w:tcW w:w="520" w:type="dxa"/>
-            <w:shd w:val="clear" w:color="auto" w:fill="12171D"/>
-            <w:vAlign w:val="center"/>
-          </w:tcPr>
-          <w:p>
-            <w:pPr>
-              <w:keepNext/>
-              <w:spacing w:before="0" w:after="8" w:line="250" w:lineRule="auto"/>
-              <w:jc w:val="left"/>
-            </w:pPr>
-            <w:r>
-              <w:rPr>
-                <w:rFonts w:ascii="Inter" w:hAnsi="Inter" w:eastAsia="Inter" w:cs="Inter"/>
-                <w:color w:val="FFFFFF"/>
-                <w:sz w:val="18"/>
-                <w:szCs w:val="18"/>
-                <w:lang w:val="en-GB"/>
-              </w:rPr>
-              <w:t xml:space="preserve">No.</w:t>
+            <w:tcBorders>
+              <w:bottom w:val="single" w:sz="8" w:space="0" w:color="12171D"/>
+            </w:tcBorders>
+            <w:vAlign w:val="bottom"/>
+          </w:tcPr>
+          <w:p>
+            <w:pPr>
+              <w:keepNext/>
+              <w:spacing w:before="0" w:after="20" w:line="250" w:lineRule="auto"/>
+              <w:jc w:val="left"/>
+            </w:pPr>
+            <w:r>
+              <w:rPr>
+                <w:rFonts w:ascii="Inter" w:hAnsi="Inter" w:eastAsia="Inter" w:cs="Inter"/>
+                <w:color w:val="12171D"/>
+                <w:spacing w:val="13"/>
+                <w:sz w:val="16"/>
+                <w:szCs w:val="16"/>
+                <w:lang w:val="en-GB"/>
+              </w:rPr>
+              <w:t xml:space="preserve">NO.</w:t>
             </w:r>
           </w:p>
           <w:p>
@@ -2010,9 +2111,9 @@
             <w:r>
               <w:rPr>
                 <w:rFonts w:ascii="Noto Sans Arabic" w:hAnsi="Noto Sans Arabic" w:eastAsia="Noto Sans Arabic" w:cs="Noto Sans Arabic"/>
-                <w:color w:val="FFFFFF"/>
-                <w:sz w:val="20"/>
-                <w:szCs w:val="20"/>
+                <w:color w:val="12171D"/>
+                <w:sz w:val="21"/>
+                <w:szCs w:val="21"/>
                 <w:rtl w:val="1"/>
                 <w:lang w:val="ar-SA" w:bidi="ar-SA"/>
               </w:rPr>
@@ -2023,24 +2124,27 @@
         <w:tc>
           <w:tcPr>
             <w:tcW w:w="2400" w:type="dxa"/>
-            <w:shd w:val="clear" w:color="auto" w:fill="12171D"/>
-            <w:vAlign w:val="center"/>
-          </w:tcPr>
-          <w:p>
-            <w:pPr>
-              <w:keepNext/>
-              <w:spacing w:before="0" w:after="8" w:line="250" w:lineRule="auto"/>
-              <w:jc w:val="left"/>
-            </w:pPr>
-            <w:r>
-              <w:rPr>
-                <w:rFonts w:ascii="Inter" w:hAnsi="Inter" w:eastAsia="Inter" w:cs="Inter"/>
-                <w:color w:val="FFFFFF"/>
-                <w:sz w:val="18"/>
-                <w:szCs w:val="18"/>
-                <w:lang w:val="en-GB"/>
-              </w:rPr>
-              <w:t xml:space="preserve">Item / Service</w:t>
+            <w:tcBorders>
+              <w:bottom w:val="single" w:sz="8" w:space="0" w:color="12171D"/>
+            </w:tcBorders>
+            <w:vAlign w:val="bottom"/>
+          </w:tcPr>
+          <w:p>
+            <w:pPr>
+              <w:keepNext/>
+              <w:spacing w:before="0" w:after="20" w:line="250" w:lineRule="auto"/>
+              <w:jc w:val="left"/>
+            </w:pPr>
+            <w:r>
+              <w:rPr>
+                <w:rFonts w:ascii="Inter" w:hAnsi="Inter" w:eastAsia="Inter" w:cs="Inter"/>
+                <w:color w:val="12171D"/>
+                <w:spacing w:val="13"/>
+                <w:sz w:val="16"/>
+                <w:szCs w:val="16"/>
+                <w:lang w:val="en-GB"/>
+              </w:rPr>
+              <w:t xml:space="preserve">ITEM / SERVICE</w:t>
             </w:r>
           </w:p>
           <w:p>
@@ -2053,9 +2157,9 @@
             <w:r>
               <w:rPr>
                 <w:rFonts w:ascii="Noto Sans Arabic" w:hAnsi="Noto Sans Arabic" w:eastAsia="Noto Sans Arabic" w:cs="Noto Sans Arabic"/>
-                <w:color w:val="FFFFFF"/>
-                <w:sz w:val="20"/>
-                <w:szCs w:val="20"/>
+                <w:color w:val="12171D"/>
+                <w:sz w:val="21"/>
+                <w:szCs w:val="21"/>
                 <w:rtl w:val="1"/>
                 <w:lang w:val="ar-SA" w:bidi="ar-SA"/>
               </w:rPr>
@@ -2066,24 +2170,27 @@
         <w:tc>
           <w:tcPr>
             <w:tcW w:w="800" w:type="dxa"/>
-            <w:shd w:val="clear" w:color="auto" w:fill="12171D"/>
-            <w:vAlign w:val="center"/>
-          </w:tcPr>
-          <w:p>
-            <w:pPr>
-              <w:keepNext/>
-              <w:spacing w:before="0" w:after="8" w:line="250" w:lineRule="auto"/>
+            <w:tcBorders>
+              <w:bottom w:val="single" w:sz="8" w:space="0" w:color="12171D"/>
+            </w:tcBorders>
+            <w:vAlign w:val="bottom"/>
+          </w:tcPr>
+          <w:p>
+            <w:pPr>
+              <w:keepNext/>
+              <w:spacing w:before="0" w:after="20" w:line="250" w:lineRule="auto"/>
               <w:jc w:val="center"/>
             </w:pPr>
             <w:r>
               <w:rPr>
                 <w:rFonts w:ascii="Inter" w:hAnsi="Inter" w:eastAsia="Inter" w:cs="Inter"/>
-                <w:color w:val="FFFFFF"/>
-                <w:sz w:val="18"/>
-                <w:szCs w:val="18"/>
-                <w:lang w:val="en-GB"/>
-              </w:rPr>
-              <w:t xml:space="preserve">Qty</w:t>
+                <w:color w:val="12171D"/>
+                <w:spacing w:val="13"/>
+                <w:sz w:val="16"/>
+                <w:szCs w:val="16"/>
+                <w:lang w:val="en-GB"/>
+              </w:rPr>
+              <w:t xml:space="preserve">QTY</w:t>
             </w:r>
           </w:p>
           <w:p>
@@ -2096,9 +2203,9 @@
             <w:r>
               <w:rPr>
                 <w:rFonts w:ascii="Noto Sans Arabic" w:hAnsi="Noto Sans Arabic" w:eastAsia="Noto Sans Arabic" w:cs="Noto Sans Arabic"/>
-                <w:color w:val="FFFFFF"/>
-                <w:sz w:val="20"/>
-                <w:szCs w:val="20"/>
+                <w:color w:val="12171D"/>
+                <w:sz w:val="21"/>
+                <w:szCs w:val="21"/>
                 <w:rtl w:val="1"/>
                 <w:lang w:val="ar-SA" w:bidi="ar-SA"/>
               </w:rPr>
@@ -2109,24 +2216,27 @@
         <w:tc>
           <w:tcPr>
             <w:tcW w:w="850" w:type="dxa"/>
-            <w:shd w:val="clear" w:color="auto" w:fill="12171D"/>
-            <w:vAlign w:val="center"/>
-          </w:tcPr>
-          <w:p>
-            <w:pPr>
-              <w:keepNext/>
-              <w:spacing w:before="0" w:after="8" w:line="250" w:lineRule="auto"/>
+            <w:tcBorders>
+              <w:bottom w:val="single" w:sz="8" w:space="0" w:color="12171D"/>
+            </w:tcBorders>
+            <w:vAlign w:val="bottom"/>
+          </w:tcPr>
+          <w:p>
+            <w:pPr>
+              <w:keepNext/>
+              <w:spacing w:before="0" w:after="20" w:line="250" w:lineRule="auto"/>
               <w:jc w:val="center"/>
             </w:pPr>
             <w:r>
               <w:rPr>
                 <w:rFonts w:ascii="Inter" w:hAnsi="Inter" w:eastAsia="Inter" w:cs="Inter"/>
-                <w:color w:val="FFFFFF"/>
-                <w:sz w:val="18"/>
-                <w:szCs w:val="18"/>
-                <w:lang w:val="en-GB"/>
-              </w:rPr>
-              <w:t xml:space="preserve">Unit</w:t>
+                <w:color w:val="12171D"/>
+                <w:spacing w:val="13"/>
+                <w:sz w:val="16"/>
+                <w:szCs w:val="16"/>
+                <w:lang w:val="en-GB"/>
+              </w:rPr>
+              <w:t xml:space="preserve">UNIT</w:t>
             </w:r>
           </w:p>
           <w:p>
@@ -2139,9 +2249,9 @@
             <w:r>
               <w:rPr>
                 <w:rFonts w:ascii="Noto Sans Arabic" w:hAnsi="Noto Sans Arabic" w:eastAsia="Noto Sans Arabic" w:cs="Noto Sans Arabic"/>
-                <w:color w:val="FFFFFF"/>
-                <w:sz w:val="20"/>
-                <w:szCs w:val="20"/>
+                <w:color w:val="12171D"/>
+                <w:sz w:val="21"/>
+                <w:szCs w:val="21"/>
                 <w:rtl w:val="1"/>
                 <w:lang w:val="ar-SA" w:bidi="ar-SA"/>
               </w:rPr>
@@ -2152,24 +2262,27 @@
         <w:tc>
           <w:tcPr>
             <w:tcW w:w="2250" w:type="dxa"/>
-            <w:shd w:val="clear" w:color="auto" w:fill="12171D"/>
-            <w:vAlign w:val="center"/>
-          </w:tcPr>
-          <w:p>
-            <w:pPr>
-              <w:keepNext/>
-              <w:spacing w:before="0" w:after="8" w:line="250" w:lineRule="auto"/>
+            <w:tcBorders>
+              <w:bottom w:val="single" w:sz="8" w:space="0" w:color="12171D"/>
+            </w:tcBorders>
+            <w:vAlign w:val="bottom"/>
+          </w:tcPr>
+          <w:p>
+            <w:pPr>
+              <w:keepNext/>
+              <w:spacing w:before="0" w:after="20" w:line="250" w:lineRule="auto"/>
               <w:jc w:val="right"/>
             </w:pPr>
             <w:r>
               <w:rPr>
                 <w:rFonts w:ascii="Inter" w:hAnsi="Inter" w:eastAsia="Inter" w:cs="Inter"/>
-                <w:color w:val="FFFFFF"/>
-                <w:sz w:val="18"/>
-                <w:szCs w:val="18"/>
-                <w:lang w:val="en-GB"/>
-              </w:rPr>
-              <w:t xml:space="preserve">Unit Price (SAR)</w:t>
+                <w:color w:val="12171D"/>
+                <w:spacing w:val="13"/>
+                <w:sz w:val="16"/>
+                <w:szCs w:val="16"/>
+                <w:lang w:val="en-GB"/>
+              </w:rPr>
+              <w:t xml:space="preserve">UNIT PRICE (SAR)</w:t>
             </w:r>
           </w:p>
           <w:p>
@@ -2182,9 +2295,9 @@
             <w:r>
               <w:rPr>
                 <w:rFonts w:ascii="Noto Sans Arabic" w:hAnsi="Noto Sans Arabic" w:eastAsia="Noto Sans Arabic" w:cs="Noto Sans Arabic"/>
-                <w:color w:val="FFFFFF"/>
-                <w:sz w:val="20"/>
-                <w:szCs w:val="20"/>
+                <w:color w:val="12171D"/>
+                <w:sz w:val="21"/>
+                <w:szCs w:val="21"/>
                 <w:rtl w:val="1"/>
                 <w:lang w:val="ar-SA" w:bidi="ar-SA"/>
               </w:rPr>
@@ -2195,24 +2308,27 @@
         <w:tc>
           <w:tcPr>
             <w:tcW w:w="2252" w:type="dxa"/>
-            <w:shd w:val="clear" w:color="auto" w:fill="12171D"/>
-            <w:vAlign w:val="center"/>
-          </w:tcPr>
-          <w:p>
-            <w:pPr>
-              <w:keepNext/>
-              <w:spacing w:before="0" w:after="8" w:line="250" w:lineRule="auto"/>
+            <w:tcBorders>
+              <w:bottom w:val="single" w:sz="8" w:space="0" w:color="12171D"/>
+            </w:tcBorders>
+            <w:vAlign w:val="bottom"/>
+          </w:tcPr>
+          <w:p>
+            <w:pPr>
+              <w:keepNext/>
+              <w:spacing w:before="0" w:after="20" w:line="250" w:lineRule="auto"/>
               <w:jc w:val="right"/>
             </w:pPr>
             <w:r>
               <w:rPr>
                 <w:rFonts w:ascii="Inter" w:hAnsi="Inter" w:eastAsia="Inter" w:cs="Inter"/>
-                <w:color w:val="FFFFFF"/>
-                <w:sz w:val="18"/>
-                <w:szCs w:val="18"/>
-                <w:lang w:val="en-GB"/>
-              </w:rPr>
-              <w:t xml:space="preserve">Line Total (SAR)</w:t>
+                <w:color w:val="12171D"/>
+                <w:spacing w:val="13"/>
+                <w:sz w:val="16"/>
+                <w:szCs w:val="16"/>
+                <w:lang w:val="en-GB"/>
+              </w:rPr>
+              <w:t xml:space="preserve">LINE TOTAL (SAR)</w:t>
             </w:r>
           </w:p>
           <w:p>
@@ -2225,9 +2341,9 @@
             <w:r>
               <w:rPr>
                 <w:rFonts w:ascii="Noto Sans Arabic" w:hAnsi="Noto Sans Arabic" w:eastAsia="Noto Sans Arabic" w:cs="Noto Sans Arabic"/>
-                <w:color w:val="FFFFFF"/>
-                <w:sz w:val="20"/>
-                <w:szCs w:val="20"/>
+                <w:color w:val="12171D"/>
+                <w:sz w:val="21"/>
+                <w:szCs w:val="21"/>
                 <w:rtl w:val="1"/>
                 <w:lang w:val="ar-SA" w:bidi="ar-SA"/>
               </w:rPr>
@@ -2283,8 +2399,8 @@
             <w:sdt>
               <w:sdtPr>
                 <w:alias w:val="Description"/>
-                <w:tag w:val="field_1123"/>
-                <w:id w:val="1123"/>
+                <w:tag w:val="field_1124"/>
+                <w:id w:val="1124"/>
                 <w:text/>
               </w:sdtPr>
               <w:sdtContent>
@@ -2319,42 +2435,6 @@
             <w:sdt>
               <w:sdtPr>
                 <w:alias w:val="Qty"/>
-                <w:tag w:val="field_1124"/>
-                <w:id w:val="1124"/>
-                <w:text/>
-              </w:sdtPr>
-              <w:sdtContent>
-                <w:r>
-                  <w:rPr>
-                    <w:rFonts w:ascii="Inter" w:hAnsi="Inter" w:eastAsia="Inter" w:cs="Inter"/>
-                    <w:color w:val="12171D"/>
-                    <w:sz w:val="18"/>
-                    <w:szCs w:val="18"/>
-                    <w:lang w:val="en-GB"/>
-                  </w:rPr>
-                  <w:t xml:space="preserve">Enter Qty</w:t>
-                </w:r>
-              </w:sdtContent>
-            </w:sdt>
-          </w:p>
-        </w:tc>
-        <w:tc>
-          <w:tcPr>
-            <w:tcW w:w="850" w:type="dxa"/>
-            <w:tcBorders>
-              <w:bottom w:val="single" w:sz="4" w:space="0" w:color="BCACA7"/>
-            </w:tcBorders>
-            <w:vAlign w:val="center"/>
-          </w:tcPr>
-          <w:p>
-            <w:pPr>
-              <w:keepNext/>
-              <w:spacing w:before="0" w:after="0" w:line="250" w:lineRule="auto"/>
-              <w:jc w:val="center"/>
-            </w:pPr>
-            <w:sdt>
-              <w:sdtPr>
-                <w:alias w:val="Unit"/>
                 <w:tag w:val="field_1125"/>
                 <w:id w:val="1125"/>
                 <w:text/>
@@ -2368,7 +2448,7 @@
                     <w:szCs w:val="18"/>
                     <w:lang w:val="en-GB"/>
                   </w:rPr>
-                  <w:t xml:space="preserve">Enter Unit</w:t>
+                  <w:t xml:space="preserve">Qty</w:t>
                 </w:r>
               </w:sdtContent>
             </w:sdt>
@@ -2376,6 +2456,42 @@
         </w:tc>
         <w:tc>
           <w:tcPr>
+            <w:tcW w:w="850" w:type="dxa"/>
+            <w:tcBorders>
+              <w:bottom w:val="single" w:sz="4" w:space="0" w:color="BCACA7"/>
+            </w:tcBorders>
+            <w:vAlign w:val="center"/>
+          </w:tcPr>
+          <w:p>
+            <w:pPr>
+              <w:keepNext/>
+              <w:spacing w:before="0" w:after="0" w:line="250" w:lineRule="auto"/>
+              <w:jc w:val="center"/>
+            </w:pPr>
+            <w:sdt>
+              <w:sdtPr>
+                <w:alias w:val="Unit"/>
+                <w:tag w:val="field_1126"/>
+                <w:id w:val="1126"/>
+                <w:text/>
+              </w:sdtPr>
+              <w:sdtContent>
+                <w:r>
+                  <w:rPr>
+                    <w:rFonts w:ascii="Inter" w:hAnsi="Inter" w:eastAsia="Inter" w:cs="Inter"/>
+                    <w:color w:val="12171D"/>
+                    <w:sz w:val="18"/>
+                    <w:szCs w:val="18"/>
+                    <w:lang w:val="en-GB"/>
+                  </w:rPr>
+                  <w:t xml:space="preserve">Unit</w:t>
+                </w:r>
+              </w:sdtContent>
+            </w:sdt>
+          </w:p>
+        </w:tc>
+        <w:tc>
+          <w:tcPr>
             <w:tcW w:w="2250" w:type="dxa"/>
             <w:tcBorders>
               <w:bottom w:val="single" w:sz="4" w:space="0" w:color="BCACA7"/>
@@ -2391,8 +2507,8 @@
             <w:sdt>
               <w:sdtPr>
                 <w:alias w:val="Unit Price"/>
-                <w:tag w:val="field_1126"/>
-                <w:id w:val="1126"/>
+                <w:tag w:val="field_1127"/>
+                <w:id w:val="1127"/>
                 <w:text/>
               </w:sdtPr>
               <w:sdtContent>
@@ -2486,8 +2602,8 @@
             <w:sdt>
               <w:sdtPr>
                 <w:alias w:val="Description"/>
-                <w:tag w:val="field_1127"/>
-                <w:id w:val="1127"/>
+                <w:tag w:val="field_1128"/>
+                <w:id w:val="1128"/>
                 <w:text/>
               </w:sdtPr>
               <w:sdtContent>
@@ -2522,42 +2638,6 @@
             <w:sdt>
               <w:sdtPr>
                 <w:alias w:val="Qty"/>
-                <w:tag w:val="field_1128"/>
-                <w:id w:val="1128"/>
-                <w:text/>
-              </w:sdtPr>
-              <w:sdtContent>
-                <w:r>
-                  <w:rPr>
-                    <w:rFonts w:ascii="Inter" w:hAnsi="Inter" w:eastAsia="Inter" w:cs="Inter"/>
-                    <w:color w:val="12171D"/>
-                    <w:sz w:val="18"/>
-                    <w:szCs w:val="18"/>
-                    <w:lang w:val="en-GB"/>
-                  </w:rPr>
-                  <w:t xml:space="preserve">Enter Qty</w:t>
-                </w:r>
-              </w:sdtContent>
-            </w:sdt>
-          </w:p>
-        </w:tc>
-        <w:tc>
-          <w:tcPr>
-            <w:tcW w:w="850" w:type="dxa"/>
-            <w:tcBorders>
-              <w:bottom w:val="single" w:sz="4" w:space="0" w:color="BCACA7"/>
-            </w:tcBorders>
-            <w:vAlign w:val="center"/>
-          </w:tcPr>
-          <w:p>
-            <w:pPr>
-              <w:keepNext/>
-              <w:spacing w:before="0" w:after="0" w:line="250" w:lineRule="auto"/>
-              <w:jc w:val="center"/>
-            </w:pPr>
-            <w:sdt>
-              <w:sdtPr>
-                <w:alias w:val="Unit"/>
                 <w:tag w:val="field_1129"/>
                 <w:id w:val="1129"/>
                 <w:text/>
@@ -2571,7 +2651,7 @@
                     <w:szCs w:val="18"/>
                     <w:lang w:val="en-GB"/>
                   </w:rPr>
-                  <w:t xml:space="preserve">Enter Unit</w:t>
+                  <w:t xml:space="preserve">Qty</w:t>
                 </w:r>
               </w:sdtContent>
             </w:sdt>
@@ -2579,6 +2659,42 @@
         </w:tc>
         <w:tc>
           <w:tcPr>
+            <w:tcW w:w="850" w:type="dxa"/>
+            <w:tcBorders>
+              <w:bottom w:val="single" w:sz="4" w:space="0" w:color="BCACA7"/>
+            </w:tcBorders>
+            <w:vAlign w:val="center"/>
+          </w:tcPr>
+          <w:p>
+            <w:pPr>
+              <w:keepNext/>
+              <w:spacing w:before="0" w:after="0" w:line="250" w:lineRule="auto"/>
+              <w:jc w:val="center"/>
+            </w:pPr>
+            <w:sdt>
+              <w:sdtPr>
+                <w:alias w:val="Unit"/>
+                <w:tag w:val="field_1130"/>
+                <w:id w:val="1130"/>
+                <w:text/>
+              </w:sdtPr>
+              <w:sdtContent>
+                <w:r>
+                  <w:rPr>
+                    <w:rFonts w:ascii="Inter" w:hAnsi="Inter" w:eastAsia="Inter" w:cs="Inter"/>
+                    <w:color w:val="12171D"/>
+                    <w:sz w:val="18"/>
+                    <w:szCs w:val="18"/>
+                    <w:lang w:val="en-GB"/>
+                  </w:rPr>
+                  <w:t xml:space="preserve">Unit</w:t>
+                </w:r>
+              </w:sdtContent>
+            </w:sdt>
+          </w:p>
+        </w:tc>
+        <w:tc>
+          <w:tcPr>
             <w:tcW w:w="2250" w:type="dxa"/>
             <w:tcBorders>
               <w:bottom w:val="single" w:sz="4" w:space="0" w:color="BCACA7"/>
@@ -2594,8 +2710,8 @@
             <w:sdt>
               <w:sdtPr>
                 <w:alias w:val="Unit Price"/>
-                <w:tag w:val="field_1130"/>
-                <w:id w:val="1130"/>
+                <w:tag w:val="field_1131"/>
+                <w:id w:val="1131"/>
                 <w:text/>
               </w:sdtPr>
               <w:sdtContent>
@@ -2689,8 +2805,8 @@
             <w:sdt>
               <w:sdtPr>
                 <w:alias w:val="Description"/>
-                <w:tag w:val="field_1131"/>
-                <w:id w:val="1131"/>
+                <w:tag w:val="field_1132"/>
+                <w:id w:val="1132"/>
                 <w:text/>
               </w:sdtPr>
               <w:sdtContent>
@@ -2725,42 +2841,6 @@
             <w:sdt>
               <w:sdtPr>
                 <w:alias w:val="Qty"/>
-                <w:tag w:val="field_1132"/>
-                <w:id w:val="1132"/>
-                <w:text/>
-              </w:sdtPr>
-              <w:sdtContent>
-                <w:r>
-                  <w:rPr>
-                    <w:rFonts w:ascii="Inter" w:hAnsi="Inter" w:eastAsia="Inter" w:cs="Inter"/>
-                    <w:color w:val="12171D"/>
-                    <w:sz w:val="18"/>
-                    <w:szCs w:val="18"/>
-                    <w:lang w:val="en-GB"/>
-                  </w:rPr>
-                  <w:t xml:space="preserve">Enter Qty</w:t>
-                </w:r>
-              </w:sdtContent>
-            </w:sdt>
-          </w:p>
-        </w:tc>
-        <w:tc>
-          <w:tcPr>
-            <w:tcW w:w="850" w:type="dxa"/>
-            <w:tcBorders>
-              <w:bottom w:val="single" w:sz="4" w:space="0" w:color="BCACA7"/>
-            </w:tcBorders>
-            <w:vAlign w:val="center"/>
-          </w:tcPr>
-          <w:p>
-            <w:pPr>
-              <w:keepNext/>
-              <w:spacing w:before="0" w:after="0" w:line="250" w:lineRule="auto"/>
-              <w:jc w:val="center"/>
-            </w:pPr>
-            <w:sdt>
-              <w:sdtPr>
-                <w:alias w:val="Unit"/>
                 <w:tag w:val="field_1133"/>
                 <w:id w:val="1133"/>
                 <w:text/>
@@ -2774,7 +2854,7 @@
                     <w:szCs w:val="18"/>
                     <w:lang w:val="en-GB"/>
                   </w:rPr>
-                  <w:t xml:space="preserve">Enter Unit</w:t>
+                  <w:t xml:space="preserve">Qty</w:t>
                 </w:r>
               </w:sdtContent>
             </w:sdt>
@@ -2782,6 +2862,42 @@
         </w:tc>
         <w:tc>
           <w:tcPr>
+            <w:tcW w:w="850" w:type="dxa"/>
+            <w:tcBorders>
+              <w:bottom w:val="single" w:sz="4" w:space="0" w:color="BCACA7"/>
+            </w:tcBorders>
+            <w:vAlign w:val="center"/>
+          </w:tcPr>
+          <w:p>
+            <w:pPr>
+              <w:keepNext/>
+              <w:spacing w:before="0" w:after="0" w:line="250" w:lineRule="auto"/>
+              <w:jc w:val="center"/>
+            </w:pPr>
+            <w:sdt>
+              <w:sdtPr>
+                <w:alias w:val="Unit"/>
+                <w:tag w:val="field_1134"/>
+                <w:id w:val="1134"/>
+                <w:text/>
+              </w:sdtPr>
+              <w:sdtContent>
+                <w:r>
+                  <w:rPr>
+                    <w:rFonts w:ascii="Inter" w:hAnsi="Inter" w:eastAsia="Inter" w:cs="Inter"/>
+                    <w:color w:val="12171D"/>
+                    <w:sz w:val="18"/>
+                    <w:szCs w:val="18"/>
+                    <w:lang w:val="en-GB"/>
+                  </w:rPr>
+                  <w:t xml:space="preserve">Unit</w:t>
+                </w:r>
+              </w:sdtContent>
+            </w:sdt>
+          </w:p>
+        </w:tc>
+        <w:tc>
+          <w:tcPr>
             <w:tcW w:w="2250" w:type="dxa"/>
             <w:tcBorders>
               <w:bottom w:val="single" w:sz="4" w:space="0" w:color="BCACA7"/>
@@ -2797,8 +2913,8 @@
             <w:sdt>
               <w:sdtPr>
                 <w:alias w:val="Unit Price"/>
-                <w:tag w:val="field_1134"/>
-                <w:id w:val="1134"/>
+                <w:tag w:val="field_1135"/>
+                <w:id w:val="1135"/>
                 <w:text/>
               </w:sdtPr>
               <w:sdtContent>
@@ -2892,8 +3008,8 @@
             <w:sdt>
               <w:sdtPr>
                 <w:alias w:val="Description"/>
-                <w:tag w:val="field_1135"/>
-                <w:id w:val="1135"/>
+                <w:tag w:val="field_1136"/>
+                <w:id w:val="1136"/>
                 <w:text/>
               </w:sdtPr>
               <w:sdtContent>
@@ -2928,42 +3044,6 @@
             <w:sdt>
               <w:sdtPr>
                 <w:alias w:val="Qty"/>
-                <w:tag w:val="field_1136"/>
-                <w:id w:val="1136"/>
-                <w:text/>
-              </w:sdtPr>
-              <w:sdtContent>
-                <w:r>
-                  <w:rPr>
-                    <w:rFonts w:ascii="Inter" w:hAnsi="Inter" w:eastAsia="Inter" w:cs="Inter"/>
-                    <w:color w:val="12171D"/>
-                    <w:sz w:val="18"/>
-                    <w:szCs w:val="18"/>
-                    <w:lang w:val="en-GB"/>
-                  </w:rPr>
-                  <w:t xml:space="preserve">Enter Qty</w:t>
-                </w:r>
-              </w:sdtContent>
-            </w:sdt>
-          </w:p>
-        </w:tc>
-        <w:tc>
-          <w:tcPr>
-            <w:tcW w:w="850" w:type="dxa"/>
-            <w:tcBorders>
-              <w:bottom w:val="single" w:sz="4" w:space="0" w:color="BCACA7"/>
-            </w:tcBorders>
-            <w:vAlign w:val="center"/>
-          </w:tcPr>
-          <w:p>
-            <w:pPr>
-              <w:keepNext/>
-              <w:spacing w:before="0" w:after="0" w:line="250" w:lineRule="auto"/>
-              <w:jc w:val="center"/>
-            </w:pPr>
-            <w:sdt>
-              <w:sdtPr>
-                <w:alias w:val="Unit"/>
                 <w:tag w:val="field_1137"/>
                 <w:id w:val="1137"/>
                 <w:text/>
@@ -2977,7 +3057,7 @@
                     <w:szCs w:val="18"/>
                     <w:lang w:val="en-GB"/>
                   </w:rPr>
-                  <w:t xml:space="preserve">Enter Unit</w:t>
+                  <w:t xml:space="preserve">Qty</w:t>
                 </w:r>
               </w:sdtContent>
             </w:sdt>
@@ -2985,6 +3065,42 @@
         </w:tc>
         <w:tc>
           <w:tcPr>
+            <w:tcW w:w="850" w:type="dxa"/>
+            <w:tcBorders>
+              <w:bottom w:val="single" w:sz="4" w:space="0" w:color="BCACA7"/>
+            </w:tcBorders>
+            <w:vAlign w:val="center"/>
+          </w:tcPr>
+          <w:p>
+            <w:pPr>
+              <w:keepNext/>
+              <w:spacing w:before="0" w:after="0" w:line="250" w:lineRule="auto"/>
+              <w:jc w:val="center"/>
+            </w:pPr>
+            <w:sdt>
+              <w:sdtPr>
+                <w:alias w:val="Unit"/>
+                <w:tag w:val="field_1138"/>
+                <w:id w:val="1138"/>
+                <w:text/>
+              </w:sdtPr>
+              <w:sdtContent>
+                <w:r>
+                  <w:rPr>
+                    <w:rFonts w:ascii="Inter" w:hAnsi="Inter" w:eastAsia="Inter" w:cs="Inter"/>
+                    <w:color w:val="12171D"/>
+                    <w:sz w:val="18"/>
+                    <w:szCs w:val="18"/>
+                    <w:lang w:val="en-GB"/>
+                  </w:rPr>
+                  <w:t xml:space="preserve">Unit</w:t>
+                </w:r>
+              </w:sdtContent>
+            </w:sdt>
+          </w:p>
+        </w:tc>
+        <w:tc>
+          <w:tcPr>
             <w:tcW w:w="2250" w:type="dxa"/>
             <w:tcBorders>
               <w:bottom w:val="single" w:sz="4" w:space="0" w:color="BCACA7"/>
@@ -3000,8 +3116,8 @@
             <w:sdt>
               <w:sdtPr>
                 <w:alias w:val="Unit Price"/>
-                <w:tag w:val="field_1138"/>
-                <w:id w:val="1138"/>
+                <w:tag w:val="field_1139"/>
+                <w:id w:val="1139"/>
                 <w:text/>
               </w:sdtPr>
               <w:sdtContent>
@@ -3074,8 +3190,9 @@
               <w:rPr>
                 <w:rFonts w:ascii="Inter" w:hAnsi="Inter" w:eastAsia="Inter" w:cs="Inter"/>
                 <w:color w:val="12171D"/>
-                <w:sz w:val="18"/>
-                <w:szCs w:val="18"/>
+                <w:spacing w:val="13"/>
+                <w:sz w:val="16"/>
+                <w:szCs w:val="16"/>
                 <w:lang w:val="en-GB"/>
               </w:rPr>
               <w:t xml:space="preserve">SUBTOTAL</w:t>
@@ -3087,8 +3204,8 @@
               <w:rPr>
                 <w:rFonts w:ascii="Noto Sans Arabic" w:hAnsi="Noto Sans Arabic" w:eastAsia="Noto Sans Arabic" w:cs="Noto Sans Arabic"/>
                 <w:color w:val="12171D"/>
-                <w:sz w:val="20"/>
-                <w:szCs w:val="20"/>
+                <w:sz w:val="21"/>
+                <w:szCs w:val="21"/>
                 <w:rtl w:val="1"/>
                 <w:lang w:val="ar-SA" w:bidi="ar-SA"/>
               </w:rPr>
@@ -3151,8 +3268,9 @@
               <w:rPr>
                 <w:rFonts w:ascii="Inter" w:hAnsi="Inter" w:eastAsia="Inter" w:cs="Inter"/>
                 <w:color w:val="12171D"/>
-                <w:sz w:val="18"/>
-                <w:szCs w:val="18"/>
+                <w:spacing w:val="13"/>
+                <w:sz w:val="16"/>
+                <w:szCs w:val="16"/>
                 <w:lang w:val="en-GB"/>
               </w:rPr>
               <w:t xml:space="preserve">VAT RATE (%)</w:t>
@@ -3164,8 +3282,8 @@
               <w:rPr>
                 <w:rFonts w:ascii="Noto Sans Arabic" w:hAnsi="Noto Sans Arabic" w:eastAsia="Noto Sans Arabic" w:cs="Noto Sans Arabic"/>
                 <w:color w:val="12171D"/>
-                <w:sz w:val="20"/>
-                <w:szCs w:val="20"/>
+                <w:sz w:val="21"/>
+                <w:szCs w:val="21"/>
                 <w:rtl w:val="1"/>
                 <w:lang w:val="ar-SA" w:bidi="ar-SA"/>
               </w:rPr>
@@ -3190,8 +3308,8 @@
             <w:sdt>
               <w:sdtPr>
                 <w:alias w:val="VAT Rate"/>
-                <w:tag w:val="field_1139"/>
-                <w:id w:val="1139"/>
+                <w:tag w:val="field_1140"/>
+                <w:id w:val="1140"/>
                 <w:text/>
               </w:sdtPr>
               <w:sdtContent>
@@ -3236,8 +3354,9 @@
               <w:rPr>
                 <w:rFonts w:ascii="Inter" w:hAnsi="Inter" w:eastAsia="Inter" w:cs="Inter"/>
                 <w:color w:val="12171D"/>
-                <w:sz w:val="18"/>
-                <w:szCs w:val="18"/>
+                <w:spacing w:val="13"/>
+                <w:sz w:val="16"/>
+                <w:szCs w:val="16"/>
                 <w:lang w:val="en-GB"/>
               </w:rPr>
               <w:t xml:space="preserve">VAT AMOUNT (SAR)</w:t>
@@ -3249,8 +3368,8 @@
               <w:rPr>
                 <w:rFonts w:ascii="Noto Sans Arabic" w:hAnsi="Noto Sans Arabic" w:eastAsia="Noto Sans Arabic" w:cs="Noto Sans Arabic"/>
                 <w:color w:val="12171D"/>
-                <w:sz w:val="20"/>
-                <w:szCs w:val="20"/>
+                <w:sz w:val="21"/>
+                <w:szCs w:val="21"/>
                 <w:rtl w:val="1"/>
                 <w:lang w:val="ar-SA" w:bidi="ar-SA"/>
               </w:rPr>
@@ -3313,8 +3432,9 @@
               <w:rPr>
                 <w:rFonts w:ascii="Jost" w:hAnsi="Jost" w:eastAsia="Jost" w:cs="Jost"/>
                 <w:color w:val="12171D"/>
-                <w:sz w:val="21"/>
-                <w:szCs w:val="21"/>
+                <w:spacing w:val="20"/>
+                <w:sz w:val="24"/>
+                <w:szCs w:val="24"/>
                 <w:lang w:val="en-GB"/>
               </w:rPr>
               <w:t xml:space="preserve">TOTAL</w:t>
@@ -3326,8 +3446,8 @@
               <w:rPr>
                 <w:rFonts w:ascii="Noto Sans Arabic" w:hAnsi="Noto Sans Arabic" w:eastAsia="Noto Sans Arabic" w:cs="Noto Sans Arabic"/>
                 <w:color w:val="12171D"/>
-                <w:sz w:val="22"/>
-                <w:szCs w:val="22"/>
+                <w:sz w:val="24"/>
+                <w:szCs w:val="24"/>
                 <w:rtl w:val="1"/>
                 <w:lang w:val="ar-SA" w:bidi="ar-SA"/>
               </w:rPr>
@@ -3349,18 +3469,20 @@
               <w:spacing w:before="0" w:after="0" w:line="250" w:lineRule="auto"/>
               <w:jc w:val="right"/>
             </w:pPr>
+            <w:bookmarkStart w:id="9021" w:name="DocTotal"/>
             <w:fldSimple w:instr="=B7+B9 \# &quot;#,##0.00&quot;">
               <w:r>
                 <w:rPr>
                   <w:rFonts w:ascii="Jost" w:hAnsi="Jost" w:eastAsia="Jost" w:cs="Jost"/>
                   <w:color w:val="12171D"/>
-                  <w:sz w:val="21"/>
-                  <w:szCs w:val="21"/>
+                  <w:sz w:val="24"/>
+                  <w:szCs w:val="24"/>
                   <w:lang w:val="en-GB"/>
                 </w:rPr>
                 <w:t xml:space="preserve">0.00</w:t>
               </w:r>
             </w:fldSimple>
+            <w:bookmarkEnd w:id="9021"/>
           </w:p>
         </w:tc>
       </w:tr>
@@ -3378,27 +3500,26 @@
       <w:tblPr>
         <w:tblW w:w="9072" w:type="dxa"/>
         <w:tblBorders>
-          <w:top w:val="single" w:sz="4" w:space="0" w:color="BCACA7"/>
-          <w:left w:val="single" w:sz="4" w:space="0" w:color="BCACA7"/>
-          <w:bottom w:val="single" w:sz="4" w:space="0" w:color="BCACA7"/>
-          <w:right w:val="single" w:sz="4" w:space="0" w:color="BCACA7"/>
-          <w:insideH w:val="single" w:sz="4" w:space="0" w:color="BCACA7"/>
-          <w:insideV w:val="single" w:sz="4" w:space="0" w:color="BCACA7"/>
+          <w:top w:val="nil"/>
+          <w:left w:val="nil"/>
+          <w:bottom w:val="nil"/>
+          <w:right w:val="nil"/>
+          <w:insideH w:val="nil"/>
+          <w:insideV w:val="nil"/>
         </w:tblBorders>
         <w:tblLayout w:type="fixed"/>
         <w:tblCellMar>
-          <w:top w:w="40" w:type="dxa"/>
+          <w:top w:w="50" w:type="dxa"/>
           <w:left w:w="85" w:type="dxa"/>
-          <w:bottom w:w="40" w:type="dxa"/>
+          <w:bottom w:w="70" w:type="dxa"/>
           <w:right w:w="85" w:type="dxa"/>
         </w:tblCellMar>
         <w:tblLook w:firstRow="1" w:lastRow="0" w:firstColumn="0" w:lastColumn="0" w:noHBand="0" w:noVBand="1"/>
       </w:tblPr>
       <w:tblGrid>
-        <w:gridCol w:w="2250"/>
-        <w:gridCol w:w="2286"/>
-        <w:gridCol w:w="2250"/>
-        <w:gridCol w:w="2286"/>
+        <w:gridCol w:w="4336"/>
+        <w:gridCol w:w="400"/>
+        <w:gridCol w:w="4336"/>
       </w:tblGrid>
       <w:tr>
         <w:trPr>
@@ -3406,8 +3527,8 @@
         </w:trPr>
         <w:tc>
           <w:tcPr>
-            <w:tcW w:w="4536" w:type="dxa"/>
-            <w:gridSpan w:val="2"/>
+            <w:tcW w:w="4336" w:type="dxa"/>
+            <w:gridSpan w:val="1"/>
             <w:tcBorders>
               <w:top w:val="nil"/>
               <w:left w:val="nil"/>
@@ -3428,6 +3549,7 @@
               <w:rPr>
                 <w:rFonts w:ascii="Jost" w:hAnsi="Jost" w:eastAsia="Jost" w:cs="Jost"/>
                 <w:color w:val="12171D"/>
+                <w:spacing w:val="34"/>
                 <w:sz w:val="21"/>
                 <w:szCs w:val="21"/>
                 <w:lang w:val="en-GB"/>
@@ -3438,7 +3560,7 @@
         </w:tc>
         <w:tc>
           <w:tcPr>
-            <w:tcW w:w="4536" w:type="dxa"/>
+            <w:tcW w:w="4736" w:type="dxa"/>
             <w:gridSpan w:val="2"/>
             <w:tcBorders>
               <w:top w:val="nil"/>
@@ -3476,57 +3598,47 @@
         </w:trPr>
         <w:tc>
           <w:tcPr>
-            <w:tcW w:w="2250" w:type="dxa"/>
-            <w:tcBorders>
-              <w:bottom w:val="single" w:sz="4" w:space="0" w:color="BCACA7"/>
-            </w:tcBorders>
-            <w:vAlign w:val="center"/>
-          </w:tcPr>
-          <w:p>
-            <w:pPr>
-              <w:keepNext/>
-              <w:spacing w:before="0" w:after="10" w:line="250" w:lineRule="auto"/>
-              <w:jc w:val="left"/>
-            </w:pPr>
-            <w:r>
-              <w:rPr>
-                <w:rFonts w:ascii="Inter" w:hAnsi="Inter" w:eastAsia="Inter" w:cs="Inter"/>
-                <w:color w:val="12171D"/>
-                <w:sz w:val="18"/>
-                <w:szCs w:val="18"/>
+            <w:tcW w:w="4336" w:type="dxa"/>
+            <w:tcBorders>
+              <w:bottom w:val="single" w:sz="4" w:space="0" w:color="BCACA7"/>
+            </w:tcBorders>
+            <w:vAlign w:val="top"/>
+          </w:tcPr>
+          <w:p>
+            <w:pPr>
+              <w:keepNext/>
+              <w:tabs>
+                <w:tab w:val="right" w:pos="4166"/>
+              </w:tabs>
+              <w:spacing w:before="0" w:after="30" w:line="250" w:lineRule="auto"/>
+              <w:jc w:val="left"/>
+            </w:pPr>
+            <w:r>
+              <w:rPr>
+                <w:rFonts w:ascii="Inter" w:hAnsi="Inter" w:eastAsia="Inter" w:cs="Inter"/>
+                <w:color w:val="12171D"/>
+                <w:spacing w:val="13"/>
+                <w:sz w:val="16"/>
+                <w:szCs w:val="16"/>
                 <w:lang w:val="en-GB"/>
               </w:rPr>
               <w:t xml:space="preserve">DELIVER TO</w:t>
             </w:r>
-          </w:p>
-          <w:p>
-            <w:pPr>
-              <w:keepNext/>
-              <w:bidi w:val="1"/>
-              <w:spacing w:before="0" w:after="0" w:line="250" w:lineRule="auto"/>
-              <w:jc w:val="start"/>
-            </w:pPr>
+            <w:r>
+              <w:tab/>
+            </w:r>
             <w:r>
               <w:rPr>
                 <w:rFonts w:ascii="Noto Sans Arabic" w:hAnsi="Noto Sans Arabic" w:eastAsia="Noto Sans Arabic" w:cs="Noto Sans Arabic"/>
                 <w:color w:val="12171D"/>
-                <w:sz w:val="20"/>
-                <w:szCs w:val="20"/>
+                <w:sz w:val="21"/>
+                <w:szCs w:val="21"/>
                 <w:rtl w:val="1"/>
                 <w:lang w:val="ar-SA" w:bidi="ar-SA"/>
               </w:rPr>
               <w:t xml:space="preserve">جهة التسليم</w:t>
             </w:r>
           </w:p>
-        </w:tc>
-        <w:tc>
-          <w:tcPr>
-            <w:tcW w:w="2286" w:type="dxa"/>
-            <w:tcBorders>
-              <w:bottom w:val="single" w:sz="4" w:space="0" w:color="BCACA7"/>
-            </w:tcBorders>
-            <w:vAlign w:val="center"/>
-          </w:tcPr>
           <w:p>
             <w:pPr>
               <w:keepNext/>
@@ -3536,8 +3648,8 @@
             <w:sdt>
               <w:sdtPr>
                 <w:alias w:val="Recipient / Department"/>
-                <w:tag w:val="field_1140"/>
-                <w:id w:val="1140"/>
+                <w:tag w:val="field_1141"/>
+                <w:id w:val="1141"/>
                 <w:text/>
               </w:sdtPr>
               <w:sdtContent>
@@ -3557,57 +3669,59 @@
         </w:tc>
         <w:tc>
           <w:tcPr>
-            <w:tcW w:w="2250" w:type="dxa"/>
-            <w:tcBorders>
-              <w:bottom w:val="single" w:sz="4" w:space="0" w:color="BCACA7"/>
-            </w:tcBorders>
+            <w:tcW w:w="400" w:type="dxa"/>
             <w:vAlign w:val="center"/>
           </w:tcPr>
           <w:p>
             <w:pPr>
-              <w:keepNext/>
-              <w:spacing w:before="0" w:after="10" w:line="250" w:lineRule="auto"/>
-              <w:jc w:val="left"/>
-            </w:pPr>
-            <w:r>
-              <w:rPr>
-                <w:rFonts w:ascii="Inter" w:hAnsi="Inter" w:eastAsia="Inter" w:cs="Inter"/>
-                <w:color w:val="12171D"/>
-                <w:sz w:val="18"/>
-                <w:szCs w:val="18"/>
+              <w:spacing w:before="0" w:after="0" w:line="250" w:lineRule="auto"/>
+              <w:jc w:val="left"/>
+            </w:pPr>
+          </w:p>
+        </w:tc>
+        <w:tc>
+          <w:tcPr>
+            <w:tcW w:w="4336" w:type="dxa"/>
+            <w:tcBorders>
+              <w:bottom w:val="single" w:sz="4" w:space="0" w:color="BCACA7"/>
+            </w:tcBorders>
+            <w:vAlign w:val="top"/>
+          </w:tcPr>
+          <w:p>
+            <w:pPr>
+              <w:keepNext/>
+              <w:tabs>
+                <w:tab w:val="right" w:pos="4166"/>
+              </w:tabs>
+              <w:spacing w:before="0" w:after="30" w:line="250" w:lineRule="auto"/>
+              <w:jc w:val="left"/>
+            </w:pPr>
+            <w:r>
+              <w:rPr>
+                <w:rFonts w:ascii="Inter" w:hAnsi="Inter" w:eastAsia="Inter" w:cs="Inter"/>
+                <w:color w:val="12171D"/>
+                <w:spacing w:val="13"/>
+                <w:sz w:val="16"/>
+                <w:szCs w:val="16"/>
                 <w:lang w:val="en-GB"/>
               </w:rPr>
               <w:t xml:space="preserve">DELIVERY ADDRESS</w:t>
             </w:r>
-          </w:p>
-          <w:p>
-            <w:pPr>
-              <w:keepNext/>
-              <w:bidi w:val="1"/>
-              <w:spacing w:before="0" w:after="0" w:line="250" w:lineRule="auto"/>
-              <w:jc w:val="start"/>
-            </w:pPr>
+            <w:r>
+              <w:tab/>
+            </w:r>
             <w:r>
               <w:rPr>
                 <w:rFonts w:ascii="Noto Sans Arabic" w:hAnsi="Noto Sans Arabic" w:eastAsia="Noto Sans Arabic" w:cs="Noto Sans Arabic"/>
                 <w:color w:val="12171D"/>
-                <w:sz w:val="20"/>
-                <w:szCs w:val="20"/>
+                <w:sz w:val="21"/>
+                <w:szCs w:val="21"/>
                 <w:rtl w:val="1"/>
                 <w:lang w:val="ar-SA" w:bidi="ar-SA"/>
               </w:rPr>
               <w:t xml:space="preserve">عنوان التسليم</w:t>
             </w:r>
           </w:p>
-        </w:tc>
-        <w:tc>
-          <w:tcPr>
-            <w:tcW w:w="2286" w:type="dxa"/>
-            <w:tcBorders>
-              <w:bottom w:val="single" w:sz="4" w:space="0" w:color="BCACA7"/>
-            </w:tcBorders>
-            <w:vAlign w:val="center"/>
-          </w:tcPr>
           <w:p>
             <w:pPr>
               <w:keepNext/>
@@ -3617,8 +3731,8 @@
             <w:sdt>
               <w:sdtPr>
                 <w:alias w:val="Delivery Address"/>
-                <w:tag w:val="field_1141"/>
-                <w:id w:val="1141"/>
+                <w:tag w:val="field_1142"/>
+                <w:id w:val="1142"/>
                 <w:text/>
               </w:sdtPr>
               <w:sdtContent>
@@ -3643,135 +3757,50 @@
         </w:trPr>
         <w:tc>
           <w:tcPr>
-            <w:tcW w:w="2250" w:type="dxa"/>
-            <w:tcBorders>
-              <w:bottom w:val="single" w:sz="4" w:space="0" w:color="BCACA7"/>
-            </w:tcBorders>
-            <w:vAlign w:val="center"/>
-          </w:tcPr>
-          <w:p>
-            <w:pPr>
-              <w:spacing w:before="0" w:after="10" w:line="250" w:lineRule="auto"/>
-              <w:jc w:val="left"/>
-            </w:pPr>
-            <w:r>
-              <w:rPr>
-                <w:rFonts w:ascii="Inter" w:hAnsi="Inter" w:eastAsia="Inter" w:cs="Inter"/>
-                <w:color w:val="12171D"/>
-                <w:sz w:val="18"/>
-                <w:szCs w:val="18"/>
-                <w:lang w:val="en-GB"/>
-              </w:rPr>
-              <w:t xml:space="preserve">REQUESTED DELIVERY DATE</w:t>
-            </w:r>
-          </w:p>
-          <w:p>
-            <w:pPr>
-              <w:bidi w:val="1"/>
-              <w:spacing w:before="0" w:after="0" w:line="250" w:lineRule="auto"/>
-              <w:jc w:val="start"/>
-            </w:pPr>
+            <w:tcW w:w="4336" w:type="dxa"/>
+            <w:tcBorders>
+              <w:bottom w:val="single" w:sz="4" w:space="0" w:color="BCACA7"/>
+            </w:tcBorders>
+            <w:vAlign w:val="top"/>
+          </w:tcPr>
+          <w:p>
+            <w:pPr>
+              <w:keepNext/>
+              <w:tabs>
+                <w:tab w:val="right" w:pos="4166"/>
+              </w:tabs>
+              <w:spacing w:before="0" w:after="30" w:line="250" w:lineRule="auto"/>
+              <w:jc w:val="left"/>
+            </w:pPr>
+            <w:r>
+              <w:rPr>
+                <w:rFonts w:ascii="Inter" w:hAnsi="Inter" w:eastAsia="Inter" w:cs="Inter"/>
+                <w:color w:val="12171D"/>
+                <w:spacing w:val="13"/>
+                <w:sz w:val="16"/>
+                <w:szCs w:val="16"/>
+                <w:lang w:val="en-GB"/>
+              </w:rPr>
+              <w:t xml:space="preserve">BILLING ADDRESS</w:t>
+            </w:r>
+            <w:r>
+              <w:tab/>
+            </w:r>
             <w:r>
               <w:rPr>
                 <w:rFonts w:ascii="Noto Sans Arabic" w:hAnsi="Noto Sans Arabic" w:eastAsia="Noto Sans Arabic" w:cs="Noto Sans Arabic"/>
                 <w:color w:val="12171D"/>
-                <w:sz w:val="20"/>
-                <w:szCs w:val="20"/>
+                <w:sz w:val="21"/>
+                <w:szCs w:val="21"/>
                 <w:rtl w:val="1"/>
                 <w:lang w:val="ar-SA" w:bidi="ar-SA"/>
               </w:rPr>
-              <w:t xml:space="preserve">تاريخ التسليم المطلوب</w:t>
-            </w:r>
-          </w:p>
-        </w:tc>
-        <w:tc>
-          <w:tcPr>
-            <w:tcW w:w="2286" w:type="dxa"/>
-            <w:tcBorders>
-              <w:bottom w:val="single" w:sz="4" w:space="0" w:color="BCACA7"/>
-            </w:tcBorders>
-            <w:vAlign w:val="center"/>
-          </w:tcPr>
-          <w:p>
-            <w:pPr>
-              <w:spacing w:before="0" w:after="0" w:line="250" w:lineRule="auto"/>
-              <w:jc w:val="left"/>
-            </w:pPr>
-            <w:sdt>
-              <w:sdtPr>
-                <w:alias w:val="Requested Delivery Date | DD/MM/YYYY (Gregorian)"/>
-                <w:tag w:val="field_1142"/>
-                <w:id w:val="1142"/>
-                <w:text/>
-              </w:sdtPr>
-              <w:sdtContent>
-                <w:r>
-                  <w:rPr>
-                    <w:rFonts w:ascii="Inter" w:hAnsi="Inter" w:eastAsia="Inter" w:cs="Inter"/>
-                    <w:color w:val="12171D"/>
-                    <w:sz w:val="18"/>
-                    <w:szCs w:val="18"/>
-                    <w:lang w:val="en-GB"/>
-                  </w:rPr>
-                  <w:t xml:space="preserve">Enter Requested Delivery Date - DD/MM/YYYY (Gregorian)</w:t>
-                </w:r>
-              </w:sdtContent>
-            </w:sdt>
-          </w:p>
-        </w:tc>
-        <w:tc>
-          <w:tcPr>
-            <w:tcW w:w="2250" w:type="dxa"/>
-            <w:tcBorders>
-              <w:bottom w:val="single" w:sz="4" w:space="0" w:color="BCACA7"/>
-            </w:tcBorders>
-            <w:vAlign w:val="center"/>
-          </w:tcPr>
-          <w:p>
-            <w:pPr>
-              <w:spacing w:before="0" w:after="10" w:line="250" w:lineRule="auto"/>
-              <w:jc w:val="left"/>
-            </w:pPr>
-            <w:r>
-              <w:rPr>
-                <w:rFonts w:ascii="Inter" w:hAnsi="Inter" w:eastAsia="Inter" w:cs="Inter"/>
-                <w:color w:val="12171D"/>
-                <w:sz w:val="18"/>
-                <w:szCs w:val="18"/>
-                <w:lang w:val="en-GB"/>
-              </w:rPr>
-              <w:t xml:space="preserve">BILLING ADDRESS</w:t>
-            </w:r>
-          </w:p>
-          <w:p>
-            <w:pPr>
-              <w:bidi w:val="1"/>
-              <w:spacing w:before="0" w:after="0" w:line="250" w:lineRule="auto"/>
-              <w:jc w:val="start"/>
-            </w:pPr>
-            <w:r>
-              <w:rPr>
-                <w:rFonts w:ascii="Noto Sans Arabic" w:hAnsi="Noto Sans Arabic" w:eastAsia="Noto Sans Arabic" w:cs="Noto Sans Arabic"/>
-                <w:color w:val="12171D"/>
-                <w:sz w:val="20"/>
-                <w:szCs w:val="20"/>
-                <w:rtl w:val="1"/>
-                <w:lang w:val="ar-SA" w:bidi="ar-SA"/>
-              </w:rPr>
               <w:t xml:space="preserve">عنوان الفوترة</w:t>
             </w:r>
           </w:p>
-        </w:tc>
-        <w:tc>
-          <w:tcPr>
-            <w:tcW w:w="2286" w:type="dxa"/>
-            <w:tcBorders>
-              <w:bottom w:val="single" w:sz="4" w:space="0" w:color="BCACA7"/>
-            </w:tcBorders>
-            <w:vAlign w:val="center"/>
-          </w:tcPr>
-          <w:p>
-            <w:pPr>
+          <w:p>
+            <w:pPr>
+              <w:keepNext/>
               <w:spacing w:before="0" w:after="0" w:line="250" w:lineRule="auto"/>
               <w:jc w:val="left"/>
             </w:pPr>
@@ -3797,64 +3826,64 @@
             </w:sdt>
           </w:p>
         </w:tc>
-      </w:tr>
-      <w:tr>
-        <w:trPr>
-          <w:cantSplit/>
-        </w:trPr>
-        <w:tc>
-          <w:tcPr>
-            <w:tcW w:w="2250" w:type="dxa"/>
-            <w:tcBorders>
-              <w:bottom w:val="single" w:sz="4" w:space="0" w:color="BCACA7"/>
-            </w:tcBorders>
+        <w:tc>
+          <w:tcPr>
+            <w:tcW w:w="400" w:type="dxa"/>
             <w:vAlign w:val="center"/>
           </w:tcPr>
           <w:p>
             <w:pPr>
-              <w:spacing w:before="0" w:after="10" w:line="250" w:lineRule="auto"/>
-              <w:jc w:val="left"/>
-            </w:pPr>
-            <w:r>
-              <w:rPr>
-                <w:rFonts w:ascii="Inter" w:hAnsi="Inter" w:eastAsia="Inter" w:cs="Inter"/>
-                <w:color w:val="12171D"/>
-                <w:sz w:val="18"/>
-                <w:szCs w:val="18"/>
-                <w:lang w:val="en-GB"/>
-              </w:rPr>
-              <w:t xml:space="preserve">SHIPPING / DELIVERY TERMS</w:t>
-            </w:r>
-          </w:p>
-          <w:p>
-            <w:pPr>
-              <w:bidi w:val="1"/>
-              <w:spacing w:before="0" w:after="0" w:line="250" w:lineRule="auto"/>
-              <w:jc w:val="start"/>
-            </w:pPr>
+              <w:spacing w:before="0" w:after="0" w:line="250" w:lineRule="auto"/>
+              <w:jc w:val="left"/>
+            </w:pPr>
+          </w:p>
+        </w:tc>
+        <w:tc>
+          <w:tcPr>
+            <w:tcW w:w="4336" w:type="dxa"/>
+            <w:tcBorders>
+              <w:bottom w:val="single" w:sz="4" w:space="0" w:color="BCACA7"/>
+            </w:tcBorders>
+            <w:vAlign w:val="top"/>
+          </w:tcPr>
+          <w:p>
+            <w:pPr>
+              <w:keepNext/>
+              <w:tabs>
+                <w:tab w:val="right" w:pos="4166"/>
+              </w:tabs>
+              <w:spacing w:before="0" w:after="30" w:line="250" w:lineRule="auto"/>
+              <w:jc w:val="left"/>
+            </w:pPr>
+            <w:r>
+              <w:rPr>
+                <w:rFonts w:ascii="Inter" w:hAnsi="Inter" w:eastAsia="Inter" w:cs="Inter"/>
+                <w:color w:val="12171D"/>
+                <w:spacing w:val="13"/>
+                <w:sz w:val="16"/>
+                <w:szCs w:val="16"/>
+                <w:lang w:val="en-GB"/>
+              </w:rPr>
+              <w:t xml:space="preserve">SHIPPING TERMS</w:t>
+            </w:r>
+            <w:r>
+              <w:tab/>
+            </w:r>
             <w:r>
               <w:rPr>
                 <w:rFonts w:ascii="Noto Sans Arabic" w:hAnsi="Noto Sans Arabic" w:eastAsia="Noto Sans Arabic" w:cs="Noto Sans Arabic"/>
                 <w:color w:val="12171D"/>
-                <w:sz w:val="20"/>
-                <w:szCs w:val="20"/>
+                <w:sz w:val="21"/>
+                <w:szCs w:val="21"/>
                 <w:rtl w:val="1"/>
                 <w:lang w:val="ar-SA" w:bidi="ar-SA"/>
               </w:rPr>
               <w:t xml:space="preserve">شروط الشحن والتسليم</w:t>
             </w:r>
           </w:p>
-        </w:tc>
-        <w:tc>
-          <w:tcPr>
-            <w:tcW w:w="2286" w:type="dxa"/>
-            <w:tcBorders>
-              <w:bottom w:val="single" w:sz="4" w:space="0" w:color="BCACA7"/>
-            </w:tcBorders>
-            <w:vAlign w:val="center"/>
-          </w:tcPr>
-          <w:p>
-            <w:pPr>
+          <w:p>
+            <w:pPr>
+              <w:keepNext/>
               <w:spacing w:before="0" w:after="0" w:line="250" w:lineRule="auto"/>
               <w:jc w:val="left"/>
             </w:pPr>
@@ -3880,57 +3909,53 @@
             </w:sdt>
           </w:p>
         </w:tc>
-        <w:tc>
-          <w:tcPr>
-            <w:tcW w:w="2250" w:type="dxa"/>
-            <w:tcBorders>
-              <w:bottom w:val="single" w:sz="4" w:space="0" w:color="BCACA7"/>
-            </w:tcBorders>
-            <w:vAlign w:val="center"/>
-          </w:tcPr>
-          <w:p>
-            <w:pPr>
-              <w:spacing w:before="0" w:after="10" w:line="250" w:lineRule="auto"/>
-              <w:jc w:val="left"/>
-            </w:pPr>
-            <w:r>
-              <w:rPr>
-                <w:rFonts w:ascii="Inter" w:hAnsi="Inter" w:eastAsia="Inter" w:cs="Inter"/>
-                <w:color w:val="12171D"/>
-                <w:sz w:val="18"/>
-                <w:szCs w:val="18"/>
+      </w:tr>
+      <w:tr>
+        <w:trPr>
+          <w:cantSplit/>
+        </w:trPr>
+        <w:tc>
+          <w:tcPr>
+            <w:tcW w:w="4336" w:type="dxa"/>
+            <w:tcBorders>
+              <w:bottom w:val="single" w:sz="4" w:space="0" w:color="BCACA7"/>
+            </w:tcBorders>
+            <w:vAlign w:val="top"/>
+          </w:tcPr>
+          <w:p>
+            <w:pPr>
+              <w:tabs>
+                <w:tab w:val="right" w:pos="4166"/>
+              </w:tabs>
+              <w:spacing w:before="0" w:after="30" w:line="250" w:lineRule="auto"/>
+              <w:jc w:val="left"/>
+            </w:pPr>
+            <w:r>
+              <w:rPr>
+                <w:rFonts w:ascii="Inter" w:hAnsi="Inter" w:eastAsia="Inter" w:cs="Inter"/>
+                <w:color w:val="12171D"/>
+                <w:spacing w:val="13"/>
+                <w:sz w:val="16"/>
+                <w:szCs w:val="16"/>
                 <w:lang w:val="en-GB"/>
               </w:rPr>
               <w:t xml:space="preserve">SPECIAL INSTRUCTIONS</w:t>
             </w:r>
-          </w:p>
-          <w:p>
-            <w:pPr>
-              <w:bidi w:val="1"/>
-              <w:spacing w:before="0" w:after="0" w:line="250" w:lineRule="auto"/>
-              <w:jc w:val="start"/>
-            </w:pPr>
+            <w:r>
+              <w:tab/>
+            </w:r>
             <w:r>
               <w:rPr>
                 <w:rFonts w:ascii="Noto Sans Arabic" w:hAnsi="Noto Sans Arabic" w:eastAsia="Noto Sans Arabic" w:cs="Noto Sans Arabic"/>
                 <w:color w:val="12171D"/>
-                <w:sz w:val="20"/>
-                <w:szCs w:val="20"/>
+                <w:sz w:val="21"/>
+                <w:szCs w:val="21"/>
                 <w:rtl w:val="1"/>
                 <w:lang w:val="ar-SA" w:bidi="ar-SA"/>
               </w:rPr>
               <w:t xml:space="preserve">تعليمات خاصة</w:t>
             </w:r>
           </w:p>
-        </w:tc>
-        <w:tc>
-          <w:tcPr>
-            <w:tcW w:w="2286" w:type="dxa"/>
-            <w:tcBorders>
-              <w:bottom w:val="single" w:sz="4" w:space="0" w:color="BCACA7"/>
-            </w:tcBorders>
-            <w:vAlign w:val="center"/>
-          </w:tcPr>
           <w:p>
             <w:pPr>
               <w:spacing w:before="0" w:after="0" w:line="250" w:lineRule="auto"/>
@@ -3958,63 +3983,60 @@
             </w:sdt>
           </w:p>
         </w:tc>
-      </w:tr>
-      <w:tr>
-        <w:trPr>
-          <w:cantSplit/>
-        </w:trPr>
-        <w:tc>
-          <w:tcPr>
-            <w:tcW w:w="2250" w:type="dxa"/>
-            <w:tcBorders>
-              <w:bottom w:val="single" w:sz="4" w:space="0" w:color="BCACA7"/>
-            </w:tcBorders>
+        <w:tc>
+          <w:tcPr>
+            <w:tcW w:w="400" w:type="dxa"/>
             <w:vAlign w:val="center"/>
           </w:tcPr>
           <w:p>
             <w:pPr>
-              <w:spacing w:before="0" w:after="10" w:line="250" w:lineRule="auto"/>
-              <w:jc w:val="left"/>
-            </w:pPr>
-            <w:r>
-              <w:rPr>
-                <w:rFonts w:ascii="Inter" w:hAnsi="Inter" w:eastAsia="Inter" w:cs="Inter"/>
-                <w:color w:val="12171D"/>
-                <w:sz w:val="18"/>
-                <w:szCs w:val="18"/>
+              <w:spacing w:before="0" w:after="0" w:line="250" w:lineRule="auto"/>
+              <w:jc w:val="left"/>
+            </w:pPr>
+          </w:p>
+        </w:tc>
+        <w:tc>
+          <w:tcPr>
+            <w:tcW w:w="4336" w:type="dxa"/>
+            <w:tcBorders>
+              <w:bottom w:val="single" w:sz="4" w:space="0" w:color="BCACA7"/>
+            </w:tcBorders>
+            <w:vAlign w:val="top"/>
+          </w:tcPr>
+          <w:p>
+            <w:pPr>
+              <w:tabs>
+                <w:tab w:val="right" w:pos="4166"/>
+              </w:tabs>
+              <w:spacing w:before="0" w:after="30" w:line="250" w:lineRule="auto"/>
+              <w:jc w:val="left"/>
+            </w:pPr>
+            <w:r>
+              <w:rPr>
+                <w:rFonts w:ascii="Inter" w:hAnsi="Inter" w:eastAsia="Inter" w:cs="Inter"/>
+                <w:color w:val="12171D"/>
+                <w:spacing w:val="13"/>
+                <w:sz w:val="16"/>
+                <w:szCs w:val="16"/>
                 <w:lang w:val="en-GB"/>
               </w:rPr>
               <w:t xml:space="preserve">PAYMENT TERMS</w:t>
             </w:r>
-          </w:p>
-          <w:p>
-            <w:pPr>
-              <w:bidi w:val="1"/>
-              <w:spacing w:before="0" w:after="0" w:line="250" w:lineRule="auto"/>
-              <w:jc w:val="start"/>
-            </w:pPr>
+            <w:r>
+              <w:tab/>
+            </w:r>
             <w:r>
               <w:rPr>
                 <w:rFonts w:ascii="Noto Sans Arabic" w:hAnsi="Noto Sans Arabic" w:eastAsia="Noto Sans Arabic" w:cs="Noto Sans Arabic"/>
                 <w:color w:val="12171D"/>
-                <w:sz w:val="20"/>
-                <w:szCs w:val="20"/>
+                <w:sz w:val="21"/>
+                <w:szCs w:val="21"/>
                 <w:rtl w:val="1"/>
                 <w:lang w:val="ar-SA" w:bidi="ar-SA"/>
               </w:rPr>
               <w:t xml:space="preserve">شروط الدفع</w:t>
             </w:r>
           </w:p>
-        </w:tc>
-        <w:tc>
-          <w:tcPr>
-            <w:tcW w:w="6822" w:type="dxa"/>
-            <w:gridSpan w:val="3"/>
-            <w:tcBorders>
-              <w:bottom w:val="single" w:sz="4" w:space="0" w:color="BCACA7"/>
-            </w:tcBorders>
-            <w:vAlign w:val="center"/>
-          </w:tcPr>
           <w:p>
             <w:pPr>
               <w:spacing w:before="0" w:after="0" w:line="250" w:lineRule="auto"/>

--- a/documents/working/business-stationery-20261027/GEM_Purchase_Order_Template_working.docx
+++ b/documents/working/business-stationery-20261027/GEM_Purchase_Order_Template_working.docx
@@ -2448,7 +2448,7 @@
                     <w:szCs w:val="18"/>
                     <w:lang w:val="en-GB"/>
                   </w:rPr>
-                  <w:t xml:space="preserve">Qty</w:t>
+                  <w:t xml:space="preserve">0</w:t>
                 </w:r>
               </w:sdtContent>
             </w:sdt>
@@ -2520,7 +2520,7 @@
                     <w:szCs w:val="18"/>
                     <w:lang w:val="en-GB"/>
                   </w:rPr>
-                  <w:t xml:space="preserve">Enter Unit Price</w:t>
+                  <w:t xml:space="preserve">0.00</w:t>
                 </w:r>
               </w:sdtContent>
             </w:sdt>
@@ -2651,7 +2651,7 @@
                     <w:szCs w:val="18"/>
                     <w:lang w:val="en-GB"/>
                   </w:rPr>
-                  <w:t xml:space="preserve">Qty</w:t>
+                  <w:t xml:space="preserve">0</w:t>
                 </w:r>
               </w:sdtContent>
             </w:sdt>
@@ -2723,7 +2723,7 @@
                     <w:szCs w:val="18"/>
                     <w:lang w:val="en-GB"/>
                   </w:rPr>
-                  <w:t xml:space="preserve">Enter Unit Price</w:t>
+                  <w:t xml:space="preserve">0.00</w:t>
                 </w:r>
               </w:sdtContent>
             </w:sdt>
@@ -2854,7 +2854,7 @@
                     <w:szCs w:val="18"/>
                     <w:lang w:val="en-GB"/>
                   </w:rPr>
-                  <w:t xml:space="preserve">Qty</w:t>
+                  <w:t xml:space="preserve">0</w:t>
                 </w:r>
               </w:sdtContent>
             </w:sdt>
@@ -2926,7 +2926,7 @@
                     <w:szCs w:val="18"/>
                     <w:lang w:val="en-GB"/>
                   </w:rPr>
-                  <w:t xml:space="preserve">Enter Unit Price</w:t>
+                  <w:t xml:space="preserve">0.00</w:t>
                 </w:r>
               </w:sdtContent>
             </w:sdt>
@@ -3057,7 +3057,7 @@
                     <w:szCs w:val="18"/>
                     <w:lang w:val="en-GB"/>
                   </w:rPr>
-                  <w:t xml:space="preserve">Qty</w:t>
+                  <w:t xml:space="preserve">0</w:t>
                 </w:r>
               </w:sdtContent>
             </w:sdt>
@@ -3129,7 +3129,7 @@
                     <w:szCs w:val="18"/>
                     <w:lang w:val="en-GB"/>
                   </w:rPr>
-                  <w:t xml:space="preserve">Enter Unit Price</w:t>
+                  <w:t xml:space="preserve">0.00</w:t>
                 </w:r>
               </w:sdtContent>
             </w:sdt>

--- a/documents/working/business-stationery-20261027/GEM_Purchase_Order_Template_working.docx
+++ b/documents/working/business-stationery-20261027/GEM_Purchase_Order_Template_working.docx
@@ -212,7 +212,7 @@
                 <w:szCs w:val="18"/>
                 <w:lang w:val="en-GB"/>
               </w:rPr>
-              <w:t xml:space="preserve">Enter reference number</w:t>
+              <w:t xml:space="preserve">Reference no.</w:t>
             </w:r>
             <w:r>
               <w:rPr>
@@ -294,7 +294,7 @@
                     <w:szCs w:val="18"/>
                     <w:lang w:val="en-GB"/>
                   </w:rPr>
-                  <w:t xml:space="preserve">DD/MM/YYYY (Gregorian)</w:t>
+                  <w:t xml:space="preserve">DD/MM/YYYY</w:t>
                 </w:r>
               </w:sdtContent>
             </w:sdt>
@@ -368,7 +368,7 @@
                     <w:szCs w:val="18"/>
                     <w:lang w:val="en-GB"/>
                   </w:rPr>
-                  <w:t xml:space="preserve">DD/MM/YYYY (Gregorian)</w:t>
+                  <w:t xml:space="preserve">DD/MM/YYYY</w:t>
                 </w:r>
               </w:sdtContent>
             </w:sdt>
@@ -697,7 +697,7 @@
                     <w:szCs w:val="18"/>
                     <w:lang w:val="en-GB"/>
                   </w:rPr>
-                  <w:t xml:space="preserve">Enter Registered Legal Name (Trading Name: GEM)</w:t>
+                  <w:t xml:space="preserve">Registered Legal Name</w:t>
                 </w:r>
               </w:sdtContent>
             </w:sdt>
@@ -780,7 +780,7 @@
                     <w:szCs w:val="18"/>
                     <w:lang w:val="en-GB"/>
                   </w:rPr>
-                  <w:t xml:space="preserve">Enter Supplier Registered Name</w:t>
+                  <w:t xml:space="preserve">Supplier Registered Name</w:t>
                 </w:r>
               </w:sdtContent>
             </w:sdt>
@@ -854,7 +854,7 @@
                     <w:szCs w:val="18"/>
                     <w:lang w:val="en-GB"/>
                   </w:rPr>
-                  <w:t xml:space="preserve">Enter Business / National Address</w:t>
+                  <w:t xml:space="preserve">Business / National Address</w:t>
                 </w:r>
               </w:sdtContent>
             </w:sdt>
@@ -935,7 +935,7 @@
                     <w:szCs w:val="18"/>
                     <w:lang w:val="en-GB"/>
                   </w:rPr>
-                  <w:t xml:space="preserve">Enter Supplier Address</w:t>
+                  <w:t xml:space="preserve">Supplier Address</w:t>
                 </w:r>
               </w:sdtContent>
             </w:sdt>
@@ -1009,7 +1009,7 @@
                     <w:szCs w:val="18"/>
                     <w:lang w:val="en-GB"/>
                   </w:rPr>
-                  <w:t xml:space="preserve">Enter Tax Identifier</w:t>
+                  <w:t xml:space="preserve">Tax Identifier</w:t>
                 </w:r>
               </w:sdtContent>
             </w:sdt>
@@ -1090,7 +1090,7 @@
                     <w:szCs w:val="18"/>
                     <w:lang w:val="en-GB"/>
                   </w:rPr>
-                  <w:t xml:space="preserve">Enter Supplier Tax Identifier, if applicable</w:t>
+                  <w:t xml:space="preserve">Supplier Tax Identifier</w:t>
                 </w:r>
               </w:sdtContent>
             </w:sdt>
@@ -1164,7 +1164,7 @@
                     <w:szCs w:val="18"/>
                     <w:lang w:val="en-GB"/>
                   </w:rPr>
-                  <w:t xml:space="preserve">Enter Commercial Registration No.</w:t>
+                  <w:t xml:space="preserve">Commercial Registration No.</w:t>
                 </w:r>
               </w:sdtContent>
             </w:sdt>
@@ -1245,7 +1245,7 @@
                     <w:szCs w:val="18"/>
                     <w:lang w:val="en-GB"/>
                   </w:rPr>
-                  <w:t xml:space="preserve">Enter Supplier Contact</w:t>
+                  <w:t xml:space="preserve">Supplier Contact</w:t>
                 </w:r>
               </w:sdtContent>
             </w:sdt>
@@ -1390,7 +1390,7 @@
                     <w:szCs w:val="18"/>
                     <w:lang w:val="en-GB"/>
                   </w:rPr>
-                  <w:t xml:space="preserve">Enter Supplier Email</w:t>
+                  <w:t xml:space="preserve">Supplier Email</w:t>
                 </w:r>
               </w:sdtContent>
             </w:sdt>
@@ -1535,7 +1535,7 @@
                     <w:szCs w:val="18"/>
                     <w:lang w:val="en-GB"/>
                   </w:rPr>
-                  <w:t xml:space="preserve">Enter Supplier Phone</w:t>
+                  <w:t xml:space="preserve">Supplier Phone</w:t>
                 </w:r>
               </w:sdtContent>
             </w:sdt>
@@ -1805,7 +1805,7 @@
                     <w:szCs w:val="18"/>
                     <w:lang w:val="en-GB"/>
                   </w:rPr>
-                  <w:t xml:space="preserve">Enter Quotation Reference</w:t>
+                  <w:t xml:space="preserve">Quotation Reference</w:t>
                 </w:r>
               </w:sdtContent>
             </w:sdt>
@@ -1888,7 +1888,7 @@
                     <w:szCs w:val="18"/>
                     <w:lang w:val="en-GB"/>
                   </w:rPr>
-                  <w:t xml:space="preserve">Enter RFQ Reference</w:t>
+                  <w:t xml:space="preserve">RFQ Reference</w:t>
                 </w:r>
               </w:sdtContent>
             </w:sdt>
@@ -3661,7 +3661,7 @@
                     <w:szCs w:val="18"/>
                     <w:lang w:val="en-GB"/>
                   </w:rPr>
-                  <w:t xml:space="preserve">Enter Recipient / Department</w:t>
+                  <w:t xml:space="preserve">Recipient / Department</w:t>
                 </w:r>
               </w:sdtContent>
             </w:sdt>
@@ -3744,7 +3744,7 @@
                     <w:szCs w:val="18"/>
                     <w:lang w:val="en-GB"/>
                   </w:rPr>
-                  <w:t xml:space="preserve">Enter Delivery Address</w:t>
+                  <w:t xml:space="preserve">Delivery Address</w:t>
                 </w:r>
               </w:sdtContent>
             </w:sdt>
@@ -3820,7 +3820,7 @@
                     <w:szCs w:val="18"/>
                     <w:lang w:val="en-GB"/>
                   </w:rPr>
-                  <w:t xml:space="preserve">Enter Billing Address</w:t>
+                  <w:t xml:space="preserve">Billing Address</w:t>
                 </w:r>
               </w:sdtContent>
             </w:sdt>
@@ -3903,7 +3903,7 @@
                     <w:szCs w:val="18"/>
                     <w:lang w:val="en-GB"/>
                   </w:rPr>
-                  <w:t xml:space="preserve">Enter Agreed Shipping / Delivery Terms</w:t>
+                  <w:t xml:space="preserve">Agreed Shipping / Delivery Terms</w:t>
                 </w:r>
               </w:sdtContent>
             </w:sdt>
@@ -3977,7 +3977,7 @@
                     <w:szCs w:val="18"/>
                     <w:lang w:val="en-GB"/>
                   </w:rPr>
-                  <w:t xml:space="preserve">Enter Special Instructions, if any</w:t>
+                  <w:t xml:space="preserve">Special Instructions</w:t>
                 </w:r>
               </w:sdtContent>
             </w:sdt>
@@ -4058,7 +4058,7 @@
                     <w:szCs w:val="18"/>
                     <w:lang w:val="en-GB"/>
                   </w:rPr>
-                  <w:t xml:space="preserve">Enter Agreed Payment Terms</w:t>
+                  <w:t xml:space="preserve">Agreed Payment Terms</w:t>
                 </w:r>
               </w:sdtContent>
             </w:sdt>
@@ -4569,7 +4569,7 @@
         <w:szCs w:val="16"/>
         <w:lang w:val="en-GB"/>
       </w:rPr>
-      <w:t xml:space="preserve">Enter reference number</w:t>
+      <w:t xml:space="preserve">Reference no.</w:t>
     </w:r>
     <w:r>
       <w:rPr>

--- a/documents/working/business-stationery-20261027/GEM_Purchase_Order_Template_working.docx
+++ b/documents/working/business-stationery-20261027/GEM_Purchase_Order_Template_working.docx
@@ -1983,9 +1983,9 @@
         </w:tblBorders>
         <w:tblLayout w:type="fixed"/>
         <w:tblCellMar>
-          <w:top w:w="50" w:type="dxa"/>
+          <w:top w:w="25" w:type="dxa"/>
           <w:left w:w="85" w:type="dxa"/>
-          <w:bottom w:w="60" w:type="dxa"/>
+          <w:bottom w:w="35" w:type="dxa"/>
           <w:right w:w="85" w:type="dxa"/>
         </w:tblCellMar>
         <w:tblLook w:firstRow="1" w:lastRow="0" w:firstColumn="0" w:lastColumn="0" w:noHBand="0" w:noVBand="1"/>

--- a/documents/working/business-stationery-20261027/GEM_Purchase_Order_Template_working.docx
+++ b/documents/working/business-stationery-20261027/GEM_Purchase_Order_Template_working.docx
@@ -2366,7 +2366,6 @@
           </w:tcPr>
           <w:p>
             <w:pPr>
-              <w:keepNext/>
               <w:spacing w:before="0" w:after="0" w:line="250" w:lineRule="auto"/>
               <w:jc w:val="center"/>
             </w:pPr>
@@ -2392,7 +2391,6 @@
           </w:tcPr>
           <w:p>
             <w:pPr>
-              <w:keepNext/>
               <w:spacing w:before="0" w:after="0" w:line="250" w:lineRule="auto"/>
               <w:jc w:val="left"/>
             </w:pPr>
@@ -2412,7 +2410,7 @@
                     <w:szCs w:val="18"/>
                     <w:lang w:val="en-GB"/>
                   </w:rPr>
-                  <w:t xml:space="preserve">Enter Description</w:t>
+                  <w:t xml:space="preserve">Description</w:t>
                 </w:r>
               </w:sdtContent>
             </w:sdt>
@@ -2428,7 +2426,6 @@
           </w:tcPr>
           <w:p>
             <w:pPr>
-              <w:keepNext/>
               <w:spacing w:before="0" w:after="0" w:line="250" w:lineRule="auto"/>
               <w:jc w:val="center"/>
             </w:pPr>
@@ -2464,7 +2461,6 @@
           </w:tcPr>
           <w:p>
             <w:pPr>
-              <w:keepNext/>
               <w:spacing w:before="0" w:after="0" w:line="250" w:lineRule="auto"/>
               <w:jc w:val="center"/>
             </w:pPr>
@@ -2500,7 +2496,6 @@
           </w:tcPr>
           <w:p>
             <w:pPr>
-              <w:keepNext/>
               <w:spacing w:before="0" w:after="0" w:line="250" w:lineRule="auto"/>
               <w:jc w:val="right"/>
             </w:pPr>
@@ -2536,7 +2531,6 @@
           </w:tcPr>
           <w:p>
             <w:pPr>
-              <w:keepNext/>
               <w:spacing w:before="0" w:after="0" w:line="250" w:lineRule="auto"/>
               <w:jc w:val="right"/>
             </w:pPr>
@@ -2569,7 +2563,6 @@
           </w:tcPr>
           <w:p>
             <w:pPr>
-              <w:keepNext/>
               <w:spacing w:before="0" w:after="0" w:line="250" w:lineRule="auto"/>
               <w:jc w:val="center"/>
             </w:pPr>
@@ -2595,7 +2588,6 @@
           </w:tcPr>
           <w:p>
             <w:pPr>
-              <w:keepNext/>
               <w:spacing w:before="0" w:after="0" w:line="250" w:lineRule="auto"/>
               <w:jc w:val="left"/>
             </w:pPr>
@@ -2615,7 +2607,7 @@
                     <w:szCs w:val="18"/>
                     <w:lang w:val="en-GB"/>
                   </w:rPr>
-                  <w:t xml:space="preserve">Enter Description</w:t>
+                  <w:t xml:space="preserve">Description</w:t>
                 </w:r>
               </w:sdtContent>
             </w:sdt>
@@ -2631,7 +2623,6 @@
           </w:tcPr>
           <w:p>
             <w:pPr>
-              <w:keepNext/>
               <w:spacing w:before="0" w:after="0" w:line="250" w:lineRule="auto"/>
               <w:jc w:val="center"/>
             </w:pPr>
@@ -2667,7 +2658,6 @@
           </w:tcPr>
           <w:p>
             <w:pPr>
-              <w:keepNext/>
               <w:spacing w:before="0" w:after="0" w:line="250" w:lineRule="auto"/>
               <w:jc w:val="center"/>
             </w:pPr>
@@ -2703,7 +2693,6 @@
           </w:tcPr>
           <w:p>
             <w:pPr>
-              <w:keepNext/>
               <w:spacing w:before="0" w:after="0" w:line="250" w:lineRule="auto"/>
               <w:jc w:val="right"/>
             </w:pPr>
@@ -2739,7 +2728,6 @@
           </w:tcPr>
           <w:p>
             <w:pPr>
-              <w:keepNext/>
               <w:spacing w:before="0" w:after="0" w:line="250" w:lineRule="auto"/>
               <w:jc w:val="right"/>
             </w:pPr>
@@ -2772,7 +2760,6 @@
           </w:tcPr>
           <w:p>
             <w:pPr>
-              <w:keepNext/>
               <w:spacing w:before="0" w:after="0" w:line="250" w:lineRule="auto"/>
               <w:jc w:val="center"/>
             </w:pPr>
@@ -2798,7 +2785,6 @@
           </w:tcPr>
           <w:p>
             <w:pPr>
-              <w:keepNext/>
               <w:spacing w:before="0" w:after="0" w:line="250" w:lineRule="auto"/>
               <w:jc w:val="left"/>
             </w:pPr>
@@ -2818,7 +2804,7 @@
                     <w:szCs w:val="18"/>
                     <w:lang w:val="en-GB"/>
                   </w:rPr>
-                  <w:t xml:space="preserve">Enter Description</w:t>
+                  <w:t xml:space="preserve">Description</w:t>
                 </w:r>
               </w:sdtContent>
             </w:sdt>
@@ -2834,7 +2820,6 @@
           </w:tcPr>
           <w:p>
             <w:pPr>
-              <w:keepNext/>
               <w:spacing w:before="0" w:after="0" w:line="250" w:lineRule="auto"/>
               <w:jc w:val="center"/>
             </w:pPr>
@@ -2870,7 +2855,6 @@
           </w:tcPr>
           <w:p>
             <w:pPr>
-              <w:keepNext/>
               <w:spacing w:before="0" w:after="0" w:line="250" w:lineRule="auto"/>
               <w:jc w:val="center"/>
             </w:pPr>
@@ -2906,7 +2890,6 @@
           </w:tcPr>
           <w:p>
             <w:pPr>
-              <w:keepNext/>
               <w:spacing w:before="0" w:after="0" w:line="250" w:lineRule="auto"/>
               <w:jc w:val="right"/>
             </w:pPr>
@@ -2942,7 +2925,6 @@
           </w:tcPr>
           <w:p>
             <w:pPr>
-              <w:keepNext/>
               <w:spacing w:before="0" w:after="0" w:line="250" w:lineRule="auto"/>
               <w:jc w:val="right"/>
             </w:pPr>
@@ -3021,7 +3003,7 @@
                     <w:szCs w:val="18"/>
                     <w:lang w:val="en-GB"/>
                   </w:rPr>
-                  <w:t xml:space="preserve">Enter Description</w:t>
+                  <w:t xml:space="preserve">Description</w:t>
                 </w:r>
               </w:sdtContent>
             </w:sdt>

--- a/documents/working/business-stationery-20261027/GEM_Purchase_Order_Template_working.docx
+++ b/documents/working/business-stationery-20261027/GEM_Purchase_Order_Template_working.docx
@@ -1671,8 +1671,8 @@
         </w:trPr>
         <w:tc>
           <w:tcPr>
-            <w:tcW w:w="4336" w:type="dxa"/>
-            <w:gridSpan w:val="1"/>
+            <w:tcW w:w="9072" w:type="dxa"/>
+            <w:gridSpan w:val="3"/>
             <w:tcBorders>
               <w:top w:val="nil"/>
               <w:left w:val="nil"/>
@@ -1685,8 +1685,10 @@
             <w:pPr>
               <w:pStyle w:val="Heading1"/>
               <w:keepNext/>
+              <w:tabs>
+                <w:tab w:val="right" w:pos="8902"/>
+              </w:tabs>
               <w:spacing w:before="160" w:after="40" w:line="250" w:lineRule="auto"/>
-              <w:ind w:start="-85"/>
               <w:jc w:val="left"/>
             </w:pPr>
             <w:r>
@@ -1700,28 +1702,9 @@
               </w:rPr>
               <w:t xml:space="preserve">REFERENCES</w:t>
             </w:r>
-          </w:p>
-        </w:tc>
-        <w:tc>
-          <w:tcPr>
-            <w:tcW w:w="4736" w:type="dxa"/>
-            <w:gridSpan w:val="2"/>
-            <w:tcBorders>
-              <w:top w:val="nil"/>
-              <w:left w:val="nil"/>
-              <w:bottom w:val="single" w:sz="8" w:space="0" w:color="BCACA7"/>
-              <w:right w:val="nil"/>
-            </w:tcBorders>
-            <w:vAlign w:val="bottom"/>
-          </w:tcPr>
-          <w:p>
-            <w:pPr>
-              <w:keepNext/>
-              <w:bidi w:val="1"/>
-              <w:spacing w:before="160" w:after="40" w:line="250" w:lineRule="auto"/>
-              <w:ind w:start="-85"/>
-              <w:jc w:val="start"/>
-            </w:pPr>
+            <w:r>
+              <w:tab/>
+            </w:r>
             <w:r>
               <w:rPr>
                 <w:rFonts w:ascii="Noto Sans Arabic" w:hAnsi="Noto Sans Arabic" w:eastAsia="Noto Sans Arabic" w:cs="Noto Sans Arabic"/>
@@ -2005,8 +1988,8 @@
         </w:trPr>
         <w:tc>
           <w:tcPr>
-            <w:tcW w:w="3720" w:type="dxa"/>
-            <w:gridSpan w:val="3"/>
+            <w:tcW w:w="9072" w:type="dxa"/>
+            <w:gridSpan w:val="6"/>
             <w:tcBorders>
               <w:top w:val="nil"/>
               <w:left w:val="nil"/>
@@ -2019,8 +2002,10 @@
             <w:pPr>
               <w:pStyle w:val="Heading1"/>
               <w:keepNext/>
+              <w:tabs>
+                <w:tab w:val="right" w:pos="8902"/>
+              </w:tabs>
               <w:spacing w:before="160" w:after="40" w:line="250" w:lineRule="auto"/>
-              <w:ind w:start="-85"/>
               <w:jc w:val="left"/>
             </w:pPr>
             <w:r>
@@ -2034,28 +2019,9 @@
               </w:rPr>
               <w:t xml:space="preserve">ITEMS OR SERVICES</w:t>
             </w:r>
-          </w:p>
-        </w:tc>
-        <w:tc>
-          <w:tcPr>
-            <w:tcW w:w="5352" w:type="dxa"/>
-            <w:gridSpan w:val="3"/>
-            <w:tcBorders>
-              <w:top w:val="nil"/>
-              <w:left w:val="nil"/>
-              <w:bottom w:val="single" w:sz="8" w:space="0" w:color="BCACA7"/>
-              <w:right w:val="nil"/>
-            </w:tcBorders>
-            <w:vAlign w:val="bottom"/>
-          </w:tcPr>
-          <w:p>
-            <w:pPr>
-              <w:keepNext/>
-              <w:bidi w:val="1"/>
-              <w:spacing w:before="160" w:after="40" w:line="250" w:lineRule="auto"/>
-              <w:ind w:start="-85"/>
-              <w:jc w:val="start"/>
-            </w:pPr>
+            <w:r>
+              <w:tab/>
+            </w:r>
             <w:r>
               <w:rPr>
                 <w:rFonts w:ascii="Noto Sans Arabic" w:hAnsi="Noto Sans Arabic" w:eastAsia="Noto Sans Arabic" w:cs="Noto Sans Arabic"/>
@@ -2366,6 +2332,7 @@
           </w:tcPr>
           <w:p>
             <w:pPr>
+              <w:keepNext/>
               <w:spacing w:before="0" w:after="0" w:line="250" w:lineRule="auto"/>
               <w:jc w:val="center"/>
             </w:pPr>
@@ -2391,6 +2358,7 @@
           </w:tcPr>
           <w:p>
             <w:pPr>
+              <w:keepNext/>
               <w:spacing w:before="0" w:after="0" w:line="250" w:lineRule="auto"/>
               <w:jc w:val="left"/>
             </w:pPr>
@@ -2426,6 +2394,7 @@
           </w:tcPr>
           <w:p>
             <w:pPr>
+              <w:keepNext/>
               <w:spacing w:before="0" w:after="0" w:line="250" w:lineRule="auto"/>
               <w:jc w:val="center"/>
             </w:pPr>
@@ -2461,6 +2430,7 @@
           </w:tcPr>
           <w:p>
             <w:pPr>
+              <w:keepNext/>
               <w:spacing w:before="0" w:after="0" w:line="250" w:lineRule="auto"/>
               <w:jc w:val="center"/>
             </w:pPr>
@@ -2496,6 +2466,7 @@
           </w:tcPr>
           <w:p>
             <w:pPr>
+              <w:keepNext/>
               <w:spacing w:before="0" w:after="0" w:line="250" w:lineRule="auto"/>
               <w:jc w:val="right"/>
             </w:pPr>
@@ -2531,6 +2502,7 @@
           </w:tcPr>
           <w:p>
             <w:pPr>
+              <w:keepNext/>
               <w:spacing w:before="0" w:after="0" w:line="250" w:lineRule="auto"/>
               <w:jc w:val="right"/>
             </w:pPr>
@@ -2563,6 +2535,7 @@
           </w:tcPr>
           <w:p>
             <w:pPr>
+              <w:keepNext/>
               <w:spacing w:before="0" w:after="0" w:line="250" w:lineRule="auto"/>
               <w:jc w:val="center"/>
             </w:pPr>
@@ -2588,6 +2561,7 @@
           </w:tcPr>
           <w:p>
             <w:pPr>
+              <w:keepNext/>
               <w:spacing w:before="0" w:after="0" w:line="250" w:lineRule="auto"/>
               <w:jc w:val="left"/>
             </w:pPr>
@@ -2623,6 +2597,7 @@
           </w:tcPr>
           <w:p>
             <w:pPr>
+              <w:keepNext/>
               <w:spacing w:before="0" w:after="0" w:line="250" w:lineRule="auto"/>
               <w:jc w:val="center"/>
             </w:pPr>
@@ -2658,6 +2633,7 @@
           </w:tcPr>
           <w:p>
             <w:pPr>
+              <w:keepNext/>
               <w:spacing w:before="0" w:after="0" w:line="250" w:lineRule="auto"/>
               <w:jc w:val="center"/>
             </w:pPr>
@@ -2693,6 +2669,7 @@
           </w:tcPr>
           <w:p>
             <w:pPr>
+              <w:keepNext/>
               <w:spacing w:before="0" w:after="0" w:line="250" w:lineRule="auto"/>
               <w:jc w:val="right"/>
             </w:pPr>
@@ -2728,6 +2705,7 @@
           </w:tcPr>
           <w:p>
             <w:pPr>
+              <w:keepNext/>
               <w:spacing w:before="0" w:after="0" w:line="250" w:lineRule="auto"/>
               <w:jc w:val="right"/>
             </w:pPr>
@@ -3509,8 +3487,8 @@
         </w:trPr>
         <w:tc>
           <w:tcPr>
-            <w:tcW w:w="4336" w:type="dxa"/>
-            <w:gridSpan w:val="1"/>
+            <w:tcW w:w="9072" w:type="dxa"/>
+            <w:gridSpan w:val="3"/>
             <w:tcBorders>
               <w:top w:val="nil"/>
               <w:left w:val="nil"/>
@@ -3523,8 +3501,10 @@
             <w:pPr>
               <w:pStyle w:val="Heading1"/>
               <w:keepNext/>
+              <w:tabs>
+                <w:tab w:val="right" w:pos="8902"/>
+              </w:tabs>
               <w:spacing w:before="160" w:after="40" w:line="250" w:lineRule="auto"/>
-              <w:ind w:start="-85"/>
               <w:jc w:val="left"/>
             </w:pPr>
             <w:r>
@@ -3538,28 +3518,9 @@
               </w:rPr>
               <w:t xml:space="preserve">DELIVERY AND BILLING</w:t>
             </w:r>
-          </w:p>
-        </w:tc>
-        <w:tc>
-          <w:tcPr>
-            <w:tcW w:w="4736" w:type="dxa"/>
-            <w:gridSpan w:val="2"/>
-            <w:tcBorders>
-              <w:top w:val="nil"/>
-              <w:left w:val="nil"/>
-              <w:bottom w:val="single" w:sz="8" w:space="0" w:color="BCACA7"/>
-              <w:right w:val="nil"/>
-            </w:tcBorders>
-            <w:vAlign w:val="bottom"/>
-          </w:tcPr>
-          <w:p>
-            <w:pPr>
-              <w:keepNext/>
-              <w:bidi w:val="1"/>
-              <w:spacing w:before="160" w:after="40" w:line="250" w:lineRule="auto"/>
-              <w:ind w:start="-85"/>
-              <w:jc w:val="start"/>
-            </w:pPr>
+            <w:r>
+              <w:tab/>
+            </w:r>
             <w:r>
               <w:rPr>
                 <w:rFonts w:ascii="Noto Sans Arabic" w:hAnsi="Noto Sans Arabic" w:eastAsia="Noto Sans Arabic" w:cs="Noto Sans Arabic"/>

--- a/documents/working/business-stationery-20261027/GEM_Purchase_Order_Template_working.docx
+++ b/documents/working/business-stationery-20261027/GEM_Purchase_Order_Template_working.docx
@@ -444,7 +444,7 @@
                 <w:szCs w:val="30"/>
                 <w:lang w:val="en-GB"/>
               </w:rPr>
-              <w:instrText xml:space="preserve"> REF DocTotal </w:instrText>
+              <w:instrText xml:space="preserve"> REF DocTotal \* MERGEFORMAT </w:instrText>
             </w:r>
             <w:r>
               <w:rPr>
